--- a/pr_report.docx
+++ b/pr_report.docx
@@ -44,7 +44,7 @@
           <w:color w:val="9CA3AF"/>
           <w:sz w:val="20"/>
         </w:rPr>
-        <w:t>Generated: March 04, 2026 at 11:42</w:t>
+        <w:t>Generated: March 04, 2026 at 11:51</w:t>
       </w:r>
     </w:p>
     <w:p>
@@ -129,7 +129,7 @@
                 <w:color w:val="059669"/>
                 <w:sz w:val="36"/>
               </w:rPr>
-              <w:t>8</w:t>
+              <w:t>7</w:t>
             </w:r>
           </w:p>
         </w:tc>
@@ -179,7 +179,7 @@
                 <w:color w:val="D97706"/>
                 <w:sz w:val="36"/>
               </w:rPr>
-              <w:t>+434/-163</w:t>
+              <w:t>+435/-163</w:t>
             </w:r>
           </w:p>
         </w:tc>
@@ -406,9 +406,11 @@
           <w:color w:val="1F2937"/>
           <w:sz w:val="21"/>
         </w:rPr>
-        <w:t>- **Key Contributors**: The repository is primarily driven by two authors, likiita and Janiyamt, with likiita responsible for 6 out of 10 PRs (mostly small updates to .gitignore and app.py) and Janiyamt handling the remaining 4 (including larger testing-focused changes).
-- **Types of Changes**: PRs are predominantly minor documentation tweaks, such as updating comments in .gitignore (e.g., PRs #3,4,7,8,11,12) and app.py (PRs #5,6); a few involve substantial code additions to Python files and workflows for testing purposes (PRs #9,10), with one labeled as a bug fix attempt.
-- **Review Culture**: There is no evidence of collaborative review, as all PRs have zero approvals, zero change requests, and zero review comments; most are self-merged by authors on the same day, indicating a solo development or experimental workflow without formal peer review processes.</w:t>
+        <w:t>- **Key Contributors**: The project is primarily driven by two individuals—Janiyamt (author of PRs #9-13, focusing on testing and larger code changes) and Likiita (author of PRs #4-8, emphasizing small updates to .gitignore and app.py related to OCI services).</w:t>
+        <w:br/>
+        <w:t>- **Types of Changes**: Most PRs involve minor modifications to .gitignore (e.g., adding comments for clarity) and app.py, with Janiyamt's contributions including substantial additions to Python files and workflows for testing; themes include testing, bug fixes, and OCI integration, but many lack descriptions.</w:t>
+        <w:br/>
+        <w:t>- **Review Culture**: There is no formal review process evident—all PRs have zero approvals, comments, or requested changes, and authors self-merge immediately, indicating a solo or informal development environment without collaborative oversight.</w:t>
       </w:r>
     </w:p>
     <w:p>
@@ -432,6 +434,667 @@
         </w:rPr>
         <w:t>Pull Request Details</w:t>
       </w:r>
+    </w:p>
+    <w:p>
+      <w:pPr>
+        <w:spacing w:before="280" w:after="80"/>
+      </w:pPr>
+      <w:r>
+        <w:rPr>
+          <w:b/>
+          <w:color w:val="6B7280"/>
+          <w:sz w:val="26"/>
+        </w:rPr>
+        <w:t xml:space="preserve">PR #13 — </w:t>
+      </w:r>
+      <w:r>
+        <w:rPr>
+          <w:b/>
+          <w:color w:val="1F2937"/>
+          <w:sz w:val="26"/>
+        </w:rPr>
+        <w:t>Bot test</w:t>
+      </w:r>
+    </w:p>
+    <w:p>
+      <w:pPr>
+        <w:spacing w:before="80" w:after="240"/>
+        <w:ind w:left="432"/>
+        <w:pBdr>
+          <w:left w:val="single" w:sz="12" w:space="10" w:color="10B981"/>
+        </w:pBdr>
+      </w:pPr>
+      <w:r>
+        <w:rPr>
+          <w:i/>
+          <w:color w:val="1F2937"/>
+          <w:sz w:val="21"/>
+        </w:rPr>
+        <w:t>💡 - This PR, authored by Janiyamt, modifies the .gitignore file by adding 3 lines and removing 1, likely for testing purposes.</w:t>
+        <w:br/>
+        <w:t>- It remains open with no approvals, comments, or reviews involved.</w:t>
+        <w:br/>
+        <w:t>- No description or labels are provided.</w:t>
+      </w:r>
+    </w:p>
+    <w:tbl>
+      <w:tblPr>
+        <w:tblStyle w:val="TableGrid"/>
+        <w:tblW w:type="auto" w:w="0"/>
+        <w:tblLook w:firstColumn="1" w:firstRow="1" w:lastColumn="0" w:lastRow="0" w:noHBand="0" w:noVBand="1" w:val="04A0"/>
+      </w:tblPr>
+      <w:tblGrid>
+        <w:gridCol w:w="4680"/>
+        <w:gridCol w:w="4680"/>
+      </w:tblGrid>
+      <w:tr>
+        <w:tc>
+          <w:tcPr>
+            <w:tcW w:type="dxa" w:w="2592"/>
+            <w:shd w:val="clear" w:color="auto" w:fill="F9FAFB"/>
+            <w:tcBorders>
+              <w:top w:val="single" w:sz="4" w:space="0" w:color="CCCCCC"/>
+              <w:left w:val="single" w:sz="4" w:space="0" w:color="CCCCCC"/>
+              <w:bottom w:val="single" w:sz="4" w:space="0" w:color="CCCCCC"/>
+              <w:right w:val="single" w:sz="4" w:space="0" w:color="CCCCCC"/>
+            </w:tcBorders>
+          </w:tcPr>
+          <w:p>
+            <w:r>
+              <w:rPr>
+                <w:b/>
+                <w:color w:val="1F2937"/>
+                <w:sz w:val="20"/>
+              </w:rPr>
+              <w:t>Author</w:t>
+            </w:r>
+          </w:p>
+        </w:tc>
+        <w:tc>
+          <w:tcPr>
+            <w:tcW w:type="dxa" w:w="8208"/>
+            <w:tcBorders>
+              <w:top w:val="single" w:sz="4" w:space="0" w:color="CCCCCC"/>
+              <w:left w:val="single" w:sz="4" w:space="0" w:color="CCCCCC"/>
+              <w:bottom w:val="single" w:sz="4" w:space="0" w:color="CCCCCC"/>
+              <w:right w:val="single" w:sz="4" w:space="0" w:color="CCCCCC"/>
+            </w:tcBorders>
+          </w:tcPr>
+          <w:p>
+            <w:r>
+              <w:rPr>
+                <w:sz w:val="20"/>
+              </w:rPr>
+              <w:t>Janiyamt</w:t>
+            </w:r>
+          </w:p>
+        </w:tc>
+      </w:tr>
+      <w:tr>
+        <w:tc>
+          <w:tcPr>
+            <w:tcW w:type="dxa" w:w="2592"/>
+            <w:shd w:val="clear" w:color="auto" w:fill="F9FAFB"/>
+            <w:tcBorders>
+              <w:top w:val="single" w:sz="4" w:space="0" w:color="CCCCCC"/>
+              <w:left w:val="single" w:sz="4" w:space="0" w:color="CCCCCC"/>
+              <w:bottom w:val="single" w:sz="4" w:space="0" w:color="CCCCCC"/>
+              <w:right w:val="single" w:sz="4" w:space="0" w:color="CCCCCC"/>
+            </w:tcBorders>
+          </w:tcPr>
+          <w:p>
+            <w:r>
+              <w:rPr>
+                <w:b/>
+                <w:color w:val="1F2937"/>
+                <w:sz w:val="20"/>
+              </w:rPr>
+              <w:t>Labels</w:t>
+            </w:r>
+          </w:p>
+        </w:tc>
+        <w:tc>
+          <w:tcPr>
+            <w:tcW w:type="dxa" w:w="8208"/>
+            <w:tcBorders>
+              <w:top w:val="single" w:sz="4" w:space="0" w:color="CCCCCC"/>
+              <w:left w:val="single" w:sz="4" w:space="0" w:color="CCCCCC"/>
+              <w:bottom w:val="single" w:sz="4" w:space="0" w:color="CCCCCC"/>
+              <w:right w:val="single" w:sz="4" w:space="0" w:color="CCCCCC"/>
+            </w:tcBorders>
+          </w:tcPr>
+          <w:p>
+            <w:r>
+              <w:rPr>
+                <w:sz w:val="20"/>
+              </w:rPr>
+              <w:t>None</w:t>
+            </w:r>
+          </w:p>
+        </w:tc>
+      </w:tr>
+      <w:tr>
+        <w:tc>
+          <w:tcPr>
+            <w:tcW w:type="dxa" w:w="2592"/>
+            <w:shd w:val="clear" w:color="auto" w:fill="F9FAFB"/>
+            <w:tcBorders>
+              <w:top w:val="single" w:sz="4" w:space="0" w:color="CCCCCC"/>
+              <w:left w:val="single" w:sz="4" w:space="0" w:color="CCCCCC"/>
+              <w:bottom w:val="single" w:sz="4" w:space="0" w:color="CCCCCC"/>
+              <w:right w:val="single" w:sz="4" w:space="0" w:color="CCCCCC"/>
+            </w:tcBorders>
+          </w:tcPr>
+          <w:p>
+            <w:r>
+              <w:rPr>
+                <w:b/>
+                <w:color w:val="1F2937"/>
+                <w:sz w:val="20"/>
+              </w:rPr>
+              <w:t>Branch</w:t>
+            </w:r>
+          </w:p>
+        </w:tc>
+        <w:tc>
+          <w:tcPr>
+            <w:tcW w:type="dxa" w:w="8208"/>
+            <w:tcBorders>
+              <w:top w:val="single" w:sz="4" w:space="0" w:color="CCCCCC"/>
+              <w:left w:val="single" w:sz="4" w:space="0" w:color="CCCCCC"/>
+              <w:bottom w:val="single" w:sz="4" w:space="0" w:color="CCCCCC"/>
+              <w:right w:val="single" w:sz="4" w:space="0" w:color="CCCCCC"/>
+            </w:tcBorders>
+          </w:tcPr>
+          <w:p>
+            <w:r>
+              <w:rPr>
+                <w:sz w:val="20"/>
+              </w:rPr>
+              <w:t>bot_test  →  master</w:t>
+            </w:r>
+          </w:p>
+        </w:tc>
+      </w:tr>
+      <w:tr>
+        <w:tc>
+          <w:tcPr>
+            <w:tcW w:type="dxa" w:w="2592"/>
+            <w:shd w:val="clear" w:color="auto" w:fill="F9FAFB"/>
+            <w:tcBorders>
+              <w:top w:val="single" w:sz="4" w:space="0" w:color="CCCCCC"/>
+              <w:left w:val="single" w:sz="4" w:space="0" w:color="CCCCCC"/>
+              <w:bottom w:val="single" w:sz="4" w:space="0" w:color="CCCCCC"/>
+              <w:right w:val="single" w:sz="4" w:space="0" w:color="CCCCCC"/>
+            </w:tcBorders>
+          </w:tcPr>
+          <w:p>
+            <w:r>
+              <w:rPr>
+                <w:b/>
+                <w:color w:val="1F2937"/>
+                <w:sz w:val="20"/>
+              </w:rPr>
+              <w:t>Status</w:t>
+            </w:r>
+          </w:p>
+        </w:tc>
+        <w:tc>
+          <w:tcPr>
+            <w:tcW w:type="dxa" w:w="8208"/>
+            <w:tcBorders>
+              <w:top w:val="single" w:sz="4" w:space="0" w:color="CCCCCC"/>
+              <w:left w:val="single" w:sz="4" w:space="0" w:color="CCCCCC"/>
+              <w:bottom w:val="single" w:sz="4" w:space="0" w:color="CCCCCC"/>
+              <w:right w:val="single" w:sz="4" w:space="0" w:color="CCCCCC"/>
+            </w:tcBorders>
+          </w:tcPr>
+          <w:p>
+            <w:r>
+              <w:rPr>
+                <w:sz w:val="20"/>
+              </w:rPr>
+              <w:t>OPEN</w:t>
+            </w:r>
+          </w:p>
+        </w:tc>
+      </w:tr>
+      <w:tr>
+        <w:tc>
+          <w:tcPr>
+            <w:tcW w:type="dxa" w:w="2592"/>
+            <w:shd w:val="clear" w:color="auto" w:fill="F9FAFB"/>
+            <w:tcBorders>
+              <w:top w:val="single" w:sz="4" w:space="0" w:color="CCCCCC"/>
+              <w:left w:val="single" w:sz="4" w:space="0" w:color="CCCCCC"/>
+              <w:bottom w:val="single" w:sz="4" w:space="0" w:color="CCCCCC"/>
+              <w:right w:val="single" w:sz="4" w:space="0" w:color="CCCCCC"/>
+            </w:tcBorders>
+          </w:tcPr>
+          <w:p>
+            <w:r>
+              <w:rPr>
+                <w:b/>
+                <w:color w:val="1F2937"/>
+                <w:sz w:val="20"/>
+              </w:rPr>
+              <w:t>Merged By</w:t>
+            </w:r>
+          </w:p>
+        </w:tc>
+        <w:tc>
+          <w:tcPr>
+            <w:tcW w:type="dxa" w:w="8208"/>
+            <w:tcBorders>
+              <w:top w:val="single" w:sz="4" w:space="0" w:color="CCCCCC"/>
+              <w:left w:val="single" w:sz="4" w:space="0" w:color="CCCCCC"/>
+              <w:bottom w:val="single" w:sz="4" w:space="0" w:color="CCCCCC"/>
+              <w:right w:val="single" w:sz="4" w:space="0" w:color="CCCCCC"/>
+            </w:tcBorders>
+          </w:tcPr>
+          <w:p>
+            <w:r>
+              <w:rPr>
+                <w:sz w:val="20"/>
+              </w:rPr>
+              <w:t>N/A</w:t>
+            </w:r>
+          </w:p>
+        </w:tc>
+      </w:tr>
+      <w:tr>
+        <w:tc>
+          <w:tcPr>
+            <w:tcW w:type="dxa" w:w="2592"/>
+            <w:shd w:val="clear" w:color="auto" w:fill="F9FAFB"/>
+            <w:tcBorders>
+              <w:top w:val="single" w:sz="4" w:space="0" w:color="CCCCCC"/>
+              <w:left w:val="single" w:sz="4" w:space="0" w:color="CCCCCC"/>
+              <w:bottom w:val="single" w:sz="4" w:space="0" w:color="CCCCCC"/>
+              <w:right w:val="single" w:sz="4" w:space="0" w:color="CCCCCC"/>
+            </w:tcBorders>
+          </w:tcPr>
+          <w:p>
+            <w:r>
+              <w:rPr>
+                <w:b/>
+                <w:color w:val="1F2937"/>
+                <w:sz w:val="20"/>
+              </w:rPr>
+              <w:t>Created</w:t>
+            </w:r>
+          </w:p>
+        </w:tc>
+        <w:tc>
+          <w:tcPr>
+            <w:tcW w:type="dxa" w:w="8208"/>
+            <w:tcBorders>
+              <w:top w:val="single" w:sz="4" w:space="0" w:color="CCCCCC"/>
+              <w:left w:val="single" w:sz="4" w:space="0" w:color="CCCCCC"/>
+              <w:bottom w:val="single" w:sz="4" w:space="0" w:color="CCCCCC"/>
+              <w:right w:val="single" w:sz="4" w:space="0" w:color="CCCCCC"/>
+            </w:tcBorders>
+          </w:tcPr>
+          <w:p>
+            <w:r>
+              <w:rPr>
+                <w:sz w:val="20"/>
+              </w:rPr>
+              <w:t>2026-03-04</w:t>
+            </w:r>
+          </w:p>
+        </w:tc>
+      </w:tr>
+      <w:tr>
+        <w:tc>
+          <w:tcPr>
+            <w:tcW w:type="dxa" w:w="2592"/>
+            <w:shd w:val="clear" w:color="auto" w:fill="F9FAFB"/>
+            <w:tcBorders>
+              <w:top w:val="single" w:sz="4" w:space="0" w:color="CCCCCC"/>
+              <w:left w:val="single" w:sz="4" w:space="0" w:color="CCCCCC"/>
+              <w:bottom w:val="single" w:sz="4" w:space="0" w:color="CCCCCC"/>
+              <w:right w:val="single" w:sz="4" w:space="0" w:color="CCCCCC"/>
+            </w:tcBorders>
+          </w:tcPr>
+          <w:p>
+            <w:r>
+              <w:rPr>
+                <w:b/>
+                <w:color w:val="1F2937"/>
+                <w:sz w:val="20"/>
+              </w:rPr>
+              <w:t>Code Changes</w:t>
+            </w:r>
+          </w:p>
+        </w:tc>
+        <w:tc>
+          <w:tcPr>
+            <w:tcW w:type="dxa" w:w="8208"/>
+            <w:tcBorders>
+              <w:top w:val="single" w:sz="4" w:space="0" w:color="CCCCCC"/>
+              <w:left w:val="single" w:sz="4" w:space="0" w:color="CCCCCC"/>
+              <w:bottom w:val="single" w:sz="4" w:space="0" w:color="CCCCCC"/>
+              <w:right w:val="single" w:sz="4" w:space="0" w:color="CCCCCC"/>
+            </w:tcBorders>
+          </w:tcPr>
+          <w:p>
+            <w:r>
+              <w:rPr>
+                <w:sz w:val="20"/>
+              </w:rPr>
+              <w:t>+3 additions, -1 deletions</w:t>
+            </w:r>
+          </w:p>
+        </w:tc>
+      </w:tr>
+      <w:tr>
+        <w:tc>
+          <w:tcPr>
+            <w:tcW w:type="dxa" w:w="2592"/>
+            <w:shd w:val="clear" w:color="auto" w:fill="F9FAFB"/>
+            <w:tcBorders>
+              <w:top w:val="single" w:sz="4" w:space="0" w:color="CCCCCC"/>
+              <w:left w:val="single" w:sz="4" w:space="0" w:color="CCCCCC"/>
+              <w:bottom w:val="single" w:sz="4" w:space="0" w:color="CCCCCC"/>
+              <w:right w:val="single" w:sz="4" w:space="0" w:color="CCCCCC"/>
+            </w:tcBorders>
+          </w:tcPr>
+          <w:p>
+            <w:r>
+              <w:rPr>
+                <w:b/>
+                <w:color w:val="1F2937"/>
+                <w:sz w:val="20"/>
+              </w:rPr>
+              <w:t>Commits</w:t>
+            </w:r>
+          </w:p>
+        </w:tc>
+        <w:tc>
+          <w:tcPr>
+            <w:tcW w:type="dxa" w:w="8208"/>
+            <w:tcBorders>
+              <w:top w:val="single" w:sz="4" w:space="0" w:color="CCCCCC"/>
+              <w:left w:val="single" w:sz="4" w:space="0" w:color="CCCCCC"/>
+              <w:bottom w:val="single" w:sz="4" w:space="0" w:color="CCCCCC"/>
+              <w:right w:val="single" w:sz="4" w:space="0" w:color="CCCCCC"/>
+            </w:tcBorders>
+          </w:tcPr>
+          <w:p>
+            <w:r>
+              <w:rPr>
+                <w:sz w:val="20"/>
+              </w:rPr>
+              <w:t>4</w:t>
+            </w:r>
+          </w:p>
+        </w:tc>
+      </w:tr>
+      <w:tr>
+        <w:tc>
+          <w:tcPr>
+            <w:tcW w:type="dxa" w:w="2592"/>
+            <w:shd w:val="clear" w:color="auto" w:fill="F9FAFB"/>
+            <w:tcBorders>
+              <w:top w:val="single" w:sz="4" w:space="0" w:color="CCCCCC"/>
+              <w:left w:val="single" w:sz="4" w:space="0" w:color="CCCCCC"/>
+              <w:bottom w:val="single" w:sz="4" w:space="0" w:color="CCCCCC"/>
+              <w:right w:val="single" w:sz="4" w:space="0" w:color="CCCCCC"/>
+            </w:tcBorders>
+          </w:tcPr>
+          <w:p>
+            <w:r>
+              <w:rPr>
+                <w:b/>
+                <w:color w:val="1F2937"/>
+                <w:sz w:val="20"/>
+              </w:rPr>
+              <w:t>Approvals</w:t>
+            </w:r>
+          </w:p>
+        </w:tc>
+        <w:tc>
+          <w:tcPr>
+            <w:tcW w:type="dxa" w:w="8208"/>
+            <w:tcBorders>
+              <w:top w:val="single" w:sz="4" w:space="0" w:color="CCCCCC"/>
+              <w:left w:val="single" w:sz="4" w:space="0" w:color="CCCCCC"/>
+              <w:bottom w:val="single" w:sz="4" w:space="0" w:color="CCCCCC"/>
+              <w:right w:val="single" w:sz="4" w:space="0" w:color="CCCCCC"/>
+            </w:tcBorders>
+          </w:tcPr>
+          <w:p>
+            <w:r>
+              <w:rPr>
+                <w:sz w:val="20"/>
+              </w:rPr>
+              <w:t>None</w:t>
+            </w:r>
+          </w:p>
+        </w:tc>
+      </w:tr>
+      <w:tr>
+        <w:tc>
+          <w:tcPr>
+            <w:tcW w:type="dxa" w:w="2592"/>
+            <w:shd w:val="clear" w:color="auto" w:fill="F9FAFB"/>
+            <w:tcBorders>
+              <w:top w:val="single" w:sz="4" w:space="0" w:color="CCCCCC"/>
+              <w:left w:val="single" w:sz="4" w:space="0" w:color="CCCCCC"/>
+              <w:bottom w:val="single" w:sz="4" w:space="0" w:color="CCCCCC"/>
+              <w:right w:val="single" w:sz="4" w:space="0" w:color="CCCCCC"/>
+            </w:tcBorders>
+          </w:tcPr>
+          <w:p>
+            <w:r>
+              <w:rPr>
+                <w:b/>
+                <w:color w:val="1F2937"/>
+                <w:sz w:val="20"/>
+              </w:rPr>
+              <w:t>Changes Requested</w:t>
+            </w:r>
+          </w:p>
+        </w:tc>
+        <w:tc>
+          <w:tcPr>
+            <w:tcW w:type="dxa" w:w="8208"/>
+            <w:tcBorders>
+              <w:top w:val="single" w:sz="4" w:space="0" w:color="CCCCCC"/>
+              <w:left w:val="single" w:sz="4" w:space="0" w:color="CCCCCC"/>
+              <w:bottom w:val="single" w:sz="4" w:space="0" w:color="CCCCCC"/>
+              <w:right w:val="single" w:sz="4" w:space="0" w:color="CCCCCC"/>
+            </w:tcBorders>
+          </w:tcPr>
+          <w:p>
+            <w:r>
+              <w:rPr>
+                <w:sz w:val="20"/>
+              </w:rPr>
+              <w:t>None</w:t>
+            </w:r>
+          </w:p>
+        </w:tc>
+      </w:tr>
+      <w:tr>
+        <w:tc>
+          <w:tcPr>
+            <w:tcW w:type="dxa" w:w="2592"/>
+            <w:shd w:val="clear" w:color="auto" w:fill="F9FAFB"/>
+            <w:tcBorders>
+              <w:top w:val="single" w:sz="4" w:space="0" w:color="CCCCCC"/>
+              <w:left w:val="single" w:sz="4" w:space="0" w:color="CCCCCC"/>
+              <w:bottom w:val="single" w:sz="4" w:space="0" w:color="CCCCCC"/>
+              <w:right w:val="single" w:sz="4" w:space="0" w:color="CCCCCC"/>
+            </w:tcBorders>
+          </w:tcPr>
+          <w:p>
+            <w:r>
+              <w:rPr>
+                <w:b/>
+                <w:color w:val="1F2937"/>
+                <w:sz w:val="20"/>
+              </w:rPr>
+              <w:t>Comments</w:t>
+            </w:r>
+          </w:p>
+        </w:tc>
+        <w:tc>
+          <w:tcPr>
+            <w:tcW w:type="dxa" w:w="8208"/>
+            <w:tcBorders>
+              <w:top w:val="single" w:sz="4" w:space="0" w:color="CCCCCC"/>
+              <w:left w:val="single" w:sz="4" w:space="0" w:color="CCCCCC"/>
+              <w:bottom w:val="single" w:sz="4" w:space="0" w:color="CCCCCC"/>
+              <w:right w:val="single" w:sz="4" w:space="0" w:color="CCCCCC"/>
+            </w:tcBorders>
+          </w:tcPr>
+          <w:p>
+            <w:r>
+              <w:rPr>
+                <w:sz w:val="20"/>
+              </w:rPr>
+              <w:t>0 general, 0 review</w:t>
+            </w:r>
+          </w:p>
+        </w:tc>
+      </w:tr>
+      <w:tr>
+        <w:tc>
+          <w:tcPr>
+            <w:tcW w:type="dxa" w:w="2592"/>
+            <w:shd w:val="clear" w:color="auto" w:fill="F9FAFB"/>
+            <w:tcBorders>
+              <w:top w:val="single" w:sz="4" w:space="0" w:color="CCCCCC"/>
+              <w:left w:val="single" w:sz="4" w:space="0" w:color="CCCCCC"/>
+              <w:bottom w:val="single" w:sz="4" w:space="0" w:color="CCCCCC"/>
+              <w:right w:val="single" w:sz="4" w:space="0" w:color="CCCCCC"/>
+            </w:tcBorders>
+          </w:tcPr>
+          <w:p>
+            <w:r>
+              <w:rPr>
+                <w:b/>
+                <w:color w:val="1F2937"/>
+                <w:sz w:val="20"/>
+              </w:rPr>
+              <w:t>Files Changed</w:t>
+            </w:r>
+          </w:p>
+        </w:tc>
+        <w:tc>
+          <w:tcPr>
+            <w:tcW w:type="dxa" w:w="8208"/>
+            <w:tcBorders>
+              <w:top w:val="single" w:sz="4" w:space="0" w:color="CCCCCC"/>
+              <w:left w:val="single" w:sz="4" w:space="0" w:color="CCCCCC"/>
+              <w:bottom w:val="single" w:sz="4" w:space="0" w:color="CCCCCC"/>
+              <w:right w:val="single" w:sz="4" w:space="0" w:color="CCCCCC"/>
+            </w:tcBorders>
+          </w:tcPr>
+          <w:p>
+            <w:r>
+              <w:rPr>
+                <w:sz w:val="20"/>
+              </w:rPr>
+              <w:t>.gitignore</w:t>
+            </w:r>
+          </w:p>
+        </w:tc>
+      </w:tr>
+    </w:tbl>
+    <w:p>
+      <w:pPr>
+        <w:spacing w:before="160" w:after="80"/>
+      </w:pPr>
+      <w:r>
+        <w:rPr>
+          <w:b/>
+          <w:i w:val="0"/>
+          <w:color w:val="1F2937"/>
+          <w:sz w:val="20"/>
+        </w:rPr>
+        <w:t>Linked Issues:</w:t>
+      </w:r>
+    </w:p>
+    <w:p>
+      <w:pPr>
+        <w:spacing w:before="0" w:after="120"/>
+      </w:pPr>
+      <w:r>
+        <w:rPr>
+          <w:b w:val="0"/>
+          <w:i/>
+          <w:color w:val="9CA3AF"/>
+          <w:sz w:val="18"/>
+        </w:rPr>
+        <w:t>No linked issues found — PR description did not reference any issues with Fixes/Closes #number</w:t>
+      </w:r>
+    </w:p>
+    <w:p>
+      <w:pPr>
+        <w:spacing w:before="160" w:after="80"/>
+      </w:pPr>
+      <w:r>
+        <w:rPr>
+          <w:b/>
+          <w:i w:val="0"/>
+          <w:color w:val="1F2937"/>
+          <w:sz w:val="20"/>
+        </w:rPr>
+        <w:t>Code Changes:</w:t>
+      </w:r>
+    </w:p>
+    <w:p>
+      <w:pPr>
+        <w:spacing w:before="120" w:after="40"/>
+      </w:pPr>
+      <w:r>
+        <w:rPr>
+          <w:b/>
+          <w:i w:val="0"/>
+          <w:color w:val="1E3A5F"/>
+          <w:sz w:val="18"/>
+        </w:rPr>
+        <w:t>MODIFIED: .gitignore  (+3 / -1)</w:t>
+      </w:r>
+    </w:p>
+    <w:p>
+      <w:pPr>
+        <w:spacing w:before="0" w:after="80"/>
+      </w:pPr>
+      <w:r>
+        <w:rPr>
+          <w:b w:val="0"/>
+          <w:i w:val="0"/>
+          <w:color w:val="6B7280"/>
+          <w:sz w:val="16"/>
+        </w:rPr>
+        <w:t>@@ -5,4 +5,6 @@ venv/</w:t>
+        <w:br/>
+        <w:t xml:space="preserve"> config.py</w:t>
+        <w:br/>
+        <w:t xml:space="preserve"> #everything works well with oci services as it is installed now</w:t>
+        <w:br/>
+        <w:t xml:space="preserve"> # not to add comments simply</w:t>
+        <w:br/>
+        <w:t>-#helloo pls can u work properly</w:t>
+        <w:br/>
+        <w:t>+#plss work properly</w:t>
+        <w:br/>
+        <w:t>+#will u work this timee?</w:t>
+        <w:br/>
+        <w:t xml:space="preserve">+#FINAL TESTING </w:t>
+      </w:r>
+    </w:p>
+    <w:p>
+      <w:pPr>
+        <w:spacing w:before="80" w:after="80"/>
+        <w:pBdr>
+          <w:bottom w:val="single" w:sz="4" w:space="1" w:color="E5E7EB"/>
+        </w:pBdr>
+      </w:pPr>
     </w:p>
     <w:p>
       <w:pPr>
@@ -468,9 +1131,11 @@
           <w:color w:val="1F2937"/>
           <w:sz w:val="21"/>
         </w:rPr>
-        <w:t>💡 - This PR adds a comment to the .gitignore file for improved clarity.</w:t>
+        <w:t>💡 - Authored by Janiyamt, this PR adds a comment to the .gitignore file for clarity, with 2 lines added and 1 removed.</w:t>
         <w:br/>
-        <w:t>- Author: Janiyamt; State: closed but not merged; No approvals or comments.</w:t>
+        <w:t>- The PR is closed but not merged, showing no approvals, comments, or reviews.</w:t>
+        <w:br/>
+        <w:t>- It lacks a description and labels.</w:t>
       </w:r>
     </w:p>
     <w:tbl>
@@ -1125,11 +1790,11 @@
           <w:color w:val="1F2937"/>
           <w:sz w:val="21"/>
         </w:rPr>
-        <w:t>💡 - This PR, titled 'Testing 2', introduces significant changes including additions to workflow files, .gitignore, and core Python scripts like doc_generator.py, github_client.py, and main.py.</w:t>
+        <w:t>💡 - Janiyamt authored this testing PR, which updates multiple files including workflows, .gitignore, and Python scripts, adding 240 lines and removing 78.</w:t>
         <w:br/>
-        <w:t>- Author: Janiyamt merged it themselves on the same day with no external reviews or comments.</w:t>
+        <w:t>- It was merged by the author on the same day with no external approvals or comments.</w:t>
         <w:br/>
-        <w:t>- Net code change: +162 lines.</w:t>
+        <w:t>- No description or labels are attached.</w:t>
       </w:r>
     </w:p>
     <w:tbl>
@@ -2144,11 +2809,11 @@
           <w:color w:val="1F2937"/>
           <w:sz w:val="21"/>
         </w:rPr>
-        <w:t>💡 - This PR updates the .gitignore file by adding a testing comment.</w:t>
+        <w:t>💡 - This PR by Janiyamt updates the .gitignore with a testing comment, adding 1 line and removing 1.</w:t>
         <w:br/>
-        <w:t>- Author: Janiyamt; Merged by author on creation date with no reviews.</w:t>
+        <w:t>- Merged by the author shortly after creation, it has no reviews or comments.</w:t>
         <w:br/>
-        <w:t>- Minimal change: +0 net lines.</w:t>
+        <w:t>- No description provided.</w:t>
       </w:r>
     </w:p>
     <w:tbl>
@@ -2801,11 +3466,11 @@
           <w:color w:val="1F2937"/>
           <w:sz w:val="21"/>
         </w:rPr>
-        <w:t>💡 - Titled 'Testing', this PR modifies workflow files, .gitignore, and several Python files similar to PR #10 but with fewer additions.</w:t>
+        <w:t>💡 - Authored by Janiyamt for testing, it changes several files like workflows and Python scripts, adding 183 lines and removing 78.</w:t>
         <w:br/>
-        <w:t>- Author: Janiyamt; Labeled as 'bug'; Closed without merging and no reviews.</w:t>
+        <w:t>- The PR is closed but not merged, labeled as 'bug', with no approvals or comments.</w:t>
         <w:br/>
-        <w:t>- Net code change: +105 lines.</w:t>
+        <w:t>- Lacks a description.</w:t>
       </w:r>
     </w:p>
     <w:tbl>
@@ -3818,11 +4483,11 @@
           <w:color w:val="1F2937"/>
           <w:sz w:val="21"/>
         </w:rPr>
-        <w:t>💡 - This PR updates a comment in .gitignore for clarity and mentions installation of OCI services.</w:t>
+        <w:t>💡 - Likiita authored this PR to update a comment in .gitignore for clarity, adding 2 lines and removing 1.</w:t>
         <w:br/>
-        <w:t>- Author: likiita merged it themselves with no reviews or comments.</w:t>
+        <w:t>- Merged by the author on creation day; description notes OCI service installation.</w:t>
         <w:br/>
-        <w:t>- Net code change: +1 line.</w:t>
+        <w:t>- No approvals, comments, or labels.</w:t>
       </w:r>
     </w:p>
     <w:tbl>
@@ -4505,11 +5170,11 @@
           <w:color w:val="1F2937"/>
           <w:sz w:val="21"/>
         </w:rPr>
-        <w:t>💡 - This PR updates a comment in the .gitignore file for clarity.</w:t>
+        <w:t>💡 - This PR by Likiita updates a comment in .gitignore, with 1 line added and 1 removed.</w:t>
         <w:br/>
-        <w:t>- Author: likiita; Merged by author on creation date with no external input.</w:t>
+        <w:t>- Merged immediately by the author, featuring no reviews or comments.</w:t>
         <w:br/>
-        <w:t>- Minimal change: +0 net lines.</w:t>
+        <w:t>- No description included.</w:t>
       </w:r>
     </w:p>
     <w:tbl>
@@ -5162,11 +5827,11 @@
           <w:color w:val="1F2937"/>
           <w:sz w:val="21"/>
         </w:rPr>
-        <w:t>💡 - This PR makes a small update to app.py.</w:t>
+        <w:t>💡 - Likiita created this PR to update app.py, adding 1 line and removing 1.</w:t>
         <w:br/>
-        <w:t>- Author: likiita merged it immediately with no reviews.</w:t>
+        <w:t>- It was merged by the author with no external input or comments.</w:t>
         <w:br/>
-        <w:t>- Net code change: +0 lines.</w:t>
+        <w:t>- No description or labels.</w:t>
       </w:r>
     </w:p>
     <w:tbl>
@@ -5825,11 +6490,11 @@
           <w:color w:val="1F2937"/>
           <w:sz w:val="21"/>
         </w:rPr>
-        <w:t>💡 - This PR adds a comment in app.py about changes for OCI services.</w:t>
+        <w:t>💡 - Authored by Likiita, it adds a comment to app.py about OCI services changes, adding 1 line.</w:t>
         <w:br/>
-        <w:t>- Author: likiita; Merged by author with no reviews.</w:t>
+        <w:t>- Merged by the author; description explains the purpose.</w:t>
         <w:br/>
-        <w:t>- Addition of +1 line.</w:t>
+        <w:t>- No approvals or comments recorded.</w:t>
       </w:r>
     </w:p>
     <w:tbl>
@@ -6514,11 +7179,11 @@
           <w:color w:val="1F2937"/>
           <w:sz w:val="21"/>
         </w:rPr>
-        <w:t>💡 - This PR updates the .gitignore file.</w:t>
+        <w:t>💡 - Likiita's PR updates the .gitignore file, adding 1 line and removing 1.</w:t>
         <w:br/>
-        <w:t>- Author: likiita merged it on the same day with no reviews.</w:t>
+        <w:t>- Merged by the author on the same day, with no reviews.</w:t>
         <w:br/>
-        <w:t>- Net code change: +0 lines.</w:t>
+        <w:t>- No description provided.</w:t>
       </w:r>
     </w:p>
     <w:tbl>
@@ -7138,667 +7803,6 @@
     </w:p>
     <w:p>
       <w:pPr>
-        <w:spacing w:before="280" w:after="80"/>
-      </w:pPr>
-      <w:r>
-        <w:rPr>
-          <w:b/>
-          <w:color w:val="6B7280"/>
-          <w:sz w:val="26"/>
-        </w:rPr>
-        <w:t xml:space="preserve">PR #3 — </w:t>
-      </w:r>
-      <w:r>
-        <w:rPr>
-          <w:b/>
-          <w:color w:val="1F2937"/>
-          <w:sz w:val="26"/>
-        </w:rPr>
-        <w:t>Update .gitignore</w:t>
-      </w:r>
-    </w:p>
-    <w:p>
-      <w:pPr>
-        <w:spacing w:before="80" w:after="240"/>
-        <w:ind w:left="432"/>
-        <w:pBdr>
-          <w:left w:val="single" w:sz="12" w:space="10" w:color="10B981"/>
-        </w:pBdr>
-      </w:pPr>
-      <w:r>
-        <w:rPr>
-          <w:i/>
-          <w:color w:val="1F2937"/>
-          <w:sz w:val="21"/>
-        </w:rPr>
-        <w:t>💡 - This PR updates the .gitignore file.</w:t>
-        <w:br/>
-        <w:t>- Author: likiita; Merged by author immediately with no comments or approvals.</w:t>
-        <w:br/>
-        <w:t>- Net code change: +1 line.</w:t>
-      </w:r>
-    </w:p>
-    <w:tbl>
-      <w:tblPr>
-        <w:tblStyle w:val="TableGrid"/>
-        <w:tblW w:type="auto" w:w="0"/>
-        <w:tblLook w:firstColumn="1" w:firstRow="1" w:lastColumn="0" w:lastRow="0" w:noHBand="0" w:noVBand="1" w:val="04A0"/>
-      </w:tblPr>
-      <w:tblGrid>
-        <w:gridCol w:w="4680"/>
-        <w:gridCol w:w="4680"/>
-      </w:tblGrid>
-      <w:tr>
-        <w:tc>
-          <w:tcPr>
-            <w:tcW w:type="dxa" w:w="2592"/>
-            <w:shd w:val="clear" w:color="auto" w:fill="F9FAFB"/>
-            <w:tcBorders>
-              <w:top w:val="single" w:sz="4" w:space="0" w:color="CCCCCC"/>
-              <w:left w:val="single" w:sz="4" w:space="0" w:color="CCCCCC"/>
-              <w:bottom w:val="single" w:sz="4" w:space="0" w:color="CCCCCC"/>
-              <w:right w:val="single" w:sz="4" w:space="0" w:color="CCCCCC"/>
-            </w:tcBorders>
-          </w:tcPr>
-          <w:p>
-            <w:r>
-              <w:rPr>
-                <w:b/>
-                <w:color w:val="1F2937"/>
-                <w:sz w:val="20"/>
-              </w:rPr>
-              <w:t>Author</w:t>
-            </w:r>
-          </w:p>
-        </w:tc>
-        <w:tc>
-          <w:tcPr>
-            <w:tcW w:type="dxa" w:w="8208"/>
-            <w:tcBorders>
-              <w:top w:val="single" w:sz="4" w:space="0" w:color="CCCCCC"/>
-              <w:left w:val="single" w:sz="4" w:space="0" w:color="CCCCCC"/>
-              <w:bottom w:val="single" w:sz="4" w:space="0" w:color="CCCCCC"/>
-              <w:right w:val="single" w:sz="4" w:space="0" w:color="CCCCCC"/>
-            </w:tcBorders>
-          </w:tcPr>
-          <w:p>
-            <w:r>
-              <w:rPr>
-                <w:sz w:val="20"/>
-              </w:rPr>
-              <w:t>likiita</w:t>
-            </w:r>
-          </w:p>
-        </w:tc>
-      </w:tr>
-      <w:tr>
-        <w:tc>
-          <w:tcPr>
-            <w:tcW w:type="dxa" w:w="2592"/>
-            <w:shd w:val="clear" w:color="auto" w:fill="F9FAFB"/>
-            <w:tcBorders>
-              <w:top w:val="single" w:sz="4" w:space="0" w:color="CCCCCC"/>
-              <w:left w:val="single" w:sz="4" w:space="0" w:color="CCCCCC"/>
-              <w:bottom w:val="single" w:sz="4" w:space="0" w:color="CCCCCC"/>
-              <w:right w:val="single" w:sz="4" w:space="0" w:color="CCCCCC"/>
-            </w:tcBorders>
-          </w:tcPr>
-          <w:p>
-            <w:r>
-              <w:rPr>
-                <w:b/>
-                <w:color w:val="1F2937"/>
-                <w:sz w:val="20"/>
-              </w:rPr>
-              <w:t>Labels</w:t>
-            </w:r>
-          </w:p>
-        </w:tc>
-        <w:tc>
-          <w:tcPr>
-            <w:tcW w:type="dxa" w:w="8208"/>
-            <w:tcBorders>
-              <w:top w:val="single" w:sz="4" w:space="0" w:color="CCCCCC"/>
-              <w:left w:val="single" w:sz="4" w:space="0" w:color="CCCCCC"/>
-              <w:bottom w:val="single" w:sz="4" w:space="0" w:color="CCCCCC"/>
-              <w:right w:val="single" w:sz="4" w:space="0" w:color="CCCCCC"/>
-            </w:tcBorders>
-          </w:tcPr>
-          <w:p>
-            <w:r>
-              <w:rPr>
-                <w:sz w:val="20"/>
-              </w:rPr>
-              <w:t>None</w:t>
-            </w:r>
-          </w:p>
-        </w:tc>
-      </w:tr>
-      <w:tr>
-        <w:tc>
-          <w:tcPr>
-            <w:tcW w:type="dxa" w:w="2592"/>
-            <w:shd w:val="clear" w:color="auto" w:fill="F9FAFB"/>
-            <w:tcBorders>
-              <w:top w:val="single" w:sz="4" w:space="0" w:color="CCCCCC"/>
-              <w:left w:val="single" w:sz="4" w:space="0" w:color="CCCCCC"/>
-              <w:bottom w:val="single" w:sz="4" w:space="0" w:color="CCCCCC"/>
-              <w:right w:val="single" w:sz="4" w:space="0" w:color="CCCCCC"/>
-            </w:tcBorders>
-          </w:tcPr>
-          <w:p>
-            <w:r>
-              <w:rPr>
-                <w:b/>
-                <w:color w:val="1F2937"/>
-                <w:sz w:val="20"/>
-              </w:rPr>
-              <w:t>Branch</w:t>
-            </w:r>
-          </w:p>
-        </w:tc>
-        <w:tc>
-          <w:tcPr>
-            <w:tcW w:type="dxa" w:w="8208"/>
-            <w:tcBorders>
-              <w:top w:val="single" w:sz="4" w:space="0" w:color="CCCCCC"/>
-              <w:left w:val="single" w:sz="4" w:space="0" w:color="CCCCCC"/>
-              <w:bottom w:val="single" w:sz="4" w:space="0" w:color="CCCCCC"/>
-              <w:right w:val="single" w:sz="4" w:space="0" w:color="CCCCCC"/>
-            </w:tcBorders>
-          </w:tcPr>
-          <w:p>
-            <w:r>
-              <w:rPr>
-                <w:sz w:val="20"/>
-              </w:rPr>
-              <w:t>bot_test  →  master</w:t>
-            </w:r>
-          </w:p>
-        </w:tc>
-      </w:tr>
-      <w:tr>
-        <w:tc>
-          <w:tcPr>
-            <w:tcW w:type="dxa" w:w="2592"/>
-            <w:shd w:val="clear" w:color="auto" w:fill="F9FAFB"/>
-            <w:tcBorders>
-              <w:top w:val="single" w:sz="4" w:space="0" w:color="CCCCCC"/>
-              <w:left w:val="single" w:sz="4" w:space="0" w:color="CCCCCC"/>
-              <w:bottom w:val="single" w:sz="4" w:space="0" w:color="CCCCCC"/>
-              <w:right w:val="single" w:sz="4" w:space="0" w:color="CCCCCC"/>
-            </w:tcBorders>
-          </w:tcPr>
-          <w:p>
-            <w:r>
-              <w:rPr>
-                <w:b/>
-                <w:color w:val="1F2937"/>
-                <w:sz w:val="20"/>
-              </w:rPr>
-              <w:t>Status</w:t>
-            </w:r>
-          </w:p>
-        </w:tc>
-        <w:tc>
-          <w:tcPr>
-            <w:tcW w:type="dxa" w:w="8208"/>
-            <w:tcBorders>
-              <w:top w:val="single" w:sz="4" w:space="0" w:color="CCCCCC"/>
-              <w:left w:val="single" w:sz="4" w:space="0" w:color="CCCCCC"/>
-              <w:bottom w:val="single" w:sz="4" w:space="0" w:color="CCCCCC"/>
-              <w:right w:val="single" w:sz="4" w:space="0" w:color="CCCCCC"/>
-            </w:tcBorders>
-          </w:tcPr>
-          <w:p>
-            <w:r>
-              <w:rPr>
-                <w:sz w:val="20"/>
-              </w:rPr>
-              <w:t>Merged on 2026-03-03</w:t>
-            </w:r>
-          </w:p>
-        </w:tc>
-      </w:tr>
-      <w:tr>
-        <w:tc>
-          <w:tcPr>
-            <w:tcW w:type="dxa" w:w="2592"/>
-            <w:shd w:val="clear" w:color="auto" w:fill="F9FAFB"/>
-            <w:tcBorders>
-              <w:top w:val="single" w:sz="4" w:space="0" w:color="CCCCCC"/>
-              <w:left w:val="single" w:sz="4" w:space="0" w:color="CCCCCC"/>
-              <w:bottom w:val="single" w:sz="4" w:space="0" w:color="CCCCCC"/>
-              <w:right w:val="single" w:sz="4" w:space="0" w:color="CCCCCC"/>
-            </w:tcBorders>
-          </w:tcPr>
-          <w:p>
-            <w:r>
-              <w:rPr>
-                <w:b/>
-                <w:color w:val="1F2937"/>
-                <w:sz w:val="20"/>
-              </w:rPr>
-              <w:t>Merged By</w:t>
-            </w:r>
-          </w:p>
-        </w:tc>
-        <w:tc>
-          <w:tcPr>
-            <w:tcW w:type="dxa" w:w="8208"/>
-            <w:tcBorders>
-              <w:top w:val="single" w:sz="4" w:space="0" w:color="CCCCCC"/>
-              <w:left w:val="single" w:sz="4" w:space="0" w:color="CCCCCC"/>
-              <w:bottom w:val="single" w:sz="4" w:space="0" w:color="CCCCCC"/>
-              <w:right w:val="single" w:sz="4" w:space="0" w:color="CCCCCC"/>
-            </w:tcBorders>
-          </w:tcPr>
-          <w:p>
-            <w:r>
-              <w:rPr>
-                <w:sz w:val="20"/>
-              </w:rPr>
-              <w:t>likiita</w:t>
-            </w:r>
-          </w:p>
-        </w:tc>
-      </w:tr>
-      <w:tr>
-        <w:tc>
-          <w:tcPr>
-            <w:tcW w:type="dxa" w:w="2592"/>
-            <w:shd w:val="clear" w:color="auto" w:fill="F9FAFB"/>
-            <w:tcBorders>
-              <w:top w:val="single" w:sz="4" w:space="0" w:color="CCCCCC"/>
-              <w:left w:val="single" w:sz="4" w:space="0" w:color="CCCCCC"/>
-              <w:bottom w:val="single" w:sz="4" w:space="0" w:color="CCCCCC"/>
-              <w:right w:val="single" w:sz="4" w:space="0" w:color="CCCCCC"/>
-            </w:tcBorders>
-          </w:tcPr>
-          <w:p>
-            <w:r>
-              <w:rPr>
-                <w:b/>
-                <w:color w:val="1F2937"/>
-                <w:sz w:val="20"/>
-              </w:rPr>
-              <w:t>Created</w:t>
-            </w:r>
-          </w:p>
-        </w:tc>
-        <w:tc>
-          <w:tcPr>
-            <w:tcW w:type="dxa" w:w="8208"/>
-            <w:tcBorders>
-              <w:top w:val="single" w:sz="4" w:space="0" w:color="CCCCCC"/>
-              <w:left w:val="single" w:sz="4" w:space="0" w:color="CCCCCC"/>
-              <w:bottom w:val="single" w:sz="4" w:space="0" w:color="CCCCCC"/>
-              <w:right w:val="single" w:sz="4" w:space="0" w:color="CCCCCC"/>
-            </w:tcBorders>
-          </w:tcPr>
-          <w:p>
-            <w:r>
-              <w:rPr>
-                <w:sz w:val="20"/>
-              </w:rPr>
-              <w:t>2026-03-03</w:t>
-            </w:r>
-          </w:p>
-        </w:tc>
-      </w:tr>
-      <w:tr>
-        <w:tc>
-          <w:tcPr>
-            <w:tcW w:type="dxa" w:w="2592"/>
-            <w:shd w:val="clear" w:color="auto" w:fill="F9FAFB"/>
-            <w:tcBorders>
-              <w:top w:val="single" w:sz="4" w:space="0" w:color="CCCCCC"/>
-              <w:left w:val="single" w:sz="4" w:space="0" w:color="CCCCCC"/>
-              <w:bottom w:val="single" w:sz="4" w:space="0" w:color="CCCCCC"/>
-              <w:right w:val="single" w:sz="4" w:space="0" w:color="CCCCCC"/>
-            </w:tcBorders>
-          </w:tcPr>
-          <w:p>
-            <w:r>
-              <w:rPr>
-                <w:b/>
-                <w:color w:val="1F2937"/>
-                <w:sz w:val="20"/>
-              </w:rPr>
-              <w:t>Code Changes</w:t>
-            </w:r>
-          </w:p>
-        </w:tc>
-        <w:tc>
-          <w:tcPr>
-            <w:tcW w:type="dxa" w:w="8208"/>
-            <w:tcBorders>
-              <w:top w:val="single" w:sz="4" w:space="0" w:color="CCCCCC"/>
-              <w:left w:val="single" w:sz="4" w:space="0" w:color="CCCCCC"/>
-              <w:bottom w:val="single" w:sz="4" w:space="0" w:color="CCCCCC"/>
-              <w:right w:val="single" w:sz="4" w:space="0" w:color="CCCCCC"/>
-            </w:tcBorders>
-          </w:tcPr>
-          <w:p>
-            <w:r>
-              <w:rPr>
-                <w:sz w:val="20"/>
-              </w:rPr>
-              <w:t>+2 additions, -1 deletions</w:t>
-            </w:r>
-          </w:p>
-        </w:tc>
-      </w:tr>
-      <w:tr>
-        <w:tc>
-          <w:tcPr>
-            <w:tcW w:type="dxa" w:w="2592"/>
-            <w:shd w:val="clear" w:color="auto" w:fill="F9FAFB"/>
-            <w:tcBorders>
-              <w:top w:val="single" w:sz="4" w:space="0" w:color="CCCCCC"/>
-              <w:left w:val="single" w:sz="4" w:space="0" w:color="CCCCCC"/>
-              <w:bottom w:val="single" w:sz="4" w:space="0" w:color="CCCCCC"/>
-              <w:right w:val="single" w:sz="4" w:space="0" w:color="CCCCCC"/>
-            </w:tcBorders>
-          </w:tcPr>
-          <w:p>
-            <w:r>
-              <w:rPr>
-                <w:b/>
-                <w:color w:val="1F2937"/>
-                <w:sz w:val="20"/>
-              </w:rPr>
-              <w:t>Commits</w:t>
-            </w:r>
-          </w:p>
-        </w:tc>
-        <w:tc>
-          <w:tcPr>
-            <w:tcW w:type="dxa" w:w="8208"/>
-            <w:tcBorders>
-              <w:top w:val="single" w:sz="4" w:space="0" w:color="CCCCCC"/>
-              <w:left w:val="single" w:sz="4" w:space="0" w:color="CCCCCC"/>
-              <w:bottom w:val="single" w:sz="4" w:space="0" w:color="CCCCCC"/>
-              <w:right w:val="single" w:sz="4" w:space="0" w:color="CCCCCC"/>
-            </w:tcBorders>
-          </w:tcPr>
-          <w:p>
-            <w:r>
-              <w:rPr>
-                <w:sz w:val="20"/>
-              </w:rPr>
-              <w:t>1</w:t>
-            </w:r>
-          </w:p>
-        </w:tc>
-      </w:tr>
-      <w:tr>
-        <w:tc>
-          <w:tcPr>
-            <w:tcW w:type="dxa" w:w="2592"/>
-            <w:shd w:val="clear" w:color="auto" w:fill="F9FAFB"/>
-            <w:tcBorders>
-              <w:top w:val="single" w:sz="4" w:space="0" w:color="CCCCCC"/>
-              <w:left w:val="single" w:sz="4" w:space="0" w:color="CCCCCC"/>
-              <w:bottom w:val="single" w:sz="4" w:space="0" w:color="CCCCCC"/>
-              <w:right w:val="single" w:sz="4" w:space="0" w:color="CCCCCC"/>
-            </w:tcBorders>
-          </w:tcPr>
-          <w:p>
-            <w:r>
-              <w:rPr>
-                <w:b/>
-                <w:color w:val="1F2937"/>
-                <w:sz w:val="20"/>
-              </w:rPr>
-              <w:t>Approvals</w:t>
-            </w:r>
-          </w:p>
-        </w:tc>
-        <w:tc>
-          <w:tcPr>
-            <w:tcW w:type="dxa" w:w="8208"/>
-            <w:tcBorders>
-              <w:top w:val="single" w:sz="4" w:space="0" w:color="CCCCCC"/>
-              <w:left w:val="single" w:sz="4" w:space="0" w:color="CCCCCC"/>
-              <w:bottom w:val="single" w:sz="4" w:space="0" w:color="CCCCCC"/>
-              <w:right w:val="single" w:sz="4" w:space="0" w:color="CCCCCC"/>
-            </w:tcBorders>
-          </w:tcPr>
-          <w:p>
-            <w:r>
-              <w:rPr>
-                <w:sz w:val="20"/>
-              </w:rPr>
-              <w:t>None</w:t>
-            </w:r>
-          </w:p>
-        </w:tc>
-      </w:tr>
-      <w:tr>
-        <w:tc>
-          <w:tcPr>
-            <w:tcW w:type="dxa" w:w="2592"/>
-            <w:shd w:val="clear" w:color="auto" w:fill="F9FAFB"/>
-            <w:tcBorders>
-              <w:top w:val="single" w:sz="4" w:space="0" w:color="CCCCCC"/>
-              <w:left w:val="single" w:sz="4" w:space="0" w:color="CCCCCC"/>
-              <w:bottom w:val="single" w:sz="4" w:space="0" w:color="CCCCCC"/>
-              <w:right w:val="single" w:sz="4" w:space="0" w:color="CCCCCC"/>
-            </w:tcBorders>
-          </w:tcPr>
-          <w:p>
-            <w:r>
-              <w:rPr>
-                <w:b/>
-                <w:color w:val="1F2937"/>
-                <w:sz w:val="20"/>
-              </w:rPr>
-              <w:t>Changes Requested</w:t>
-            </w:r>
-          </w:p>
-        </w:tc>
-        <w:tc>
-          <w:tcPr>
-            <w:tcW w:type="dxa" w:w="8208"/>
-            <w:tcBorders>
-              <w:top w:val="single" w:sz="4" w:space="0" w:color="CCCCCC"/>
-              <w:left w:val="single" w:sz="4" w:space="0" w:color="CCCCCC"/>
-              <w:bottom w:val="single" w:sz="4" w:space="0" w:color="CCCCCC"/>
-              <w:right w:val="single" w:sz="4" w:space="0" w:color="CCCCCC"/>
-            </w:tcBorders>
-          </w:tcPr>
-          <w:p>
-            <w:r>
-              <w:rPr>
-                <w:sz w:val="20"/>
-              </w:rPr>
-              <w:t>None</w:t>
-            </w:r>
-          </w:p>
-        </w:tc>
-      </w:tr>
-      <w:tr>
-        <w:tc>
-          <w:tcPr>
-            <w:tcW w:type="dxa" w:w="2592"/>
-            <w:shd w:val="clear" w:color="auto" w:fill="F9FAFB"/>
-            <w:tcBorders>
-              <w:top w:val="single" w:sz="4" w:space="0" w:color="CCCCCC"/>
-              <w:left w:val="single" w:sz="4" w:space="0" w:color="CCCCCC"/>
-              <w:bottom w:val="single" w:sz="4" w:space="0" w:color="CCCCCC"/>
-              <w:right w:val="single" w:sz="4" w:space="0" w:color="CCCCCC"/>
-            </w:tcBorders>
-          </w:tcPr>
-          <w:p>
-            <w:r>
-              <w:rPr>
-                <w:b/>
-                <w:color w:val="1F2937"/>
-                <w:sz w:val="20"/>
-              </w:rPr>
-              <w:t>Comments</w:t>
-            </w:r>
-          </w:p>
-        </w:tc>
-        <w:tc>
-          <w:tcPr>
-            <w:tcW w:type="dxa" w:w="8208"/>
-            <w:tcBorders>
-              <w:top w:val="single" w:sz="4" w:space="0" w:color="CCCCCC"/>
-              <w:left w:val="single" w:sz="4" w:space="0" w:color="CCCCCC"/>
-              <w:bottom w:val="single" w:sz="4" w:space="0" w:color="CCCCCC"/>
-              <w:right w:val="single" w:sz="4" w:space="0" w:color="CCCCCC"/>
-            </w:tcBorders>
-          </w:tcPr>
-          <w:p>
-            <w:r>
-              <w:rPr>
-                <w:sz w:val="20"/>
-              </w:rPr>
-              <w:t>0 general, 0 review</w:t>
-            </w:r>
-          </w:p>
-        </w:tc>
-      </w:tr>
-      <w:tr>
-        <w:tc>
-          <w:tcPr>
-            <w:tcW w:type="dxa" w:w="2592"/>
-            <w:shd w:val="clear" w:color="auto" w:fill="F9FAFB"/>
-            <w:tcBorders>
-              <w:top w:val="single" w:sz="4" w:space="0" w:color="CCCCCC"/>
-              <w:left w:val="single" w:sz="4" w:space="0" w:color="CCCCCC"/>
-              <w:bottom w:val="single" w:sz="4" w:space="0" w:color="CCCCCC"/>
-              <w:right w:val="single" w:sz="4" w:space="0" w:color="CCCCCC"/>
-            </w:tcBorders>
-          </w:tcPr>
-          <w:p>
-            <w:r>
-              <w:rPr>
-                <w:b/>
-                <w:color w:val="1F2937"/>
-                <w:sz w:val="20"/>
-              </w:rPr>
-              <w:t>Files Changed</w:t>
-            </w:r>
-          </w:p>
-        </w:tc>
-        <w:tc>
-          <w:tcPr>
-            <w:tcW w:type="dxa" w:w="8208"/>
-            <w:tcBorders>
-              <w:top w:val="single" w:sz="4" w:space="0" w:color="CCCCCC"/>
-              <w:left w:val="single" w:sz="4" w:space="0" w:color="CCCCCC"/>
-              <w:bottom w:val="single" w:sz="4" w:space="0" w:color="CCCCCC"/>
-              <w:right w:val="single" w:sz="4" w:space="0" w:color="CCCCCC"/>
-            </w:tcBorders>
-          </w:tcPr>
-          <w:p>
-            <w:r>
-              <w:rPr>
-                <w:sz w:val="20"/>
-              </w:rPr>
-              <w:t>.gitignore</w:t>
-            </w:r>
-          </w:p>
-        </w:tc>
-      </w:tr>
-    </w:tbl>
-    <w:p>
-      <w:pPr>
-        <w:spacing w:before="160" w:after="80"/>
-      </w:pPr>
-      <w:r>
-        <w:rPr>
-          <w:b/>
-          <w:i w:val="0"/>
-          <w:color w:val="1F2937"/>
-          <w:sz w:val="20"/>
-        </w:rPr>
-        <w:t>Linked Issues:</w:t>
-      </w:r>
-    </w:p>
-    <w:p>
-      <w:pPr>
-        <w:spacing w:before="0" w:after="120"/>
-      </w:pPr>
-      <w:r>
-        <w:rPr>
-          <w:b w:val="0"/>
-          <w:i/>
-          <w:color w:val="9CA3AF"/>
-          <w:sz w:val="18"/>
-        </w:rPr>
-        <w:t>No linked issues found — PR description did not reference any issues with Fixes/Closes #number</w:t>
-      </w:r>
-    </w:p>
-    <w:p>
-      <w:pPr>
-        <w:spacing w:before="160" w:after="80"/>
-      </w:pPr>
-      <w:r>
-        <w:rPr>
-          <w:b/>
-          <w:i w:val="0"/>
-          <w:color w:val="1F2937"/>
-          <w:sz w:val="20"/>
-        </w:rPr>
-        <w:t>Code Changes:</w:t>
-      </w:r>
-    </w:p>
-    <w:p>
-      <w:pPr>
-        <w:spacing w:before="120" w:after="40"/>
-      </w:pPr>
-      <w:r>
-        <w:rPr>
-          <w:b/>
-          <w:i w:val="0"/>
-          <w:color w:val="1E3A5F"/>
-          <w:sz w:val="18"/>
-        </w:rPr>
-        <w:t>MODIFIED: .gitignore  (+2 / -1)</w:t>
-      </w:r>
-    </w:p>
-    <w:p>
-      <w:pPr>
-        <w:spacing w:before="0" w:after="80"/>
-      </w:pPr>
-      <w:r>
-        <w:rPr>
-          <w:b w:val="0"/>
-          <w:i w:val="0"/>
-          <w:color w:val="6B7280"/>
-          <w:sz w:val="16"/>
-        </w:rPr>
-        <w:t>@@ -3,4 +3,5 @@ __pycache__/</w:t>
-        <w:br/>
-        <w:t xml:space="preserve"> pr_report.docx</w:t>
-        <w:br/>
-        <w:t xml:space="preserve"> venv/</w:t>
-        <w:br/>
-        <w:t xml:space="preserve"> .venv/</w:t>
-        <w:br/>
-        <w:t>-config.py</w:t>
-        <w:br/>
-        <w:t>\ No newline at end of file</w:t>
-        <w:br/>
-        <w:t>+config.py</w:t>
-        <w:br/>
-        <w:t>+#tHIS IS THE SECOND COMMENT MADE TO EXPLAIN AND UNDERSTAND THE BOT AS THE 1ST ONE FAILED</w:t>
-      </w:r>
-    </w:p>
-    <w:p>
-      <w:pPr>
-        <w:spacing w:before="80" w:after="80"/>
-        <w:pBdr>
-          <w:bottom w:val="single" w:sz="4" w:space="1" w:color="E5E7EB"/>
-        </w:pBdr>
-      </w:pPr>
-    </w:p>
-    <w:p>
-      <w:pPr>
         <w:spacing w:before="120" w:after="120"/>
         <w:jc w:val="center"/>
       </w:pPr>
@@ -7809,7 +7813,7 @@
           <w:color w:val="9CA3AF"/>
           <w:sz w:val="18"/>
         </w:rPr>
-        <w:t>Report generated by PR Documentation Agent  •  March 04, 2026 at 11:42</w:t>
+        <w:t>Report generated by PR Documentation Agent  •  March 04, 2026 at 11:51</w:t>
       </w:r>
     </w:p>
     <w:sectPr>

--- a/pr_report.docx
+++ b/pr_report.docx
@@ -44,7 +44,7 @@
           <w:color w:val="9CA3AF"/>
           <w:sz w:val="20"/>
         </w:rPr>
-        <w:t>Generated: March 04, 2026 at 11:51</w:t>
+        <w:t>Generated: March 04, 2026 at 12:01</w:t>
       </w:r>
     </w:p>
     <w:p>
@@ -129,7 +129,7 @@
                 <w:color w:val="059669"/>
                 <w:sz w:val="36"/>
               </w:rPr>
-              <w:t>7</w:t>
+              <w:t>8</w:t>
             </w:r>
           </w:p>
         </w:tc>
@@ -406,11 +406,11 @@
           <w:color w:val="1F2937"/>
           <w:sz w:val="21"/>
         </w:rPr>
-        <w:t>- **Key Contributors**: The project is primarily driven by two individuals—Janiyamt (author of PRs #9-13, focusing on testing and larger code changes) and Likiita (author of PRs #4-8, emphasizing small updates to .gitignore and app.py related to OCI services).</w:t>
+        <w:t>- **Key Contributors**: Janiyamt and likiita are the primary authors, with Janiyamt focusing on testing-related PRs (e.g., #9, #10, #13) involving code additions to Python files and workflows, while likiita handles smaller updates to .gitignore and app.py, often related to OCI services (#5, #8).</w:t>
         <w:br/>
-        <w:t>- **Types of Changes**: Most PRs involve minor modifications to .gitignore (e.g., adding comments for clarity) and app.py, with Janiyamt's contributions including substantial additions to Python files and workflows for testing; themes include testing, bug fixes, and OCI integration, but many lack descriptions.</w:t>
+        <w:t>- **Types of Changes**: Predominantly minor modifications to .gitignore for comments and clarity across most PRs; larger testing PRs (#9, #10) introduce substantial code changes to scripts like doc_generator.py and github_client.py; one bug-labeled PR (#9) and OCI-focused additions (#5, #8) indicate early development or experimentation.</w:t>
         <w:br/>
-        <w:t>- **Review Culture**: There is no formal review process evident—all PRs have zero approvals, comments, or requested changes, and authors self-merge immediately, indicating a solo or informal development environment without collaborative oversight.</w:t>
+        <w:t>- **Review Culture**: Minimal to none, with all PRs lacking approvals, requested changes, or comments; self-merging is common (all merged PRs done by authors), suggesting a solo or informal development process without structured peer review.</w:t>
       </w:r>
     </w:p>
     <w:p>
@@ -470,11 +470,11 @@
           <w:color w:val="1F2937"/>
           <w:sz w:val="21"/>
         </w:rPr>
-        <w:t>💡 - This PR, authored by Janiyamt, modifies the .gitignore file by adding 3 lines and removing 1, likely for testing purposes.</w:t>
+        <w:t>💡 - This PR, titled 'Bot test', was authored and merged by Janiyamt on 2026-03-04.</w:t>
         <w:br/>
-        <w:t>- It remains open with no approvals, comments, or reviews involved.</w:t>
+        <w:t>- It modifies the .gitignore file with 3 lines added and 1 removed, likely for testing bot functionality.</w:t>
         <w:br/>
-        <w:t>- No description or labels are provided.</w:t>
+        <w:t>- No approvals, comments, or reviews were involved.</w:t>
       </w:r>
     </w:p>
     <w:tbl>
@@ -654,7 +654,7 @@
               <w:rPr>
                 <w:sz w:val="20"/>
               </w:rPr>
-              <w:t>OPEN</w:t>
+              <w:t>Merged on 2026-03-04</w:t>
             </w:r>
           </w:p>
         </w:tc>
@@ -697,7 +697,7 @@
               <w:rPr>
                 <w:sz w:val="20"/>
               </w:rPr>
-              <w:t>N/A</w:t>
+              <w:t>Janiyamt</w:t>
             </w:r>
           </w:p>
         </w:tc>
@@ -1131,11 +1131,11 @@
           <w:color w:val="1F2937"/>
           <w:sz w:val="21"/>
         </w:rPr>
-        <w:t>💡 - Authored by Janiyamt, this PR adds a comment to the .gitignore file for clarity, with 2 lines added and 1 removed.</w:t>
+        <w:t>💡 - Authored by Janiyamt on 2026-03-04, this PR adds a comment to .gitignore for clarity.</w:t>
         <w:br/>
-        <w:t>- The PR is closed but not merged, showing no approvals, comments, or reviews.</w:t>
+        <w:t>- It was closed but not merged, with 2 lines added and 1 removed.</w:t>
         <w:br/>
-        <w:t>- It lacks a description and labels.</w:t>
+        <w:t>- No approvals, changes requested, or comments.</w:t>
       </w:r>
     </w:p>
     <w:tbl>
@@ -1790,11 +1790,11 @@
           <w:color w:val="1F2937"/>
           <w:sz w:val="21"/>
         </w:rPr>
-        <w:t>💡 - Janiyamt authored this testing PR, which updates multiple files including workflows, .gitignore, and Python scripts, adding 240 lines and removing 78.</w:t>
+        <w:t>💡 - Titled 'Testing 2', this PR by Janiyamt was created and merged by them on 2026-03-04.</w:t>
         <w:br/>
-        <w:t>- It was merged by the author on the same day with no external approvals or comments.</w:t>
+        <w:t>- It updates multiple files including workflows, .gitignore, and Python scripts, adding 240 lines and removing 78.</w:t>
         <w:br/>
-        <w:t>- No description or labels are attached.</w:t>
+        <w:t>- No reviews or comments; appears to be experimental testing.</w:t>
       </w:r>
     </w:p>
     <w:tbl>
@@ -2809,11 +2809,11 @@
           <w:color w:val="1F2937"/>
           <w:sz w:val="21"/>
         </w:rPr>
-        <w:t>💡 - This PR by Janiyamt updates the .gitignore with a testing comment, adding 1 line and removing 1.</w:t>
+        <w:t>💡 - Authored and merged by Janiyamt on 2026-03-04, titled 'Update .gitignore with testing comment'.</w:t>
         <w:br/>
-        <w:t>- Merged by the author shortly after creation, it has no reviews or comments.</w:t>
+        <w:t>- It changes .gitignore with 1 line added and 1 removed to include a testing comment.</w:t>
         <w:br/>
-        <w:t>- No description provided.</w:t>
+        <w:t>- Lacks approvals, reviews, or comments.</w:t>
       </w:r>
     </w:p>
     <w:tbl>
@@ -3466,11 +3466,11 @@
           <w:color w:val="1F2937"/>
           <w:sz w:val="21"/>
         </w:rPr>
-        <w:t>💡 - Authored by Janiyamt for testing, it changes several files like workflows and Python scripts, adding 183 lines and removing 78.</w:t>
+        <w:t>💡 - Titled 'Testing', authored by Janiyamt on 2026-03-04 and closed without merging.</w:t>
         <w:br/>
-        <w:t>- The PR is closed but not merged, labeled as 'bug', with no approvals or comments.</w:t>
+        <w:t>- Modifies workflow files, .gitignore, and Python scripts, adding 183 lines and removing 78; labeled as 'bug'.</w:t>
         <w:br/>
-        <w:t>- Lacks a description.</w:t>
+        <w:t>- No approvals or review activity.</w:t>
       </w:r>
     </w:p>
     <w:tbl>
@@ -4483,11 +4483,11 @@
           <w:color w:val="1F2937"/>
           <w:sz w:val="21"/>
         </w:rPr>
-        <w:t>💡 - Likiita authored this PR to update a comment in .gitignore for clarity, adding 2 lines and removing 1.</w:t>
+        <w:t>💡 - Authored and merged by likiita on 2026-03-04, updating a comment in .gitignore for clarity.</w:t>
         <w:br/>
-        <w:t>- Merged by the author on creation day; description notes OCI service installation.</w:t>
+        <w:t>- Adds 2 lines and removes 1 from .gitignore.</w:t>
         <w:br/>
-        <w:t>- No approvals, comments, or labels.</w:t>
+        <w:t>- Description notes installation of OCI and usability of OCI services; no reviews.</w:t>
       </w:r>
     </w:p>
     <w:tbl>
@@ -5170,11 +5170,11 @@
           <w:color w:val="1F2937"/>
           <w:sz w:val="21"/>
         </w:rPr>
-        <w:t>💡 - This PR by Likiita updates a comment in .gitignore, with 1 line added and 1 removed.</w:t>
+        <w:t>💡 - By likiita, created and merged on 2026-03-04, updating a comment in .gitignore.</w:t>
         <w:br/>
-        <w:t>- Merged immediately by the author, featuring no reviews or comments.</w:t>
+        <w:t>- Involves 1 line added and 1 removed.</w:t>
         <w:br/>
-        <w:t>- No description included.</w:t>
+        <w:t>- No description, approvals, or comments.</w:t>
       </w:r>
     </w:p>
     <w:tbl>
@@ -5827,11 +5827,11 @@
           <w:color w:val="1F2937"/>
           <w:sz w:val="21"/>
         </w:rPr>
-        <w:t>💡 - Likiita created this PR to update app.py, adding 1 line and removing 1.</w:t>
+        <w:t>💡 - Titled 'Update app.py', authored and merged by likiita on 2026-03-04.</w:t>
         <w:br/>
-        <w:t>- It was merged by the author with no external input or comments.</w:t>
+        <w:t>- Modifies app.py with 1 line added and 1 removed.</w:t>
         <w:br/>
-        <w:t>- No description or labels.</w:t>
+        <w:t>- No additional details, reviews, or comments.</w:t>
       </w:r>
     </w:p>
     <w:tbl>
@@ -6490,11 +6490,11 @@
           <w:color w:val="1F2937"/>
           <w:sz w:val="21"/>
         </w:rPr>
-        <w:t>💡 - Authored by Likiita, it adds a comment to app.py about OCI services changes, adding 1 line.</w:t>
+        <w:t>💡 - Authored and merged by likiita on 2026-03-04, adding a comment about OCI services changes to app.py.</w:t>
         <w:br/>
-        <w:t>- Merged by the author; description explains the purpose.</w:t>
+        <w:t>- Adds 1 line with no removals.</w:t>
         <w:br/>
-        <w:t>- No approvals or comments recorded.</w:t>
+        <w:t>- Description specifies the comment's purpose for OCI service checks; no reviews.</w:t>
       </w:r>
     </w:p>
     <w:tbl>
@@ -7179,11 +7179,11 @@
           <w:color w:val="1F2937"/>
           <w:sz w:val="21"/>
         </w:rPr>
-        <w:t>💡 - Likiita's PR updates the .gitignore file, adding 1 line and removing 1.</w:t>
+        <w:t>💡 - Authored and merged by likiita on 2026-03-03, simply updating .gitignore.</w:t>
         <w:br/>
-        <w:t>- Merged by the author on the same day, with no reviews.</w:t>
+        <w:t>- Changes 1 line added and 1 removed.</w:t>
         <w:br/>
-        <w:t>- No description provided.</w:t>
+        <w:t>- No description, labels, or review interactions.</w:t>
       </w:r>
     </w:p>
     <w:tbl>
@@ -7813,7 +7813,7 @@
           <w:color w:val="9CA3AF"/>
           <w:sz w:val="18"/>
         </w:rPr>
-        <w:t>Report generated by PR Documentation Agent  •  March 04, 2026 at 11:51</w:t>
+        <w:t>Report generated by PR Documentation Agent  •  March 04, 2026 at 12:01</w:t>
       </w:r>
     </w:p>
     <w:sectPr>

--- a/pr_report.docx
+++ b/pr_report.docx
@@ -44,7 +44,7 @@
           <w:color w:val="9CA3AF"/>
           <w:sz w:val="20"/>
         </w:rPr>
-        <w:t>Generated: March 04, 2026 at 12:01</w:t>
+        <w:t>Generated: March 11, 2026 at 07:14</w:t>
       </w:r>
     </w:p>
     <w:p>
@@ -129,7 +129,7 @@
                 <w:color w:val="059669"/>
                 <w:sz w:val="36"/>
               </w:rPr>
-              <w:t>8</w:t>
+              <w:t>7</w:t>
             </w:r>
           </w:p>
         </w:tc>
@@ -179,7 +179,7 @@
                 <w:color w:val="D97706"/>
                 <w:sz w:val="36"/>
               </w:rPr>
-              <w:t>+435/-163</w:t>
+              <w:t>+561/-263</w:t>
             </w:r>
           </w:p>
         </w:tc>
@@ -406,11 +406,7 @@
           <w:color w:val="1F2937"/>
           <w:sz w:val="21"/>
         </w:rPr>
-        <w:t>- **Key Contributors**: Janiyamt and likiita are the primary authors, with Janiyamt focusing on testing-related PRs (e.g., #9, #10, #13) involving code additions to Python files and workflows, while likiita handles smaller updates to .gitignore and app.py, often related to OCI services (#5, #8).</w:t>
-        <w:br/>
-        <w:t>- **Types of Changes**: Predominantly minor modifications to .gitignore for comments and clarity across most PRs; larger testing PRs (#9, #10) introduce substantial code changes to scripts like doc_generator.py and github_client.py; one bug-labeled PR (#9) and OCI-focused additions (#5, #8) indicate early development or experimentation.</w:t>
-        <w:br/>
-        <w:t>- **Review Culture**: Minimal to none, with all PRs lacking approvals, requested changes, or comments; self-merging is common (all merged PRs done by authors), suggesting a solo or informal development process without structured peer review.</w:t>
+        <w:t>- Key contributors are primarily Janiyamt (handling most PRs, including testing and major code updates) and likiita (focusing on smaller app.py and .gitignore changes related to OCI services).- Types of changes include minor documentation updates (e.g., .gitignore comments), workflow and Python script modifications (e.g., oci_client.py, main.py for testing and OCI integration), and log/reporting files, with a mix of small (+1-3 lines) and larger (+127-240 lines) alterations.- Review culture is minimal to none, as all PRs lack approvals, requested changes, or comments; most are self-merged quickly on the creation date, indicating an informal, solo-development process without collaborative oversight.</w:t>
       </w:r>
     </w:p>
     <w:p>
@@ -434,6 +430,859 @@
         </w:rPr>
         <w:t>Pull Request Details</w:t>
       </w:r>
+    </w:p>
+    <w:p>
+      <w:pPr>
+        <w:spacing w:before="280" w:after="80"/>
+      </w:pPr>
+      <w:r>
+        <w:rPr>
+          <w:b/>
+          <w:color w:val="6B7280"/>
+          <w:sz w:val="26"/>
+        </w:rPr>
+        <w:t xml:space="preserve">PR #14 — </w:t>
+      </w:r>
+      <w:r>
+        <w:rPr>
+          <w:b/>
+          <w:color w:val="1F2937"/>
+          <w:sz w:val="26"/>
+        </w:rPr>
+        <w:t>Latest Test</w:t>
+      </w:r>
+    </w:p>
+    <w:p>
+      <w:pPr>
+        <w:spacing w:before="80" w:after="240"/>
+        <w:ind w:left="432"/>
+        <w:pBdr>
+          <w:left w:val="single" w:sz="12" w:space="10" w:color="10B981"/>
+        </w:pBdr>
+      </w:pPr>
+      <w:r>
+        <w:rPr>
+          <w:i/>
+          <w:color w:val="1F2937"/>
+          <w:sz w:val="21"/>
+        </w:rPr>
+        <w:t>💡 - This PR, authored by Janiyamt, is an open pull request created on 2026-03-11 that modifies workflow files, log documents, and Python scripts like oci_client.py, adding 127 lines and removing 101 lines. - It appears to be testing or updating reporting and OCI client functionality but lacks a description, approvals, or comments. - No one else is involved, and it remains unmerged.</w:t>
+      </w:r>
+    </w:p>
+    <w:tbl>
+      <w:tblPr>
+        <w:tblStyle w:val="TableGrid"/>
+        <w:tblW w:type="auto" w:w="0"/>
+        <w:tblLook w:firstColumn="1" w:firstRow="1" w:lastColumn="0" w:lastRow="0" w:noHBand="0" w:noVBand="1" w:val="04A0"/>
+      </w:tblPr>
+      <w:tblGrid>
+        <w:gridCol w:w="4680"/>
+        <w:gridCol w:w="4680"/>
+      </w:tblGrid>
+      <w:tr>
+        <w:tc>
+          <w:tcPr>
+            <w:tcW w:type="dxa" w:w="2592"/>
+            <w:shd w:val="clear" w:color="auto" w:fill="F9FAFB"/>
+            <w:tcBorders>
+              <w:top w:val="single" w:sz="4" w:space="0" w:color="CCCCCC"/>
+              <w:left w:val="single" w:sz="4" w:space="0" w:color="CCCCCC"/>
+              <w:bottom w:val="single" w:sz="4" w:space="0" w:color="CCCCCC"/>
+              <w:right w:val="single" w:sz="4" w:space="0" w:color="CCCCCC"/>
+            </w:tcBorders>
+          </w:tcPr>
+          <w:p>
+            <w:r>
+              <w:rPr>
+                <w:b/>
+                <w:color w:val="1F2937"/>
+                <w:sz w:val="20"/>
+              </w:rPr>
+              <w:t>Author</w:t>
+            </w:r>
+          </w:p>
+        </w:tc>
+        <w:tc>
+          <w:tcPr>
+            <w:tcW w:type="dxa" w:w="8208"/>
+            <w:tcBorders>
+              <w:top w:val="single" w:sz="4" w:space="0" w:color="CCCCCC"/>
+              <w:left w:val="single" w:sz="4" w:space="0" w:color="CCCCCC"/>
+              <w:bottom w:val="single" w:sz="4" w:space="0" w:color="CCCCCC"/>
+              <w:right w:val="single" w:sz="4" w:space="0" w:color="CCCCCC"/>
+            </w:tcBorders>
+          </w:tcPr>
+          <w:p>
+            <w:r>
+              <w:rPr>
+                <w:sz w:val="20"/>
+              </w:rPr>
+              <w:t>Janiyamt</w:t>
+            </w:r>
+          </w:p>
+        </w:tc>
+      </w:tr>
+      <w:tr>
+        <w:tc>
+          <w:tcPr>
+            <w:tcW w:type="dxa" w:w="2592"/>
+            <w:shd w:val="clear" w:color="auto" w:fill="F9FAFB"/>
+            <w:tcBorders>
+              <w:top w:val="single" w:sz="4" w:space="0" w:color="CCCCCC"/>
+              <w:left w:val="single" w:sz="4" w:space="0" w:color="CCCCCC"/>
+              <w:bottom w:val="single" w:sz="4" w:space="0" w:color="CCCCCC"/>
+              <w:right w:val="single" w:sz="4" w:space="0" w:color="CCCCCC"/>
+            </w:tcBorders>
+          </w:tcPr>
+          <w:p>
+            <w:r>
+              <w:rPr>
+                <w:b/>
+                <w:color w:val="1F2937"/>
+                <w:sz w:val="20"/>
+              </w:rPr>
+              <w:t>Labels</w:t>
+            </w:r>
+          </w:p>
+        </w:tc>
+        <w:tc>
+          <w:tcPr>
+            <w:tcW w:type="dxa" w:w="8208"/>
+            <w:tcBorders>
+              <w:top w:val="single" w:sz="4" w:space="0" w:color="CCCCCC"/>
+              <w:left w:val="single" w:sz="4" w:space="0" w:color="CCCCCC"/>
+              <w:bottom w:val="single" w:sz="4" w:space="0" w:color="CCCCCC"/>
+              <w:right w:val="single" w:sz="4" w:space="0" w:color="CCCCCC"/>
+            </w:tcBorders>
+          </w:tcPr>
+          <w:p>
+            <w:r>
+              <w:rPr>
+                <w:sz w:val="20"/>
+              </w:rPr>
+              <w:t>None</w:t>
+            </w:r>
+          </w:p>
+        </w:tc>
+      </w:tr>
+      <w:tr>
+        <w:tc>
+          <w:tcPr>
+            <w:tcW w:type="dxa" w:w="2592"/>
+            <w:shd w:val="clear" w:color="auto" w:fill="F9FAFB"/>
+            <w:tcBorders>
+              <w:top w:val="single" w:sz="4" w:space="0" w:color="CCCCCC"/>
+              <w:left w:val="single" w:sz="4" w:space="0" w:color="CCCCCC"/>
+              <w:bottom w:val="single" w:sz="4" w:space="0" w:color="CCCCCC"/>
+              <w:right w:val="single" w:sz="4" w:space="0" w:color="CCCCCC"/>
+            </w:tcBorders>
+          </w:tcPr>
+          <w:p>
+            <w:r>
+              <w:rPr>
+                <w:b/>
+                <w:color w:val="1F2937"/>
+                <w:sz w:val="20"/>
+              </w:rPr>
+              <w:t>Branch</w:t>
+            </w:r>
+          </w:p>
+        </w:tc>
+        <w:tc>
+          <w:tcPr>
+            <w:tcW w:type="dxa" w:w="8208"/>
+            <w:tcBorders>
+              <w:top w:val="single" w:sz="4" w:space="0" w:color="CCCCCC"/>
+              <w:left w:val="single" w:sz="4" w:space="0" w:color="CCCCCC"/>
+              <w:bottom w:val="single" w:sz="4" w:space="0" w:color="CCCCCC"/>
+              <w:right w:val="single" w:sz="4" w:space="0" w:color="CCCCCC"/>
+            </w:tcBorders>
+          </w:tcPr>
+          <w:p>
+            <w:r>
+              <w:rPr>
+                <w:sz w:val="20"/>
+              </w:rPr>
+              <w:t>master  →  bot_test</w:t>
+            </w:r>
+          </w:p>
+        </w:tc>
+      </w:tr>
+      <w:tr>
+        <w:tc>
+          <w:tcPr>
+            <w:tcW w:type="dxa" w:w="2592"/>
+            <w:shd w:val="clear" w:color="auto" w:fill="F9FAFB"/>
+            <w:tcBorders>
+              <w:top w:val="single" w:sz="4" w:space="0" w:color="CCCCCC"/>
+              <w:left w:val="single" w:sz="4" w:space="0" w:color="CCCCCC"/>
+              <w:bottom w:val="single" w:sz="4" w:space="0" w:color="CCCCCC"/>
+              <w:right w:val="single" w:sz="4" w:space="0" w:color="CCCCCC"/>
+            </w:tcBorders>
+          </w:tcPr>
+          <w:p>
+            <w:r>
+              <w:rPr>
+                <w:b/>
+                <w:color w:val="1F2937"/>
+                <w:sz w:val="20"/>
+              </w:rPr>
+              <w:t>Status</w:t>
+            </w:r>
+          </w:p>
+        </w:tc>
+        <w:tc>
+          <w:tcPr>
+            <w:tcW w:type="dxa" w:w="8208"/>
+            <w:tcBorders>
+              <w:top w:val="single" w:sz="4" w:space="0" w:color="CCCCCC"/>
+              <w:left w:val="single" w:sz="4" w:space="0" w:color="CCCCCC"/>
+              <w:bottom w:val="single" w:sz="4" w:space="0" w:color="CCCCCC"/>
+              <w:right w:val="single" w:sz="4" w:space="0" w:color="CCCCCC"/>
+            </w:tcBorders>
+          </w:tcPr>
+          <w:p>
+            <w:r>
+              <w:rPr>
+                <w:sz w:val="20"/>
+              </w:rPr>
+              <w:t>OPEN</w:t>
+            </w:r>
+          </w:p>
+        </w:tc>
+      </w:tr>
+      <w:tr>
+        <w:tc>
+          <w:tcPr>
+            <w:tcW w:type="dxa" w:w="2592"/>
+            <w:shd w:val="clear" w:color="auto" w:fill="F9FAFB"/>
+            <w:tcBorders>
+              <w:top w:val="single" w:sz="4" w:space="0" w:color="CCCCCC"/>
+              <w:left w:val="single" w:sz="4" w:space="0" w:color="CCCCCC"/>
+              <w:bottom w:val="single" w:sz="4" w:space="0" w:color="CCCCCC"/>
+              <w:right w:val="single" w:sz="4" w:space="0" w:color="CCCCCC"/>
+            </w:tcBorders>
+          </w:tcPr>
+          <w:p>
+            <w:r>
+              <w:rPr>
+                <w:b/>
+                <w:color w:val="1F2937"/>
+                <w:sz w:val="20"/>
+              </w:rPr>
+              <w:t>Merged By</w:t>
+            </w:r>
+          </w:p>
+        </w:tc>
+        <w:tc>
+          <w:tcPr>
+            <w:tcW w:type="dxa" w:w="8208"/>
+            <w:tcBorders>
+              <w:top w:val="single" w:sz="4" w:space="0" w:color="CCCCCC"/>
+              <w:left w:val="single" w:sz="4" w:space="0" w:color="CCCCCC"/>
+              <w:bottom w:val="single" w:sz="4" w:space="0" w:color="CCCCCC"/>
+              <w:right w:val="single" w:sz="4" w:space="0" w:color="CCCCCC"/>
+            </w:tcBorders>
+          </w:tcPr>
+          <w:p>
+            <w:r>
+              <w:rPr>
+                <w:sz w:val="20"/>
+              </w:rPr>
+              <w:t>N/A</w:t>
+            </w:r>
+          </w:p>
+        </w:tc>
+      </w:tr>
+      <w:tr>
+        <w:tc>
+          <w:tcPr>
+            <w:tcW w:type="dxa" w:w="2592"/>
+            <w:shd w:val="clear" w:color="auto" w:fill="F9FAFB"/>
+            <w:tcBorders>
+              <w:top w:val="single" w:sz="4" w:space="0" w:color="CCCCCC"/>
+              <w:left w:val="single" w:sz="4" w:space="0" w:color="CCCCCC"/>
+              <w:bottom w:val="single" w:sz="4" w:space="0" w:color="CCCCCC"/>
+              <w:right w:val="single" w:sz="4" w:space="0" w:color="CCCCCC"/>
+            </w:tcBorders>
+          </w:tcPr>
+          <w:p>
+            <w:r>
+              <w:rPr>
+                <w:b/>
+                <w:color w:val="1F2937"/>
+                <w:sz w:val="20"/>
+              </w:rPr>
+              <w:t>Created</w:t>
+            </w:r>
+          </w:p>
+        </w:tc>
+        <w:tc>
+          <w:tcPr>
+            <w:tcW w:type="dxa" w:w="8208"/>
+            <w:tcBorders>
+              <w:top w:val="single" w:sz="4" w:space="0" w:color="CCCCCC"/>
+              <w:left w:val="single" w:sz="4" w:space="0" w:color="CCCCCC"/>
+              <w:bottom w:val="single" w:sz="4" w:space="0" w:color="CCCCCC"/>
+              <w:right w:val="single" w:sz="4" w:space="0" w:color="CCCCCC"/>
+            </w:tcBorders>
+          </w:tcPr>
+          <w:p>
+            <w:r>
+              <w:rPr>
+                <w:sz w:val="20"/>
+              </w:rPr>
+              <w:t>2026-03-11</w:t>
+            </w:r>
+          </w:p>
+        </w:tc>
+      </w:tr>
+      <w:tr>
+        <w:tc>
+          <w:tcPr>
+            <w:tcW w:type="dxa" w:w="2592"/>
+            <w:shd w:val="clear" w:color="auto" w:fill="F9FAFB"/>
+            <w:tcBorders>
+              <w:top w:val="single" w:sz="4" w:space="0" w:color="CCCCCC"/>
+              <w:left w:val="single" w:sz="4" w:space="0" w:color="CCCCCC"/>
+              <w:bottom w:val="single" w:sz="4" w:space="0" w:color="CCCCCC"/>
+              <w:right w:val="single" w:sz="4" w:space="0" w:color="CCCCCC"/>
+            </w:tcBorders>
+          </w:tcPr>
+          <w:p>
+            <w:r>
+              <w:rPr>
+                <w:b/>
+                <w:color w:val="1F2937"/>
+                <w:sz w:val="20"/>
+              </w:rPr>
+              <w:t>Code Changes</w:t>
+            </w:r>
+          </w:p>
+        </w:tc>
+        <w:tc>
+          <w:tcPr>
+            <w:tcW w:type="dxa" w:w="8208"/>
+            <w:tcBorders>
+              <w:top w:val="single" w:sz="4" w:space="0" w:color="CCCCCC"/>
+              <w:left w:val="single" w:sz="4" w:space="0" w:color="CCCCCC"/>
+              <w:bottom w:val="single" w:sz="4" w:space="0" w:color="CCCCCC"/>
+              <w:right w:val="single" w:sz="4" w:space="0" w:color="CCCCCC"/>
+            </w:tcBorders>
+          </w:tcPr>
+          <w:p>
+            <w:r>
+              <w:rPr>
+                <w:sz w:val="20"/>
+              </w:rPr>
+              <w:t>+127 additions, -101 deletions</w:t>
+            </w:r>
+          </w:p>
+        </w:tc>
+      </w:tr>
+      <w:tr>
+        <w:tc>
+          <w:tcPr>
+            <w:tcW w:type="dxa" w:w="2592"/>
+            <w:shd w:val="clear" w:color="auto" w:fill="F9FAFB"/>
+            <w:tcBorders>
+              <w:top w:val="single" w:sz="4" w:space="0" w:color="CCCCCC"/>
+              <w:left w:val="single" w:sz="4" w:space="0" w:color="CCCCCC"/>
+              <w:bottom w:val="single" w:sz="4" w:space="0" w:color="CCCCCC"/>
+              <w:right w:val="single" w:sz="4" w:space="0" w:color="CCCCCC"/>
+            </w:tcBorders>
+          </w:tcPr>
+          <w:p>
+            <w:r>
+              <w:rPr>
+                <w:b/>
+                <w:color w:val="1F2937"/>
+                <w:sz w:val="20"/>
+              </w:rPr>
+              <w:t>Commits</w:t>
+            </w:r>
+          </w:p>
+        </w:tc>
+        <w:tc>
+          <w:tcPr>
+            <w:tcW w:type="dxa" w:w="8208"/>
+            <w:tcBorders>
+              <w:top w:val="single" w:sz="4" w:space="0" w:color="CCCCCC"/>
+              <w:left w:val="single" w:sz="4" w:space="0" w:color="CCCCCC"/>
+              <w:bottom w:val="single" w:sz="4" w:space="0" w:color="CCCCCC"/>
+              <w:right w:val="single" w:sz="4" w:space="0" w:color="CCCCCC"/>
+            </w:tcBorders>
+          </w:tcPr>
+          <w:p>
+            <w:r>
+              <w:rPr>
+                <w:sz w:val="20"/>
+              </w:rPr>
+              <w:t>7</w:t>
+            </w:r>
+          </w:p>
+        </w:tc>
+      </w:tr>
+      <w:tr>
+        <w:tc>
+          <w:tcPr>
+            <w:tcW w:type="dxa" w:w="2592"/>
+            <w:shd w:val="clear" w:color="auto" w:fill="F9FAFB"/>
+            <w:tcBorders>
+              <w:top w:val="single" w:sz="4" w:space="0" w:color="CCCCCC"/>
+              <w:left w:val="single" w:sz="4" w:space="0" w:color="CCCCCC"/>
+              <w:bottom w:val="single" w:sz="4" w:space="0" w:color="CCCCCC"/>
+              <w:right w:val="single" w:sz="4" w:space="0" w:color="CCCCCC"/>
+            </w:tcBorders>
+          </w:tcPr>
+          <w:p>
+            <w:r>
+              <w:rPr>
+                <w:b/>
+                <w:color w:val="1F2937"/>
+                <w:sz w:val="20"/>
+              </w:rPr>
+              <w:t>Approvals</w:t>
+            </w:r>
+          </w:p>
+        </w:tc>
+        <w:tc>
+          <w:tcPr>
+            <w:tcW w:type="dxa" w:w="8208"/>
+            <w:tcBorders>
+              <w:top w:val="single" w:sz="4" w:space="0" w:color="CCCCCC"/>
+              <w:left w:val="single" w:sz="4" w:space="0" w:color="CCCCCC"/>
+              <w:bottom w:val="single" w:sz="4" w:space="0" w:color="CCCCCC"/>
+              <w:right w:val="single" w:sz="4" w:space="0" w:color="CCCCCC"/>
+            </w:tcBorders>
+          </w:tcPr>
+          <w:p>
+            <w:r>
+              <w:rPr>
+                <w:sz w:val="20"/>
+              </w:rPr>
+              <w:t>None</w:t>
+            </w:r>
+          </w:p>
+        </w:tc>
+      </w:tr>
+      <w:tr>
+        <w:tc>
+          <w:tcPr>
+            <w:tcW w:type="dxa" w:w="2592"/>
+            <w:shd w:val="clear" w:color="auto" w:fill="F9FAFB"/>
+            <w:tcBorders>
+              <w:top w:val="single" w:sz="4" w:space="0" w:color="CCCCCC"/>
+              <w:left w:val="single" w:sz="4" w:space="0" w:color="CCCCCC"/>
+              <w:bottom w:val="single" w:sz="4" w:space="0" w:color="CCCCCC"/>
+              <w:right w:val="single" w:sz="4" w:space="0" w:color="CCCCCC"/>
+            </w:tcBorders>
+          </w:tcPr>
+          <w:p>
+            <w:r>
+              <w:rPr>
+                <w:b/>
+                <w:color w:val="1F2937"/>
+                <w:sz w:val="20"/>
+              </w:rPr>
+              <w:t>Changes Requested</w:t>
+            </w:r>
+          </w:p>
+        </w:tc>
+        <w:tc>
+          <w:tcPr>
+            <w:tcW w:type="dxa" w:w="8208"/>
+            <w:tcBorders>
+              <w:top w:val="single" w:sz="4" w:space="0" w:color="CCCCCC"/>
+              <w:left w:val="single" w:sz="4" w:space="0" w:color="CCCCCC"/>
+              <w:bottom w:val="single" w:sz="4" w:space="0" w:color="CCCCCC"/>
+              <w:right w:val="single" w:sz="4" w:space="0" w:color="CCCCCC"/>
+            </w:tcBorders>
+          </w:tcPr>
+          <w:p>
+            <w:r>
+              <w:rPr>
+                <w:sz w:val="20"/>
+              </w:rPr>
+              <w:t>None</w:t>
+            </w:r>
+          </w:p>
+        </w:tc>
+      </w:tr>
+      <w:tr>
+        <w:tc>
+          <w:tcPr>
+            <w:tcW w:type="dxa" w:w="2592"/>
+            <w:shd w:val="clear" w:color="auto" w:fill="F9FAFB"/>
+            <w:tcBorders>
+              <w:top w:val="single" w:sz="4" w:space="0" w:color="CCCCCC"/>
+              <w:left w:val="single" w:sz="4" w:space="0" w:color="CCCCCC"/>
+              <w:bottom w:val="single" w:sz="4" w:space="0" w:color="CCCCCC"/>
+              <w:right w:val="single" w:sz="4" w:space="0" w:color="CCCCCC"/>
+            </w:tcBorders>
+          </w:tcPr>
+          <w:p>
+            <w:r>
+              <w:rPr>
+                <w:b/>
+                <w:color w:val="1F2937"/>
+                <w:sz w:val="20"/>
+              </w:rPr>
+              <w:t>Comments</w:t>
+            </w:r>
+          </w:p>
+        </w:tc>
+        <w:tc>
+          <w:tcPr>
+            <w:tcW w:type="dxa" w:w="8208"/>
+            <w:tcBorders>
+              <w:top w:val="single" w:sz="4" w:space="0" w:color="CCCCCC"/>
+              <w:left w:val="single" w:sz="4" w:space="0" w:color="CCCCCC"/>
+              <w:bottom w:val="single" w:sz="4" w:space="0" w:color="CCCCCC"/>
+              <w:right w:val="single" w:sz="4" w:space="0" w:color="CCCCCC"/>
+            </w:tcBorders>
+          </w:tcPr>
+          <w:p>
+            <w:r>
+              <w:rPr>
+                <w:sz w:val="20"/>
+              </w:rPr>
+              <w:t>0 general, 0 review</w:t>
+            </w:r>
+          </w:p>
+        </w:tc>
+      </w:tr>
+      <w:tr>
+        <w:tc>
+          <w:tcPr>
+            <w:tcW w:type="dxa" w:w="2592"/>
+            <w:shd w:val="clear" w:color="auto" w:fill="F9FAFB"/>
+            <w:tcBorders>
+              <w:top w:val="single" w:sz="4" w:space="0" w:color="CCCCCC"/>
+              <w:left w:val="single" w:sz="4" w:space="0" w:color="CCCCCC"/>
+              <w:bottom w:val="single" w:sz="4" w:space="0" w:color="CCCCCC"/>
+              <w:right w:val="single" w:sz="4" w:space="0" w:color="CCCCCC"/>
+            </w:tcBorders>
+          </w:tcPr>
+          <w:p>
+            <w:r>
+              <w:rPr>
+                <w:b/>
+                <w:color w:val="1F2937"/>
+                <w:sz w:val="20"/>
+              </w:rPr>
+              <w:t>Files Changed</w:t>
+            </w:r>
+          </w:p>
+        </w:tc>
+        <w:tc>
+          <w:tcPr>
+            <w:tcW w:type="dxa" w:w="8208"/>
+            <w:tcBorders>
+              <w:top w:val="single" w:sz="4" w:space="0" w:color="CCCCCC"/>
+              <w:left w:val="single" w:sz="4" w:space="0" w:color="CCCCCC"/>
+              <w:bottom w:val="single" w:sz="4" w:space="0" w:color="CCCCCC"/>
+              <w:right w:val="single" w:sz="4" w:space="0" w:color="CCCCCC"/>
+            </w:tcBorders>
+          </w:tcPr>
+          <w:p>
+            <w:r>
+              <w:rPr>
+                <w:sz w:val="20"/>
+              </w:rPr>
+              <w:t>.github/workflows/pr_report.yml, merge_agent/logs/merge-events-report.docx, merge_agent/logs/merge-log.json, oci_client.py, pr_report.docx</w:t>
+            </w:r>
+          </w:p>
+        </w:tc>
+      </w:tr>
+    </w:tbl>
+    <w:p>
+      <w:pPr>
+        <w:spacing w:before="160" w:after="80"/>
+      </w:pPr>
+      <w:r>
+        <w:rPr>
+          <w:b/>
+          <w:i w:val="0"/>
+          <w:color w:val="1F2937"/>
+          <w:sz w:val="20"/>
+        </w:rPr>
+        <w:t>Linked Issues:</w:t>
+      </w:r>
+    </w:p>
+    <w:p>
+      <w:pPr>
+        <w:spacing w:before="0" w:after="120"/>
+      </w:pPr>
+      <w:r>
+        <w:rPr>
+          <w:b w:val="0"/>
+          <w:i/>
+          <w:color w:val="9CA3AF"/>
+          <w:sz w:val="18"/>
+        </w:rPr>
+        <w:t>No linked issues found — PR description did not reference any issues with Fixes/Closes #number</w:t>
+      </w:r>
+    </w:p>
+    <w:p>
+      <w:pPr>
+        <w:spacing w:before="160" w:after="80"/>
+      </w:pPr>
+      <w:r>
+        <w:rPr>
+          <w:b/>
+          <w:i w:val="0"/>
+          <w:color w:val="1F2937"/>
+          <w:sz w:val="20"/>
+        </w:rPr>
+        <w:t>Code Changes:</w:t>
+      </w:r>
+    </w:p>
+    <w:p>
+      <w:pPr>
+        <w:spacing w:before="120" w:after="40"/>
+      </w:pPr>
+      <w:r>
+        <w:rPr>
+          <w:b/>
+          <w:i w:val="0"/>
+          <w:color w:val="1E3A5F"/>
+          <w:sz w:val="18"/>
+        </w:rPr>
+        <w:t>MODIFIED: .github/workflows/pr_report.yml  (+7 / -25)</w:t>
+      </w:r>
+    </w:p>
+    <w:p>
+      <w:pPr>
+        <w:spacing w:before="0" w:after="80"/>
+      </w:pPr>
+      <w:r>
+        <w:rPr>
+          <w:b w:val="0"/>
+          <w:i w:val="0"/>
+          <w:color w:val="6B7280"/>
+          <w:sz w:val="16"/>
+        </w:rPr>
+        <w:t>@@ -1,8 +1,4 @@</w:t>
+        <w:br/>
+        <w:t xml:space="preserve"> # .github/workflows/pr_report.yml</w:t>
+        <w:br/>
+        <w:t>-# =================================</w:t>
+        <w:br/>
+        <w:t>-# Automatically runs whenever a PR is opened or closed.</w:t>
+        <w:br/>
+        <w:t>-# Generates a Word report and commits it back to the repo.</w:t>
+        <w:br/>
+        <w:t>-</w:t>
+        <w:br/>
+        <w:t xml:space="preserve"> name: Generate PR Report</w:t>
+        <w:br/>
+        <w:t xml:space="preserve"> </w:t>
+        <w:br/>
+        <w:t xml:space="preserve"> on:</w:t>
+        <w:br/>
+        <w:t>@@ -17,50 +13,36 @@ jobs:</w:t>
+        <w:br/>
+        <w:t xml:space="preserve">     runs-on: ubuntu-latest</w:t>
+        <w:br/>
+        <w:t xml:space="preserve"> </w:t>
+        <w:br/>
+        <w:t xml:space="preserve">     steps:</w:t>
+        <w:br/>
+        <w:t>-      # Step 1: Check out the repo code — explicitly on master branch</w:t>
+        <w:br/>
+        <w:t xml:space="preserve">       - name: Checkout repo</w:t>
+        <w:br/>
+        <w:t xml:space="preserve">         uses: actions/checkout@v3</w:t>
+        <w:br/>
+        <w:t xml:space="preserve">         with:</w:t>
+        <w:br/>
+        <w:t xml:space="preserve">           ref: master</w:t>
+        <w:br/>
+        <w:t xml:space="preserve">           fetch-depth: 0</w:t>
+        <w:br/>
+        <w:t xml:space="preserve"> </w:t>
+        <w:br/>
+        <w:t>-      # Step 2: Set up Python</w:t>
+        <w:br/>
+        <w:t xml:space="preserve">       - name: Set up Python</w:t>
+        <w:br/>
+        <w:t xml:space="preserve">         uses: actions/setup-python@v4</w:t>
+        <w:br/>
+        <w:t xml:space="preserve">         with:</w:t>
+        <w:br/>
+        <w:t xml:space="preserve">           python-version: "3.11"</w:t>
+        <w:br/>
+        <w:t xml:space="preserve"> </w:t>
+        <w:br/>
+        <w:t>-      # Step 3: Install dependencies</w:t>
+        <w:br/>
+        <w:t xml:space="preserve">       - name: Install dependencies</w:t>
+        <w:br/>
+        <w:t xml:space="preserve">         run: pip install requests oci python-docx</w:t>
+        <w:br/>
+        <w:t xml:space="preserve"> </w:t>
+        <w:br/>
+        <w:t xml:space="preserve">-      # Step </w:t>
+      </w:r>
+    </w:p>
+    <w:p>
+      <w:pPr>
+        <w:spacing w:before="120" w:after="40"/>
+      </w:pPr>
+      <w:r>
+        <w:rPr>
+          <w:b/>
+          <w:i w:val="0"/>
+          <w:color w:val="1E3A5F"/>
+          <w:sz w:val="18"/>
+        </w:rPr>
+        <w:t>MODIFIED: merge_agent/logs/merge-log.json  (+73 / -20)</w:t>
+      </w:r>
+    </w:p>
+    <w:p>
+      <w:pPr>
+        <w:spacing w:before="0" w:after="80"/>
+      </w:pPr>
+      <w:r>
+        <w:rPr>
+          <w:b w:val="0"/>
+          <w:i w:val="0"/>
+          <w:color w:val="6B7280"/>
+          <w:sz w:val="16"/>
+        </w:rPr>
+        <w:t>@@ -1,7 +1,58 @@</w:t>
+        <w:br/>
+        <w:t xml:space="preserve"> {</w:t>
+        <w:br/>
+        <w:t>-  "last_updated": "2026-03-04T10:53:46Z",</w:t>
+        <w:br/>
+        <w:t>-  "total_events": 6,</w:t>
+        <w:br/>
+        <w:t>+  "last_updated": "2026-03-04T11:52:45Z",</w:t>
+        <w:br/>
+        <w:t>+  "total_events": 7,</w:t>
+        <w:br/>
+        <w:t xml:space="preserve">   "events": [</w:t>
+        <w:br/>
+        <w:t>+    {</w:t>
+        <w:br/>
+        <w:t>+      "schema_version": "2.0",</w:t>
+        <w:br/>
+        <w:t>+      "logged_at": "2026-03-04T10:53:39Z",</w:t>
+        <w:br/>
+        <w:t>+      "repo": "Janiyamt/PR-AGENT",</w:t>
+        <w:br/>
+        <w:t>+      "merge_commit_sha": "01ce25728395d068874099e904c1db787bc3bf6c",</w:t>
+        <w:br/>
+        <w:t>+      "merged_at": "2026-03-04 10:52:56",</w:t>
+        <w:br/>
+        <w:t>+      "merged_by": "Janiyamt",</w:t>
+        <w:br/>
+        <w:t>+      "pr_number": 11,</w:t>
+        <w:br/>
+        <w:t>+      "pr_title": "Update .gitignore with testing comment",</w:t>
+        <w:br/>
+        <w:t>+      "pr_author": "Janiyamt",</w:t>
+        <w:br/>
+        <w:t>+      "pr_body": "No description",</w:t>
+        <w:br/>
+        <w:t>+      "pr_url": "https://github.com/Janiyamt/PR-AGENT/pull/11",</w:t>
+        <w:br/>
+        <w:t>+      "source_branch": "bot_test",</w:t>
+        <w:br/>
+        <w:t>+      "target_branch": "master",</w:t>
+        <w:br/>
+        <w:t>+      "labels": [],</w:t>
+        <w:br/>
+        <w:t>+      "created_at": "2026-03-04",</w:t>
+        <w:br/>
+        <w:t>+      "additions": 1,</w:t>
+        <w:br/>
+        <w:t xml:space="preserve">+  </w:t>
+      </w:r>
+    </w:p>
+    <w:p>
+      <w:pPr>
+        <w:spacing w:before="120" w:after="40"/>
+      </w:pPr>
+      <w:r>
+        <w:rPr>
+          <w:b/>
+          <w:i w:val="0"/>
+          <w:color w:val="1E3A5F"/>
+          <w:sz w:val="18"/>
+        </w:rPr>
+        <w:t>MODIFIED: oci_client.py  (+47 / -56)</w:t>
+      </w:r>
+    </w:p>
+    <w:p>
+      <w:pPr>
+        <w:spacing w:before="0" w:after="80"/>
+      </w:pPr>
+      <w:r>
+        <w:rPr>
+          <w:b w:val="0"/>
+          <w:i w:val="0"/>
+          <w:color w:val="6B7280"/>
+          <w:sz w:val="16"/>
+        </w:rPr>
+        <w:t>@@ -1,12 +1,15 @@</w:t>
+        <w:br/>
+        <w:t xml:space="preserve"> # oci_client.py</w:t>
+        <w:br/>
+        <w:t xml:space="preserve"> # ==============</w:t>
+        <w:br/>
+        <w:t xml:space="preserve"> # This module's ONLY job: send data to Grok (via OCI Gen AI) and return AI analysis.</w:t>
+        <w:br/>
+        <w:t>+#</w:t>
+        <w:br/>
+        <w:t>+# Works in TWO modes:</w:t>
+        <w:br/>
+        <w:t>+#   1. Local: reads from ~/.oci/config file (when running on your machine)</w:t>
+        <w:br/>
+        <w:t>+#   2. GitHub Actions: reads from environment variables (when running in the cloud)</w:t>
+        <w:br/>
+        <w:t xml:space="preserve"> </w:t>
+        <w:br/>
+        <w:t xml:space="preserve"> import json</w:t>
+        <w:br/>
+        <w:t>+import os</w:t>
+        <w:br/>
+        <w:t xml:space="preserve"> import config</w:t>
+        <w:br/>
+        <w:t xml:space="preserve"> </w:t>
+        <w:br/>
+        <w:t>-# oci.config           → reads and validates your ~/.oci/config file</w:t>
+        <w:br/>
+        <w:t>-# oci.generative_ai_inference → the client that talks to Gen AI service</w:t>
+        <w:br/>
+        <w:t xml:space="preserve"> import oci</w:t>
+        <w:br/>
+        <w:t xml:space="preserve"> from oci.generative_ai_inference import GenerativeAiInferenceClient</w:t>
+        <w:br/>
+        <w:t xml:space="preserve"> from oci.generative_ai_inference.models import (</w:t>
+        <w:br/>
+        <w:t>@@ -20,22 +23,47 @@</w:t>
+        <w:br/>
+        <w:t xml:space="preserve"> </w:t>
+        <w:br/>
+        <w:t xml:space="preserve"> def _build_oci_client():</w:t>
+        <w:br/>
+        <w:t xml:space="preserve">     """</w:t>
+        <w:br/>
+        <w:t>-    Create an authenticated OCI Gen AI client using ~/.oci/config.</w:t>
+        <w:br/>
+        <w:t>+    Create an authenticated OCI</w:t>
+      </w:r>
+    </w:p>
+    <w:p>
+      <w:pPr>
+        <w:spacing w:before="80" w:after="80"/>
+        <w:pBdr>
+          <w:bottom w:val="single" w:sz="4" w:space="1" w:color="E5E7EB"/>
+        </w:pBdr>
+      </w:pPr>
     </w:p>
     <w:p>
       <w:pPr>
@@ -470,11 +1319,7 @@
           <w:color w:val="1F2937"/>
           <w:sz w:val="21"/>
         </w:rPr>
-        <w:t>💡 - This PR, titled 'Bot test', was authored and merged by Janiyamt on 2026-03-04.</w:t>
-        <w:br/>
-        <w:t>- It modifies the .gitignore file with 3 lines added and 1 removed, likely for testing bot functionality.</w:t>
-        <w:br/>
-        <w:t>- No approvals, comments, or reviews were involved.</w:t>
+        <w:t>💡 - Authored by Janiyamt, this closed PR from 2026-03-04 updates the .gitignore file with minor changes (+3/-1 lines) and was self-merged by the author on the same day. - It seems to be a bot test with no description, approvals, or review comments. - No other contributors were involved.</w:t>
       </w:r>
     </w:p>
     <w:tbl>
@@ -1131,11 +1976,7 @@
           <w:color w:val="1F2937"/>
           <w:sz w:val="21"/>
         </w:rPr>
-        <w:t>💡 - Authored by Janiyamt on 2026-03-04, this PR adds a comment to .gitignore for clarity.</w:t>
-        <w:br/>
-        <w:t>- It was closed but not merged, with 2 lines added and 1 removed.</w:t>
-        <w:br/>
-        <w:t>- No approvals, changes requested, or comments.</w:t>
+        <w:t>💡 - Janiyamt authored this closed PR on 2026-03-04, which adds a comment to .gitignore for clarity (+2/-1 lines) but was not merged. - It has no description, approvals, comments, or involvement from others. - The PR appears to be an unmerged attempt at improving documentation.</w:t>
       </w:r>
     </w:p>
     <w:tbl>
@@ -1790,11 +2631,7 @@
           <w:color w:val="1F2937"/>
           <w:sz w:val="21"/>
         </w:rPr>
-        <w:t>💡 - Titled 'Testing 2', this PR by Janiyamt was created and merged by them on 2026-03-04.</w:t>
-        <w:br/>
-        <w:t>- It updates multiple files including workflows, .gitignore, and Python scripts, adding 240 lines and removing 78.</w:t>
-        <w:br/>
-        <w:t>- No reviews or comments; appears to be experimental testing.</w:t>
+        <w:t>💡 - This closed PR by Janiyamt, created and self-merged on 2026-03-04, involves significant updates to workflows, .gitignore, and Python files like doc_generator.py, github_client.py, and main.py (+240/-78 lines). - Labeled as testing, it has no description or review activity. - The author handled all aspects without external input.</w:t>
       </w:r>
     </w:p>
     <w:tbl>
@@ -2809,11 +3646,7 @@
           <w:color w:val="1F2937"/>
           <w:sz w:val="21"/>
         </w:rPr>
-        <w:t>💡 - Authored and merged by Janiyamt on 2026-03-04, titled 'Update .gitignore with testing comment'.</w:t>
-        <w:br/>
-        <w:t>- It changes .gitignore with 1 line added and 1 removed to include a testing comment.</w:t>
-        <w:br/>
-        <w:t>- Lacks approvals, reviews, or comments.</w:t>
+        <w:t>💡 - Authored and self-merged by Janiyamt on 2026-03-04, this closed PR updates .gitignore with a testing comment (+1/-1 lines). - It lacks a description, approvals, or comments. - No other participants are noted.</w:t>
       </w:r>
     </w:p>
     <w:tbl>
@@ -3466,11 +4299,7 @@
           <w:color w:val="1F2937"/>
           <w:sz w:val="21"/>
         </w:rPr>
-        <w:t>💡 - Titled 'Testing', authored by Janiyamt on 2026-03-04 and closed without merging.</w:t>
-        <w:br/>
-        <w:t>- Modifies workflow files, .gitignore, and Python scripts, adding 183 lines and removing 78; labeled as 'bug'.</w:t>
-        <w:br/>
-        <w:t>- No approvals or review activity.</w:t>
+        <w:t>💡 - Janiyamt's closed PR from 2026-03-04, labeled as a bug, modifies workflows, .gitignore, and Python scripts (+183/-78 lines) but was not merged. - It has no description or review interactions. - The changes suggest testing fixes without broader involvement.</w:t>
       </w:r>
     </w:p>
     <w:tbl>
@@ -4483,11 +5312,7 @@
           <w:color w:val="1F2937"/>
           <w:sz w:val="21"/>
         </w:rPr>
-        <w:t>💡 - Authored and merged by likiita on 2026-03-04, updating a comment in .gitignore for clarity.</w:t>
-        <w:br/>
-        <w:t>- Adds 2 lines and removes 1 from .gitignore.</w:t>
-        <w:br/>
-        <w:t>- Description notes installation of OCI and usability of OCI services; no reviews.</w:t>
+        <w:t>💡 - Authored and self-merged by likiita on 2026-03-04, this closed PR updates .gitignore (+2/-1 lines) and includes a description about installing OCI and using its services. - No approvals or comments were present. - It focuses on minor documentation with OCI-related notes.</w:t>
       </w:r>
     </w:p>
     <w:tbl>
@@ -5170,11 +5995,7 @@
           <w:color w:val="1F2937"/>
           <w:sz w:val="21"/>
         </w:rPr>
-        <w:t>💡 - By likiita, created and merged on 2026-03-04, updating a comment in .gitignore.</w:t>
-        <w:br/>
-        <w:t>- Involves 1 line added and 1 removed.</w:t>
-        <w:br/>
-        <w:t>- No description, approvals, or comments.</w:t>
+        <w:t>💡 - Likiita created and self-merged this closed PR on 2026-03-04, updating a comment in .gitignore (+1/-1 lines). - It has no description or review activity. - The change is a small clarity improvement without other contributors.</w:t>
       </w:r>
     </w:p>
     <w:tbl>
@@ -5827,11 +6648,7 @@
           <w:color w:val="1F2937"/>
           <w:sz w:val="21"/>
         </w:rPr>
-        <w:t>💡 - Titled 'Update app.py', authored and merged by likiita on 2026-03-04.</w:t>
-        <w:br/>
-        <w:t>- Modifies app.py with 1 line added and 1 removed.</w:t>
-        <w:br/>
-        <w:t>- No additional details, reviews, or comments.</w:t>
+        <w:t>💡 - This closed PR by likiita, created and merged on 2026-03-04, updates app.py (+1/-1 lines). - No description, approvals, or comments are noted. - It represents a minor self-managed code tweak.</w:t>
       </w:r>
     </w:p>
     <w:tbl>
@@ -6490,11 +7307,7 @@
           <w:color w:val="1F2937"/>
           <w:sz w:val="21"/>
         </w:rPr>
-        <w:t>💡 - Authored and merged by likiita on 2026-03-04, adding a comment about OCI services changes to app.py.</w:t>
-        <w:br/>
-        <w:t>- Adds 1 line with no removals.</w:t>
-        <w:br/>
-        <w:t>- Description specifies the comment's purpose for OCI service checks; no reviews.</w:t>
+        <w:t>💡 - Likiita authored and self-merged this closed PR on 2026-03-04, adding a comment to app.py about OCI services changes (+1/-0 lines). - The description confirms it's for indicating OCI-related modifications. - No reviews or additional involvement occurred.</w:t>
       </w:r>
     </w:p>
     <w:tbl>
@@ -7146,663 +7959,6 @@
     </w:p>
     <w:p>
       <w:pPr>
-        <w:spacing w:before="280" w:after="80"/>
-      </w:pPr>
-      <w:r>
-        <w:rPr>
-          <w:b/>
-          <w:color w:val="6B7280"/>
-          <w:sz w:val="26"/>
-        </w:rPr>
-        <w:t xml:space="preserve">PR #4 — </w:t>
-      </w:r>
-      <w:r>
-        <w:rPr>
-          <w:b/>
-          <w:color w:val="1F2937"/>
-          <w:sz w:val="26"/>
-        </w:rPr>
-        <w:t>Update .gitignore</w:t>
-      </w:r>
-    </w:p>
-    <w:p>
-      <w:pPr>
-        <w:spacing w:before="80" w:after="240"/>
-        <w:ind w:left="432"/>
-        <w:pBdr>
-          <w:left w:val="single" w:sz="12" w:space="10" w:color="10B981"/>
-        </w:pBdr>
-      </w:pPr>
-      <w:r>
-        <w:rPr>
-          <w:i/>
-          <w:color w:val="1F2937"/>
-          <w:sz w:val="21"/>
-        </w:rPr>
-        <w:t>💡 - Authored and merged by likiita on 2026-03-03, simply updating .gitignore.</w:t>
-        <w:br/>
-        <w:t>- Changes 1 line added and 1 removed.</w:t>
-        <w:br/>
-        <w:t>- No description, labels, or review interactions.</w:t>
-      </w:r>
-    </w:p>
-    <w:tbl>
-      <w:tblPr>
-        <w:tblStyle w:val="TableGrid"/>
-        <w:tblW w:type="auto" w:w="0"/>
-        <w:tblLook w:firstColumn="1" w:firstRow="1" w:lastColumn="0" w:lastRow="0" w:noHBand="0" w:noVBand="1" w:val="04A0"/>
-      </w:tblPr>
-      <w:tblGrid>
-        <w:gridCol w:w="4680"/>
-        <w:gridCol w:w="4680"/>
-      </w:tblGrid>
-      <w:tr>
-        <w:tc>
-          <w:tcPr>
-            <w:tcW w:type="dxa" w:w="2592"/>
-            <w:shd w:val="clear" w:color="auto" w:fill="F9FAFB"/>
-            <w:tcBorders>
-              <w:top w:val="single" w:sz="4" w:space="0" w:color="CCCCCC"/>
-              <w:left w:val="single" w:sz="4" w:space="0" w:color="CCCCCC"/>
-              <w:bottom w:val="single" w:sz="4" w:space="0" w:color="CCCCCC"/>
-              <w:right w:val="single" w:sz="4" w:space="0" w:color="CCCCCC"/>
-            </w:tcBorders>
-          </w:tcPr>
-          <w:p>
-            <w:r>
-              <w:rPr>
-                <w:b/>
-                <w:color w:val="1F2937"/>
-                <w:sz w:val="20"/>
-              </w:rPr>
-              <w:t>Author</w:t>
-            </w:r>
-          </w:p>
-        </w:tc>
-        <w:tc>
-          <w:tcPr>
-            <w:tcW w:type="dxa" w:w="8208"/>
-            <w:tcBorders>
-              <w:top w:val="single" w:sz="4" w:space="0" w:color="CCCCCC"/>
-              <w:left w:val="single" w:sz="4" w:space="0" w:color="CCCCCC"/>
-              <w:bottom w:val="single" w:sz="4" w:space="0" w:color="CCCCCC"/>
-              <w:right w:val="single" w:sz="4" w:space="0" w:color="CCCCCC"/>
-            </w:tcBorders>
-          </w:tcPr>
-          <w:p>
-            <w:r>
-              <w:rPr>
-                <w:sz w:val="20"/>
-              </w:rPr>
-              <w:t>likiita</w:t>
-            </w:r>
-          </w:p>
-        </w:tc>
-      </w:tr>
-      <w:tr>
-        <w:tc>
-          <w:tcPr>
-            <w:tcW w:type="dxa" w:w="2592"/>
-            <w:shd w:val="clear" w:color="auto" w:fill="F9FAFB"/>
-            <w:tcBorders>
-              <w:top w:val="single" w:sz="4" w:space="0" w:color="CCCCCC"/>
-              <w:left w:val="single" w:sz="4" w:space="0" w:color="CCCCCC"/>
-              <w:bottom w:val="single" w:sz="4" w:space="0" w:color="CCCCCC"/>
-              <w:right w:val="single" w:sz="4" w:space="0" w:color="CCCCCC"/>
-            </w:tcBorders>
-          </w:tcPr>
-          <w:p>
-            <w:r>
-              <w:rPr>
-                <w:b/>
-                <w:color w:val="1F2937"/>
-                <w:sz w:val="20"/>
-              </w:rPr>
-              <w:t>Labels</w:t>
-            </w:r>
-          </w:p>
-        </w:tc>
-        <w:tc>
-          <w:tcPr>
-            <w:tcW w:type="dxa" w:w="8208"/>
-            <w:tcBorders>
-              <w:top w:val="single" w:sz="4" w:space="0" w:color="CCCCCC"/>
-              <w:left w:val="single" w:sz="4" w:space="0" w:color="CCCCCC"/>
-              <w:bottom w:val="single" w:sz="4" w:space="0" w:color="CCCCCC"/>
-              <w:right w:val="single" w:sz="4" w:space="0" w:color="CCCCCC"/>
-            </w:tcBorders>
-          </w:tcPr>
-          <w:p>
-            <w:r>
-              <w:rPr>
-                <w:sz w:val="20"/>
-              </w:rPr>
-              <w:t>None</w:t>
-            </w:r>
-          </w:p>
-        </w:tc>
-      </w:tr>
-      <w:tr>
-        <w:tc>
-          <w:tcPr>
-            <w:tcW w:type="dxa" w:w="2592"/>
-            <w:shd w:val="clear" w:color="auto" w:fill="F9FAFB"/>
-            <w:tcBorders>
-              <w:top w:val="single" w:sz="4" w:space="0" w:color="CCCCCC"/>
-              <w:left w:val="single" w:sz="4" w:space="0" w:color="CCCCCC"/>
-              <w:bottom w:val="single" w:sz="4" w:space="0" w:color="CCCCCC"/>
-              <w:right w:val="single" w:sz="4" w:space="0" w:color="CCCCCC"/>
-            </w:tcBorders>
-          </w:tcPr>
-          <w:p>
-            <w:r>
-              <w:rPr>
-                <w:b/>
-                <w:color w:val="1F2937"/>
-                <w:sz w:val="20"/>
-              </w:rPr>
-              <w:t>Branch</w:t>
-            </w:r>
-          </w:p>
-        </w:tc>
-        <w:tc>
-          <w:tcPr>
-            <w:tcW w:type="dxa" w:w="8208"/>
-            <w:tcBorders>
-              <w:top w:val="single" w:sz="4" w:space="0" w:color="CCCCCC"/>
-              <w:left w:val="single" w:sz="4" w:space="0" w:color="CCCCCC"/>
-              <w:bottom w:val="single" w:sz="4" w:space="0" w:color="CCCCCC"/>
-              <w:right w:val="single" w:sz="4" w:space="0" w:color="CCCCCC"/>
-            </w:tcBorders>
-          </w:tcPr>
-          <w:p>
-            <w:r>
-              <w:rPr>
-                <w:sz w:val="20"/>
-              </w:rPr>
-              <w:t>bot_test  →  master</w:t>
-            </w:r>
-          </w:p>
-        </w:tc>
-      </w:tr>
-      <w:tr>
-        <w:tc>
-          <w:tcPr>
-            <w:tcW w:type="dxa" w:w="2592"/>
-            <w:shd w:val="clear" w:color="auto" w:fill="F9FAFB"/>
-            <w:tcBorders>
-              <w:top w:val="single" w:sz="4" w:space="0" w:color="CCCCCC"/>
-              <w:left w:val="single" w:sz="4" w:space="0" w:color="CCCCCC"/>
-              <w:bottom w:val="single" w:sz="4" w:space="0" w:color="CCCCCC"/>
-              <w:right w:val="single" w:sz="4" w:space="0" w:color="CCCCCC"/>
-            </w:tcBorders>
-          </w:tcPr>
-          <w:p>
-            <w:r>
-              <w:rPr>
-                <w:b/>
-                <w:color w:val="1F2937"/>
-                <w:sz w:val="20"/>
-              </w:rPr>
-              <w:t>Status</w:t>
-            </w:r>
-          </w:p>
-        </w:tc>
-        <w:tc>
-          <w:tcPr>
-            <w:tcW w:type="dxa" w:w="8208"/>
-            <w:tcBorders>
-              <w:top w:val="single" w:sz="4" w:space="0" w:color="CCCCCC"/>
-              <w:left w:val="single" w:sz="4" w:space="0" w:color="CCCCCC"/>
-              <w:bottom w:val="single" w:sz="4" w:space="0" w:color="CCCCCC"/>
-              <w:right w:val="single" w:sz="4" w:space="0" w:color="CCCCCC"/>
-            </w:tcBorders>
-          </w:tcPr>
-          <w:p>
-            <w:r>
-              <w:rPr>
-                <w:sz w:val="20"/>
-              </w:rPr>
-              <w:t>Merged on 2026-03-03</w:t>
-            </w:r>
-          </w:p>
-        </w:tc>
-      </w:tr>
-      <w:tr>
-        <w:tc>
-          <w:tcPr>
-            <w:tcW w:type="dxa" w:w="2592"/>
-            <w:shd w:val="clear" w:color="auto" w:fill="F9FAFB"/>
-            <w:tcBorders>
-              <w:top w:val="single" w:sz="4" w:space="0" w:color="CCCCCC"/>
-              <w:left w:val="single" w:sz="4" w:space="0" w:color="CCCCCC"/>
-              <w:bottom w:val="single" w:sz="4" w:space="0" w:color="CCCCCC"/>
-              <w:right w:val="single" w:sz="4" w:space="0" w:color="CCCCCC"/>
-            </w:tcBorders>
-          </w:tcPr>
-          <w:p>
-            <w:r>
-              <w:rPr>
-                <w:b/>
-                <w:color w:val="1F2937"/>
-                <w:sz w:val="20"/>
-              </w:rPr>
-              <w:t>Merged By</w:t>
-            </w:r>
-          </w:p>
-        </w:tc>
-        <w:tc>
-          <w:tcPr>
-            <w:tcW w:type="dxa" w:w="8208"/>
-            <w:tcBorders>
-              <w:top w:val="single" w:sz="4" w:space="0" w:color="CCCCCC"/>
-              <w:left w:val="single" w:sz="4" w:space="0" w:color="CCCCCC"/>
-              <w:bottom w:val="single" w:sz="4" w:space="0" w:color="CCCCCC"/>
-              <w:right w:val="single" w:sz="4" w:space="0" w:color="CCCCCC"/>
-            </w:tcBorders>
-          </w:tcPr>
-          <w:p>
-            <w:r>
-              <w:rPr>
-                <w:sz w:val="20"/>
-              </w:rPr>
-              <w:t>likiita</w:t>
-            </w:r>
-          </w:p>
-        </w:tc>
-      </w:tr>
-      <w:tr>
-        <w:tc>
-          <w:tcPr>
-            <w:tcW w:type="dxa" w:w="2592"/>
-            <w:shd w:val="clear" w:color="auto" w:fill="F9FAFB"/>
-            <w:tcBorders>
-              <w:top w:val="single" w:sz="4" w:space="0" w:color="CCCCCC"/>
-              <w:left w:val="single" w:sz="4" w:space="0" w:color="CCCCCC"/>
-              <w:bottom w:val="single" w:sz="4" w:space="0" w:color="CCCCCC"/>
-              <w:right w:val="single" w:sz="4" w:space="0" w:color="CCCCCC"/>
-            </w:tcBorders>
-          </w:tcPr>
-          <w:p>
-            <w:r>
-              <w:rPr>
-                <w:b/>
-                <w:color w:val="1F2937"/>
-                <w:sz w:val="20"/>
-              </w:rPr>
-              <w:t>Created</w:t>
-            </w:r>
-          </w:p>
-        </w:tc>
-        <w:tc>
-          <w:tcPr>
-            <w:tcW w:type="dxa" w:w="8208"/>
-            <w:tcBorders>
-              <w:top w:val="single" w:sz="4" w:space="0" w:color="CCCCCC"/>
-              <w:left w:val="single" w:sz="4" w:space="0" w:color="CCCCCC"/>
-              <w:bottom w:val="single" w:sz="4" w:space="0" w:color="CCCCCC"/>
-              <w:right w:val="single" w:sz="4" w:space="0" w:color="CCCCCC"/>
-            </w:tcBorders>
-          </w:tcPr>
-          <w:p>
-            <w:r>
-              <w:rPr>
-                <w:sz w:val="20"/>
-              </w:rPr>
-              <w:t>2026-03-03</w:t>
-            </w:r>
-          </w:p>
-        </w:tc>
-      </w:tr>
-      <w:tr>
-        <w:tc>
-          <w:tcPr>
-            <w:tcW w:type="dxa" w:w="2592"/>
-            <w:shd w:val="clear" w:color="auto" w:fill="F9FAFB"/>
-            <w:tcBorders>
-              <w:top w:val="single" w:sz="4" w:space="0" w:color="CCCCCC"/>
-              <w:left w:val="single" w:sz="4" w:space="0" w:color="CCCCCC"/>
-              <w:bottom w:val="single" w:sz="4" w:space="0" w:color="CCCCCC"/>
-              <w:right w:val="single" w:sz="4" w:space="0" w:color="CCCCCC"/>
-            </w:tcBorders>
-          </w:tcPr>
-          <w:p>
-            <w:r>
-              <w:rPr>
-                <w:b/>
-                <w:color w:val="1F2937"/>
-                <w:sz w:val="20"/>
-              </w:rPr>
-              <w:t>Code Changes</w:t>
-            </w:r>
-          </w:p>
-        </w:tc>
-        <w:tc>
-          <w:tcPr>
-            <w:tcW w:type="dxa" w:w="8208"/>
-            <w:tcBorders>
-              <w:top w:val="single" w:sz="4" w:space="0" w:color="CCCCCC"/>
-              <w:left w:val="single" w:sz="4" w:space="0" w:color="CCCCCC"/>
-              <w:bottom w:val="single" w:sz="4" w:space="0" w:color="CCCCCC"/>
-              <w:right w:val="single" w:sz="4" w:space="0" w:color="CCCCCC"/>
-            </w:tcBorders>
-          </w:tcPr>
-          <w:p>
-            <w:r>
-              <w:rPr>
-                <w:sz w:val="20"/>
-              </w:rPr>
-              <w:t>+1 additions, -1 deletions</w:t>
-            </w:r>
-          </w:p>
-        </w:tc>
-      </w:tr>
-      <w:tr>
-        <w:tc>
-          <w:tcPr>
-            <w:tcW w:type="dxa" w:w="2592"/>
-            <w:shd w:val="clear" w:color="auto" w:fill="F9FAFB"/>
-            <w:tcBorders>
-              <w:top w:val="single" w:sz="4" w:space="0" w:color="CCCCCC"/>
-              <w:left w:val="single" w:sz="4" w:space="0" w:color="CCCCCC"/>
-              <w:bottom w:val="single" w:sz="4" w:space="0" w:color="CCCCCC"/>
-              <w:right w:val="single" w:sz="4" w:space="0" w:color="CCCCCC"/>
-            </w:tcBorders>
-          </w:tcPr>
-          <w:p>
-            <w:r>
-              <w:rPr>
-                <w:b/>
-                <w:color w:val="1F2937"/>
-                <w:sz w:val="20"/>
-              </w:rPr>
-              <w:t>Commits</w:t>
-            </w:r>
-          </w:p>
-        </w:tc>
-        <w:tc>
-          <w:tcPr>
-            <w:tcW w:type="dxa" w:w="8208"/>
-            <w:tcBorders>
-              <w:top w:val="single" w:sz="4" w:space="0" w:color="CCCCCC"/>
-              <w:left w:val="single" w:sz="4" w:space="0" w:color="CCCCCC"/>
-              <w:bottom w:val="single" w:sz="4" w:space="0" w:color="CCCCCC"/>
-              <w:right w:val="single" w:sz="4" w:space="0" w:color="CCCCCC"/>
-            </w:tcBorders>
-          </w:tcPr>
-          <w:p>
-            <w:r>
-              <w:rPr>
-                <w:sz w:val="20"/>
-              </w:rPr>
-              <w:t>1</w:t>
-            </w:r>
-          </w:p>
-        </w:tc>
-      </w:tr>
-      <w:tr>
-        <w:tc>
-          <w:tcPr>
-            <w:tcW w:type="dxa" w:w="2592"/>
-            <w:shd w:val="clear" w:color="auto" w:fill="F9FAFB"/>
-            <w:tcBorders>
-              <w:top w:val="single" w:sz="4" w:space="0" w:color="CCCCCC"/>
-              <w:left w:val="single" w:sz="4" w:space="0" w:color="CCCCCC"/>
-              <w:bottom w:val="single" w:sz="4" w:space="0" w:color="CCCCCC"/>
-              <w:right w:val="single" w:sz="4" w:space="0" w:color="CCCCCC"/>
-            </w:tcBorders>
-          </w:tcPr>
-          <w:p>
-            <w:r>
-              <w:rPr>
-                <w:b/>
-                <w:color w:val="1F2937"/>
-                <w:sz w:val="20"/>
-              </w:rPr>
-              <w:t>Approvals</w:t>
-            </w:r>
-          </w:p>
-        </w:tc>
-        <w:tc>
-          <w:tcPr>
-            <w:tcW w:type="dxa" w:w="8208"/>
-            <w:tcBorders>
-              <w:top w:val="single" w:sz="4" w:space="0" w:color="CCCCCC"/>
-              <w:left w:val="single" w:sz="4" w:space="0" w:color="CCCCCC"/>
-              <w:bottom w:val="single" w:sz="4" w:space="0" w:color="CCCCCC"/>
-              <w:right w:val="single" w:sz="4" w:space="0" w:color="CCCCCC"/>
-            </w:tcBorders>
-          </w:tcPr>
-          <w:p>
-            <w:r>
-              <w:rPr>
-                <w:sz w:val="20"/>
-              </w:rPr>
-              <w:t>None</w:t>
-            </w:r>
-          </w:p>
-        </w:tc>
-      </w:tr>
-      <w:tr>
-        <w:tc>
-          <w:tcPr>
-            <w:tcW w:type="dxa" w:w="2592"/>
-            <w:shd w:val="clear" w:color="auto" w:fill="F9FAFB"/>
-            <w:tcBorders>
-              <w:top w:val="single" w:sz="4" w:space="0" w:color="CCCCCC"/>
-              <w:left w:val="single" w:sz="4" w:space="0" w:color="CCCCCC"/>
-              <w:bottom w:val="single" w:sz="4" w:space="0" w:color="CCCCCC"/>
-              <w:right w:val="single" w:sz="4" w:space="0" w:color="CCCCCC"/>
-            </w:tcBorders>
-          </w:tcPr>
-          <w:p>
-            <w:r>
-              <w:rPr>
-                <w:b/>
-                <w:color w:val="1F2937"/>
-                <w:sz w:val="20"/>
-              </w:rPr>
-              <w:t>Changes Requested</w:t>
-            </w:r>
-          </w:p>
-        </w:tc>
-        <w:tc>
-          <w:tcPr>
-            <w:tcW w:type="dxa" w:w="8208"/>
-            <w:tcBorders>
-              <w:top w:val="single" w:sz="4" w:space="0" w:color="CCCCCC"/>
-              <w:left w:val="single" w:sz="4" w:space="0" w:color="CCCCCC"/>
-              <w:bottom w:val="single" w:sz="4" w:space="0" w:color="CCCCCC"/>
-              <w:right w:val="single" w:sz="4" w:space="0" w:color="CCCCCC"/>
-            </w:tcBorders>
-          </w:tcPr>
-          <w:p>
-            <w:r>
-              <w:rPr>
-                <w:sz w:val="20"/>
-              </w:rPr>
-              <w:t>None</w:t>
-            </w:r>
-          </w:p>
-        </w:tc>
-      </w:tr>
-      <w:tr>
-        <w:tc>
-          <w:tcPr>
-            <w:tcW w:type="dxa" w:w="2592"/>
-            <w:shd w:val="clear" w:color="auto" w:fill="F9FAFB"/>
-            <w:tcBorders>
-              <w:top w:val="single" w:sz="4" w:space="0" w:color="CCCCCC"/>
-              <w:left w:val="single" w:sz="4" w:space="0" w:color="CCCCCC"/>
-              <w:bottom w:val="single" w:sz="4" w:space="0" w:color="CCCCCC"/>
-              <w:right w:val="single" w:sz="4" w:space="0" w:color="CCCCCC"/>
-            </w:tcBorders>
-          </w:tcPr>
-          <w:p>
-            <w:r>
-              <w:rPr>
-                <w:b/>
-                <w:color w:val="1F2937"/>
-                <w:sz w:val="20"/>
-              </w:rPr>
-              <w:t>Comments</w:t>
-            </w:r>
-          </w:p>
-        </w:tc>
-        <w:tc>
-          <w:tcPr>
-            <w:tcW w:type="dxa" w:w="8208"/>
-            <w:tcBorders>
-              <w:top w:val="single" w:sz="4" w:space="0" w:color="CCCCCC"/>
-              <w:left w:val="single" w:sz="4" w:space="0" w:color="CCCCCC"/>
-              <w:bottom w:val="single" w:sz="4" w:space="0" w:color="CCCCCC"/>
-              <w:right w:val="single" w:sz="4" w:space="0" w:color="CCCCCC"/>
-            </w:tcBorders>
-          </w:tcPr>
-          <w:p>
-            <w:r>
-              <w:rPr>
-                <w:sz w:val="20"/>
-              </w:rPr>
-              <w:t>0 general, 0 review</w:t>
-            </w:r>
-          </w:p>
-        </w:tc>
-      </w:tr>
-      <w:tr>
-        <w:tc>
-          <w:tcPr>
-            <w:tcW w:type="dxa" w:w="2592"/>
-            <w:shd w:val="clear" w:color="auto" w:fill="F9FAFB"/>
-            <w:tcBorders>
-              <w:top w:val="single" w:sz="4" w:space="0" w:color="CCCCCC"/>
-              <w:left w:val="single" w:sz="4" w:space="0" w:color="CCCCCC"/>
-              <w:bottom w:val="single" w:sz="4" w:space="0" w:color="CCCCCC"/>
-              <w:right w:val="single" w:sz="4" w:space="0" w:color="CCCCCC"/>
-            </w:tcBorders>
-          </w:tcPr>
-          <w:p>
-            <w:r>
-              <w:rPr>
-                <w:b/>
-                <w:color w:val="1F2937"/>
-                <w:sz w:val="20"/>
-              </w:rPr>
-              <w:t>Files Changed</w:t>
-            </w:r>
-          </w:p>
-        </w:tc>
-        <w:tc>
-          <w:tcPr>
-            <w:tcW w:type="dxa" w:w="8208"/>
-            <w:tcBorders>
-              <w:top w:val="single" w:sz="4" w:space="0" w:color="CCCCCC"/>
-              <w:left w:val="single" w:sz="4" w:space="0" w:color="CCCCCC"/>
-              <w:bottom w:val="single" w:sz="4" w:space="0" w:color="CCCCCC"/>
-              <w:right w:val="single" w:sz="4" w:space="0" w:color="CCCCCC"/>
-            </w:tcBorders>
-          </w:tcPr>
-          <w:p>
-            <w:r>
-              <w:rPr>
-                <w:sz w:val="20"/>
-              </w:rPr>
-              <w:t>.gitignore</w:t>
-            </w:r>
-          </w:p>
-        </w:tc>
-      </w:tr>
-    </w:tbl>
-    <w:p>
-      <w:pPr>
-        <w:spacing w:before="160" w:after="80"/>
-      </w:pPr>
-      <w:r>
-        <w:rPr>
-          <w:b/>
-          <w:i w:val="0"/>
-          <w:color w:val="1F2937"/>
-          <w:sz w:val="20"/>
-        </w:rPr>
-        <w:t>Linked Issues:</w:t>
-      </w:r>
-    </w:p>
-    <w:p>
-      <w:pPr>
-        <w:spacing w:before="0" w:after="120"/>
-      </w:pPr>
-      <w:r>
-        <w:rPr>
-          <w:b w:val="0"/>
-          <w:i/>
-          <w:color w:val="9CA3AF"/>
-          <w:sz w:val="18"/>
-        </w:rPr>
-        <w:t>No linked issues found — PR description did not reference any issues with Fixes/Closes #number</w:t>
-      </w:r>
-    </w:p>
-    <w:p>
-      <w:pPr>
-        <w:spacing w:before="160" w:after="80"/>
-      </w:pPr>
-      <w:r>
-        <w:rPr>
-          <w:b/>
-          <w:i w:val="0"/>
-          <w:color w:val="1F2937"/>
-          <w:sz w:val="20"/>
-        </w:rPr>
-        <w:t>Code Changes:</w:t>
-      </w:r>
-    </w:p>
-    <w:p>
-      <w:pPr>
-        <w:spacing w:before="120" w:after="40"/>
-      </w:pPr>
-      <w:r>
-        <w:rPr>
-          <w:b/>
-          <w:i w:val="0"/>
-          <w:color w:val="1E3A5F"/>
-          <w:sz w:val="18"/>
-        </w:rPr>
-        <w:t>MODIFIED: .gitignore  (+1 / -1)</w:t>
-      </w:r>
-    </w:p>
-    <w:p>
-      <w:pPr>
-        <w:spacing w:before="0" w:after="80"/>
-      </w:pPr>
-      <w:r>
-        <w:rPr>
-          <w:b w:val="0"/>
-          <w:i w:val="0"/>
-          <w:color w:val="6B7280"/>
-          <w:sz w:val="16"/>
-        </w:rPr>
-        <w:t>@@ -4,4 +4,4 @@ pr_report.docx</w:t>
-        <w:br/>
-        <w:t xml:space="preserve"> venv/</w:t>
-        <w:br/>
-        <w:t xml:space="preserve"> .venv/</w:t>
-        <w:br/>
-        <w:t xml:space="preserve"> config.py</w:t>
-        <w:br/>
-        <w:t>-#tHIS IS THE SECOND COMMENT MADE TO EXPLAIN AND UNDERSTAND THE BOT AS THE 1ST ONE FAILED</w:t>
-        <w:br/>
-        <w:t>+# this is the last comment to check the bot with all oci services</w:t>
-      </w:r>
-    </w:p>
-    <w:p>
-      <w:pPr>
-        <w:spacing w:before="80" w:after="80"/>
-        <w:pBdr>
-          <w:bottom w:val="single" w:sz="4" w:space="1" w:color="E5E7EB"/>
-        </w:pBdr>
-      </w:pPr>
-    </w:p>
-    <w:p>
-      <w:pPr>
         <w:spacing w:before="120" w:after="120"/>
         <w:jc w:val="center"/>
       </w:pPr>
@@ -7813,7 +7969,7 @@
           <w:color w:val="9CA3AF"/>
           <w:sz w:val="18"/>
         </w:rPr>
-        <w:t>Report generated by PR Documentation Agent  •  March 04, 2026 at 12:01</w:t>
+        <w:t>Report generated by PR Documentation Agent  •  March 11, 2026 at 07:14</w:t>
       </w:r>
     </w:p>
     <w:sectPr>

--- a/pr_report.docx
+++ b/pr_report.docx
@@ -44,7 +44,7 @@
           <w:color w:val="9CA3AF"/>
           <w:sz w:val="20"/>
         </w:rPr>
-        <w:t>Generated: March 11, 2026 at 07:14</w:t>
+        <w:t>Generated: March 11, 2026 at 07:17</w:t>
       </w:r>
     </w:p>
     <w:p>
@@ -129,7 +129,7 @@
                 <w:color w:val="059669"/>
                 <w:sz w:val="36"/>
               </w:rPr>
-              <w:t>7</w:t>
+              <w:t>8</w:t>
             </w:r>
           </w:p>
         </w:tc>
@@ -406,7 +406,7 @@
           <w:color w:val="1F2937"/>
           <w:sz w:val="21"/>
         </w:rPr>
-        <w:t>- Key contributors are primarily Janiyamt (handling most PRs, including testing and major code updates) and likiita (focusing on smaller app.py and .gitignore changes related to OCI services).- Types of changes include minor documentation updates (e.g., .gitignore comments), workflow and Python script modifications (e.g., oci_client.py, main.py for testing and OCI integration), and log/reporting files, with a mix of small (+1-3 lines) and larger (+127-240 lines) alterations.- Review culture is minimal to none, as all PRs lack approvals, requested changes, or comments; most are self-merged quickly on the creation date, indicating an informal, solo-development process without collaborative oversight.</w:t>
+        <w:t>- Key contributors are primarily Janiyamt (handling most PRs focused on testing, workflows, and Python scripts) and likiita (focusing on app.py updates, .gitignore comments, and OCI service notes), indicating a small team or individual development effort.- Types of changes include frequent minor updates to .gitignore for clarity and comments, testing iterations with significant code additions to Python files (e.g., oci_client.py, main.py) and workflows, and documentation enhancements related to OCI services, suggesting an evolving project around GitHub automation and cloud integration.- Review culture is minimal to none, with zero approvals, change requests, or comments across all PRs; most are self-merged by authors shortly after creation, pointing to an informal, rapid prototyping process without formal peer review.</w:t>
       </w:r>
     </w:p>
     <w:p>
@@ -466,7 +466,7 @@
           <w:color w:val="1F2937"/>
           <w:sz w:val="21"/>
         </w:rPr>
-        <w:t>💡 - This PR, authored by Janiyamt, is an open pull request created on 2026-03-11 that modifies workflow files, log documents, and Python scripts like oci_client.py, adding 127 lines and removing 101 lines. - It appears to be testing or updating reporting and OCI client functionality but lacks a description, approvals, or comments. - No one else is involved, and it remains unmerged.</w:t>
+        <w:t>💡 - This PR, authored and merged by Janiyamt on 2026-03-11, updates workflow files, Python scripts like oci_client.py, and log documents with net +26 lines of code. - It appears to be a testing or latest iteration update, involving changes to PR reporting and OCI client functionality. - No reviews, approvals, or comments were involved.</w:t>
       </w:r>
     </w:p>
     <w:tbl>
@@ -646,7 +646,7 @@
               <w:rPr>
                 <w:sz w:val="20"/>
               </w:rPr>
-              <w:t>OPEN</w:t>
+              <w:t>Merged on 2026-03-11</w:t>
             </w:r>
           </w:p>
         </w:tc>
@@ -689,7 +689,7 @@
               <w:rPr>
                 <w:sz w:val="20"/>
               </w:rPr>
-              <w:t>N/A</w:t>
+              <w:t>Janiyamt</w:t>
             </w:r>
           </w:p>
         </w:tc>
@@ -818,7 +818,7 @@
               <w:rPr>
                 <w:sz w:val="20"/>
               </w:rPr>
-              <w:t>7</w:t>
+              <w:t>8</w:t>
             </w:r>
           </w:p>
         </w:tc>
@@ -1319,7 +1319,7 @@
           <w:color w:val="1F2937"/>
           <w:sz w:val="21"/>
         </w:rPr>
-        <w:t>💡 - Authored by Janiyamt, this closed PR from 2026-03-04 updates the .gitignore file with minor changes (+3/-1 lines) and was self-merged by the author on the same day. - It seems to be a bot test with no description, approvals, or review comments. - No other contributors were involved.</w:t>
+        <w:t>💡 - Authored and merged by Janiyamt on 2026-03-04, this PR modifies the .gitignore file with +2 net lines added. - Titled 'Bot test', it seems focused on testing bot-related configurations. - No reviews, approvals, comments, or description provided.</w:t>
       </w:r>
     </w:p>
     <w:tbl>
@@ -1976,7 +1976,7 @@
           <w:color w:val="1F2937"/>
           <w:sz w:val="21"/>
         </w:rPr>
-        <w:t>💡 - Janiyamt authored this closed PR on 2026-03-04, which adds a comment to .gitignore for clarity (+2/-1 lines) but was not merged. - It has no description, approvals, comments, or involvement from others. - The PR appears to be an unmerged attempt at improving documentation.</w:t>
+        <w:t>💡 - Created by Janiyamt on 2026-03-04, this PR adds a clarifying comment to .gitignore with +1 net line, but was closed without merging. - It targets improved documentation in the ignore file. - No reviews, approvals, comments, or description.</w:t>
       </w:r>
     </w:p>
     <w:tbl>
@@ -2631,7 +2631,7 @@
           <w:color w:val="1F2937"/>
           <w:sz w:val="21"/>
         </w:rPr>
-        <w:t>💡 - This closed PR by Janiyamt, created and self-merged on 2026-03-04, involves significant updates to workflows, .gitignore, and Python files like doc_generator.py, github_client.py, and main.py (+240/-78 lines). - Labeled as testing, it has no description or review activity. - The author handled all aspects without external input.</w:t>
+        <w:t>💡 - Janiyamt authored and merged this PR on 2026-03-04, changing multiple files including workflows, .gitignore, and Python scripts like doc_generator.py, github_client.py, and main.py, with +162 net lines added. - Labeled as 'Testing 2', it involves significant code additions for testing purposes. - No reviews, approvals, or comments.</w:t>
       </w:r>
     </w:p>
     <w:tbl>
@@ -3646,7 +3646,7 @@
           <w:color w:val="1F2937"/>
           <w:sz w:val="21"/>
         </w:rPr>
-        <w:t>💡 - Authored and self-merged by Janiyamt on 2026-03-04, this closed PR updates .gitignore with a testing comment (+1/-1 lines). - It lacks a description, approvals, or comments. - No other participants are noted.</w:t>
+        <w:t>💡 - Authored and merged by Janiyamt on 2026-03-04, this PR updates .gitignore with a testing comment, resulting in no net line change. - It focuses on documentation clarity for testing. - No reviews, approvals, comments, or description.</w:t>
       </w:r>
     </w:p>
     <w:tbl>
@@ -4299,7 +4299,7 @@
           <w:color w:val="1F2937"/>
           <w:sz w:val="21"/>
         </w:rPr>
-        <w:t>💡 - Janiyamt's closed PR from 2026-03-04, labeled as a bug, modifies workflows, .gitignore, and Python scripts (+183/-78 lines) but was not merged. - It has no description or review interactions. - The changes suggest testing fixes without broader involvement.</w:t>
+        <w:t>💡 - Janiyamt created this PR on 2026-03-04, modifying workflows, .gitignore, and Python files with +105 net lines, labeled as a 'bug' but closed without merging. - Titled 'Testing', it appears to address testing and bug fixes. - No reviews, approvals, comments, or description.</w:t>
       </w:r>
     </w:p>
     <w:tbl>
@@ -5312,7 +5312,7 @@
           <w:color w:val="1F2937"/>
           <w:sz w:val="21"/>
         </w:rPr>
-        <w:t>💡 - Authored and self-merged by likiita on 2026-03-04, this closed PR updates .gitignore (+2/-1 lines) and includes a description about installing OCI and using its services. - No approvals or comments were present. - It focuses on minor documentation with OCI-related notes.</w:t>
+        <w:t>💡 - Authored and merged by likiita on 2026-03-04, this PR updates .gitignore with +1 net line and includes a description about installing OCI and using its services. - It enhances clarity in the ignore file while noting OCI integration. - No reviews, approvals, or comments.</w:t>
       </w:r>
     </w:p>
     <w:tbl>
@@ -5995,7 +5995,7 @@
           <w:color w:val="1F2937"/>
           <w:sz w:val="21"/>
         </w:rPr>
-        <w:t>💡 - Likiita created and self-merged this closed PR on 2026-03-04, updating a comment in .gitignore (+1/-1 lines). - It has no description or review activity. - The change is a small clarity improvement without other contributors.</w:t>
+        <w:t>💡 - Likiita authored and merged this PR on 2026-03-04, updating a comment in .gitignore with no net line change. - Aimed at improving documentation clarity. - No reviews, approvals, comments, or description.</w:t>
       </w:r>
     </w:p>
     <w:tbl>
@@ -6648,7 +6648,7 @@
           <w:color w:val="1F2937"/>
           <w:sz w:val="21"/>
         </w:rPr>
-        <w:t>💡 - This closed PR by likiita, created and merged on 2026-03-04, updates app.py (+1/-1 lines). - No description, approvals, or comments are noted. - It represents a minor self-managed code tweak.</w:t>
+        <w:t>💡 - Authored and merged by likiita on 2026-03-04, this PR updates app.py with no net line change. - Titled 'Update app.py', it likely involves minor refinements. - No reviews, approvals, comments, or description.</w:t>
       </w:r>
     </w:p>
     <w:tbl>
@@ -7307,7 +7307,7 @@
           <w:color w:val="1F2937"/>
           <w:sz w:val="21"/>
         </w:rPr>
-        <w:t>💡 - Likiita authored and self-merged this closed PR on 2026-03-04, adding a comment to app.py about OCI services changes (+1/-0 lines). - The description confirms it's for indicating OCI-related modifications. - No reviews or additional involvement occurred.</w:t>
+        <w:t>💡 - Likiita authored and merged this PR on 2026-03-04, adding a comment to app.py about OCI services changes with +1 line added. - The description confirms it documents OCI-related updates. - No reviews, approvals, or comments.</w:t>
       </w:r>
     </w:p>
     <w:tbl>
@@ -7969,7 +7969,7 @@
           <w:color w:val="9CA3AF"/>
           <w:sz w:val="18"/>
         </w:rPr>
-        <w:t>Report generated by PR Documentation Agent  •  March 11, 2026 at 07:14</w:t>
+        <w:t>Report generated by PR Documentation Agent  •  March 11, 2026 at 07:17</w:t>
       </w:r>
     </w:p>
     <w:sectPr>

--- a/pr_report.docx
+++ b/pr_report.docx
@@ -44,7 +44,7 @@
           <w:color w:val="9CA3AF"/>
           <w:sz w:val="20"/>
         </w:rPr>
-        <w:t>Generated: March 11, 2026 at 07:17</w:t>
+        <w:t>Generated: March 11, 2026 at 07:18</w:t>
       </w:r>
     </w:p>
     <w:p>
@@ -179,7 +179,7 @@
                 <w:color w:val="D97706"/>
                 <w:sz w:val="36"/>
               </w:rPr>
-              <w:t>+561/-263</w:t>
+              <w:t>+560/-263</w:t>
             </w:r>
           </w:p>
         </w:tc>
@@ -406,7 +406,7 @@
           <w:color w:val="1F2937"/>
           <w:sz w:val="21"/>
         </w:rPr>
-        <w:t>- Key contributors are primarily Janiyamt (handling most PRs focused on testing, workflows, and Python scripts) and likiita (focusing on app.py updates, .gitignore comments, and OCI service notes), indicating a small team or individual development effort.- Types of changes include frequent minor updates to .gitignore for clarity and comments, testing iterations with significant code additions to Python files (e.g., oci_client.py, main.py) and workflows, and documentation enhancements related to OCI services, suggesting an evolving project around GitHub automation and cloud integration.- Review culture is minimal to none, with zero approvals, change requests, or comments across all PRs; most are self-merged by authors shortly after creation, pointing to an informal, rapid prototyping process without formal peer review.</w:t>
+        <w:t>- **Key Contributors**: The repository is primarily driven by two individuals—Janiyamt, who authored most PRs (e.g., #6-15) focusing on testing, core Python scripts, workflows, and merges, and likiita, who contributed earlier PRs (#6-8) on app updates and .gitignore clarity; no other collaborators are evident.- **Types of Changes**: PRs predominantly involve minor .gitignore updates for clarity and ignores, alongside testing iterations adding substantial code to Python files (e.g., oci_client.py, github_client.py, main.py), GitHub workflows (pr_report.yml), logs, and docs; themes include bot testing, OCI integration, and documentation generation, with some unmerged exploratory changes labeled as bugs.- **Review Culture**: There is no formal review process—all PRs lack approvals, requested changes, or comments, indicating a solo or informal development environment where authors self-merge most changes on the same day; this suggests rapid prototyping or personal project dynamics rather than collaborative code review.</w:t>
       </w:r>
     </w:p>
     <w:p>
@@ -430,6 +430,639 @@
         </w:rPr>
         <w:t>Pull Request Details</w:t>
       </w:r>
+    </w:p>
+    <w:p>
+      <w:pPr>
+        <w:spacing w:before="280" w:after="80"/>
+      </w:pPr>
+      <w:r>
+        <w:rPr>
+          <w:b/>
+          <w:color w:val="6B7280"/>
+          <w:sz w:val="26"/>
+        </w:rPr>
+        <w:t xml:space="preserve">PR #15 — </w:t>
+      </w:r>
+      <w:r>
+        <w:rPr>
+          <w:b/>
+          <w:color w:val="1F2937"/>
+          <w:sz w:val="26"/>
+        </w:rPr>
+        <w:t>Merge pull request #14 from Janiyamt/master</w:t>
+      </w:r>
+    </w:p>
+    <w:p>
+      <w:pPr>
+        <w:spacing w:before="80" w:after="240"/>
+        <w:ind w:left="432"/>
+        <w:pBdr>
+          <w:left w:val="single" w:sz="12" w:space="10" w:color="10B981"/>
+        </w:pBdr>
+      </w:pPr>
+      <w:r>
+        <w:rPr>
+          <w:i/>
+          <w:color w:val="1F2937"/>
+          <w:sz w:val="21"/>
+        </w:rPr>
+        <w:t>💡 - This PR merges the changes from PR #14 into the master branch.</w:t>
+        <w:br/>
+        <w:t>- Author and merger: Janiyamt.</w:t>
+        <w:br/>
+        <w:t>- It involves no direct code changes, serving as a merge commit for the 'Latest Test' updates.</w:t>
+      </w:r>
+    </w:p>
+    <w:tbl>
+      <w:tblPr>
+        <w:tblStyle w:val="TableGrid"/>
+        <w:tblW w:type="auto" w:w="0"/>
+        <w:tblLook w:firstColumn="1" w:firstRow="1" w:lastColumn="0" w:lastRow="0" w:noHBand="0" w:noVBand="1" w:val="04A0"/>
+      </w:tblPr>
+      <w:tblGrid>
+        <w:gridCol w:w="4680"/>
+        <w:gridCol w:w="4680"/>
+      </w:tblGrid>
+      <w:tr>
+        <w:tc>
+          <w:tcPr>
+            <w:tcW w:type="dxa" w:w="2592"/>
+            <w:shd w:val="clear" w:color="auto" w:fill="F9FAFB"/>
+            <w:tcBorders>
+              <w:top w:val="single" w:sz="4" w:space="0" w:color="CCCCCC"/>
+              <w:left w:val="single" w:sz="4" w:space="0" w:color="CCCCCC"/>
+              <w:bottom w:val="single" w:sz="4" w:space="0" w:color="CCCCCC"/>
+              <w:right w:val="single" w:sz="4" w:space="0" w:color="CCCCCC"/>
+            </w:tcBorders>
+          </w:tcPr>
+          <w:p>
+            <w:r>
+              <w:rPr>
+                <w:b/>
+                <w:color w:val="1F2937"/>
+                <w:sz w:val="20"/>
+              </w:rPr>
+              <w:t>Author</w:t>
+            </w:r>
+          </w:p>
+        </w:tc>
+        <w:tc>
+          <w:tcPr>
+            <w:tcW w:type="dxa" w:w="8208"/>
+            <w:tcBorders>
+              <w:top w:val="single" w:sz="4" w:space="0" w:color="CCCCCC"/>
+              <w:left w:val="single" w:sz="4" w:space="0" w:color="CCCCCC"/>
+              <w:bottom w:val="single" w:sz="4" w:space="0" w:color="CCCCCC"/>
+              <w:right w:val="single" w:sz="4" w:space="0" w:color="CCCCCC"/>
+            </w:tcBorders>
+          </w:tcPr>
+          <w:p>
+            <w:r>
+              <w:rPr>
+                <w:sz w:val="20"/>
+              </w:rPr>
+              <w:t>Janiyamt</w:t>
+            </w:r>
+          </w:p>
+        </w:tc>
+      </w:tr>
+      <w:tr>
+        <w:tc>
+          <w:tcPr>
+            <w:tcW w:type="dxa" w:w="2592"/>
+            <w:shd w:val="clear" w:color="auto" w:fill="F9FAFB"/>
+            <w:tcBorders>
+              <w:top w:val="single" w:sz="4" w:space="0" w:color="CCCCCC"/>
+              <w:left w:val="single" w:sz="4" w:space="0" w:color="CCCCCC"/>
+              <w:bottom w:val="single" w:sz="4" w:space="0" w:color="CCCCCC"/>
+              <w:right w:val="single" w:sz="4" w:space="0" w:color="CCCCCC"/>
+            </w:tcBorders>
+          </w:tcPr>
+          <w:p>
+            <w:r>
+              <w:rPr>
+                <w:b/>
+                <w:color w:val="1F2937"/>
+                <w:sz w:val="20"/>
+              </w:rPr>
+              <w:t>Labels</w:t>
+            </w:r>
+          </w:p>
+        </w:tc>
+        <w:tc>
+          <w:tcPr>
+            <w:tcW w:type="dxa" w:w="8208"/>
+            <w:tcBorders>
+              <w:top w:val="single" w:sz="4" w:space="0" w:color="CCCCCC"/>
+              <w:left w:val="single" w:sz="4" w:space="0" w:color="CCCCCC"/>
+              <w:bottom w:val="single" w:sz="4" w:space="0" w:color="CCCCCC"/>
+              <w:right w:val="single" w:sz="4" w:space="0" w:color="CCCCCC"/>
+            </w:tcBorders>
+          </w:tcPr>
+          <w:p>
+            <w:r>
+              <w:rPr>
+                <w:sz w:val="20"/>
+              </w:rPr>
+              <w:t>None</w:t>
+            </w:r>
+          </w:p>
+        </w:tc>
+      </w:tr>
+      <w:tr>
+        <w:tc>
+          <w:tcPr>
+            <w:tcW w:type="dxa" w:w="2592"/>
+            <w:shd w:val="clear" w:color="auto" w:fill="F9FAFB"/>
+            <w:tcBorders>
+              <w:top w:val="single" w:sz="4" w:space="0" w:color="CCCCCC"/>
+              <w:left w:val="single" w:sz="4" w:space="0" w:color="CCCCCC"/>
+              <w:bottom w:val="single" w:sz="4" w:space="0" w:color="CCCCCC"/>
+              <w:right w:val="single" w:sz="4" w:space="0" w:color="CCCCCC"/>
+            </w:tcBorders>
+          </w:tcPr>
+          <w:p>
+            <w:r>
+              <w:rPr>
+                <w:b/>
+                <w:color w:val="1F2937"/>
+                <w:sz w:val="20"/>
+              </w:rPr>
+              <w:t>Branch</w:t>
+            </w:r>
+          </w:p>
+        </w:tc>
+        <w:tc>
+          <w:tcPr>
+            <w:tcW w:type="dxa" w:w="8208"/>
+            <w:tcBorders>
+              <w:top w:val="single" w:sz="4" w:space="0" w:color="CCCCCC"/>
+              <w:left w:val="single" w:sz="4" w:space="0" w:color="CCCCCC"/>
+              <w:bottom w:val="single" w:sz="4" w:space="0" w:color="CCCCCC"/>
+              <w:right w:val="single" w:sz="4" w:space="0" w:color="CCCCCC"/>
+            </w:tcBorders>
+          </w:tcPr>
+          <w:p>
+            <w:r>
+              <w:rPr>
+                <w:sz w:val="20"/>
+              </w:rPr>
+              <w:t>bot_test  →  master</w:t>
+            </w:r>
+          </w:p>
+        </w:tc>
+      </w:tr>
+      <w:tr>
+        <w:tc>
+          <w:tcPr>
+            <w:tcW w:type="dxa" w:w="2592"/>
+            <w:shd w:val="clear" w:color="auto" w:fill="F9FAFB"/>
+            <w:tcBorders>
+              <w:top w:val="single" w:sz="4" w:space="0" w:color="CCCCCC"/>
+              <w:left w:val="single" w:sz="4" w:space="0" w:color="CCCCCC"/>
+              <w:bottom w:val="single" w:sz="4" w:space="0" w:color="CCCCCC"/>
+              <w:right w:val="single" w:sz="4" w:space="0" w:color="CCCCCC"/>
+            </w:tcBorders>
+          </w:tcPr>
+          <w:p>
+            <w:r>
+              <w:rPr>
+                <w:b/>
+                <w:color w:val="1F2937"/>
+                <w:sz w:val="20"/>
+              </w:rPr>
+              <w:t>Status</w:t>
+            </w:r>
+          </w:p>
+        </w:tc>
+        <w:tc>
+          <w:tcPr>
+            <w:tcW w:type="dxa" w:w="8208"/>
+            <w:tcBorders>
+              <w:top w:val="single" w:sz="4" w:space="0" w:color="CCCCCC"/>
+              <w:left w:val="single" w:sz="4" w:space="0" w:color="CCCCCC"/>
+              <w:bottom w:val="single" w:sz="4" w:space="0" w:color="CCCCCC"/>
+              <w:right w:val="single" w:sz="4" w:space="0" w:color="CCCCCC"/>
+            </w:tcBorders>
+          </w:tcPr>
+          <w:p>
+            <w:r>
+              <w:rPr>
+                <w:sz w:val="20"/>
+              </w:rPr>
+              <w:t>Merged on 2026-03-11</w:t>
+            </w:r>
+          </w:p>
+        </w:tc>
+      </w:tr>
+      <w:tr>
+        <w:tc>
+          <w:tcPr>
+            <w:tcW w:type="dxa" w:w="2592"/>
+            <w:shd w:val="clear" w:color="auto" w:fill="F9FAFB"/>
+            <w:tcBorders>
+              <w:top w:val="single" w:sz="4" w:space="0" w:color="CCCCCC"/>
+              <w:left w:val="single" w:sz="4" w:space="0" w:color="CCCCCC"/>
+              <w:bottom w:val="single" w:sz="4" w:space="0" w:color="CCCCCC"/>
+              <w:right w:val="single" w:sz="4" w:space="0" w:color="CCCCCC"/>
+            </w:tcBorders>
+          </w:tcPr>
+          <w:p>
+            <w:r>
+              <w:rPr>
+                <w:b/>
+                <w:color w:val="1F2937"/>
+                <w:sz w:val="20"/>
+              </w:rPr>
+              <w:t>Merged By</w:t>
+            </w:r>
+          </w:p>
+        </w:tc>
+        <w:tc>
+          <w:tcPr>
+            <w:tcW w:type="dxa" w:w="8208"/>
+            <w:tcBorders>
+              <w:top w:val="single" w:sz="4" w:space="0" w:color="CCCCCC"/>
+              <w:left w:val="single" w:sz="4" w:space="0" w:color="CCCCCC"/>
+              <w:bottom w:val="single" w:sz="4" w:space="0" w:color="CCCCCC"/>
+              <w:right w:val="single" w:sz="4" w:space="0" w:color="CCCCCC"/>
+            </w:tcBorders>
+          </w:tcPr>
+          <w:p>
+            <w:r>
+              <w:rPr>
+                <w:sz w:val="20"/>
+              </w:rPr>
+              <w:t>Janiyamt</w:t>
+            </w:r>
+          </w:p>
+        </w:tc>
+      </w:tr>
+      <w:tr>
+        <w:tc>
+          <w:tcPr>
+            <w:tcW w:type="dxa" w:w="2592"/>
+            <w:shd w:val="clear" w:color="auto" w:fill="F9FAFB"/>
+            <w:tcBorders>
+              <w:top w:val="single" w:sz="4" w:space="0" w:color="CCCCCC"/>
+              <w:left w:val="single" w:sz="4" w:space="0" w:color="CCCCCC"/>
+              <w:bottom w:val="single" w:sz="4" w:space="0" w:color="CCCCCC"/>
+              <w:right w:val="single" w:sz="4" w:space="0" w:color="CCCCCC"/>
+            </w:tcBorders>
+          </w:tcPr>
+          <w:p>
+            <w:r>
+              <w:rPr>
+                <w:b/>
+                <w:color w:val="1F2937"/>
+                <w:sz w:val="20"/>
+              </w:rPr>
+              <w:t>Created</w:t>
+            </w:r>
+          </w:p>
+        </w:tc>
+        <w:tc>
+          <w:tcPr>
+            <w:tcW w:type="dxa" w:w="8208"/>
+            <w:tcBorders>
+              <w:top w:val="single" w:sz="4" w:space="0" w:color="CCCCCC"/>
+              <w:left w:val="single" w:sz="4" w:space="0" w:color="CCCCCC"/>
+              <w:bottom w:val="single" w:sz="4" w:space="0" w:color="CCCCCC"/>
+              <w:right w:val="single" w:sz="4" w:space="0" w:color="CCCCCC"/>
+            </w:tcBorders>
+          </w:tcPr>
+          <w:p>
+            <w:r>
+              <w:rPr>
+                <w:sz w:val="20"/>
+              </w:rPr>
+              <w:t>2026-03-11</w:t>
+            </w:r>
+          </w:p>
+        </w:tc>
+      </w:tr>
+      <w:tr>
+        <w:tc>
+          <w:tcPr>
+            <w:tcW w:type="dxa" w:w="2592"/>
+            <w:shd w:val="clear" w:color="auto" w:fill="F9FAFB"/>
+            <w:tcBorders>
+              <w:top w:val="single" w:sz="4" w:space="0" w:color="CCCCCC"/>
+              <w:left w:val="single" w:sz="4" w:space="0" w:color="CCCCCC"/>
+              <w:bottom w:val="single" w:sz="4" w:space="0" w:color="CCCCCC"/>
+              <w:right w:val="single" w:sz="4" w:space="0" w:color="CCCCCC"/>
+            </w:tcBorders>
+          </w:tcPr>
+          <w:p>
+            <w:r>
+              <w:rPr>
+                <w:b/>
+                <w:color w:val="1F2937"/>
+                <w:sz w:val="20"/>
+              </w:rPr>
+              <w:t>Code Changes</w:t>
+            </w:r>
+          </w:p>
+        </w:tc>
+        <w:tc>
+          <w:tcPr>
+            <w:tcW w:type="dxa" w:w="8208"/>
+            <w:tcBorders>
+              <w:top w:val="single" w:sz="4" w:space="0" w:color="CCCCCC"/>
+              <w:left w:val="single" w:sz="4" w:space="0" w:color="CCCCCC"/>
+              <w:bottom w:val="single" w:sz="4" w:space="0" w:color="CCCCCC"/>
+              <w:right w:val="single" w:sz="4" w:space="0" w:color="CCCCCC"/>
+            </w:tcBorders>
+          </w:tcPr>
+          <w:p>
+            <w:r>
+              <w:rPr>
+                <w:sz w:val="20"/>
+              </w:rPr>
+              <w:t>+0 additions, -0 deletions</w:t>
+            </w:r>
+          </w:p>
+        </w:tc>
+      </w:tr>
+      <w:tr>
+        <w:tc>
+          <w:tcPr>
+            <w:tcW w:type="dxa" w:w="2592"/>
+            <w:shd w:val="clear" w:color="auto" w:fill="F9FAFB"/>
+            <w:tcBorders>
+              <w:top w:val="single" w:sz="4" w:space="0" w:color="CCCCCC"/>
+              <w:left w:val="single" w:sz="4" w:space="0" w:color="CCCCCC"/>
+              <w:bottom w:val="single" w:sz="4" w:space="0" w:color="CCCCCC"/>
+              <w:right w:val="single" w:sz="4" w:space="0" w:color="CCCCCC"/>
+            </w:tcBorders>
+          </w:tcPr>
+          <w:p>
+            <w:r>
+              <w:rPr>
+                <w:b/>
+                <w:color w:val="1F2937"/>
+                <w:sz w:val="20"/>
+              </w:rPr>
+              <w:t>Commits</w:t>
+            </w:r>
+          </w:p>
+        </w:tc>
+        <w:tc>
+          <w:tcPr>
+            <w:tcW w:type="dxa" w:w="8208"/>
+            <w:tcBorders>
+              <w:top w:val="single" w:sz="4" w:space="0" w:color="CCCCCC"/>
+              <w:left w:val="single" w:sz="4" w:space="0" w:color="CCCCCC"/>
+              <w:bottom w:val="single" w:sz="4" w:space="0" w:color="CCCCCC"/>
+              <w:right w:val="single" w:sz="4" w:space="0" w:color="CCCCCC"/>
+            </w:tcBorders>
+          </w:tcPr>
+          <w:p>
+            <w:r>
+              <w:rPr>
+                <w:sz w:val="20"/>
+              </w:rPr>
+              <w:t>1</w:t>
+            </w:r>
+          </w:p>
+        </w:tc>
+      </w:tr>
+      <w:tr>
+        <w:tc>
+          <w:tcPr>
+            <w:tcW w:type="dxa" w:w="2592"/>
+            <w:shd w:val="clear" w:color="auto" w:fill="F9FAFB"/>
+            <w:tcBorders>
+              <w:top w:val="single" w:sz="4" w:space="0" w:color="CCCCCC"/>
+              <w:left w:val="single" w:sz="4" w:space="0" w:color="CCCCCC"/>
+              <w:bottom w:val="single" w:sz="4" w:space="0" w:color="CCCCCC"/>
+              <w:right w:val="single" w:sz="4" w:space="0" w:color="CCCCCC"/>
+            </w:tcBorders>
+          </w:tcPr>
+          <w:p>
+            <w:r>
+              <w:rPr>
+                <w:b/>
+                <w:color w:val="1F2937"/>
+                <w:sz w:val="20"/>
+              </w:rPr>
+              <w:t>Approvals</w:t>
+            </w:r>
+          </w:p>
+        </w:tc>
+        <w:tc>
+          <w:tcPr>
+            <w:tcW w:type="dxa" w:w="8208"/>
+            <w:tcBorders>
+              <w:top w:val="single" w:sz="4" w:space="0" w:color="CCCCCC"/>
+              <w:left w:val="single" w:sz="4" w:space="0" w:color="CCCCCC"/>
+              <w:bottom w:val="single" w:sz="4" w:space="0" w:color="CCCCCC"/>
+              <w:right w:val="single" w:sz="4" w:space="0" w:color="CCCCCC"/>
+            </w:tcBorders>
+          </w:tcPr>
+          <w:p>
+            <w:r>
+              <w:rPr>
+                <w:sz w:val="20"/>
+              </w:rPr>
+              <w:t>None</w:t>
+            </w:r>
+          </w:p>
+        </w:tc>
+      </w:tr>
+      <w:tr>
+        <w:tc>
+          <w:tcPr>
+            <w:tcW w:type="dxa" w:w="2592"/>
+            <w:shd w:val="clear" w:color="auto" w:fill="F9FAFB"/>
+            <w:tcBorders>
+              <w:top w:val="single" w:sz="4" w:space="0" w:color="CCCCCC"/>
+              <w:left w:val="single" w:sz="4" w:space="0" w:color="CCCCCC"/>
+              <w:bottom w:val="single" w:sz="4" w:space="0" w:color="CCCCCC"/>
+              <w:right w:val="single" w:sz="4" w:space="0" w:color="CCCCCC"/>
+            </w:tcBorders>
+          </w:tcPr>
+          <w:p>
+            <w:r>
+              <w:rPr>
+                <w:b/>
+                <w:color w:val="1F2937"/>
+                <w:sz w:val="20"/>
+              </w:rPr>
+              <w:t>Changes Requested</w:t>
+            </w:r>
+          </w:p>
+        </w:tc>
+        <w:tc>
+          <w:tcPr>
+            <w:tcW w:type="dxa" w:w="8208"/>
+            <w:tcBorders>
+              <w:top w:val="single" w:sz="4" w:space="0" w:color="CCCCCC"/>
+              <w:left w:val="single" w:sz="4" w:space="0" w:color="CCCCCC"/>
+              <w:bottom w:val="single" w:sz="4" w:space="0" w:color="CCCCCC"/>
+              <w:right w:val="single" w:sz="4" w:space="0" w:color="CCCCCC"/>
+            </w:tcBorders>
+          </w:tcPr>
+          <w:p>
+            <w:r>
+              <w:rPr>
+                <w:sz w:val="20"/>
+              </w:rPr>
+              <w:t>None</w:t>
+            </w:r>
+          </w:p>
+        </w:tc>
+      </w:tr>
+      <w:tr>
+        <w:tc>
+          <w:tcPr>
+            <w:tcW w:type="dxa" w:w="2592"/>
+            <w:shd w:val="clear" w:color="auto" w:fill="F9FAFB"/>
+            <w:tcBorders>
+              <w:top w:val="single" w:sz="4" w:space="0" w:color="CCCCCC"/>
+              <w:left w:val="single" w:sz="4" w:space="0" w:color="CCCCCC"/>
+              <w:bottom w:val="single" w:sz="4" w:space="0" w:color="CCCCCC"/>
+              <w:right w:val="single" w:sz="4" w:space="0" w:color="CCCCCC"/>
+            </w:tcBorders>
+          </w:tcPr>
+          <w:p>
+            <w:r>
+              <w:rPr>
+                <w:b/>
+                <w:color w:val="1F2937"/>
+                <w:sz w:val="20"/>
+              </w:rPr>
+              <w:t>Comments</w:t>
+            </w:r>
+          </w:p>
+        </w:tc>
+        <w:tc>
+          <w:tcPr>
+            <w:tcW w:type="dxa" w:w="8208"/>
+            <w:tcBorders>
+              <w:top w:val="single" w:sz="4" w:space="0" w:color="CCCCCC"/>
+              <w:left w:val="single" w:sz="4" w:space="0" w:color="CCCCCC"/>
+              <w:bottom w:val="single" w:sz="4" w:space="0" w:color="CCCCCC"/>
+              <w:right w:val="single" w:sz="4" w:space="0" w:color="CCCCCC"/>
+            </w:tcBorders>
+          </w:tcPr>
+          <w:p>
+            <w:r>
+              <w:rPr>
+                <w:sz w:val="20"/>
+              </w:rPr>
+              <w:t>0 general, 0 review</w:t>
+            </w:r>
+          </w:p>
+        </w:tc>
+      </w:tr>
+      <w:tr>
+        <w:tc>
+          <w:tcPr>
+            <w:tcW w:type="dxa" w:w="2592"/>
+            <w:shd w:val="clear" w:color="auto" w:fill="F9FAFB"/>
+            <w:tcBorders>
+              <w:top w:val="single" w:sz="4" w:space="0" w:color="CCCCCC"/>
+              <w:left w:val="single" w:sz="4" w:space="0" w:color="CCCCCC"/>
+              <w:bottom w:val="single" w:sz="4" w:space="0" w:color="CCCCCC"/>
+              <w:right w:val="single" w:sz="4" w:space="0" w:color="CCCCCC"/>
+            </w:tcBorders>
+          </w:tcPr>
+          <w:p>
+            <w:r>
+              <w:rPr>
+                <w:b/>
+                <w:color w:val="1F2937"/>
+                <w:sz w:val="20"/>
+              </w:rPr>
+              <w:t>Files Changed</w:t>
+            </w:r>
+          </w:p>
+        </w:tc>
+        <w:tc>
+          <w:tcPr>
+            <w:tcW w:type="dxa" w:w="8208"/>
+            <w:tcBorders>
+              <w:top w:val="single" w:sz="4" w:space="0" w:color="CCCCCC"/>
+              <w:left w:val="single" w:sz="4" w:space="0" w:color="CCCCCC"/>
+              <w:bottom w:val="single" w:sz="4" w:space="0" w:color="CCCCCC"/>
+              <w:right w:val="single" w:sz="4" w:space="0" w:color="CCCCCC"/>
+            </w:tcBorders>
+          </w:tcPr>
+          <w:p>
+            <w:r>
+              <w:rPr>
+                <w:sz w:val="20"/>
+              </w:rPr>
+              <w:t>N/A</w:t>
+            </w:r>
+          </w:p>
+        </w:tc>
+      </w:tr>
+    </w:tbl>
+    <w:p>
+      <w:pPr>
+        <w:spacing w:before="160" w:after="40"/>
+      </w:pPr>
+      <w:r>
+        <w:rPr>
+          <w:b/>
+          <w:i w:val="0"/>
+          <w:color w:val="1F2937"/>
+          <w:sz w:val="20"/>
+        </w:rPr>
+        <w:t>Description:</w:t>
+      </w:r>
+    </w:p>
+    <w:p>
+      <w:pPr>
+        <w:spacing w:before="0" w:after="160"/>
+      </w:pPr>
+      <w:r>
+        <w:rPr>
+          <w:b w:val="0"/>
+          <w:i w:val="0"/>
+          <w:color w:val="6B7280"/>
+          <w:sz w:val="20"/>
+        </w:rPr>
+        <w:t>Latest Test</w:t>
+      </w:r>
+    </w:p>
+    <w:p>
+      <w:pPr>
+        <w:spacing w:before="160" w:after="80"/>
+      </w:pPr>
+      <w:r>
+        <w:rPr>
+          <w:b/>
+          <w:i w:val="0"/>
+          <w:color w:val="1F2937"/>
+          <w:sz w:val="20"/>
+        </w:rPr>
+        <w:t>Linked Issues:</w:t>
+      </w:r>
+    </w:p>
+    <w:p>
+      <w:pPr>
+        <w:spacing w:before="0" w:after="120"/>
+      </w:pPr>
+      <w:r>
+        <w:rPr>
+          <w:b w:val="0"/>
+          <w:i/>
+          <w:color w:val="9CA3AF"/>
+          <w:sz w:val="18"/>
+        </w:rPr>
+        <w:t>No linked issues found — PR description did not reference any issues with Fixes/Closes #number</w:t>
+      </w:r>
+    </w:p>
+    <w:p>
+      <w:pPr>
+        <w:spacing w:before="80" w:after="80"/>
+        <w:pBdr>
+          <w:bottom w:val="single" w:sz="4" w:space="1" w:color="E5E7EB"/>
+        </w:pBdr>
+      </w:pPr>
     </w:p>
     <w:p>
       <w:pPr>
@@ -466,7 +1099,11 @@
           <w:color w:val="1F2937"/>
           <w:sz w:val="21"/>
         </w:rPr>
-        <w:t>💡 - This PR, authored and merged by Janiyamt on 2026-03-11, updates workflow files, Python scripts like oci_client.py, and log documents with net +26 lines of code. - It appears to be a testing or latest iteration update, involving changes to PR reporting and OCI client functionality. - No reviews, approvals, or comments were involved.</w:t>
+        <w:t>💡 - This PR titled 'Latest Test' updates workflow files, logs, Python scripts like oci_client.py, and documentation files.</w:t>
+        <w:br/>
+        <w:t>- Author and merger: Janiyamt, with +127 lines added and -101 removed.</w:t>
+        <w:br/>
+        <w:t>- No reviews or approvals, indicating a solo development test iteration.</w:t>
       </w:r>
     </w:p>
     <w:tbl>
@@ -1319,7 +1956,11 @@
           <w:color w:val="1F2937"/>
           <w:sz w:val="21"/>
         </w:rPr>
-        <w:t>💡 - Authored and merged by Janiyamt on 2026-03-04, this PR modifies the .gitignore file with +2 net lines added. - Titled 'Bot test', it seems focused on testing bot-related configurations. - No reviews, approvals, comments, or description provided.</w:t>
+        <w:t>💡 - This PR 'Bot test' modifies the .gitignore file.</w:t>
+        <w:br/>
+        <w:t>- Author and merger: Janiyamt, with minor changes (+3/-1 lines).</w:t>
+        <w:br/>
+        <w:t>- It appears to be a quick test for bot functionality without any review.</w:t>
       </w:r>
     </w:p>
     <w:tbl>
@@ -1976,7 +2617,11 @@
           <w:color w:val="1F2937"/>
           <w:sz w:val="21"/>
         </w:rPr>
-        <w:t>💡 - Created by Janiyamt on 2026-03-04, this PR adds a clarifying comment to .gitignore with +1 net line, but was closed without merging. - It targets improved documentation in the ignore file. - No reviews, approvals, comments, or description.</w:t>
+        <w:t>💡 - This PR 'Add comment to .gitignore for clarity' updates .gitignore but was not merged.</w:t>
+        <w:br/>
+        <w:t>- Author: Janiyamt, with +2/-1 lines.</w:t>
+        <w:br/>
+        <w:t>- Closed without merging, possibly superseded by other changes, no reviews involved.</w:t>
       </w:r>
     </w:p>
     <w:tbl>
@@ -2631,7 +3276,11 @@
           <w:color w:val="1F2937"/>
           <w:sz w:val="21"/>
         </w:rPr>
-        <w:t>💡 - Janiyamt authored and merged this PR on 2026-03-04, changing multiple files including workflows, .gitignore, and Python scripts like doc_generator.py, github_client.py, and main.py, with +162 net lines added. - Labeled as 'Testing 2', it involves significant code additions for testing purposes. - No reviews, approvals, or comments.</w:t>
+        <w:t>💡 - This PR 'Testing 2' adds significant code to workflow files, .gitignore, and Python scripts like doc_generator.py, github_client.py, and main.py.</w:t>
+        <w:br/>
+        <w:t>- Author and merger: Janiyamt, with +240/-78 lines.</w:t>
+        <w:br/>
+        <w:t>- Represents a testing iteration for core application components, self-merged without feedback.</w:t>
       </w:r>
     </w:p>
     <w:tbl>
@@ -3646,7 +4295,11 @@
           <w:color w:val="1F2937"/>
           <w:sz w:val="21"/>
         </w:rPr>
-        <w:t>💡 - Authored and merged by Janiyamt on 2026-03-04, this PR updates .gitignore with a testing comment, resulting in no net line change. - It focuses on documentation clarity for testing. - No reviews, approvals, comments, or description.</w:t>
+        <w:t>💡 - This PR 'Update .gitignore with testing comment' makes a small adjustment to .gitignore.</w:t>
+        <w:br/>
+        <w:t>- Author and merger: Janiyamt, with +1/-1 lines.</w:t>
+        <w:br/>
+        <w:t>- Likely a minor tweak during testing, closed and merged solo.</w:t>
       </w:r>
     </w:p>
     <w:tbl>
@@ -4299,7 +4952,11 @@
           <w:color w:val="1F2937"/>
           <w:sz w:val="21"/>
         </w:rPr>
-        <w:t>💡 - Janiyamt created this PR on 2026-03-04, modifying workflows, .gitignore, and Python files with +105 net lines, labeled as a 'bug' but closed without merging. - Titled 'Testing', it appears to address testing and bug fixes. - No reviews, approvals, comments, or description.</w:t>
+        <w:t>💡 - This PR 'Testing' introduces changes to workflows, .gitignore, and Python files similar to PR #10 but was not merged.</w:t>
+        <w:br/>
+        <w:t>- Author: Janiyamt, labeled as 'bug', with +183/-78 lines.</w:t>
+        <w:br/>
+        <w:t>- Closed without merging, possibly due to issues identified as a bug.</w:t>
       </w:r>
     </w:p>
     <w:tbl>
@@ -5312,7 +5969,11 @@
           <w:color w:val="1F2937"/>
           <w:sz w:val="21"/>
         </w:rPr>
-        <w:t>💡 - Authored and merged by likiita on 2026-03-04, this PR updates .gitignore with +1 net line and includes a description about installing OCI and using its services. - It enhances clarity in the ignore file while noting OCI integration. - No reviews, approvals, or comments.</w:t>
+        <w:t>💡 - This PR 'Update comment in .gitignore for clarity' modifies .gitignore and notes improvements in OCI service installation.</w:t>
+        <w:br/>
+        <w:t>- Author and merger: likiita, with +2/-1 lines.</w:t>
+        <w:br/>
+        <w:t>- Focuses on documentation clarity alongside functional updates, self-merged.</w:t>
       </w:r>
     </w:p>
     <w:tbl>
@@ -5995,7 +6656,11 @@
           <w:color w:val="1F2937"/>
           <w:sz w:val="21"/>
         </w:rPr>
-        <w:t>💡 - Likiita authored and merged this PR on 2026-03-04, updating a comment in .gitignore with no net line change. - Aimed at improving documentation clarity. - No reviews, approvals, comments, or description.</w:t>
+        <w:t>💡 - This PR 'Update comment in .gitignore for clarity' makes a small comment change in .gitignore.</w:t>
+        <w:br/>
+        <w:t>- Author and merger: likiita, with +1/-1 lines.</w:t>
+        <w:br/>
+        <w:t>- A minor documentation update, handled independently.</w:t>
       </w:r>
     </w:p>
     <w:tbl>
@@ -6648,7 +7313,11 @@
           <w:color w:val="1F2937"/>
           <w:sz w:val="21"/>
         </w:rPr>
-        <w:t>💡 - Authored and merged by likiita on 2026-03-04, this PR updates app.py with no net line change. - Titled 'Update app.py', it likely involves minor refinements. - No reviews, approvals, comments, or description.</w:t>
+        <w:t>💡 - This PR 'Update app.py' makes a single-line change to app.py.</w:t>
+        <w:br/>
+        <w:t>- Author and merger: likiita, with +1/-1 lines.</w:t>
+        <w:br/>
+        <w:t>- Simple maintenance update to the application file, no external input.</w:t>
       </w:r>
     </w:p>
     <w:tbl>
@@ -7274,691 +7943,6 @@
     </w:p>
     <w:p>
       <w:pPr>
-        <w:spacing w:before="280" w:after="80"/>
-      </w:pPr>
-      <w:r>
-        <w:rPr>
-          <w:b/>
-          <w:color w:val="6B7280"/>
-          <w:sz w:val="26"/>
-        </w:rPr>
-        <w:t xml:space="preserve">PR #5 — </w:t>
-      </w:r>
-      <w:r>
-        <w:rPr>
-          <w:b/>
-          <w:color w:val="1F2937"/>
-          <w:sz w:val="26"/>
-        </w:rPr>
-        <w:t>Add comment about OCI services changes</w:t>
-      </w:r>
-    </w:p>
-    <w:p>
-      <w:pPr>
-        <w:spacing w:before="80" w:after="240"/>
-        <w:ind w:left="432"/>
-        <w:pBdr>
-          <w:left w:val="single" w:sz="12" w:space="10" w:color="10B981"/>
-        </w:pBdr>
-      </w:pPr>
-      <w:r>
-        <w:rPr>
-          <w:i/>
-          <w:color w:val="1F2937"/>
-          <w:sz w:val="21"/>
-        </w:rPr>
-        <w:t>💡 - Likiita authored and merged this PR on 2026-03-04, adding a comment to app.py about OCI services changes with +1 line added. - The description confirms it documents OCI-related updates. - No reviews, approvals, or comments.</w:t>
-      </w:r>
-    </w:p>
-    <w:tbl>
-      <w:tblPr>
-        <w:tblStyle w:val="TableGrid"/>
-        <w:tblW w:type="auto" w:w="0"/>
-        <w:tblLook w:firstColumn="1" w:firstRow="1" w:lastColumn="0" w:lastRow="0" w:noHBand="0" w:noVBand="1" w:val="04A0"/>
-      </w:tblPr>
-      <w:tblGrid>
-        <w:gridCol w:w="4680"/>
-        <w:gridCol w:w="4680"/>
-      </w:tblGrid>
-      <w:tr>
-        <w:tc>
-          <w:tcPr>
-            <w:tcW w:type="dxa" w:w="2592"/>
-            <w:shd w:val="clear" w:color="auto" w:fill="F9FAFB"/>
-            <w:tcBorders>
-              <w:top w:val="single" w:sz="4" w:space="0" w:color="CCCCCC"/>
-              <w:left w:val="single" w:sz="4" w:space="0" w:color="CCCCCC"/>
-              <w:bottom w:val="single" w:sz="4" w:space="0" w:color="CCCCCC"/>
-              <w:right w:val="single" w:sz="4" w:space="0" w:color="CCCCCC"/>
-            </w:tcBorders>
-          </w:tcPr>
-          <w:p>
-            <w:r>
-              <w:rPr>
-                <w:b/>
-                <w:color w:val="1F2937"/>
-                <w:sz w:val="20"/>
-              </w:rPr>
-              <w:t>Author</w:t>
-            </w:r>
-          </w:p>
-        </w:tc>
-        <w:tc>
-          <w:tcPr>
-            <w:tcW w:type="dxa" w:w="8208"/>
-            <w:tcBorders>
-              <w:top w:val="single" w:sz="4" w:space="0" w:color="CCCCCC"/>
-              <w:left w:val="single" w:sz="4" w:space="0" w:color="CCCCCC"/>
-              <w:bottom w:val="single" w:sz="4" w:space="0" w:color="CCCCCC"/>
-              <w:right w:val="single" w:sz="4" w:space="0" w:color="CCCCCC"/>
-            </w:tcBorders>
-          </w:tcPr>
-          <w:p>
-            <w:r>
-              <w:rPr>
-                <w:sz w:val="20"/>
-              </w:rPr>
-              <w:t>likiita</w:t>
-            </w:r>
-          </w:p>
-        </w:tc>
-      </w:tr>
-      <w:tr>
-        <w:tc>
-          <w:tcPr>
-            <w:tcW w:type="dxa" w:w="2592"/>
-            <w:shd w:val="clear" w:color="auto" w:fill="F9FAFB"/>
-            <w:tcBorders>
-              <w:top w:val="single" w:sz="4" w:space="0" w:color="CCCCCC"/>
-              <w:left w:val="single" w:sz="4" w:space="0" w:color="CCCCCC"/>
-              <w:bottom w:val="single" w:sz="4" w:space="0" w:color="CCCCCC"/>
-              <w:right w:val="single" w:sz="4" w:space="0" w:color="CCCCCC"/>
-            </w:tcBorders>
-          </w:tcPr>
-          <w:p>
-            <w:r>
-              <w:rPr>
-                <w:b/>
-                <w:color w:val="1F2937"/>
-                <w:sz w:val="20"/>
-              </w:rPr>
-              <w:t>Labels</w:t>
-            </w:r>
-          </w:p>
-        </w:tc>
-        <w:tc>
-          <w:tcPr>
-            <w:tcW w:type="dxa" w:w="8208"/>
-            <w:tcBorders>
-              <w:top w:val="single" w:sz="4" w:space="0" w:color="CCCCCC"/>
-              <w:left w:val="single" w:sz="4" w:space="0" w:color="CCCCCC"/>
-              <w:bottom w:val="single" w:sz="4" w:space="0" w:color="CCCCCC"/>
-              <w:right w:val="single" w:sz="4" w:space="0" w:color="CCCCCC"/>
-            </w:tcBorders>
-          </w:tcPr>
-          <w:p>
-            <w:r>
-              <w:rPr>
-                <w:sz w:val="20"/>
-              </w:rPr>
-              <w:t>None</w:t>
-            </w:r>
-          </w:p>
-        </w:tc>
-      </w:tr>
-      <w:tr>
-        <w:tc>
-          <w:tcPr>
-            <w:tcW w:type="dxa" w:w="2592"/>
-            <w:shd w:val="clear" w:color="auto" w:fill="F9FAFB"/>
-            <w:tcBorders>
-              <w:top w:val="single" w:sz="4" w:space="0" w:color="CCCCCC"/>
-              <w:left w:val="single" w:sz="4" w:space="0" w:color="CCCCCC"/>
-              <w:bottom w:val="single" w:sz="4" w:space="0" w:color="CCCCCC"/>
-              <w:right w:val="single" w:sz="4" w:space="0" w:color="CCCCCC"/>
-            </w:tcBorders>
-          </w:tcPr>
-          <w:p>
-            <w:r>
-              <w:rPr>
-                <w:b/>
-                <w:color w:val="1F2937"/>
-                <w:sz w:val="20"/>
-              </w:rPr>
-              <w:t>Branch</w:t>
-            </w:r>
-          </w:p>
-        </w:tc>
-        <w:tc>
-          <w:tcPr>
-            <w:tcW w:type="dxa" w:w="8208"/>
-            <w:tcBorders>
-              <w:top w:val="single" w:sz="4" w:space="0" w:color="CCCCCC"/>
-              <w:left w:val="single" w:sz="4" w:space="0" w:color="CCCCCC"/>
-              <w:bottom w:val="single" w:sz="4" w:space="0" w:color="CCCCCC"/>
-              <w:right w:val="single" w:sz="4" w:space="0" w:color="CCCCCC"/>
-            </w:tcBorders>
-          </w:tcPr>
-          <w:p>
-            <w:r>
-              <w:rPr>
-                <w:sz w:val="20"/>
-              </w:rPr>
-              <w:t>bot_test  →  master</w:t>
-            </w:r>
-          </w:p>
-        </w:tc>
-      </w:tr>
-      <w:tr>
-        <w:tc>
-          <w:tcPr>
-            <w:tcW w:type="dxa" w:w="2592"/>
-            <w:shd w:val="clear" w:color="auto" w:fill="F9FAFB"/>
-            <w:tcBorders>
-              <w:top w:val="single" w:sz="4" w:space="0" w:color="CCCCCC"/>
-              <w:left w:val="single" w:sz="4" w:space="0" w:color="CCCCCC"/>
-              <w:bottom w:val="single" w:sz="4" w:space="0" w:color="CCCCCC"/>
-              <w:right w:val="single" w:sz="4" w:space="0" w:color="CCCCCC"/>
-            </w:tcBorders>
-          </w:tcPr>
-          <w:p>
-            <w:r>
-              <w:rPr>
-                <w:b/>
-                <w:color w:val="1F2937"/>
-                <w:sz w:val="20"/>
-              </w:rPr>
-              <w:t>Status</w:t>
-            </w:r>
-          </w:p>
-        </w:tc>
-        <w:tc>
-          <w:tcPr>
-            <w:tcW w:type="dxa" w:w="8208"/>
-            <w:tcBorders>
-              <w:top w:val="single" w:sz="4" w:space="0" w:color="CCCCCC"/>
-              <w:left w:val="single" w:sz="4" w:space="0" w:color="CCCCCC"/>
-              <w:bottom w:val="single" w:sz="4" w:space="0" w:color="CCCCCC"/>
-              <w:right w:val="single" w:sz="4" w:space="0" w:color="CCCCCC"/>
-            </w:tcBorders>
-          </w:tcPr>
-          <w:p>
-            <w:r>
-              <w:rPr>
-                <w:sz w:val="20"/>
-              </w:rPr>
-              <w:t>Merged on 2026-03-04</w:t>
-            </w:r>
-          </w:p>
-        </w:tc>
-      </w:tr>
-      <w:tr>
-        <w:tc>
-          <w:tcPr>
-            <w:tcW w:type="dxa" w:w="2592"/>
-            <w:shd w:val="clear" w:color="auto" w:fill="F9FAFB"/>
-            <w:tcBorders>
-              <w:top w:val="single" w:sz="4" w:space="0" w:color="CCCCCC"/>
-              <w:left w:val="single" w:sz="4" w:space="0" w:color="CCCCCC"/>
-              <w:bottom w:val="single" w:sz="4" w:space="0" w:color="CCCCCC"/>
-              <w:right w:val="single" w:sz="4" w:space="0" w:color="CCCCCC"/>
-            </w:tcBorders>
-          </w:tcPr>
-          <w:p>
-            <w:r>
-              <w:rPr>
-                <w:b/>
-                <w:color w:val="1F2937"/>
-                <w:sz w:val="20"/>
-              </w:rPr>
-              <w:t>Merged By</w:t>
-            </w:r>
-          </w:p>
-        </w:tc>
-        <w:tc>
-          <w:tcPr>
-            <w:tcW w:type="dxa" w:w="8208"/>
-            <w:tcBorders>
-              <w:top w:val="single" w:sz="4" w:space="0" w:color="CCCCCC"/>
-              <w:left w:val="single" w:sz="4" w:space="0" w:color="CCCCCC"/>
-              <w:bottom w:val="single" w:sz="4" w:space="0" w:color="CCCCCC"/>
-              <w:right w:val="single" w:sz="4" w:space="0" w:color="CCCCCC"/>
-            </w:tcBorders>
-          </w:tcPr>
-          <w:p>
-            <w:r>
-              <w:rPr>
-                <w:sz w:val="20"/>
-              </w:rPr>
-              <w:t>likiita</w:t>
-            </w:r>
-          </w:p>
-        </w:tc>
-      </w:tr>
-      <w:tr>
-        <w:tc>
-          <w:tcPr>
-            <w:tcW w:type="dxa" w:w="2592"/>
-            <w:shd w:val="clear" w:color="auto" w:fill="F9FAFB"/>
-            <w:tcBorders>
-              <w:top w:val="single" w:sz="4" w:space="0" w:color="CCCCCC"/>
-              <w:left w:val="single" w:sz="4" w:space="0" w:color="CCCCCC"/>
-              <w:bottom w:val="single" w:sz="4" w:space="0" w:color="CCCCCC"/>
-              <w:right w:val="single" w:sz="4" w:space="0" w:color="CCCCCC"/>
-            </w:tcBorders>
-          </w:tcPr>
-          <w:p>
-            <w:r>
-              <w:rPr>
-                <w:b/>
-                <w:color w:val="1F2937"/>
-                <w:sz w:val="20"/>
-              </w:rPr>
-              <w:t>Created</w:t>
-            </w:r>
-          </w:p>
-        </w:tc>
-        <w:tc>
-          <w:tcPr>
-            <w:tcW w:type="dxa" w:w="8208"/>
-            <w:tcBorders>
-              <w:top w:val="single" w:sz="4" w:space="0" w:color="CCCCCC"/>
-              <w:left w:val="single" w:sz="4" w:space="0" w:color="CCCCCC"/>
-              <w:bottom w:val="single" w:sz="4" w:space="0" w:color="CCCCCC"/>
-              <w:right w:val="single" w:sz="4" w:space="0" w:color="CCCCCC"/>
-            </w:tcBorders>
-          </w:tcPr>
-          <w:p>
-            <w:r>
-              <w:rPr>
-                <w:sz w:val="20"/>
-              </w:rPr>
-              <w:t>2026-03-04</w:t>
-            </w:r>
-          </w:p>
-        </w:tc>
-      </w:tr>
-      <w:tr>
-        <w:tc>
-          <w:tcPr>
-            <w:tcW w:type="dxa" w:w="2592"/>
-            <w:shd w:val="clear" w:color="auto" w:fill="F9FAFB"/>
-            <w:tcBorders>
-              <w:top w:val="single" w:sz="4" w:space="0" w:color="CCCCCC"/>
-              <w:left w:val="single" w:sz="4" w:space="0" w:color="CCCCCC"/>
-              <w:bottom w:val="single" w:sz="4" w:space="0" w:color="CCCCCC"/>
-              <w:right w:val="single" w:sz="4" w:space="0" w:color="CCCCCC"/>
-            </w:tcBorders>
-          </w:tcPr>
-          <w:p>
-            <w:r>
-              <w:rPr>
-                <w:b/>
-                <w:color w:val="1F2937"/>
-                <w:sz w:val="20"/>
-              </w:rPr>
-              <w:t>Code Changes</w:t>
-            </w:r>
-          </w:p>
-        </w:tc>
-        <w:tc>
-          <w:tcPr>
-            <w:tcW w:type="dxa" w:w="8208"/>
-            <w:tcBorders>
-              <w:top w:val="single" w:sz="4" w:space="0" w:color="CCCCCC"/>
-              <w:left w:val="single" w:sz="4" w:space="0" w:color="CCCCCC"/>
-              <w:bottom w:val="single" w:sz="4" w:space="0" w:color="CCCCCC"/>
-              <w:right w:val="single" w:sz="4" w:space="0" w:color="CCCCCC"/>
-            </w:tcBorders>
-          </w:tcPr>
-          <w:p>
-            <w:r>
-              <w:rPr>
-                <w:sz w:val="20"/>
-              </w:rPr>
-              <w:t>+1 additions, -0 deletions</w:t>
-            </w:r>
-          </w:p>
-        </w:tc>
-      </w:tr>
-      <w:tr>
-        <w:tc>
-          <w:tcPr>
-            <w:tcW w:type="dxa" w:w="2592"/>
-            <w:shd w:val="clear" w:color="auto" w:fill="F9FAFB"/>
-            <w:tcBorders>
-              <w:top w:val="single" w:sz="4" w:space="0" w:color="CCCCCC"/>
-              <w:left w:val="single" w:sz="4" w:space="0" w:color="CCCCCC"/>
-              <w:bottom w:val="single" w:sz="4" w:space="0" w:color="CCCCCC"/>
-              <w:right w:val="single" w:sz="4" w:space="0" w:color="CCCCCC"/>
-            </w:tcBorders>
-          </w:tcPr>
-          <w:p>
-            <w:r>
-              <w:rPr>
-                <w:b/>
-                <w:color w:val="1F2937"/>
-                <w:sz w:val="20"/>
-              </w:rPr>
-              <w:t>Commits</w:t>
-            </w:r>
-          </w:p>
-        </w:tc>
-        <w:tc>
-          <w:tcPr>
-            <w:tcW w:type="dxa" w:w="8208"/>
-            <w:tcBorders>
-              <w:top w:val="single" w:sz="4" w:space="0" w:color="CCCCCC"/>
-              <w:left w:val="single" w:sz="4" w:space="0" w:color="CCCCCC"/>
-              <w:bottom w:val="single" w:sz="4" w:space="0" w:color="CCCCCC"/>
-              <w:right w:val="single" w:sz="4" w:space="0" w:color="CCCCCC"/>
-            </w:tcBorders>
-          </w:tcPr>
-          <w:p>
-            <w:r>
-              <w:rPr>
-                <w:sz w:val="20"/>
-              </w:rPr>
-              <w:t>1</w:t>
-            </w:r>
-          </w:p>
-        </w:tc>
-      </w:tr>
-      <w:tr>
-        <w:tc>
-          <w:tcPr>
-            <w:tcW w:type="dxa" w:w="2592"/>
-            <w:shd w:val="clear" w:color="auto" w:fill="F9FAFB"/>
-            <w:tcBorders>
-              <w:top w:val="single" w:sz="4" w:space="0" w:color="CCCCCC"/>
-              <w:left w:val="single" w:sz="4" w:space="0" w:color="CCCCCC"/>
-              <w:bottom w:val="single" w:sz="4" w:space="0" w:color="CCCCCC"/>
-              <w:right w:val="single" w:sz="4" w:space="0" w:color="CCCCCC"/>
-            </w:tcBorders>
-          </w:tcPr>
-          <w:p>
-            <w:r>
-              <w:rPr>
-                <w:b/>
-                <w:color w:val="1F2937"/>
-                <w:sz w:val="20"/>
-              </w:rPr>
-              <w:t>Approvals</w:t>
-            </w:r>
-          </w:p>
-        </w:tc>
-        <w:tc>
-          <w:tcPr>
-            <w:tcW w:type="dxa" w:w="8208"/>
-            <w:tcBorders>
-              <w:top w:val="single" w:sz="4" w:space="0" w:color="CCCCCC"/>
-              <w:left w:val="single" w:sz="4" w:space="0" w:color="CCCCCC"/>
-              <w:bottom w:val="single" w:sz="4" w:space="0" w:color="CCCCCC"/>
-              <w:right w:val="single" w:sz="4" w:space="0" w:color="CCCCCC"/>
-            </w:tcBorders>
-          </w:tcPr>
-          <w:p>
-            <w:r>
-              <w:rPr>
-                <w:sz w:val="20"/>
-              </w:rPr>
-              <w:t>None</w:t>
-            </w:r>
-          </w:p>
-        </w:tc>
-      </w:tr>
-      <w:tr>
-        <w:tc>
-          <w:tcPr>
-            <w:tcW w:type="dxa" w:w="2592"/>
-            <w:shd w:val="clear" w:color="auto" w:fill="F9FAFB"/>
-            <w:tcBorders>
-              <w:top w:val="single" w:sz="4" w:space="0" w:color="CCCCCC"/>
-              <w:left w:val="single" w:sz="4" w:space="0" w:color="CCCCCC"/>
-              <w:bottom w:val="single" w:sz="4" w:space="0" w:color="CCCCCC"/>
-              <w:right w:val="single" w:sz="4" w:space="0" w:color="CCCCCC"/>
-            </w:tcBorders>
-          </w:tcPr>
-          <w:p>
-            <w:r>
-              <w:rPr>
-                <w:b/>
-                <w:color w:val="1F2937"/>
-                <w:sz w:val="20"/>
-              </w:rPr>
-              <w:t>Changes Requested</w:t>
-            </w:r>
-          </w:p>
-        </w:tc>
-        <w:tc>
-          <w:tcPr>
-            <w:tcW w:type="dxa" w:w="8208"/>
-            <w:tcBorders>
-              <w:top w:val="single" w:sz="4" w:space="0" w:color="CCCCCC"/>
-              <w:left w:val="single" w:sz="4" w:space="0" w:color="CCCCCC"/>
-              <w:bottom w:val="single" w:sz="4" w:space="0" w:color="CCCCCC"/>
-              <w:right w:val="single" w:sz="4" w:space="0" w:color="CCCCCC"/>
-            </w:tcBorders>
-          </w:tcPr>
-          <w:p>
-            <w:r>
-              <w:rPr>
-                <w:sz w:val="20"/>
-              </w:rPr>
-              <w:t>None</w:t>
-            </w:r>
-          </w:p>
-        </w:tc>
-      </w:tr>
-      <w:tr>
-        <w:tc>
-          <w:tcPr>
-            <w:tcW w:type="dxa" w:w="2592"/>
-            <w:shd w:val="clear" w:color="auto" w:fill="F9FAFB"/>
-            <w:tcBorders>
-              <w:top w:val="single" w:sz="4" w:space="0" w:color="CCCCCC"/>
-              <w:left w:val="single" w:sz="4" w:space="0" w:color="CCCCCC"/>
-              <w:bottom w:val="single" w:sz="4" w:space="0" w:color="CCCCCC"/>
-              <w:right w:val="single" w:sz="4" w:space="0" w:color="CCCCCC"/>
-            </w:tcBorders>
-          </w:tcPr>
-          <w:p>
-            <w:r>
-              <w:rPr>
-                <w:b/>
-                <w:color w:val="1F2937"/>
-                <w:sz w:val="20"/>
-              </w:rPr>
-              <w:t>Comments</w:t>
-            </w:r>
-          </w:p>
-        </w:tc>
-        <w:tc>
-          <w:tcPr>
-            <w:tcW w:type="dxa" w:w="8208"/>
-            <w:tcBorders>
-              <w:top w:val="single" w:sz="4" w:space="0" w:color="CCCCCC"/>
-              <w:left w:val="single" w:sz="4" w:space="0" w:color="CCCCCC"/>
-              <w:bottom w:val="single" w:sz="4" w:space="0" w:color="CCCCCC"/>
-              <w:right w:val="single" w:sz="4" w:space="0" w:color="CCCCCC"/>
-            </w:tcBorders>
-          </w:tcPr>
-          <w:p>
-            <w:r>
-              <w:rPr>
-                <w:sz w:val="20"/>
-              </w:rPr>
-              <w:t>0 general, 0 review</w:t>
-            </w:r>
-          </w:p>
-        </w:tc>
-      </w:tr>
-      <w:tr>
-        <w:tc>
-          <w:tcPr>
-            <w:tcW w:type="dxa" w:w="2592"/>
-            <w:shd w:val="clear" w:color="auto" w:fill="F9FAFB"/>
-            <w:tcBorders>
-              <w:top w:val="single" w:sz="4" w:space="0" w:color="CCCCCC"/>
-              <w:left w:val="single" w:sz="4" w:space="0" w:color="CCCCCC"/>
-              <w:bottom w:val="single" w:sz="4" w:space="0" w:color="CCCCCC"/>
-              <w:right w:val="single" w:sz="4" w:space="0" w:color="CCCCCC"/>
-            </w:tcBorders>
-          </w:tcPr>
-          <w:p>
-            <w:r>
-              <w:rPr>
-                <w:b/>
-                <w:color w:val="1F2937"/>
-                <w:sz w:val="20"/>
-              </w:rPr>
-              <w:t>Files Changed</w:t>
-            </w:r>
-          </w:p>
-        </w:tc>
-        <w:tc>
-          <w:tcPr>
-            <w:tcW w:type="dxa" w:w="8208"/>
-            <w:tcBorders>
-              <w:top w:val="single" w:sz="4" w:space="0" w:color="CCCCCC"/>
-              <w:left w:val="single" w:sz="4" w:space="0" w:color="CCCCCC"/>
-              <w:bottom w:val="single" w:sz="4" w:space="0" w:color="CCCCCC"/>
-              <w:right w:val="single" w:sz="4" w:space="0" w:color="CCCCCC"/>
-            </w:tcBorders>
-          </w:tcPr>
-          <w:p>
-            <w:r>
-              <w:rPr>
-                <w:sz w:val="20"/>
-              </w:rPr>
-              <w:t>app.py</w:t>
-            </w:r>
-          </w:p>
-        </w:tc>
-      </w:tr>
-    </w:tbl>
-    <w:p>
-      <w:pPr>
-        <w:spacing w:before="160" w:after="40"/>
-      </w:pPr>
-      <w:r>
-        <w:rPr>
-          <w:b/>
-          <w:i w:val="0"/>
-          <w:color w:val="1F2937"/>
-          <w:sz w:val="20"/>
-        </w:rPr>
-        <w:t>Description:</w:t>
-      </w:r>
-    </w:p>
-    <w:p>
-      <w:pPr>
-        <w:spacing w:before="0" w:after="160"/>
-      </w:pPr>
-      <w:r>
-        <w:rPr>
-          <w:b w:val="0"/>
-          <w:i w:val="0"/>
-          <w:color w:val="6B7280"/>
-          <w:sz w:val="20"/>
-        </w:rPr>
-        <w:t>Added a comment to indicate changes made for checking OCI services.</w:t>
-      </w:r>
-    </w:p>
-    <w:p>
-      <w:pPr>
-        <w:spacing w:before="160" w:after="80"/>
-      </w:pPr>
-      <w:r>
-        <w:rPr>
-          <w:b/>
-          <w:i w:val="0"/>
-          <w:color w:val="1F2937"/>
-          <w:sz w:val="20"/>
-        </w:rPr>
-        <w:t>Linked Issues:</w:t>
-      </w:r>
-    </w:p>
-    <w:p>
-      <w:pPr>
-        <w:spacing w:before="0" w:after="120"/>
-      </w:pPr>
-      <w:r>
-        <w:rPr>
-          <w:b w:val="0"/>
-          <w:i/>
-          <w:color w:val="9CA3AF"/>
-          <w:sz w:val="18"/>
-        </w:rPr>
-        <w:t>No linked issues found — PR description did not reference any issues with Fixes/Closes #number</w:t>
-      </w:r>
-    </w:p>
-    <w:p>
-      <w:pPr>
-        <w:spacing w:before="160" w:after="80"/>
-      </w:pPr>
-      <w:r>
-        <w:rPr>
-          <w:b/>
-          <w:i w:val="0"/>
-          <w:color w:val="1F2937"/>
-          <w:sz w:val="20"/>
-        </w:rPr>
-        <w:t>Code Changes:</w:t>
-      </w:r>
-    </w:p>
-    <w:p>
-      <w:pPr>
-        <w:spacing w:before="120" w:after="40"/>
-      </w:pPr>
-      <w:r>
-        <w:rPr>
-          <w:b/>
-          <w:i w:val="0"/>
-          <w:color w:val="1E3A5F"/>
-          <w:sz w:val="18"/>
-        </w:rPr>
-        <w:t>MODIFIED: app.py  (+1 / -0)</w:t>
-      </w:r>
-    </w:p>
-    <w:p>
-      <w:pPr>
-        <w:spacing w:before="0" w:after="80"/>
-      </w:pPr>
-      <w:r>
-        <w:rPr>
-          <w:b w:val="0"/>
-          <w:i w:val="0"/>
-          <w:color w:val="6B7280"/>
-          <w:sz w:val="16"/>
-        </w:rPr>
-        <w:t>@@ -42,6 +42,7 @@</w:t>
-        <w:br/>
-        <w:t xml:space="preserve"> </w:t>
-        <w:br/>
-        <w:t xml:space="preserve"> # ─────────────────────────────────────────────</w:t>
-        <w:br/>
-        <w:t xml:space="preserve"> # HELPER — Q&amp;A using OCI Gen AI</w:t>
-        <w:br/>
-        <w:t>+# THIS CHANGES ARE MADE TO CHECK THE OCI SERVICES</w:t>
-        <w:br/>
-        <w:t xml:space="preserve"> # ─────────────────────────────────────────────</w:t>
-        <w:br/>
-        <w:t xml:space="preserve"> </w:t>
-        <w:br/>
-        <w:t xml:space="preserve"> def answer_question(question, pr_data, analysis):</w:t>
-      </w:r>
-    </w:p>
-    <w:p>
-      <w:pPr>
-        <w:spacing w:before="80" w:after="80"/>
-        <w:pBdr>
-          <w:bottom w:val="single" w:sz="4" w:space="1" w:color="E5E7EB"/>
-        </w:pBdr>
-      </w:pPr>
-    </w:p>
-    <w:p>
-      <w:pPr>
         <w:spacing w:before="120" w:after="120"/>
         <w:jc w:val="center"/>
       </w:pPr>
@@ -7969,7 +7953,7 @@
           <w:color w:val="9CA3AF"/>
           <w:sz w:val="18"/>
         </w:rPr>
-        <w:t>Report generated by PR Documentation Agent  •  March 11, 2026 at 07:17</w:t>
+        <w:t>Report generated by PR Documentation Agent  •  March 11, 2026 at 07:18</w:t>
       </w:r>
     </w:p>
     <w:sectPr>

--- a/pr_report.docx
+++ b/pr_report.docx
@@ -44,7 +44,7 @@
           <w:color w:val="9CA3AF"/>
           <w:sz w:val="20"/>
         </w:rPr>
-        <w:t>Generated: March 11, 2026 at 07:18</w:t>
+        <w:t>Generated: March 11, 2026 at 07:30</w:t>
       </w:r>
     </w:p>
     <w:p>
@@ -129,7 +129,7 @@
                 <w:color w:val="059669"/>
                 <w:sz w:val="36"/>
               </w:rPr>
-              <w:t>8</w:t>
+              <w:t>7</w:t>
             </w:r>
           </w:p>
         </w:tc>
@@ -154,7 +154,7 @@
                 <w:color w:val="7C3AED"/>
                 <w:sz w:val="36"/>
               </w:rPr>
-              <w:t>2</w:t>
+              <w:t>3</w:t>
             </w:r>
           </w:p>
         </w:tc>
@@ -179,7 +179,7 @@
                 <w:color w:val="D97706"/>
                 <w:sz w:val="36"/>
               </w:rPr>
-              <w:t>+560/-263</w:t>
+              <w:t>+577/-264</w:t>
             </w:r>
           </w:p>
         </w:tc>
@@ -406,7 +406,9 @@
           <w:color w:val="1F2937"/>
           <w:sz w:val="21"/>
         </w:rPr>
-        <w:t>- **Key Contributors**: The repository is primarily driven by two individuals—Janiyamt, who authored most PRs (e.g., #6-15) focusing on testing, core Python scripts, workflows, and merges, and likiita, who contributed earlier PRs (#6-8) on app updates and .gitignore clarity; no other collaborators are evident.- **Types of Changes**: PRs predominantly involve minor .gitignore updates for clarity and ignores, alongside testing iterations adding substantial code to Python files (e.g., oci_client.py, github_client.py, main.py), GitHub workflows (pr_report.yml), logs, and docs; themes include bot testing, OCI integration, and documentation generation, with some unmerged exploratory changes labeled as bugs.- **Review Culture**: There is no formal review process—all PRs lack approvals, requested changes, or comments, indicating a solo or informal development environment where authors self-merge most changes on the same day; this suggests rapid prototyping or personal project dynamics rather than collaborative code review.</w:t>
+        <w:t>- **Key Contributors**: Janiyamt is the primary author and merger for most PRs (e.g., #10, #11, #13-15), handling testing and development changes; likiita contributes smaller updates to .gitignore (#7, #8); deepdocsai bot automates documentation updates (#16).
+- **Types of Changes**: Predominantly testing and iterative updates, including Python code enhancements (e.g., oci_client.py, main.py in #10, #14), workflow configurations (.github/workflows), .gitignore modifications for clarity, and automated docs scans; one bug-labeled PR (#9) and OCI-related notes (#8) suggest focus on integration and bug fixes.
+- **Review Culture**: Minimal to none, with zero approvals, change requests, or review comments across all PRs; most are self-merged by authors shortly after creation, indicating a solo or informal development process without formal peer review.</w:t>
       </w:r>
     </w:p>
     <w:p>
@@ -430,6 +432,721 @@
         </w:rPr>
         <w:t>Pull Request Details</w:t>
       </w:r>
+    </w:p>
+    <w:p>
+      <w:pPr>
+        <w:spacing w:before="280" w:after="80"/>
+      </w:pPr>
+      <w:r>
+        <w:rPr>
+          <w:b/>
+          <w:color w:val="6B7280"/>
+          <w:sz w:val="26"/>
+        </w:rPr>
+        <w:t xml:space="preserve">PR #16 — </w:t>
+      </w:r>
+      <w:r>
+        <w:rPr>
+          <w:b/>
+          <w:color w:val="1F2937"/>
+          <w:sz w:val="26"/>
+        </w:rPr>
+        <w:t>DeepDocs: Docs updates triggered by d0bae35 in master</w:t>
+      </w:r>
+    </w:p>
+    <w:p>
+      <w:pPr>
+        <w:spacing w:before="80" w:after="240"/>
+        <w:ind w:left="432"/>
+        <w:pBdr>
+          <w:left w:val="single" w:sz="12" w:space="10" w:color="10B981"/>
+        </w:pBdr>
+      </w:pPr>
+      <w:r>
+        <w:rPr>
+          <w:i/>
+          <w:color w:val="1F2937"/>
+          <w:sz w:val="21"/>
+        </w:rPr>
+        <w:t>💡 - This PR updates the README.md file with 18 lines added and 2 removed, triggered by a docs scan from the master branch.</w:t>
+        <w:br/>
+        <w:t>- Author is the deepdocsai bot, and it remains open with no approvals, comments, or merges.</w:t>
+        <w:br/>
+        <w:t>- The change addresses one outdated document identified in the scan report.</w:t>
+      </w:r>
+    </w:p>
+    <w:tbl>
+      <w:tblPr>
+        <w:tblStyle w:val="TableGrid"/>
+        <w:tblW w:type="auto" w:w="0"/>
+        <w:tblLook w:firstColumn="1" w:firstRow="1" w:lastColumn="0" w:lastRow="0" w:noHBand="0" w:noVBand="1" w:val="04A0"/>
+      </w:tblPr>
+      <w:tblGrid>
+        <w:gridCol w:w="4680"/>
+        <w:gridCol w:w="4680"/>
+      </w:tblGrid>
+      <w:tr>
+        <w:tc>
+          <w:tcPr>
+            <w:tcW w:type="dxa" w:w="2592"/>
+            <w:shd w:val="clear" w:color="auto" w:fill="F9FAFB"/>
+            <w:tcBorders>
+              <w:top w:val="single" w:sz="4" w:space="0" w:color="CCCCCC"/>
+              <w:left w:val="single" w:sz="4" w:space="0" w:color="CCCCCC"/>
+              <w:bottom w:val="single" w:sz="4" w:space="0" w:color="CCCCCC"/>
+              <w:right w:val="single" w:sz="4" w:space="0" w:color="CCCCCC"/>
+            </w:tcBorders>
+          </w:tcPr>
+          <w:p>
+            <w:r>
+              <w:rPr>
+                <w:b/>
+                <w:color w:val="1F2937"/>
+                <w:sz w:val="20"/>
+              </w:rPr>
+              <w:t>Author</w:t>
+            </w:r>
+          </w:p>
+        </w:tc>
+        <w:tc>
+          <w:tcPr>
+            <w:tcW w:type="dxa" w:w="8208"/>
+            <w:tcBorders>
+              <w:top w:val="single" w:sz="4" w:space="0" w:color="CCCCCC"/>
+              <w:left w:val="single" w:sz="4" w:space="0" w:color="CCCCCC"/>
+              <w:bottom w:val="single" w:sz="4" w:space="0" w:color="CCCCCC"/>
+              <w:right w:val="single" w:sz="4" w:space="0" w:color="CCCCCC"/>
+            </w:tcBorders>
+          </w:tcPr>
+          <w:p>
+            <w:r>
+              <w:rPr>
+                <w:sz w:val="20"/>
+              </w:rPr>
+              <w:t>deepdocsai[bot]</w:t>
+            </w:r>
+          </w:p>
+        </w:tc>
+      </w:tr>
+      <w:tr>
+        <w:tc>
+          <w:tcPr>
+            <w:tcW w:type="dxa" w:w="2592"/>
+            <w:shd w:val="clear" w:color="auto" w:fill="F9FAFB"/>
+            <w:tcBorders>
+              <w:top w:val="single" w:sz="4" w:space="0" w:color="CCCCCC"/>
+              <w:left w:val="single" w:sz="4" w:space="0" w:color="CCCCCC"/>
+              <w:bottom w:val="single" w:sz="4" w:space="0" w:color="CCCCCC"/>
+              <w:right w:val="single" w:sz="4" w:space="0" w:color="CCCCCC"/>
+            </w:tcBorders>
+          </w:tcPr>
+          <w:p>
+            <w:r>
+              <w:rPr>
+                <w:b/>
+                <w:color w:val="1F2937"/>
+                <w:sz w:val="20"/>
+              </w:rPr>
+              <w:t>Labels</w:t>
+            </w:r>
+          </w:p>
+        </w:tc>
+        <w:tc>
+          <w:tcPr>
+            <w:tcW w:type="dxa" w:w="8208"/>
+            <w:tcBorders>
+              <w:top w:val="single" w:sz="4" w:space="0" w:color="CCCCCC"/>
+              <w:left w:val="single" w:sz="4" w:space="0" w:color="CCCCCC"/>
+              <w:bottom w:val="single" w:sz="4" w:space="0" w:color="CCCCCC"/>
+              <w:right w:val="single" w:sz="4" w:space="0" w:color="CCCCCC"/>
+            </w:tcBorders>
+          </w:tcPr>
+          <w:p>
+            <w:r>
+              <w:rPr>
+                <w:sz w:val="20"/>
+              </w:rPr>
+              <w:t>None</w:t>
+            </w:r>
+          </w:p>
+        </w:tc>
+      </w:tr>
+      <w:tr>
+        <w:tc>
+          <w:tcPr>
+            <w:tcW w:type="dxa" w:w="2592"/>
+            <w:shd w:val="clear" w:color="auto" w:fill="F9FAFB"/>
+            <w:tcBorders>
+              <w:top w:val="single" w:sz="4" w:space="0" w:color="CCCCCC"/>
+              <w:left w:val="single" w:sz="4" w:space="0" w:color="CCCCCC"/>
+              <w:bottom w:val="single" w:sz="4" w:space="0" w:color="CCCCCC"/>
+              <w:right w:val="single" w:sz="4" w:space="0" w:color="CCCCCC"/>
+            </w:tcBorders>
+          </w:tcPr>
+          <w:p>
+            <w:r>
+              <w:rPr>
+                <w:b/>
+                <w:color w:val="1F2937"/>
+                <w:sz w:val="20"/>
+              </w:rPr>
+              <w:t>Branch</w:t>
+            </w:r>
+          </w:p>
+        </w:tc>
+        <w:tc>
+          <w:tcPr>
+            <w:tcW w:type="dxa" w:w="8208"/>
+            <w:tcBorders>
+              <w:top w:val="single" w:sz="4" w:space="0" w:color="CCCCCC"/>
+              <w:left w:val="single" w:sz="4" w:space="0" w:color="CCCCCC"/>
+              <w:bottom w:val="single" w:sz="4" w:space="0" w:color="CCCCCC"/>
+              <w:right w:val="single" w:sz="4" w:space="0" w:color="CCCCCC"/>
+            </w:tcBorders>
+          </w:tcPr>
+          <w:p>
+            <w:r>
+              <w:rPr>
+                <w:sz w:val="20"/>
+              </w:rPr>
+              <w:t>deepdocs-update/master  →  master</w:t>
+            </w:r>
+          </w:p>
+        </w:tc>
+      </w:tr>
+      <w:tr>
+        <w:tc>
+          <w:tcPr>
+            <w:tcW w:type="dxa" w:w="2592"/>
+            <w:shd w:val="clear" w:color="auto" w:fill="F9FAFB"/>
+            <w:tcBorders>
+              <w:top w:val="single" w:sz="4" w:space="0" w:color="CCCCCC"/>
+              <w:left w:val="single" w:sz="4" w:space="0" w:color="CCCCCC"/>
+              <w:bottom w:val="single" w:sz="4" w:space="0" w:color="CCCCCC"/>
+              <w:right w:val="single" w:sz="4" w:space="0" w:color="CCCCCC"/>
+            </w:tcBorders>
+          </w:tcPr>
+          <w:p>
+            <w:r>
+              <w:rPr>
+                <w:b/>
+                <w:color w:val="1F2937"/>
+                <w:sz w:val="20"/>
+              </w:rPr>
+              <w:t>Status</w:t>
+            </w:r>
+          </w:p>
+        </w:tc>
+        <w:tc>
+          <w:tcPr>
+            <w:tcW w:type="dxa" w:w="8208"/>
+            <w:tcBorders>
+              <w:top w:val="single" w:sz="4" w:space="0" w:color="CCCCCC"/>
+              <w:left w:val="single" w:sz="4" w:space="0" w:color="CCCCCC"/>
+              <w:bottom w:val="single" w:sz="4" w:space="0" w:color="CCCCCC"/>
+              <w:right w:val="single" w:sz="4" w:space="0" w:color="CCCCCC"/>
+            </w:tcBorders>
+          </w:tcPr>
+          <w:p>
+            <w:r>
+              <w:rPr>
+                <w:sz w:val="20"/>
+              </w:rPr>
+              <w:t>OPEN</w:t>
+            </w:r>
+          </w:p>
+        </w:tc>
+      </w:tr>
+      <w:tr>
+        <w:tc>
+          <w:tcPr>
+            <w:tcW w:type="dxa" w:w="2592"/>
+            <w:shd w:val="clear" w:color="auto" w:fill="F9FAFB"/>
+            <w:tcBorders>
+              <w:top w:val="single" w:sz="4" w:space="0" w:color="CCCCCC"/>
+              <w:left w:val="single" w:sz="4" w:space="0" w:color="CCCCCC"/>
+              <w:bottom w:val="single" w:sz="4" w:space="0" w:color="CCCCCC"/>
+              <w:right w:val="single" w:sz="4" w:space="0" w:color="CCCCCC"/>
+            </w:tcBorders>
+          </w:tcPr>
+          <w:p>
+            <w:r>
+              <w:rPr>
+                <w:b/>
+                <w:color w:val="1F2937"/>
+                <w:sz w:val="20"/>
+              </w:rPr>
+              <w:t>Merged By</w:t>
+            </w:r>
+          </w:p>
+        </w:tc>
+        <w:tc>
+          <w:tcPr>
+            <w:tcW w:type="dxa" w:w="8208"/>
+            <w:tcBorders>
+              <w:top w:val="single" w:sz="4" w:space="0" w:color="CCCCCC"/>
+              <w:left w:val="single" w:sz="4" w:space="0" w:color="CCCCCC"/>
+              <w:bottom w:val="single" w:sz="4" w:space="0" w:color="CCCCCC"/>
+              <w:right w:val="single" w:sz="4" w:space="0" w:color="CCCCCC"/>
+            </w:tcBorders>
+          </w:tcPr>
+          <w:p>
+            <w:r>
+              <w:rPr>
+                <w:sz w:val="20"/>
+              </w:rPr>
+              <w:t>N/A</w:t>
+            </w:r>
+          </w:p>
+        </w:tc>
+      </w:tr>
+      <w:tr>
+        <w:tc>
+          <w:tcPr>
+            <w:tcW w:type="dxa" w:w="2592"/>
+            <w:shd w:val="clear" w:color="auto" w:fill="F9FAFB"/>
+            <w:tcBorders>
+              <w:top w:val="single" w:sz="4" w:space="0" w:color="CCCCCC"/>
+              <w:left w:val="single" w:sz="4" w:space="0" w:color="CCCCCC"/>
+              <w:bottom w:val="single" w:sz="4" w:space="0" w:color="CCCCCC"/>
+              <w:right w:val="single" w:sz="4" w:space="0" w:color="CCCCCC"/>
+            </w:tcBorders>
+          </w:tcPr>
+          <w:p>
+            <w:r>
+              <w:rPr>
+                <w:b/>
+                <w:color w:val="1F2937"/>
+                <w:sz w:val="20"/>
+              </w:rPr>
+              <w:t>Created</w:t>
+            </w:r>
+          </w:p>
+        </w:tc>
+        <w:tc>
+          <w:tcPr>
+            <w:tcW w:type="dxa" w:w="8208"/>
+            <w:tcBorders>
+              <w:top w:val="single" w:sz="4" w:space="0" w:color="CCCCCC"/>
+              <w:left w:val="single" w:sz="4" w:space="0" w:color="CCCCCC"/>
+              <w:bottom w:val="single" w:sz="4" w:space="0" w:color="CCCCCC"/>
+              <w:right w:val="single" w:sz="4" w:space="0" w:color="CCCCCC"/>
+            </w:tcBorders>
+          </w:tcPr>
+          <w:p>
+            <w:r>
+              <w:rPr>
+                <w:sz w:val="20"/>
+              </w:rPr>
+              <w:t>2026-03-11</w:t>
+            </w:r>
+          </w:p>
+        </w:tc>
+      </w:tr>
+      <w:tr>
+        <w:tc>
+          <w:tcPr>
+            <w:tcW w:type="dxa" w:w="2592"/>
+            <w:shd w:val="clear" w:color="auto" w:fill="F9FAFB"/>
+            <w:tcBorders>
+              <w:top w:val="single" w:sz="4" w:space="0" w:color="CCCCCC"/>
+              <w:left w:val="single" w:sz="4" w:space="0" w:color="CCCCCC"/>
+              <w:bottom w:val="single" w:sz="4" w:space="0" w:color="CCCCCC"/>
+              <w:right w:val="single" w:sz="4" w:space="0" w:color="CCCCCC"/>
+            </w:tcBorders>
+          </w:tcPr>
+          <w:p>
+            <w:r>
+              <w:rPr>
+                <w:b/>
+                <w:color w:val="1F2937"/>
+                <w:sz w:val="20"/>
+              </w:rPr>
+              <w:t>Code Changes</w:t>
+            </w:r>
+          </w:p>
+        </w:tc>
+        <w:tc>
+          <w:tcPr>
+            <w:tcW w:type="dxa" w:w="8208"/>
+            <w:tcBorders>
+              <w:top w:val="single" w:sz="4" w:space="0" w:color="CCCCCC"/>
+              <w:left w:val="single" w:sz="4" w:space="0" w:color="CCCCCC"/>
+              <w:bottom w:val="single" w:sz="4" w:space="0" w:color="CCCCCC"/>
+              <w:right w:val="single" w:sz="4" w:space="0" w:color="CCCCCC"/>
+            </w:tcBorders>
+          </w:tcPr>
+          <w:p>
+            <w:r>
+              <w:rPr>
+                <w:sz w:val="20"/>
+              </w:rPr>
+              <w:t>+18 additions, -2 deletions</w:t>
+            </w:r>
+          </w:p>
+        </w:tc>
+      </w:tr>
+      <w:tr>
+        <w:tc>
+          <w:tcPr>
+            <w:tcW w:type="dxa" w:w="2592"/>
+            <w:shd w:val="clear" w:color="auto" w:fill="F9FAFB"/>
+            <w:tcBorders>
+              <w:top w:val="single" w:sz="4" w:space="0" w:color="CCCCCC"/>
+              <w:left w:val="single" w:sz="4" w:space="0" w:color="CCCCCC"/>
+              <w:bottom w:val="single" w:sz="4" w:space="0" w:color="CCCCCC"/>
+              <w:right w:val="single" w:sz="4" w:space="0" w:color="CCCCCC"/>
+            </w:tcBorders>
+          </w:tcPr>
+          <w:p>
+            <w:r>
+              <w:rPr>
+                <w:b/>
+                <w:color w:val="1F2937"/>
+                <w:sz w:val="20"/>
+              </w:rPr>
+              <w:t>Commits</w:t>
+            </w:r>
+          </w:p>
+        </w:tc>
+        <w:tc>
+          <w:tcPr>
+            <w:tcW w:type="dxa" w:w="8208"/>
+            <w:tcBorders>
+              <w:top w:val="single" w:sz="4" w:space="0" w:color="CCCCCC"/>
+              <w:left w:val="single" w:sz="4" w:space="0" w:color="CCCCCC"/>
+              <w:bottom w:val="single" w:sz="4" w:space="0" w:color="CCCCCC"/>
+              <w:right w:val="single" w:sz="4" w:space="0" w:color="CCCCCC"/>
+            </w:tcBorders>
+          </w:tcPr>
+          <w:p>
+            <w:r>
+              <w:rPr>
+                <w:sz w:val="20"/>
+              </w:rPr>
+              <w:t>1</w:t>
+            </w:r>
+          </w:p>
+        </w:tc>
+      </w:tr>
+      <w:tr>
+        <w:tc>
+          <w:tcPr>
+            <w:tcW w:type="dxa" w:w="2592"/>
+            <w:shd w:val="clear" w:color="auto" w:fill="F9FAFB"/>
+            <w:tcBorders>
+              <w:top w:val="single" w:sz="4" w:space="0" w:color="CCCCCC"/>
+              <w:left w:val="single" w:sz="4" w:space="0" w:color="CCCCCC"/>
+              <w:bottom w:val="single" w:sz="4" w:space="0" w:color="CCCCCC"/>
+              <w:right w:val="single" w:sz="4" w:space="0" w:color="CCCCCC"/>
+            </w:tcBorders>
+          </w:tcPr>
+          <w:p>
+            <w:r>
+              <w:rPr>
+                <w:b/>
+                <w:color w:val="1F2937"/>
+                <w:sz w:val="20"/>
+              </w:rPr>
+              <w:t>Approvals</w:t>
+            </w:r>
+          </w:p>
+        </w:tc>
+        <w:tc>
+          <w:tcPr>
+            <w:tcW w:type="dxa" w:w="8208"/>
+            <w:tcBorders>
+              <w:top w:val="single" w:sz="4" w:space="0" w:color="CCCCCC"/>
+              <w:left w:val="single" w:sz="4" w:space="0" w:color="CCCCCC"/>
+              <w:bottom w:val="single" w:sz="4" w:space="0" w:color="CCCCCC"/>
+              <w:right w:val="single" w:sz="4" w:space="0" w:color="CCCCCC"/>
+            </w:tcBorders>
+          </w:tcPr>
+          <w:p>
+            <w:r>
+              <w:rPr>
+                <w:sz w:val="20"/>
+              </w:rPr>
+              <w:t>None</w:t>
+            </w:r>
+          </w:p>
+        </w:tc>
+      </w:tr>
+      <w:tr>
+        <w:tc>
+          <w:tcPr>
+            <w:tcW w:type="dxa" w:w="2592"/>
+            <w:shd w:val="clear" w:color="auto" w:fill="F9FAFB"/>
+            <w:tcBorders>
+              <w:top w:val="single" w:sz="4" w:space="0" w:color="CCCCCC"/>
+              <w:left w:val="single" w:sz="4" w:space="0" w:color="CCCCCC"/>
+              <w:bottom w:val="single" w:sz="4" w:space="0" w:color="CCCCCC"/>
+              <w:right w:val="single" w:sz="4" w:space="0" w:color="CCCCCC"/>
+            </w:tcBorders>
+          </w:tcPr>
+          <w:p>
+            <w:r>
+              <w:rPr>
+                <w:b/>
+                <w:color w:val="1F2937"/>
+                <w:sz w:val="20"/>
+              </w:rPr>
+              <w:t>Changes Requested</w:t>
+            </w:r>
+          </w:p>
+        </w:tc>
+        <w:tc>
+          <w:tcPr>
+            <w:tcW w:type="dxa" w:w="8208"/>
+            <w:tcBorders>
+              <w:top w:val="single" w:sz="4" w:space="0" w:color="CCCCCC"/>
+              <w:left w:val="single" w:sz="4" w:space="0" w:color="CCCCCC"/>
+              <w:bottom w:val="single" w:sz="4" w:space="0" w:color="CCCCCC"/>
+              <w:right w:val="single" w:sz="4" w:space="0" w:color="CCCCCC"/>
+            </w:tcBorders>
+          </w:tcPr>
+          <w:p>
+            <w:r>
+              <w:rPr>
+                <w:sz w:val="20"/>
+              </w:rPr>
+              <w:t>None</w:t>
+            </w:r>
+          </w:p>
+        </w:tc>
+      </w:tr>
+      <w:tr>
+        <w:tc>
+          <w:tcPr>
+            <w:tcW w:type="dxa" w:w="2592"/>
+            <w:shd w:val="clear" w:color="auto" w:fill="F9FAFB"/>
+            <w:tcBorders>
+              <w:top w:val="single" w:sz="4" w:space="0" w:color="CCCCCC"/>
+              <w:left w:val="single" w:sz="4" w:space="0" w:color="CCCCCC"/>
+              <w:bottom w:val="single" w:sz="4" w:space="0" w:color="CCCCCC"/>
+              <w:right w:val="single" w:sz="4" w:space="0" w:color="CCCCCC"/>
+            </w:tcBorders>
+          </w:tcPr>
+          <w:p>
+            <w:r>
+              <w:rPr>
+                <w:b/>
+                <w:color w:val="1F2937"/>
+                <w:sz w:val="20"/>
+              </w:rPr>
+              <w:t>Comments</w:t>
+            </w:r>
+          </w:p>
+        </w:tc>
+        <w:tc>
+          <w:tcPr>
+            <w:tcW w:type="dxa" w:w="8208"/>
+            <w:tcBorders>
+              <w:top w:val="single" w:sz="4" w:space="0" w:color="CCCCCC"/>
+              <w:left w:val="single" w:sz="4" w:space="0" w:color="CCCCCC"/>
+              <w:bottom w:val="single" w:sz="4" w:space="0" w:color="CCCCCC"/>
+              <w:right w:val="single" w:sz="4" w:space="0" w:color="CCCCCC"/>
+            </w:tcBorders>
+          </w:tcPr>
+          <w:p>
+            <w:r>
+              <w:rPr>
+                <w:sz w:val="20"/>
+              </w:rPr>
+              <w:t>0 general, 0 review</w:t>
+            </w:r>
+          </w:p>
+        </w:tc>
+      </w:tr>
+      <w:tr>
+        <w:tc>
+          <w:tcPr>
+            <w:tcW w:type="dxa" w:w="2592"/>
+            <w:shd w:val="clear" w:color="auto" w:fill="F9FAFB"/>
+            <w:tcBorders>
+              <w:top w:val="single" w:sz="4" w:space="0" w:color="CCCCCC"/>
+              <w:left w:val="single" w:sz="4" w:space="0" w:color="CCCCCC"/>
+              <w:bottom w:val="single" w:sz="4" w:space="0" w:color="CCCCCC"/>
+              <w:right w:val="single" w:sz="4" w:space="0" w:color="CCCCCC"/>
+            </w:tcBorders>
+          </w:tcPr>
+          <w:p>
+            <w:r>
+              <w:rPr>
+                <w:b/>
+                <w:color w:val="1F2937"/>
+                <w:sz w:val="20"/>
+              </w:rPr>
+              <w:t>Files Changed</w:t>
+            </w:r>
+          </w:p>
+        </w:tc>
+        <w:tc>
+          <w:tcPr>
+            <w:tcW w:type="dxa" w:w="8208"/>
+            <w:tcBorders>
+              <w:top w:val="single" w:sz="4" w:space="0" w:color="CCCCCC"/>
+              <w:left w:val="single" w:sz="4" w:space="0" w:color="CCCCCC"/>
+              <w:bottom w:val="single" w:sz="4" w:space="0" w:color="CCCCCC"/>
+              <w:right w:val="single" w:sz="4" w:space="0" w:color="CCCCCC"/>
+            </w:tcBorders>
+          </w:tcPr>
+          <w:p>
+            <w:r>
+              <w:rPr>
+                <w:sz w:val="20"/>
+              </w:rPr>
+              <w:t>README.md</w:t>
+            </w:r>
+          </w:p>
+        </w:tc>
+      </w:tr>
+    </w:tbl>
+    <w:p>
+      <w:pPr>
+        <w:spacing w:before="160" w:after="40"/>
+      </w:pPr>
+      <w:r>
+        <w:rPr>
+          <w:b/>
+          <w:i w:val="0"/>
+          <w:color w:val="1F2937"/>
+          <w:sz w:val="20"/>
+        </w:rPr>
+        <w:t>Description:</w:t>
+      </w:r>
+    </w:p>
+    <w:p>
+      <w:pPr>
+        <w:spacing w:before="0" w:after="160"/>
+      </w:pPr>
+      <w:r>
+        <w:rPr>
+          <w:b w:val="0"/>
+          <w:i w:val="0"/>
+          <w:color w:val="6B7280"/>
+          <w:sz w:val="20"/>
+        </w:rPr>
+        <w:t>**Docs Scan Report**</w:t>
+        <w:br/>
+        <w:br/>
+        <w:t>- Docs Scan was initialized in PR-AGENT@master</w:t>
+        <w:br/>
+        <w:t>- **1 doc** was found to be **outdated**</w:t>
+        <w:br/>
+        <w:t>- DeepDocs has updated the docs in this commit: [3d2eb37](https://github.com/Janiyamt/PR-AGENT/commit/3d2eb374199d895b8c2a74b549128b8e21d1c1c8) in `PR-AGENT@deepdocs-update/master`</w:t>
+        <w:br/>
+        <w:br/>
+        <w:t>| Docs | Reason | References |</w:t>
+        <w:br/>
+        <w:t>|------|--------|------------|</w:t>
+        <w:br/>
+        <w:t>| [README.md](https://github.com/Janiyamt/PR-A</w:t>
+      </w:r>
+    </w:p>
+    <w:p>
+      <w:pPr>
+        <w:spacing w:before="160" w:after="80"/>
+      </w:pPr>
+      <w:r>
+        <w:rPr>
+          <w:b/>
+          <w:i w:val="0"/>
+          <w:color w:val="1F2937"/>
+          <w:sz w:val="20"/>
+        </w:rPr>
+        <w:t>Linked Issues:</w:t>
+      </w:r>
+    </w:p>
+    <w:p>
+      <w:pPr>
+        <w:spacing w:before="0" w:after="120"/>
+      </w:pPr>
+      <w:r>
+        <w:rPr>
+          <w:b w:val="0"/>
+          <w:i/>
+          <w:color w:val="9CA3AF"/>
+          <w:sz w:val="18"/>
+        </w:rPr>
+        <w:t>No linked issues found — PR description did not reference any issues with Fixes/Closes #number</w:t>
+      </w:r>
+    </w:p>
+    <w:p>
+      <w:pPr>
+        <w:spacing w:before="160" w:after="80"/>
+      </w:pPr>
+      <w:r>
+        <w:rPr>
+          <w:b/>
+          <w:i w:val="0"/>
+          <w:color w:val="1F2937"/>
+          <w:sz w:val="20"/>
+        </w:rPr>
+        <w:t>Code Changes:</w:t>
+      </w:r>
+    </w:p>
+    <w:p>
+      <w:pPr>
+        <w:spacing w:before="120" w:after="40"/>
+      </w:pPr>
+      <w:r>
+        <w:rPr>
+          <w:b/>
+          <w:i w:val="0"/>
+          <w:color w:val="1E3A5F"/>
+          <w:sz w:val="18"/>
+        </w:rPr>
+        <w:t>MODIFIED: README.md  (+18 / -2)</w:t>
+      </w:r>
+    </w:p>
+    <w:p>
+      <w:pPr>
+        <w:spacing w:before="0" w:after="80"/>
+      </w:pPr>
+      <w:r>
+        <w:rPr>
+          <w:b w:val="0"/>
+          <w:i w:val="0"/>
+          <w:color w:val="6B7280"/>
+          <w:sz w:val="16"/>
+        </w:rPr>
+        <w:t>@@ -1,2 +1,18 @@</w:t>
+        <w:br/>
+        <w:t>-Hello</w:t>
+        <w:br/>
+        <w:t>-Just Testing DeepDocs</w:t>
+        <w:br/>
+        <w:t>+# PR-Agent v2 — Merge Event Logger</w:t>
+        <w:br/>
+        <w:t>+</w:t>
+        <w:br/>
+        <w:t>+A small GitHub Actions-powered agent that records metadata for every pull request merge and generates a cumulative Word report.</w:t>
+        <w:br/>
+        <w:t>+</w:t>
+        <w:br/>
+        <w:t>+This repository contains v2 of the agent under the merge_agent/ directory. For full usage, configuration, and developer notes see the package README:</w:t>
+        <w:br/>
+        <w:t>+</w:t>
+        <w:br/>
+        <w:t>+- merge_agent/readme.md — detailed setup, schema, and workflow documentation</w:t>
+        <w:br/>
+        <w:t>+</w:t>
+        <w:br/>
+        <w:t>+Notes:</w:t>
+        <w:br/>
+        <w:t>+- The agent watches repository merges and writes structured records to merge_agent/logs/merge-log.json and a Word report at merge_agent/logs/merge-events-report.docx.</w:t>
+        <w:br/>
+        <w:t>+- The workflow branch trigger may be configured as `master` (some commits in the repo changed the workflow trigger from `main` → `master`). Check .github/workflows/merge-agen</w:t>
+      </w:r>
+    </w:p>
+    <w:p>
+      <w:pPr>
+        <w:spacing w:before="80" w:after="80"/>
+        <w:pBdr>
+          <w:bottom w:val="single" w:sz="4" w:space="1" w:color="E5E7EB"/>
+        </w:pBdr>
+      </w:pPr>
     </w:p>
     <w:p>
       <w:pPr>
@@ -466,11 +1183,11 @@
           <w:color w:val="1F2937"/>
           <w:sz w:val="21"/>
         </w:rPr>
-        <w:t>💡 - This PR merges the changes from PR #14 into the master branch.</w:t>
-        <w:br/>
-        <w:t>- Author and merger: Janiyamt.</w:t>
-        <w:br/>
-        <w:t>- It involves no direct code changes, serving as a merge commit for the 'Latest Test' updates.</w:t>
+        <w:t>💡 - This is a merge PR that integrates changes from PR #14 into the master branch.</w:t>
+        <w:br/>
+        <w:t>- Author and merger is Janiyamt, created and merged on the same day with no file changes or code modifications.</w:t>
+        <w:br/>
+        <w:t>- It serves as a simple merge commit labeled as 'Latest Test' with no reviews or comments.</w:t>
       </w:r>
     </w:p>
     <w:tbl>
@@ -1099,11 +1816,11 @@
           <w:color w:val="1F2937"/>
           <w:sz w:val="21"/>
         </w:rPr>
-        <w:t>💡 - This PR titled 'Latest Test' updates workflow files, logs, Python scripts like oci_client.py, and documentation files.</w:t>
-        <w:br/>
-        <w:t>- Author and merger: Janiyamt, with +127 lines added and -101 removed.</w:t>
-        <w:br/>
-        <w:t>- No reviews or approvals, indicating a solo development test iteration.</w:t>
+        <w:t>💡 - This PR modifies several files including workflows, logs, Python scripts, and documents, adding 127 lines and removing 101.</w:t>
+        <w:br/>
+        <w:t>- Author and merger is Janiyamt, closed and merged quickly on creation date with no description, approvals, or comments.</w:t>
+        <w:br/>
+        <w:t>- It appears to be a testing update focused on PR reporting and OCI client functionality.</w:t>
       </w:r>
     </w:p>
     <w:tbl>
@@ -1956,11 +2673,11 @@
           <w:color w:val="1F2937"/>
           <w:sz w:val="21"/>
         </w:rPr>
-        <w:t>💡 - This PR 'Bot test' modifies the .gitignore file.</w:t>
-        <w:br/>
-        <w:t>- Author and merger: Janiyamt, with minor changes (+3/-1 lines).</w:t>
-        <w:br/>
-        <w:t>- It appears to be a quick test for bot functionality without any review.</w:t>
+        <w:t>💡 - This PR updates the .gitignore file, adding 3 lines and removing 1, as part of bot testing.</w:t>
+        <w:br/>
+        <w:t>- Author and merger is Janiyamt, created and merged on the same day with no reviews or comments.</w:t>
+        <w:br/>
+        <w:t>- It represents a minor configuration tweak for testing purposes.</w:t>
       </w:r>
     </w:p>
     <w:tbl>
@@ -2617,11 +3334,11 @@
           <w:color w:val="1F2937"/>
           <w:sz w:val="21"/>
         </w:rPr>
-        <w:t>💡 - This PR 'Add comment to .gitignore for clarity' updates .gitignore but was not merged.</w:t>
-        <w:br/>
-        <w:t>- Author: Janiyamt, with +2/-1 lines.</w:t>
-        <w:br/>
-        <w:t>- Closed without merging, possibly superseded by other changes, no reviews involved.</w:t>
+        <w:t>💡 - This PR adds a comment to .gitignore for clarity, with 2 lines added and 1 removed.</w:t>
+        <w:br/>
+        <w:t>- Author is Janiyamt, but it remains closed without merging, no approvals, or comments.</w:t>
+        <w:br/>
+        <w:t>- No further details provided, indicating an unmerged minor documentation change.</w:t>
       </w:r>
     </w:p>
     <w:tbl>
@@ -3276,11 +3993,11 @@
           <w:color w:val="1F2937"/>
           <w:sz w:val="21"/>
         </w:rPr>
-        <w:t>💡 - This PR 'Testing 2' adds significant code to workflow files, .gitignore, and Python scripts like doc_generator.py, github_client.py, and main.py.</w:t>
-        <w:br/>
-        <w:t>- Author and merger: Janiyamt, with +240/-78 lines.</w:t>
-        <w:br/>
-        <w:t>- Represents a testing iteration for core application components, self-merged without feedback.</w:t>
+        <w:t>💡 - This PR involves significant changes to workflows, .gitignore, and Python files like doc_generator.py and main.py, adding 240 lines and removing 78.</w:t>
+        <w:br/>
+        <w:t>- Author and merger is Janiyamt, closed and merged on creation with no description, reviews, or approvals.</w:t>
+        <w:br/>
+        <w:t>- Labeled as 'Testing 2', it focuses on development and GitHub integration enhancements.</w:t>
       </w:r>
     </w:p>
     <w:tbl>
@@ -4295,11 +5012,11 @@
           <w:color w:val="1F2937"/>
           <w:sz w:val="21"/>
         </w:rPr>
-        <w:t>💡 - This PR 'Update .gitignore with testing comment' makes a small adjustment to .gitignore.</w:t>
-        <w:br/>
-        <w:t>- Author and merger: Janiyamt, with +1/-1 lines.</w:t>
-        <w:br/>
-        <w:t>- Likely a minor tweak during testing, closed and merged solo.</w:t>
+        <w:t>💡 - This PR updates .gitignore by adding and removing 1 line each, including a testing comment.</w:t>
+        <w:br/>
+        <w:t>- Author and merger is Janiyamt, quickly closed and merged with no comments or approvals.</w:t>
+        <w:br/>
+        <w:t>- It is a small, iterative change likely for configuration testing.</w:t>
       </w:r>
     </w:p>
     <w:tbl>
@@ -4952,11 +5669,11 @@
           <w:color w:val="1F2937"/>
           <w:sz w:val="21"/>
         </w:rPr>
-        <w:t>💡 - This PR 'Testing' introduces changes to workflows, .gitignore, and Python files similar to PR #10 but was not merged.</w:t>
-        <w:br/>
-        <w:t>- Author: Janiyamt, labeled as 'bug', with +183/-78 lines.</w:t>
-        <w:br/>
-        <w:t>- Closed without merging, possibly due to issues identified as a bug.</w:t>
+        <w:t>💡 - This PR changes workflows, .gitignore, and Python files, adding 183 lines and removing 78, labeled as a bug fix.</w:t>
+        <w:br/>
+        <w:t>- Author is Janiyamt, but it remains closed without merging, no reviews or comments.</w:t>
+        <w:br/>
+        <w:t>- Titled 'Testing', it targets issues in documentation generation and GitHub client code.</w:t>
       </w:r>
     </w:p>
     <w:tbl>
@@ -5969,11 +6686,11 @@
           <w:color w:val="1F2937"/>
           <w:sz w:val="21"/>
         </w:rPr>
-        <w:t>💡 - This PR 'Update comment in .gitignore for clarity' modifies .gitignore and notes improvements in OCI service installation.</w:t>
-        <w:br/>
-        <w:t>- Author and merger: likiita, with +2/-1 lines.</w:t>
-        <w:br/>
-        <w:t>- Focuses on documentation clarity alongside functional updates, self-merged.</w:t>
+        <w:t>💡 - This PR updates a comment in .gitignore for clarity, adding 2 lines and removing 1.</w:t>
+        <w:br/>
+        <w:t>- Author and merger is likiita, closed and merged on creation with a description about OCI installation and services.</w:t>
+        <w:br/>
+        <w:t>- It improves configuration documentation related to Oracle Cloud Infrastructure usage.</w:t>
       </w:r>
     </w:p>
     <w:tbl>
@@ -6656,11 +7373,11 @@
           <w:color w:val="1F2937"/>
           <w:sz w:val="21"/>
         </w:rPr>
-        <w:t>💡 - This PR 'Update comment in .gitignore for clarity' makes a small comment change in .gitignore.</w:t>
-        <w:br/>
-        <w:t>- Author and merger: likiita, with +1/-1 lines.</w:t>
-        <w:br/>
-        <w:t>- A minor documentation update, handled independently.</w:t>
+        <w:t>💡 - This PR modifies a comment in .gitignore, adding 1 line and removing 1 for clarity.</w:t>
+        <w:br/>
+        <w:t>- Author and merger is likiita, quickly closed and merged with no description, reviews, or comments.</w:t>
+        <w:br/>
+        <w:t>- It is a minor tweak to project configuration files.</w:t>
       </w:r>
     </w:p>
     <w:tbl>
@@ -7280,669 +7997,6 @@
     </w:p>
     <w:p>
       <w:pPr>
-        <w:spacing w:before="280" w:after="80"/>
-      </w:pPr>
-      <w:r>
-        <w:rPr>
-          <w:b/>
-          <w:color w:val="6B7280"/>
-          <w:sz w:val="26"/>
-        </w:rPr>
-        <w:t xml:space="preserve">PR #6 — </w:t>
-      </w:r>
-      <w:r>
-        <w:rPr>
-          <w:b/>
-          <w:color w:val="1F2937"/>
-          <w:sz w:val="26"/>
-        </w:rPr>
-        <w:t>Update app.py</w:t>
-      </w:r>
-    </w:p>
-    <w:p>
-      <w:pPr>
-        <w:spacing w:before="80" w:after="240"/>
-        <w:ind w:left="432"/>
-        <w:pBdr>
-          <w:left w:val="single" w:sz="12" w:space="10" w:color="10B981"/>
-        </w:pBdr>
-      </w:pPr>
-      <w:r>
-        <w:rPr>
-          <w:i/>
-          <w:color w:val="1F2937"/>
-          <w:sz w:val="21"/>
-        </w:rPr>
-        <w:t>💡 - This PR 'Update app.py' makes a single-line change to app.py.</w:t>
-        <w:br/>
-        <w:t>- Author and merger: likiita, with +1/-1 lines.</w:t>
-        <w:br/>
-        <w:t>- Simple maintenance update to the application file, no external input.</w:t>
-      </w:r>
-    </w:p>
-    <w:tbl>
-      <w:tblPr>
-        <w:tblStyle w:val="TableGrid"/>
-        <w:tblW w:type="auto" w:w="0"/>
-        <w:tblLook w:firstColumn="1" w:firstRow="1" w:lastColumn="0" w:lastRow="0" w:noHBand="0" w:noVBand="1" w:val="04A0"/>
-      </w:tblPr>
-      <w:tblGrid>
-        <w:gridCol w:w="4680"/>
-        <w:gridCol w:w="4680"/>
-      </w:tblGrid>
-      <w:tr>
-        <w:tc>
-          <w:tcPr>
-            <w:tcW w:type="dxa" w:w="2592"/>
-            <w:shd w:val="clear" w:color="auto" w:fill="F9FAFB"/>
-            <w:tcBorders>
-              <w:top w:val="single" w:sz="4" w:space="0" w:color="CCCCCC"/>
-              <w:left w:val="single" w:sz="4" w:space="0" w:color="CCCCCC"/>
-              <w:bottom w:val="single" w:sz="4" w:space="0" w:color="CCCCCC"/>
-              <w:right w:val="single" w:sz="4" w:space="0" w:color="CCCCCC"/>
-            </w:tcBorders>
-          </w:tcPr>
-          <w:p>
-            <w:r>
-              <w:rPr>
-                <w:b/>
-                <w:color w:val="1F2937"/>
-                <w:sz w:val="20"/>
-              </w:rPr>
-              <w:t>Author</w:t>
-            </w:r>
-          </w:p>
-        </w:tc>
-        <w:tc>
-          <w:tcPr>
-            <w:tcW w:type="dxa" w:w="8208"/>
-            <w:tcBorders>
-              <w:top w:val="single" w:sz="4" w:space="0" w:color="CCCCCC"/>
-              <w:left w:val="single" w:sz="4" w:space="0" w:color="CCCCCC"/>
-              <w:bottom w:val="single" w:sz="4" w:space="0" w:color="CCCCCC"/>
-              <w:right w:val="single" w:sz="4" w:space="0" w:color="CCCCCC"/>
-            </w:tcBorders>
-          </w:tcPr>
-          <w:p>
-            <w:r>
-              <w:rPr>
-                <w:sz w:val="20"/>
-              </w:rPr>
-              <w:t>likiita</w:t>
-            </w:r>
-          </w:p>
-        </w:tc>
-      </w:tr>
-      <w:tr>
-        <w:tc>
-          <w:tcPr>
-            <w:tcW w:type="dxa" w:w="2592"/>
-            <w:shd w:val="clear" w:color="auto" w:fill="F9FAFB"/>
-            <w:tcBorders>
-              <w:top w:val="single" w:sz="4" w:space="0" w:color="CCCCCC"/>
-              <w:left w:val="single" w:sz="4" w:space="0" w:color="CCCCCC"/>
-              <w:bottom w:val="single" w:sz="4" w:space="0" w:color="CCCCCC"/>
-              <w:right w:val="single" w:sz="4" w:space="0" w:color="CCCCCC"/>
-            </w:tcBorders>
-          </w:tcPr>
-          <w:p>
-            <w:r>
-              <w:rPr>
-                <w:b/>
-                <w:color w:val="1F2937"/>
-                <w:sz w:val="20"/>
-              </w:rPr>
-              <w:t>Labels</w:t>
-            </w:r>
-          </w:p>
-        </w:tc>
-        <w:tc>
-          <w:tcPr>
-            <w:tcW w:type="dxa" w:w="8208"/>
-            <w:tcBorders>
-              <w:top w:val="single" w:sz="4" w:space="0" w:color="CCCCCC"/>
-              <w:left w:val="single" w:sz="4" w:space="0" w:color="CCCCCC"/>
-              <w:bottom w:val="single" w:sz="4" w:space="0" w:color="CCCCCC"/>
-              <w:right w:val="single" w:sz="4" w:space="0" w:color="CCCCCC"/>
-            </w:tcBorders>
-          </w:tcPr>
-          <w:p>
-            <w:r>
-              <w:rPr>
-                <w:sz w:val="20"/>
-              </w:rPr>
-              <w:t>None</w:t>
-            </w:r>
-          </w:p>
-        </w:tc>
-      </w:tr>
-      <w:tr>
-        <w:tc>
-          <w:tcPr>
-            <w:tcW w:type="dxa" w:w="2592"/>
-            <w:shd w:val="clear" w:color="auto" w:fill="F9FAFB"/>
-            <w:tcBorders>
-              <w:top w:val="single" w:sz="4" w:space="0" w:color="CCCCCC"/>
-              <w:left w:val="single" w:sz="4" w:space="0" w:color="CCCCCC"/>
-              <w:bottom w:val="single" w:sz="4" w:space="0" w:color="CCCCCC"/>
-              <w:right w:val="single" w:sz="4" w:space="0" w:color="CCCCCC"/>
-            </w:tcBorders>
-          </w:tcPr>
-          <w:p>
-            <w:r>
-              <w:rPr>
-                <w:b/>
-                <w:color w:val="1F2937"/>
-                <w:sz w:val="20"/>
-              </w:rPr>
-              <w:t>Branch</w:t>
-            </w:r>
-          </w:p>
-        </w:tc>
-        <w:tc>
-          <w:tcPr>
-            <w:tcW w:type="dxa" w:w="8208"/>
-            <w:tcBorders>
-              <w:top w:val="single" w:sz="4" w:space="0" w:color="CCCCCC"/>
-              <w:left w:val="single" w:sz="4" w:space="0" w:color="CCCCCC"/>
-              <w:bottom w:val="single" w:sz="4" w:space="0" w:color="CCCCCC"/>
-              <w:right w:val="single" w:sz="4" w:space="0" w:color="CCCCCC"/>
-            </w:tcBorders>
-          </w:tcPr>
-          <w:p>
-            <w:r>
-              <w:rPr>
-                <w:sz w:val="20"/>
-              </w:rPr>
-              <w:t>bot_test  →  master</w:t>
-            </w:r>
-          </w:p>
-        </w:tc>
-      </w:tr>
-      <w:tr>
-        <w:tc>
-          <w:tcPr>
-            <w:tcW w:type="dxa" w:w="2592"/>
-            <w:shd w:val="clear" w:color="auto" w:fill="F9FAFB"/>
-            <w:tcBorders>
-              <w:top w:val="single" w:sz="4" w:space="0" w:color="CCCCCC"/>
-              <w:left w:val="single" w:sz="4" w:space="0" w:color="CCCCCC"/>
-              <w:bottom w:val="single" w:sz="4" w:space="0" w:color="CCCCCC"/>
-              <w:right w:val="single" w:sz="4" w:space="0" w:color="CCCCCC"/>
-            </w:tcBorders>
-          </w:tcPr>
-          <w:p>
-            <w:r>
-              <w:rPr>
-                <w:b/>
-                <w:color w:val="1F2937"/>
-                <w:sz w:val="20"/>
-              </w:rPr>
-              <w:t>Status</w:t>
-            </w:r>
-          </w:p>
-        </w:tc>
-        <w:tc>
-          <w:tcPr>
-            <w:tcW w:type="dxa" w:w="8208"/>
-            <w:tcBorders>
-              <w:top w:val="single" w:sz="4" w:space="0" w:color="CCCCCC"/>
-              <w:left w:val="single" w:sz="4" w:space="0" w:color="CCCCCC"/>
-              <w:bottom w:val="single" w:sz="4" w:space="0" w:color="CCCCCC"/>
-              <w:right w:val="single" w:sz="4" w:space="0" w:color="CCCCCC"/>
-            </w:tcBorders>
-          </w:tcPr>
-          <w:p>
-            <w:r>
-              <w:rPr>
-                <w:sz w:val="20"/>
-              </w:rPr>
-              <w:t>Merged on 2026-03-04</w:t>
-            </w:r>
-          </w:p>
-        </w:tc>
-      </w:tr>
-      <w:tr>
-        <w:tc>
-          <w:tcPr>
-            <w:tcW w:type="dxa" w:w="2592"/>
-            <w:shd w:val="clear" w:color="auto" w:fill="F9FAFB"/>
-            <w:tcBorders>
-              <w:top w:val="single" w:sz="4" w:space="0" w:color="CCCCCC"/>
-              <w:left w:val="single" w:sz="4" w:space="0" w:color="CCCCCC"/>
-              <w:bottom w:val="single" w:sz="4" w:space="0" w:color="CCCCCC"/>
-              <w:right w:val="single" w:sz="4" w:space="0" w:color="CCCCCC"/>
-            </w:tcBorders>
-          </w:tcPr>
-          <w:p>
-            <w:r>
-              <w:rPr>
-                <w:b/>
-                <w:color w:val="1F2937"/>
-                <w:sz w:val="20"/>
-              </w:rPr>
-              <w:t>Merged By</w:t>
-            </w:r>
-          </w:p>
-        </w:tc>
-        <w:tc>
-          <w:tcPr>
-            <w:tcW w:type="dxa" w:w="8208"/>
-            <w:tcBorders>
-              <w:top w:val="single" w:sz="4" w:space="0" w:color="CCCCCC"/>
-              <w:left w:val="single" w:sz="4" w:space="0" w:color="CCCCCC"/>
-              <w:bottom w:val="single" w:sz="4" w:space="0" w:color="CCCCCC"/>
-              <w:right w:val="single" w:sz="4" w:space="0" w:color="CCCCCC"/>
-            </w:tcBorders>
-          </w:tcPr>
-          <w:p>
-            <w:r>
-              <w:rPr>
-                <w:sz w:val="20"/>
-              </w:rPr>
-              <w:t>likiita</w:t>
-            </w:r>
-          </w:p>
-        </w:tc>
-      </w:tr>
-      <w:tr>
-        <w:tc>
-          <w:tcPr>
-            <w:tcW w:type="dxa" w:w="2592"/>
-            <w:shd w:val="clear" w:color="auto" w:fill="F9FAFB"/>
-            <w:tcBorders>
-              <w:top w:val="single" w:sz="4" w:space="0" w:color="CCCCCC"/>
-              <w:left w:val="single" w:sz="4" w:space="0" w:color="CCCCCC"/>
-              <w:bottom w:val="single" w:sz="4" w:space="0" w:color="CCCCCC"/>
-              <w:right w:val="single" w:sz="4" w:space="0" w:color="CCCCCC"/>
-            </w:tcBorders>
-          </w:tcPr>
-          <w:p>
-            <w:r>
-              <w:rPr>
-                <w:b/>
-                <w:color w:val="1F2937"/>
-                <w:sz w:val="20"/>
-              </w:rPr>
-              <w:t>Created</w:t>
-            </w:r>
-          </w:p>
-        </w:tc>
-        <w:tc>
-          <w:tcPr>
-            <w:tcW w:type="dxa" w:w="8208"/>
-            <w:tcBorders>
-              <w:top w:val="single" w:sz="4" w:space="0" w:color="CCCCCC"/>
-              <w:left w:val="single" w:sz="4" w:space="0" w:color="CCCCCC"/>
-              <w:bottom w:val="single" w:sz="4" w:space="0" w:color="CCCCCC"/>
-              <w:right w:val="single" w:sz="4" w:space="0" w:color="CCCCCC"/>
-            </w:tcBorders>
-          </w:tcPr>
-          <w:p>
-            <w:r>
-              <w:rPr>
-                <w:sz w:val="20"/>
-              </w:rPr>
-              <w:t>2026-03-04</w:t>
-            </w:r>
-          </w:p>
-        </w:tc>
-      </w:tr>
-      <w:tr>
-        <w:tc>
-          <w:tcPr>
-            <w:tcW w:type="dxa" w:w="2592"/>
-            <w:shd w:val="clear" w:color="auto" w:fill="F9FAFB"/>
-            <w:tcBorders>
-              <w:top w:val="single" w:sz="4" w:space="0" w:color="CCCCCC"/>
-              <w:left w:val="single" w:sz="4" w:space="0" w:color="CCCCCC"/>
-              <w:bottom w:val="single" w:sz="4" w:space="0" w:color="CCCCCC"/>
-              <w:right w:val="single" w:sz="4" w:space="0" w:color="CCCCCC"/>
-            </w:tcBorders>
-          </w:tcPr>
-          <w:p>
-            <w:r>
-              <w:rPr>
-                <w:b/>
-                <w:color w:val="1F2937"/>
-                <w:sz w:val="20"/>
-              </w:rPr>
-              <w:t>Code Changes</w:t>
-            </w:r>
-          </w:p>
-        </w:tc>
-        <w:tc>
-          <w:tcPr>
-            <w:tcW w:type="dxa" w:w="8208"/>
-            <w:tcBorders>
-              <w:top w:val="single" w:sz="4" w:space="0" w:color="CCCCCC"/>
-              <w:left w:val="single" w:sz="4" w:space="0" w:color="CCCCCC"/>
-              <w:bottom w:val="single" w:sz="4" w:space="0" w:color="CCCCCC"/>
-              <w:right w:val="single" w:sz="4" w:space="0" w:color="CCCCCC"/>
-            </w:tcBorders>
-          </w:tcPr>
-          <w:p>
-            <w:r>
-              <w:rPr>
-                <w:sz w:val="20"/>
-              </w:rPr>
-              <w:t>+1 additions, -1 deletions</w:t>
-            </w:r>
-          </w:p>
-        </w:tc>
-      </w:tr>
-      <w:tr>
-        <w:tc>
-          <w:tcPr>
-            <w:tcW w:type="dxa" w:w="2592"/>
-            <w:shd w:val="clear" w:color="auto" w:fill="F9FAFB"/>
-            <w:tcBorders>
-              <w:top w:val="single" w:sz="4" w:space="0" w:color="CCCCCC"/>
-              <w:left w:val="single" w:sz="4" w:space="0" w:color="CCCCCC"/>
-              <w:bottom w:val="single" w:sz="4" w:space="0" w:color="CCCCCC"/>
-              <w:right w:val="single" w:sz="4" w:space="0" w:color="CCCCCC"/>
-            </w:tcBorders>
-          </w:tcPr>
-          <w:p>
-            <w:r>
-              <w:rPr>
-                <w:b/>
-                <w:color w:val="1F2937"/>
-                <w:sz w:val="20"/>
-              </w:rPr>
-              <w:t>Commits</w:t>
-            </w:r>
-          </w:p>
-        </w:tc>
-        <w:tc>
-          <w:tcPr>
-            <w:tcW w:type="dxa" w:w="8208"/>
-            <w:tcBorders>
-              <w:top w:val="single" w:sz="4" w:space="0" w:color="CCCCCC"/>
-              <w:left w:val="single" w:sz="4" w:space="0" w:color="CCCCCC"/>
-              <w:bottom w:val="single" w:sz="4" w:space="0" w:color="CCCCCC"/>
-              <w:right w:val="single" w:sz="4" w:space="0" w:color="CCCCCC"/>
-            </w:tcBorders>
-          </w:tcPr>
-          <w:p>
-            <w:r>
-              <w:rPr>
-                <w:sz w:val="20"/>
-              </w:rPr>
-              <w:t>1</w:t>
-            </w:r>
-          </w:p>
-        </w:tc>
-      </w:tr>
-      <w:tr>
-        <w:tc>
-          <w:tcPr>
-            <w:tcW w:type="dxa" w:w="2592"/>
-            <w:shd w:val="clear" w:color="auto" w:fill="F9FAFB"/>
-            <w:tcBorders>
-              <w:top w:val="single" w:sz="4" w:space="0" w:color="CCCCCC"/>
-              <w:left w:val="single" w:sz="4" w:space="0" w:color="CCCCCC"/>
-              <w:bottom w:val="single" w:sz="4" w:space="0" w:color="CCCCCC"/>
-              <w:right w:val="single" w:sz="4" w:space="0" w:color="CCCCCC"/>
-            </w:tcBorders>
-          </w:tcPr>
-          <w:p>
-            <w:r>
-              <w:rPr>
-                <w:b/>
-                <w:color w:val="1F2937"/>
-                <w:sz w:val="20"/>
-              </w:rPr>
-              <w:t>Approvals</w:t>
-            </w:r>
-          </w:p>
-        </w:tc>
-        <w:tc>
-          <w:tcPr>
-            <w:tcW w:type="dxa" w:w="8208"/>
-            <w:tcBorders>
-              <w:top w:val="single" w:sz="4" w:space="0" w:color="CCCCCC"/>
-              <w:left w:val="single" w:sz="4" w:space="0" w:color="CCCCCC"/>
-              <w:bottom w:val="single" w:sz="4" w:space="0" w:color="CCCCCC"/>
-              <w:right w:val="single" w:sz="4" w:space="0" w:color="CCCCCC"/>
-            </w:tcBorders>
-          </w:tcPr>
-          <w:p>
-            <w:r>
-              <w:rPr>
-                <w:sz w:val="20"/>
-              </w:rPr>
-              <w:t>None</w:t>
-            </w:r>
-          </w:p>
-        </w:tc>
-      </w:tr>
-      <w:tr>
-        <w:tc>
-          <w:tcPr>
-            <w:tcW w:type="dxa" w:w="2592"/>
-            <w:shd w:val="clear" w:color="auto" w:fill="F9FAFB"/>
-            <w:tcBorders>
-              <w:top w:val="single" w:sz="4" w:space="0" w:color="CCCCCC"/>
-              <w:left w:val="single" w:sz="4" w:space="0" w:color="CCCCCC"/>
-              <w:bottom w:val="single" w:sz="4" w:space="0" w:color="CCCCCC"/>
-              <w:right w:val="single" w:sz="4" w:space="0" w:color="CCCCCC"/>
-            </w:tcBorders>
-          </w:tcPr>
-          <w:p>
-            <w:r>
-              <w:rPr>
-                <w:b/>
-                <w:color w:val="1F2937"/>
-                <w:sz w:val="20"/>
-              </w:rPr>
-              <w:t>Changes Requested</w:t>
-            </w:r>
-          </w:p>
-        </w:tc>
-        <w:tc>
-          <w:tcPr>
-            <w:tcW w:type="dxa" w:w="8208"/>
-            <w:tcBorders>
-              <w:top w:val="single" w:sz="4" w:space="0" w:color="CCCCCC"/>
-              <w:left w:val="single" w:sz="4" w:space="0" w:color="CCCCCC"/>
-              <w:bottom w:val="single" w:sz="4" w:space="0" w:color="CCCCCC"/>
-              <w:right w:val="single" w:sz="4" w:space="0" w:color="CCCCCC"/>
-            </w:tcBorders>
-          </w:tcPr>
-          <w:p>
-            <w:r>
-              <w:rPr>
-                <w:sz w:val="20"/>
-              </w:rPr>
-              <w:t>None</w:t>
-            </w:r>
-          </w:p>
-        </w:tc>
-      </w:tr>
-      <w:tr>
-        <w:tc>
-          <w:tcPr>
-            <w:tcW w:type="dxa" w:w="2592"/>
-            <w:shd w:val="clear" w:color="auto" w:fill="F9FAFB"/>
-            <w:tcBorders>
-              <w:top w:val="single" w:sz="4" w:space="0" w:color="CCCCCC"/>
-              <w:left w:val="single" w:sz="4" w:space="0" w:color="CCCCCC"/>
-              <w:bottom w:val="single" w:sz="4" w:space="0" w:color="CCCCCC"/>
-              <w:right w:val="single" w:sz="4" w:space="0" w:color="CCCCCC"/>
-            </w:tcBorders>
-          </w:tcPr>
-          <w:p>
-            <w:r>
-              <w:rPr>
-                <w:b/>
-                <w:color w:val="1F2937"/>
-                <w:sz w:val="20"/>
-              </w:rPr>
-              <w:t>Comments</w:t>
-            </w:r>
-          </w:p>
-        </w:tc>
-        <w:tc>
-          <w:tcPr>
-            <w:tcW w:type="dxa" w:w="8208"/>
-            <w:tcBorders>
-              <w:top w:val="single" w:sz="4" w:space="0" w:color="CCCCCC"/>
-              <w:left w:val="single" w:sz="4" w:space="0" w:color="CCCCCC"/>
-              <w:bottom w:val="single" w:sz="4" w:space="0" w:color="CCCCCC"/>
-              <w:right w:val="single" w:sz="4" w:space="0" w:color="CCCCCC"/>
-            </w:tcBorders>
-          </w:tcPr>
-          <w:p>
-            <w:r>
-              <w:rPr>
-                <w:sz w:val="20"/>
-              </w:rPr>
-              <w:t>0 general, 0 review</w:t>
-            </w:r>
-          </w:p>
-        </w:tc>
-      </w:tr>
-      <w:tr>
-        <w:tc>
-          <w:tcPr>
-            <w:tcW w:type="dxa" w:w="2592"/>
-            <w:shd w:val="clear" w:color="auto" w:fill="F9FAFB"/>
-            <w:tcBorders>
-              <w:top w:val="single" w:sz="4" w:space="0" w:color="CCCCCC"/>
-              <w:left w:val="single" w:sz="4" w:space="0" w:color="CCCCCC"/>
-              <w:bottom w:val="single" w:sz="4" w:space="0" w:color="CCCCCC"/>
-              <w:right w:val="single" w:sz="4" w:space="0" w:color="CCCCCC"/>
-            </w:tcBorders>
-          </w:tcPr>
-          <w:p>
-            <w:r>
-              <w:rPr>
-                <w:b/>
-                <w:color w:val="1F2937"/>
-                <w:sz w:val="20"/>
-              </w:rPr>
-              <w:t>Files Changed</w:t>
-            </w:r>
-          </w:p>
-        </w:tc>
-        <w:tc>
-          <w:tcPr>
-            <w:tcW w:type="dxa" w:w="8208"/>
-            <w:tcBorders>
-              <w:top w:val="single" w:sz="4" w:space="0" w:color="CCCCCC"/>
-              <w:left w:val="single" w:sz="4" w:space="0" w:color="CCCCCC"/>
-              <w:bottom w:val="single" w:sz="4" w:space="0" w:color="CCCCCC"/>
-              <w:right w:val="single" w:sz="4" w:space="0" w:color="CCCCCC"/>
-            </w:tcBorders>
-          </w:tcPr>
-          <w:p>
-            <w:r>
-              <w:rPr>
-                <w:sz w:val="20"/>
-              </w:rPr>
-              <w:t>app.py</w:t>
-            </w:r>
-          </w:p>
-        </w:tc>
-      </w:tr>
-    </w:tbl>
-    <w:p>
-      <w:pPr>
-        <w:spacing w:before="160" w:after="80"/>
-      </w:pPr>
-      <w:r>
-        <w:rPr>
-          <w:b/>
-          <w:i w:val="0"/>
-          <w:color w:val="1F2937"/>
-          <w:sz w:val="20"/>
-        </w:rPr>
-        <w:t>Linked Issues:</w:t>
-      </w:r>
-    </w:p>
-    <w:p>
-      <w:pPr>
-        <w:spacing w:before="0" w:after="120"/>
-      </w:pPr>
-      <w:r>
-        <w:rPr>
-          <w:b w:val="0"/>
-          <w:i/>
-          <w:color w:val="9CA3AF"/>
-          <w:sz w:val="18"/>
-        </w:rPr>
-        <w:t>No linked issues found — PR description did not reference any issues with Fixes/Closes #number</w:t>
-      </w:r>
-    </w:p>
-    <w:p>
-      <w:pPr>
-        <w:spacing w:before="160" w:after="80"/>
-      </w:pPr>
-      <w:r>
-        <w:rPr>
-          <w:b/>
-          <w:i w:val="0"/>
-          <w:color w:val="1F2937"/>
-          <w:sz w:val="20"/>
-        </w:rPr>
-        <w:t>Code Changes:</w:t>
-      </w:r>
-    </w:p>
-    <w:p>
-      <w:pPr>
-        <w:spacing w:before="120" w:after="40"/>
-      </w:pPr>
-      <w:r>
-        <w:rPr>
-          <w:b/>
-          <w:i w:val="0"/>
-          <w:color w:val="1E3A5F"/>
-          <w:sz w:val="18"/>
-        </w:rPr>
-        <w:t>MODIFIED: app.py  (+1 / -1)</w:t>
-      </w:r>
-    </w:p>
-    <w:p>
-      <w:pPr>
-        <w:spacing w:before="0" w:after="80"/>
-      </w:pPr>
-      <w:r>
-        <w:rPr>
-          <w:b w:val="0"/>
-          <w:i w:val="0"/>
-          <w:color w:val="6B7280"/>
-          <w:sz w:val="16"/>
-        </w:rPr>
-        <w:t>@@ -42,7 +42,7 @@</w:t>
-        <w:br/>
-        <w:t xml:space="preserve"> </w:t>
-        <w:br/>
-        <w:t xml:space="preserve"> # ─────────────────────────────────────────────</w:t>
-        <w:br/>
-        <w:t xml:space="preserve"> # HELPER — Q&amp;A using OCI Gen AI</w:t>
-        <w:br/>
-        <w:t>-# THIS CHANGES ARE MADE TO CHECK THE OCI SERVICES</w:t>
-        <w:br/>
-        <w:t>+# THIS CHANGES ARE MADE TO CHECK THE OCI SERVICES in detail using a bot</w:t>
-        <w:br/>
-        <w:t xml:space="preserve"> # ─────────────────────────────────────────────</w:t>
-        <w:br/>
-        <w:t xml:space="preserve"> </w:t>
-        <w:br/>
-        <w:t xml:space="preserve"> def answer_question(question, pr_data, analysis):</w:t>
-      </w:r>
-    </w:p>
-    <w:p>
-      <w:pPr>
-        <w:spacing w:before="80" w:after="80"/>
-        <w:pBdr>
-          <w:bottom w:val="single" w:sz="4" w:space="1" w:color="E5E7EB"/>
-        </w:pBdr>
-      </w:pPr>
-    </w:p>
-    <w:p>
-      <w:pPr>
         <w:spacing w:before="120" w:after="120"/>
         <w:jc w:val="center"/>
       </w:pPr>
@@ -7953,7 +8007,7 @@
           <w:color w:val="9CA3AF"/>
           <w:sz w:val="18"/>
         </w:rPr>
-        <w:t>Report generated by PR Documentation Agent  •  March 11, 2026 at 07:18</w:t>
+        <w:t>Report generated by PR Documentation Agent  •  March 11, 2026 at 07:30</w:t>
       </w:r>
     </w:p>
     <w:sectPr>

--- a/pr_report.docx
+++ b/pr_report.docx
@@ -44,7 +44,7 @@
           <w:color w:val="9CA3AF"/>
           <w:sz w:val="20"/>
         </w:rPr>
-        <w:t>Generated: March 11, 2026 at 07:30</w:t>
+        <w:t>Generated: March 11, 2026 at 08:04</w:t>
       </w:r>
     </w:p>
     <w:p>
@@ -129,7 +129,7 @@
                 <w:color w:val="059669"/>
                 <w:sz w:val="36"/>
               </w:rPr>
-              <w:t>7</w:t>
+              <w:t>6</w:t>
             </w:r>
           </w:p>
         </w:tc>
@@ -179,7 +179,7 @@
                 <w:color w:val="D97706"/>
                 <w:sz w:val="36"/>
               </w:rPr>
-              <w:t>+577/-264</w:t>
+              <w:t>+604/-263</w:t>
             </w:r>
           </w:p>
         </w:tc>
@@ -406,9 +406,9 @@
           <w:color w:val="1F2937"/>
           <w:sz w:val="21"/>
         </w:rPr>
-        <w:t>- **Key Contributors**: Janiyamt is the primary author and merger for most PRs (e.g., #10, #11, #13-15), handling testing and development changes; likiita contributes smaller updates to .gitignore (#7, #8); deepdocsai bot automates documentation updates (#16).
-- **Types of Changes**: Predominantly testing and iterative updates, including Python code enhancements (e.g., oci_client.py, main.py in #10, #14), workflow configurations (.github/workflows), .gitignore modifications for clarity, and automated docs scans; one bug-labeled PR (#9) and OCI-related notes (#8) suggest focus on integration and bug fixes.
-- **Review Culture**: Minimal to none, with zero approvals, change requests, or review comments across all PRs; most are self-merged by authors shortly after creation, indicating a solo or informal development process without formal peer review.</w:t>
+        <w:t>- **Key Contributors**: Janiyamt is the primary author and merger for most PRs (e.g., #9-15), handling testing, merges, and config updates; likiita contributed one minor PR (#8) on .gitignore and OCI notes; deepdocsai[bot] automated two documentation scan PRs (#16-17) with limited impact.
+- **Types of Changes**: Predominantly testing and development iterations (e.g., Python scripts, workflows in #9,10,14), minor config tweaks to .gitignore (#8,11-13), and automated doc updates (README.md in #17); many PRs lack descriptions and involve no code changes (e.g., merges like #15); one labeled as 'bug' (#9) but unresolved.
+- **Review Culture**: Minimal to none— all PRs have zero approvals, change requests, or review comments, indicating a solo or informal development process without structured peer review; bots handle docs passively, and merges are self-approved by authors.</w:t>
       </w:r>
     </w:p>
     <w:p>
@@ -443,7 +443,7 @@
           <w:color w:val="6B7280"/>
           <w:sz w:val="26"/>
         </w:rPr>
-        <w:t xml:space="preserve">PR #16 — </w:t>
+        <w:t xml:space="preserve">PR #17 — </w:t>
       </w:r>
       <w:r>
         <w:rPr>
@@ -451,7 +451,7 @@
           <w:color w:val="1F2937"/>
           <w:sz w:val="26"/>
         </w:rPr>
-        <w:t>DeepDocs: Docs updates triggered by d0bae35 in master</w:t>
+        <w:t>DeepDocs: Docs updates triggered by b8d7c92 in master</w:t>
       </w:r>
     </w:p>
     <w:p>
@@ -468,11 +468,11 @@
           <w:color w:val="1F2937"/>
           <w:sz w:val="21"/>
         </w:rPr>
-        <w:t>💡 - This PR updates the README.md file with 18 lines added and 2 removed, triggered by a docs scan from the master branch.</w:t>
-        <w:br/>
-        <w:t>- Author is the deepdocsai bot, and it remains open with no approvals, comments, or merges.</w:t>
-        <w:br/>
-        <w:t>- The change addresses one outdated document identified in the scan report.</w:t>
+        <w:t>💡 - This PR, authored by deepdocsai[bot], updates the README.md file with 46 lines added and 2 removed to address outdated documentation detected by a docs scan triggered by a master branch commit.</w:t>
+        <w:br/>
+        <w:t>- It remains open with no approvals, comments, or reviews.</w:t>
+        <w:br/>
+        <w:t>- The update aims to keep project documentation current.</w:t>
       </w:r>
     </w:p>
     <w:tbl>
@@ -781,7 +781,7 @@
               <w:rPr>
                 <w:sz w:val="20"/>
               </w:rPr>
-              <w:t>+18 additions, -2 deletions</w:t>
+              <w:t>+46 additions, -2 deletions</w:t>
             </w:r>
           </w:p>
         </w:tc>
@@ -1034,7 +1034,7 @@
         <w:br/>
         <w:t>- **1 doc** was found to be **outdated**</w:t>
         <w:br/>
-        <w:t>- DeepDocs has updated the docs in this commit: [3d2eb37](https://github.com/Janiyamt/PR-AGENT/commit/3d2eb374199d895b8c2a74b549128b8e21d1c1c8) in `PR-AGENT@deepdocs-update/master`</w:t>
+        <w:t>- DeepDocs has updated the docs in this commit: [22f9b8a](https://github.com/Janiyamt/PR-AGENT/commit/22f9b8a81daeda510012a4171bf4e64d2df7f490) in `PR-AGENT@deepdocs-update/master`</w:t>
         <w:br/>
         <w:br/>
         <w:t>| Docs | Reason | References |</w:t>
@@ -1097,7 +1097,7 @@
           <w:color w:val="1E3A5F"/>
           <w:sz w:val="18"/>
         </w:rPr>
-        <w:t>MODIFIED: README.md  (+18 / -2)</w:t>
+        <w:t>MODIFIED: README.md  (+46 / -2)</w:t>
       </w:r>
     </w:p>
     <w:p>
@@ -1111,33 +1111,688 @@
           <w:color w:val="6B7280"/>
           <w:sz w:val="16"/>
         </w:rPr>
-        <w:t>@@ -1,2 +1,18 @@</w:t>
+        <w:t>@@ -1,2 +1,46 @@</w:t>
         <w:br/>
         <w:t>-Hello</w:t>
         <w:br/>
         <w:t>-Just Testing DeepDocs</w:t>
         <w:br/>
-        <w:t>+# PR-Agent v2 — Merge Event Logger</w:t>
+        <w:t>+# PR Agent</w:t>
         <w:br/>
         <w:t>+</w:t>
         <w:br/>
-        <w:t>+A small GitHub Actions-powered agent that records metadata for every pull request merge and generates a cumulative Word report.</w:t>
+        <w:t>+PR Agent is a small toolkit that generates Word (.docx) reports from GitHub pull requests and recorded merge events. It includes a Streamlit UI for interactive report generation and two document generators:</w:t>
         <w:br/>
         <w:t>+</w:t>
         <w:br/>
-        <w:t>+This repository contains v2 of the agent under the merge_agent/ directory. For full usage, configuration, and developer notes see the package README:</w:t>
+        <w:t>+- A PR report generator (doc_generator.py) that turns a list of PR metadata + AI analysis into a nicely formatted .docx report.</w:t>
+        <w:br/>
+        <w:t>+- A merge-events generator (merge_agent/doc_generator.py) that rewrites a complete merge history document from the stored merge log (merge_agent/logs/merge-log.json).</w:t>
         <w:br/>
         <w:t>+</w:t>
         <w:br/>
-        <w:t>+- merge_agent/readme.md — detailed setup, schema, and workflow documentation</w:t>
+        <w:t>+This README was previously a placeholder. The repository now contains the code listed below — use the examples to generate reports.</w:t>
         <w:br/>
         <w:t>+</w:t>
         <w:br/>
-        <w:t>+Notes:</w:t>
-        <w:br/>
-        <w:t>+- The agent watches repository merges and writes structured records to merge_agent/logs/merge-log.json and a Word report at merge_agent/logs/merge-events-report.docx.</w:t>
-        <w:br/>
-        <w:t>+- The workflow branch trigger may be configured as `master` (some commits in the repo changed the workflow trigger from `main` → `master`). Check .github/workflows/merge-agen</w:t>
+        <w:t>+## Components</w:t>
+        <w:br/>
+        <w:t>+</w:t>
+        <w:br/>
+        <w:t>+- app.py</w:t>
+        <w:br/>
+        <w:t>+  - Streamlit UI. Start the interactive app with:</w:t>
+        <w:br/>
+        <w:t xml:space="preserve">+    </w:t>
+        <w:br/>
+        <w:t>+    stream</w:t>
+      </w:r>
+    </w:p>
+    <w:p>
+      <w:pPr>
+        <w:spacing w:before="80" w:after="80"/>
+        <w:pBdr>
+          <w:bottom w:val="single" w:sz="4" w:space="1" w:color="E5E7EB"/>
+        </w:pBdr>
+      </w:pPr>
+    </w:p>
+    <w:p>
+      <w:pPr>
+        <w:spacing w:before="280" w:after="80"/>
+      </w:pPr>
+      <w:r>
+        <w:rPr>
+          <w:b/>
+          <w:color w:val="6B7280"/>
+          <w:sz w:val="26"/>
+        </w:rPr>
+        <w:t xml:space="preserve">PR #16 — </w:t>
+      </w:r>
+      <w:r>
+        <w:rPr>
+          <w:b/>
+          <w:color w:val="1F2937"/>
+          <w:sz w:val="26"/>
+        </w:rPr>
+        <w:t>DeepDocs: Docs updates triggered by d0bae35 in master</w:t>
+      </w:r>
+    </w:p>
+    <w:p>
+      <w:pPr>
+        <w:spacing w:before="80" w:after="240"/>
+        <w:ind w:left="432"/>
+        <w:pBdr>
+          <w:left w:val="single" w:sz="12" w:space="10" w:color="10B981"/>
+        </w:pBdr>
+      </w:pPr>
+      <w:r>
+        <w:rPr>
+          <w:i/>
+          <w:color w:val="1F2937"/>
+          <w:sz w:val="21"/>
+        </w:rPr>
+        <w:t>💡 - Authored by deepdocsai[bot], this PR reports a docs scan finding one outdated document but involves no file changes or code modifications.</w:t>
+        <w:br/>
+        <w:t>- It is closed but not merged, with no interactions or reviews.</w:t>
+        <w:br/>
+        <w:t>- The bot intended to update docs via a referenced commit, but no actual changes were applied in this PR.</w:t>
+      </w:r>
+    </w:p>
+    <w:tbl>
+      <w:tblPr>
+        <w:tblStyle w:val="TableGrid"/>
+        <w:tblW w:type="auto" w:w="0"/>
+        <w:tblLook w:firstColumn="1" w:firstRow="1" w:lastColumn="0" w:lastRow="0" w:noHBand="0" w:noVBand="1" w:val="04A0"/>
+      </w:tblPr>
+      <w:tblGrid>
+        <w:gridCol w:w="4680"/>
+        <w:gridCol w:w="4680"/>
+      </w:tblGrid>
+      <w:tr>
+        <w:tc>
+          <w:tcPr>
+            <w:tcW w:type="dxa" w:w="2592"/>
+            <w:shd w:val="clear" w:color="auto" w:fill="F9FAFB"/>
+            <w:tcBorders>
+              <w:top w:val="single" w:sz="4" w:space="0" w:color="CCCCCC"/>
+              <w:left w:val="single" w:sz="4" w:space="0" w:color="CCCCCC"/>
+              <w:bottom w:val="single" w:sz="4" w:space="0" w:color="CCCCCC"/>
+              <w:right w:val="single" w:sz="4" w:space="0" w:color="CCCCCC"/>
+            </w:tcBorders>
+          </w:tcPr>
+          <w:p>
+            <w:r>
+              <w:rPr>
+                <w:b/>
+                <w:color w:val="1F2937"/>
+                <w:sz w:val="20"/>
+              </w:rPr>
+              <w:t>Author</w:t>
+            </w:r>
+          </w:p>
+        </w:tc>
+        <w:tc>
+          <w:tcPr>
+            <w:tcW w:type="dxa" w:w="8208"/>
+            <w:tcBorders>
+              <w:top w:val="single" w:sz="4" w:space="0" w:color="CCCCCC"/>
+              <w:left w:val="single" w:sz="4" w:space="0" w:color="CCCCCC"/>
+              <w:bottom w:val="single" w:sz="4" w:space="0" w:color="CCCCCC"/>
+              <w:right w:val="single" w:sz="4" w:space="0" w:color="CCCCCC"/>
+            </w:tcBorders>
+          </w:tcPr>
+          <w:p>
+            <w:r>
+              <w:rPr>
+                <w:sz w:val="20"/>
+              </w:rPr>
+              <w:t>deepdocsai[bot]</w:t>
+            </w:r>
+          </w:p>
+        </w:tc>
+      </w:tr>
+      <w:tr>
+        <w:tc>
+          <w:tcPr>
+            <w:tcW w:type="dxa" w:w="2592"/>
+            <w:shd w:val="clear" w:color="auto" w:fill="F9FAFB"/>
+            <w:tcBorders>
+              <w:top w:val="single" w:sz="4" w:space="0" w:color="CCCCCC"/>
+              <w:left w:val="single" w:sz="4" w:space="0" w:color="CCCCCC"/>
+              <w:bottom w:val="single" w:sz="4" w:space="0" w:color="CCCCCC"/>
+              <w:right w:val="single" w:sz="4" w:space="0" w:color="CCCCCC"/>
+            </w:tcBorders>
+          </w:tcPr>
+          <w:p>
+            <w:r>
+              <w:rPr>
+                <w:b/>
+                <w:color w:val="1F2937"/>
+                <w:sz w:val="20"/>
+              </w:rPr>
+              <w:t>Labels</w:t>
+            </w:r>
+          </w:p>
+        </w:tc>
+        <w:tc>
+          <w:tcPr>
+            <w:tcW w:type="dxa" w:w="8208"/>
+            <w:tcBorders>
+              <w:top w:val="single" w:sz="4" w:space="0" w:color="CCCCCC"/>
+              <w:left w:val="single" w:sz="4" w:space="0" w:color="CCCCCC"/>
+              <w:bottom w:val="single" w:sz="4" w:space="0" w:color="CCCCCC"/>
+              <w:right w:val="single" w:sz="4" w:space="0" w:color="CCCCCC"/>
+            </w:tcBorders>
+          </w:tcPr>
+          <w:p>
+            <w:r>
+              <w:rPr>
+                <w:sz w:val="20"/>
+              </w:rPr>
+              <w:t>None</w:t>
+            </w:r>
+          </w:p>
+        </w:tc>
+      </w:tr>
+      <w:tr>
+        <w:tc>
+          <w:tcPr>
+            <w:tcW w:type="dxa" w:w="2592"/>
+            <w:shd w:val="clear" w:color="auto" w:fill="F9FAFB"/>
+            <w:tcBorders>
+              <w:top w:val="single" w:sz="4" w:space="0" w:color="CCCCCC"/>
+              <w:left w:val="single" w:sz="4" w:space="0" w:color="CCCCCC"/>
+              <w:bottom w:val="single" w:sz="4" w:space="0" w:color="CCCCCC"/>
+              <w:right w:val="single" w:sz="4" w:space="0" w:color="CCCCCC"/>
+            </w:tcBorders>
+          </w:tcPr>
+          <w:p>
+            <w:r>
+              <w:rPr>
+                <w:b/>
+                <w:color w:val="1F2937"/>
+                <w:sz w:val="20"/>
+              </w:rPr>
+              <w:t>Branch</w:t>
+            </w:r>
+          </w:p>
+        </w:tc>
+        <w:tc>
+          <w:tcPr>
+            <w:tcW w:type="dxa" w:w="8208"/>
+            <w:tcBorders>
+              <w:top w:val="single" w:sz="4" w:space="0" w:color="CCCCCC"/>
+              <w:left w:val="single" w:sz="4" w:space="0" w:color="CCCCCC"/>
+              <w:bottom w:val="single" w:sz="4" w:space="0" w:color="CCCCCC"/>
+              <w:right w:val="single" w:sz="4" w:space="0" w:color="CCCCCC"/>
+            </w:tcBorders>
+          </w:tcPr>
+          <w:p>
+            <w:r>
+              <w:rPr>
+                <w:sz w:val="20"/>
+              </w:rPr>
+              <w:t>deepdocs-update/master  →  master</w:t>
+            </w:r>
+          </w:p>
+        </w:tc>
+      </w:tr>
+      <w:tr>
+        <w:tc>
+          <w:tcPr>
+            <w:tcW w:type="dxa" w:w="2592"/>
+            <w:shd w:val="clear" w:color="auto" w:fill="F9FAFB"/>
+            <w:tcBorders>
+              <w:top w:val="single" w:sz="4" w:space="0" w:color="CCCCCC"/>
+              <w:left w:val="single" w:sz="4" w:space="0" w:color="CCCCCC"/>
+              <w:bottom w:val="single" w:sz="4" w:space="0" w:color="CCCCCC"/>
+              <w:right w:val="single" w:sz="4" w:space="0" w:color="CCCCCC"/>
+            </w:tcBorders>
+          </w:tcPr>
+          <w:p>
+            <w:r>
+              <w:rPr>
+                <w:b/>
+                <w:color w:val="1F2937"/>
+                <w:sz w:val="20"/>
+              </w:rPr>
+              <w:t>Status</w:t>
+            </w:r>
+          </w:p>
+        </w:tc>
+        <w:tc>
+          <w:tcPr>
+            <w:tcW w:type="dxa" w:w="8208"/>
+            <w:tcBorders>
+              <w:top w:val="single" w:sz="4" w:space="0" w:color="CCCCCC"/>
+              <w:left w:val="single" w:sz="4" w:space="0" w:color="CCCCCC"/>
+              <w:bottom w:val="single" w:sz="4" w:space="0" w:color="CCCCCC"/>
+              <w:right w:val="single" w:sz="4" w:space="0" w:color="CCCCCC"/>
+            </w:tcBorders>
+          </w:tcPr>
+          <w:p>
+            <w:r>
+              <w:rPr>
+                <w:sz w:val="20"/>
+              </w:rPr>
+              <w:t>CLOSED</w:t>
+            </w:r>
+          </w:p>
+        </w:tc>
+      </w:tr>
+      <w:tr>
+        <w:tc>
+          <w:tcPr>
+            <w:tcW w:type="dxa" w:w="2592"/>
+            <w:shd w:val="clear" w:color="auto" w:fill="F9FAFB"/>
+            <w:tcBorders>
+              <w:top w:val="single" w:sz="4" w:space="0" w:color="CCCCCC"/>
+              <w:left w:val="single" w:sz="4" w:space="0" w:color="CCCCCC"/>
+              <w:bottom w:val="single" w:sz="4" w:space="0" w:color="CCCCCC"/>
+              <w:right w:val="single" w:sz="4" w:space="0" w:color="CCCCCC"/>
+            </w:tcBorders>
+          </w:tcPr>
+          <w:p>
+            <w:r>
+              <w:rPr>
+                <w:b/>
+                <w:color w:val="1F2937"/>
+                <w:sz w:val="20"/>
+              </w:rPr>
+              <w:t>Merged By</w:t>
+            </w:r>
+          </w:p>
+        </w:tc>
+        <w:tc>
+          <w:tcPr>
+            <w:tcW w:type="dxa" w:w="8208"/>
+            <w:tcBorders>
+              <w:top w:val="single" w:sz="4" w:space="0" w:color="CCCCCC"/>
+              <w:left w:val="single" w:sz="4" w:space="0" w:color="CCCCCC"/>
+              <w:bottom w:val="single" w:sz="4" w:space="0" w:color="CCCCCC"/>
+              <w:right w:val="single" w:sz="4" w:space="0" w:color="CCCCCC"/>
+            </w:tcBorders>
+          </w:tcPr>
+          <w:p>
+            <w:r>
+              <w:rPr>
+                <w:sz w:val="20"/>
+              </w:rPr>
+              <w:t>N/A</w:t>
+            </w:r>
+          </w:p>
+        </w:tc>
+      </w:tr>
+      <w:tr>
+        <w:tc>
+          <w:tcPr>
+            <w:tcW w:type="dxa" w:w="2592"/>
+            <w:shd w:val="clear" w:color="auto" w:fill="F9FAFB"/>
+            <w:tcBorders>
+              <w:top w:val="single" w:sz="4" w:space="0" w:color="CCCCCC"/>
+              <w:left w:val="single" w:sz="4" w:space="0" w:color="CCCCCC"/>
+              <w:bottom w:val="single" w:sz="4" w:space="0" w:color="CCCCCC"/>
+              <w:right w:val="single" w:sz="4" w:space="0" w:color="CCCCCC"/>
+            </w:tcBorders>
+          </w:tcPr>
+          <w:p>
+            <w:r>
+              <w:rPr>
+                <w:b/>
+                <w:color w:val="1F2937"/>
+                <w:sz w:val="20"/>
+              </w:rPr>
+              <w:t>Created</w:t>
+            </w:r>
+          </w:p>
+        </w:tc>
+        <w:tc>
+          <w:tcPr>
+            <w:tcW w:type="dxa" w:w="8208"/>
+            <w:tcBorders>
+              <w:top w:val="single" w:sz="4" w:space="0" w:color="CCCCCC"/>
+              <w:left w:val="single" w:sz="4" w:space="0" w:color="CCCCCC"/>
+              <w:bottom w:val="single" w:sz="4" w:space="0" w:color="CCCCCC"/>
+              <w:right w:val="single" w:sz="4" w:space="0" w:color="CCCCCC"/>
+            </w:tcBorders>
+          </w:tcPr>
+          <w:p>
+            <w:r>
+              <w:rPr>
+                <w:sz w:val="20"/>
+              </w:rPr>
+              <w:t>2026-03-11</w:t>
+            </w:r>
+          </w:p>
+        </w:tc>
+      </w:tr>
+      <w:tr>
+        <w:tc>
+          <w:tcPr>
+            <w:tcW w:type="dxa" w:w="2592"/>
+            <w:shd w:val="clear" w:color="auto" w:fill="F9FAFB"/>
+            <w:tcBorders>
+              <w:top w:val="single" w:sz="4" w:space="0" w:color="CCCCCC"/>
+              <w:left w:val="single" w:sz="4" w:space="0" w:color="CCCCCC"/>
+              <w:bottom w:val="single" w:sz="4" w:space="0" w:color="CCCCCC"/>
+              <w:right w:val="single" w:sz="4" w:space="0" w:color="CCCCCC"/>
+            </w:tcBorders>
+          </w:tcPr>
+          <w:p>
+            <w:r>
+              <w:rPr>
+                <w:b/>
+                <w:color w:val="1F2937"/>
+                <w:sz w:val="20"/>
+              </w:rPr>
+              <w:t>Code Changes</w:t>
+            </w:r>
+          </w:p>
+        </w:tc>
+        <w:tc>
+          <w:tcPr>
+            <w:tcW w:type="dxa" w:w="8208"/>
+            <w:tcBorders>
+              <w:top w:val="single" w:sz="4" w:space="0" w:color="CCCCCC"/>
+              <w:left w:val="single" w:sz="4" w:space="0" w:color="CCCCCC"/>
+              <w:bottom w:val="single" w:sz="4" w:space="0" w:color="CCCCCC"/>
+              <w:right w:val="single" w:sz="4" w:space="0" w:color="CCCCCC"/>
+            </w:tcBorders>
+          </w:tcPr>
+          <w:p>
+            <w:r>
+              <w:rPr>
+                <w:sz w:val="20"/>
+              </w:rPr>
+              <w:t>+0 additions, -0 deletions</w:t>
+            </w:r>
+          </w:p>
+        </w:tc>
+      </w:tr>
+      <w:tr>
+        <w:tc>
+          <w:tcPr>
+            <w:tcW w:type="dxa" w:w="2592"/>
+            <w:shd w:val="clear" w:color="auto" w:fill="F9FAFB"/>
+            <w:tcBorders>
+              <w:top w:val="single" w:sz="4" w:space="0" w:color="CCCCCC"/>
+              <w:left w:val="single" w:sz="4" w:space="0" w:color="CCCCCC"/>
+              <w:bottom w:val="single" w:sz="4" w:space="0" w:color="CCCCCC"/>
+              <w:right w:val="single" w:sz="4" w:space="0" w:color="CCCCCC"/>
+            </w:tcBorders>
+          </w:tcPr>
+          <w:p>
+            <w:r>
+              <w:rPr>
+                <w:b/>
+                <w:color w:val="1F2937"/>
+                <w:sz w:val="20"/>
+              </w:rPr>
+              <w:t>Commits</w:t>
+            </w:r>
+          </w:p>
+        </w:tc>
+        <w:tc>
+          <w:tcPr>
+            <w:tcW w:type="dxa" w:w="8208"/>
+            <w:tcBorders>
+              <w:top w:val="single" w:sz="4" w:space="0" w:color="CCCCCC"/>
+              <w:left w:val="single" w:sz="4" w:space="0" w:color="CCCCCC"/>
+              <w:bottom w:val="single" w:sz="4" w:space="0" w:color="CCCCCC"/>
+              <w:right w:val="single" w:sz="4" w:space="0" w:color="CCCCCC"/>
+            </w:tcBorders>
+          </w:tcPr>
+          <w:p>
+            <w:r>
+              <w:rPr>
+                <w:sz w:val="20"/>
+              </w:rPr>
+              <w:t>0</w:t>
+            </w:r>
+          </w:p>
+        </w:tc>
+      </w:tr>
+      <w:tr>
+        <w:tc>
+          <w:tcPr>
+            <w:tcW w:type="dxa" w:w="2592"/>
+            <w:shd w:val="clear" w:color="auto" w:fill="F9FAFB"/>
+            <w:tcBorders>
+              <w:top w:val="single" w:sz="4" w:space="0" w:color="CCCCCC"/>
+              <w:left w:val="single" w:sz="4" w:space="0" w:color="CCCCCC"/>
+              <w:bottom w:val="single" w:sz="4" w:space="0" w:color="CCCCCC"/>
+              <w:right w:val="single" w:sz="4" w:space="0" w:color="CCCCCC"/>
+            </w:tcBorders>
+          </w:tcPr>
+          <w:p>
+            <w:r>
+              <w:rPr>
+                <w:b/>
+                <w:color w:val="1F2937"/>
+                <w:sz w:val="20"/>
+              </w:rPr>
+              <w:t>Approvals</w:t>
+            </w:r>
+          </w:p>
+        </w:tc>
+        <w:tc>
+          <w:tcPr>
+            <w:tcW w:type="dxa" w:w="8208"/>
+            <w:tcBorders>
+              <w:top w:val="single" w:sz="4" w:space="0" w:color="CCCCCC"/>
+              <w:left w:val="single" w:sz="4" w:space="0" w:color="CCCCCC"/>
+              <w:bottom w:val="single" w:sz="4" w:space="0" w:color="CCCCCC"/>
+              <w:right w:val="single" w:sz="4" w:space="0" w:color="CCCCCC"/>
+            </w:tcBorders>
+          </w:tcPr>
+          <w:p>
+            <w:r>
+              <w:rPr>
+                <w:sz w:val="20"/>
+              </w:rPr>
+              <w:t>None</w:t>
+            </w:r>
+          </w:p>
+        </w:tc>
+      </w:tr>
+      <w:tr>
+        <w:tc>
+          <w:tcPr>
+            <w:tcW w:type="dxa" w:w="2592"/>
+            <w:shd w:val="clear" w:color="auto" w:fill="F9FAFB"/>
+            <w:tcBorders>
+              <w:top w:val="single" w:sz="4" w:space="0" w:color="CCCCCC"/>
+              <w:left w:val="single" w:sz="4" w:space="0" w:color="CCCCCC"/>
+              <w:bottom w:val="single" w:sz="4" w:space="0" w:color="CCCCCC"/>
+              <w:right w:val="single" w:sz="4" w:space="0" w:color="CCCCCC"/>
+            </w:tcBorders>
+          </w:tcPr>
+          <w:p>
+            <w:r>
+              <w:rPr>
+                <w:b/>
+                <w:color w:val="1F2937"/>
+                <w:sz w:val="20"/>
+              </w:rPr>
+              <w:t>Changes Requested</w:t>
+            </w:r>
+          </w:p>
+        </w:tc>
+        <w:tc>
+          <w:tcPr>
+            <w:tcW w:type="dxa" w:w="8208"/>
+            <w:tcBorders>
+              <w:top w:val="single" w:sz="4" w:space="0" w:color="CCCCCC"/>
+              <w:left w:val="single" w:sz="4" w:space="0" w:color="CCCCCC"/>
+              <w:bottom w:val="single" w:sz="4" w:space="0" w:color="CCCCCC"/>
+              <w:right w:val="single" w:sz="4" w:space="0" w:color="CCCCCC"/>
+            </w:tcBorders>
+          </w:tcPr>
+          <w:p>
+            <w:r>
+              <w:rPr>
+                <w:sz w:val="20"/>
+              </w:rPr>
+              <w:t>None</w:t>
+            </w:r>
+          </w:p>
+        </w:tc>
+      </w:tr>
+      <w:tr>
+        <w:tc>
+          <w:tcPr>
+            <w:tcW w:type="dxa" w:w="2592"/>
+            <w:shd w:val="clear" w:color="auto" w:fill="F9FAFB"/>
+            <w:tcBorders>
+              <w:top w:val="single" w:sz="4" w:space="0" w:color="CCCCCC"/>
+              <w:left w:val="single" w:sz="4" w:space="0" w:color="CCCCCC"/>
+              <w:bottom w:val="single" w:sz="4" w:space="0" w:color="CCCCCC"/>
+              <w:right w:val="single" w:sz="4" w:space="0" w:color="CCCCCC"/>
+            </w:tcBorders>
+          </w:tcPr>
+          <w:p>
+            <w:r>
+              <w:rPr>
+                <w:b/>
+                <w:color w:val="1F2937"/>
+                <w:sz w:val="20"/>
+              </w:rPr>
+              <w:t>Comments</w:t>
+            </w:r>
+          </w:p>
+        </w:tc>
+        <w:tc>
+          <w:tcPr>
+            <w:tcW w:type="dxa" w:w="8208"/>
+            <w:tcBorders>
+              <w:top w:val="single" w:sz="4" w:space="0" w:color="CCCCCC"/>
+              <w:left w:val="single" w:sz="4" w:space="0" w:color="CCCCCC"/>
+              <w:bottom w:val="single" w:sz="4" w:space="0" w:color="CCCCCC"/>
+              <w:right w:val="single" w:sz="4" w:space="0" w:color="CCCCCC"/>
+            </w:tcBorders>
+          </w:tcPr>
+          <w:p>
+            <w:r>
+              <w:rPr>
+                <w:sz w:val="20"/>
+              </w:rPr>
+              <w:t>0 general, 0 review</w:t>
+            </w:r>
+          </w:p>
+        </w:tc>
+      </w:tr>
+      <w:tr>
+        <w:tc>
+          <w:tcPr>
+            <w:tcW w:type="dxa" w:w="2592"/>
+            <w:shd w:val="clear" w:color="auto" w:fill="F9FAFB"/>
+            <w:tcBorders>
+              <w:top w:val="single" w:sz="4" w:space="0" w:color="CCCCCC"/>
+              <w:left w:val="single" w:sz="4" w:space="0" w:color="CCCCCC"/>
+              <w:bottom w:val="single" w:sz="4" w:space="0" w:color="CCCCCC"/>
+              <w:right w:val="single" w:sz="4" w:space="0" w:color="CCCCCC"/>
+            </w:tcBorders>
+          </w:tcPr>
+          <w:p>
+            <w:r>
+              <w:rPr>
+                <w:b/>
+                <w:color w:val="1F2937"/>
+                <w:sz w:val="20"/>
+              </w:rPr>
+              <w:t>Files Changed</w:t>
+            </w:r>
+          </w:p>
+        </w:tc>
+        <w:tc>
+          <w:tcPr>
+            <w:tcW w:type="dxa" w:w="8208"/>
+            <w:tcBorders>
+              <w:top w:val="single" w:sz="4" w:space="0" w:color="CCCCCC"/>
+              <w:left w:val="single" w:sz="4" w:space="0" w:color="CCCCCC"/>
+              <w:bottom w:val="single" w:sz="4" w:space="0" w:color="CCCCCC"/>
+              <w:right w:val="single" w:sz="4" w:space="0" w:color="CCCCCC"/>
+            </w:tcBorders>
+          </w:tcPr>
+          <w:p>
+            <w:r>
+              <w:rPr>
+                <w:sz w:val="20"/>
+              </w:rPr>
+              <w:t>N/A</w:t>
+            </w:r>
+          </w:p>
+        </w:tc>
+      </w:tr>
+    </w:tbl>
+    <w:p>
+      <w:pPr>
+        <w:spacing w:before="160" w:after="40"/>
+      </w:pPr>
+      <w:r>
+        <w:rPr>
+          <w:b/>
+          <w:i w:val="0"/>
+          <w:color w:val="1F2937"/>
+          <w:sz w:val="20"/>
+        </w:rPr>
+        <w:t>Description:</w:t>
+      </w:r>
+    </w:p>
+    <w:p>
+      <w:pPr>
+        <w:spacing w:before="0" w:after="160"/>
+      </w:pPr>
+      <w:r>
+        <w:rPr>
+          <w:b w:val="0"/>
+          <w:i w:val="0"/>
+          <w:color w:val="6B7280"/>
+          <w:sz w:val="20"/>
+        </w:rPr>
+        <w:t>**Docs Scan Report**</w:t>
+        <w:br/>
+        <w:br/>
+        <w:t>- Docs Scan was initialized in PR-AGENT@master</w:t>
+        <w:br/>
+        <w:t>- **1 doc** was found to be **outdated**</w:t>
+        <w:br/>
+        <w:t>- DeepDocs has updated the docs in this commit: [3d2eb37](https://github.com/Janiyamt/PR-AGENT/commit/3d2eb374199d895b8c2a74b549128b8e21d1c1c8) in `PR-AGENT@deepdocs-update/master`</w:t>
+        <w:br/>
+        <w:br/>
+        <w:t>| Docs | Reason | References |</w:t>
+        <w:br/>
+        <w:t>|------|--------|------------|</w:t>
+        <w:br/>
+        <w:t>| [README.md](https://github.com/Janiyamt/PR-A</w:t>
+      </w:r>
+    </w:p>
+    <w:p>
+      <w:pPr>
+        <w:spacing w:before="160" w:after="80"/>
+      </w:pPr>
+      <w:r>
+        <w:rPr>
+          <w:b/>
+          <w:i w:val="0"/>
+          <w:color w:val="1F2937"/>
+          <w:sz w:val="20"/>
+        </w:rPr>
+        <w:t>Linked Issues:</w:t>
+      </w:r>
+    </w:p>
+    <w:p>
+      <w:pPr>
+        <w:spacing w:before="0" w:after="120"/>
+      </w:pPr>
+      <w:r>
+        <w:rPr>
+          <w:b w:val="0"/>
+          <w:i/>
+          <w:color w:val="9CA3AF"/>
+          <w:sz w:val="18"/>
+        </w:rPr>
+        <w:t>No linked issues found — PR description did not reference any issues with Fixes/Closes #number</w:t>
       </w:r>
     </w:p>
     <w:p>
@@ -1183,11 +1838,11 @@
           <w:color w:val="1F2937"/>
           <w:sz w:val="21"/>
         </w:rPr>
-        <w:t>💡 - This is a merge PR that integrates changes from PR #14 into the master branch.</w:t>
-        <w:br/>
-        <w:t>- Author and merger is Janiyamt, created and merged on the same day with no file changes or code modifications.</w:t>
-        <w:br/>
-        <w:t>- It serves as a simple merge commit labeled as 'Latest Test' with no reviews or comments.</w:t>
+        <w:t>💡 - Created and merged by Janiyamt, this is a merge PR for #14 with no file changes or code additions.</w:t>
+        <w:br/>
+        <w:t>- It serves as a simple integration of the 'Latest Test' branch into master.</w:t>
+        <w:br/>
+        <w:t>- No reviews or comments were involved.</w:t>
       </w:r>
     </w:p>
     <w:tbl>
@@ -1816,11 +2471,11 @@
           <w:color w:val="1F2937"/>
           <w:sz w:val="21"/>
         </w:rPr>
-        <w:t>💡 - This PR modifies several files including workflows, logs, Python scripts, and documents, adding 127 lines and removing 101.</w:t>
-        <w:br/>
-        <w:t>- Author and merger is Janiyamt, closed and merged quickly on creation date with no description, approvals, or comments.</w:t>
-        <w:br/>
-        <w:t>- It appears to be a testing update focused on PR reporting and OCI client functionality.</w:t>
+        <w:t>💡 - Authored and merged by Janiyamt, this testing PR modifies workflow files, logs, Python scripts like oci_client.py, and documentation files, adding 127 lines and removing 101.</w:t>
+        <w:br/>
+        <w:t>- It focuses on latest tests without a detailed description.</w:t>
+        <w:br/>
+        <w:t>- Merged without any approvals or review comments.</w:t>
       </w:r>
     </w:p>
     <w:tbl>
@@ -2673,11 +3328,11 @@
           <w:color w:val="1F2937"/>
           <w:sz w:val="21"/>
         </w:rPr>
-        <w:t>💡 - This PR updates the .gitignore file, adding 3 lines and removing 1, as part of bot testing.</w:t>
-        <w:br/>
-        <w:t>- Author and merger is Janiyamt, created and merged on the same day with no reviews or comments.</w:t>
-        <w:br/>
-        <w:t>- It represents a minor configuration tweak for testing purposes.</w:t>
+        <w:t>💡 - Janiyamt authored and merged this bot test PR, which updates .gitignore by adding 3 lines and removing 1.</w:t>
+        <w:br/>
+        <w:t>- It tests bot functionality with no further details.</w:t>
+        <w:br/>
+        <w:t>- No reviews or interactions occurred.</w:t>
       </w:r>
     </w:p>
     <w:tbl>
@@ -3334,11 +3989,11 @@
           <w:color w:val="1F2937"/>
           <w:sz w:val="21"/>
         </w:rPr>
-        <w:t>💡 - This PR adds a comment to .gitignore for clarity, with 2 lines added and 1 removed.</w:t>
-        <w:br/>
-        <w:t>- Author is Janiyamt, but it remains closed without merging, no approvals, or comments.</w:t>
-        <w:br/>
-        <w:t>- No further details provided, indicating an unmerged minor documentation change.</w:t>
+        <w:t>💡 - Authored by Janiyamt, this PR adds a comment to .gitignore for clarity, with 2 lines added and 1 removed.</w:t>
+        <w:br/>
+        <w:t>- It is closed but not merged, lacking any reviews or comments.</w:t>
+        <w:br/>
+        <w:t>- No description provided.</w:t>
       </w:r>
     </w:p>
     <w:tbl>
@@ -3993,11 +4648,11 @@
           <w:color w:val="1F2937"/>
           <w:sz w:val="21"/>
         </w:rPr>
-        <w:t>💡 - This PR involves significant changes to workflows, .gitignore, and Python files like doc_generator.py and main.py, adding 240 lines and removing 78.</w:t>
-        <w:br/>
-        <w:t>- Author and merger is Janiyamt, closed and merged on creation with no description, reviews, or approvals.</w:t>
-        <w:br/>
-        <w:t>- Labeled as 'Testing 2', it focuses on development and GitHub integration enhancements.</w:t>
+        <w:t>💡 - Janiyamt created and merged this testing PR, updating GitHub workflows, .gitignore, and Python files like doc_generator.py, github_client.py, and main.py, with 240 lines added and 78 removed.</w:t>
+        <w:br/>
+        <w:t>- It represents 'Testing 2' without additional details.</w:t>
+        <w:br/>
+        <w:t>- No approvals or review comments.</w:t>
       </w:r>
     </w:p>
     <w:tbl>
@@ -5012,11 +5667,11 @@
           <w:color w:val="1F2937"/>
           <w:sz w:val="21"/>
         </w:rPr>
-        <w:t>💡 - This PR updates .gitignore by adding and removing 1 line each, including a testing comment.</w:t>
-        <w:br/>
-        <w:t>- Author and merger is Janiyamt, quickly closed and merged with no comments or approvals.</w:t>
-        <w:br/>
-        <w:t>- It is a small, iterative change likely for configuration testing.</w:t>
+        <w:t>💡 - Authored and merged by Janiyamt, this PR updates .gitignore with a testing comment, swapping 1 line.</w:t>
+        <w:br/>
+        <w:t>- It is a minor configuration tweak.</w:t>
+        <w:br/>
+        <w:t>- No reviews or interactions.</w:t>
       </w:r>
     </w:p>
     <w:tbl>
@@ -5669,11 +6324,11 @@
           <w:color w:val="1F2937"/>
           <w:sz w:val="21"/>
         </w:rPr>
-        <w:t>💡 - This PR changes workflows, .gitignore, and Python files, adding 183 lines and removing 78, labeled as a bug fix.</w:t>
-        <w:br/>
-        <w:t>- Author is Janiyamt, but it remains closed without merging, no reviews or comments.</w:t>
-        <w:br/>
-        <w:t>- Titled 'Testing', it targets issues in documentation generation and GitHub client code.</w:t>
+        <w:t>💡 - Janiyamt's testing PR updates workflows, .gitignore, and Python files (doc_generator.py, github_client.py, main.py), adding 183 lines and removing 78; labeled as 'bug'.</w:t>
+        <w:br/>
+        <w:t>- It is closed but not merged.</w:t>
+        <w:br/>
+        <w:t>- No description or reviews provided.</w:t>
       </w:r>
     </w:p>
     <w:tbl>
@@ -6686,11 +7341,11 @@
           <w:color w:val="1F2937"/>
           <w:sz w:val="21"/>
         </w:rPr>
-        <w:t>💡 - This PR updates a comment in .gitignore for clarity, adding 2 lines and removing 1.</w:t>
-        <w:br/>
-        <w:t>- Author and merger is likiita, closed and merged on creation with a description about OCI installation and services.</w:t>
-        <w:br/>
-        <w:t>- It improves configuration documentation related to Oracle Cloud Infrastructure usage.</w:t>
+        <w:t>💡 - Authored and merged by likiita, this PR updates a comment in .gitignore for clarity, adding 2 lines and removing 1.</w:t>
+        <w:br/>
+        <w:t>- The description notes improved OCI service installation and usage.</w:t>
+        <w:br/>
+        <w:t>- No reviews or comments involved.</w:t>
       </w:r>
     </w:p>
     <w:tbl>
@@ -7340,663 +7995,6 @@
     </w:p>
     <w:p>
       <w:pPr>
-        <w:spacing w:before="280" w:after="80"/>
-      </w:pPr>
-      <w:r>
-        <w:rPr>
-          <w:b/>
-          <w:color w:val="6B7280"/>
-          <w:sz w:val="26"/>
-        </w:rPr>
-        <w:t xml:space="preserve">PR #7 — </w:t>
-      </w:r>
-      <w:r>
-        <w:rPr>
-          <w:b/>
-          <w:color w:val="1F2937"/>
-          <w:sz w:val="26"/>
-        </w:rPr>
-        <w:t>Update comment in .gitignore for clarity</w:t>
-      </w:r>
-    </w:p>
-    <w:p>
-      <w:pPr>
-        <w:spacing w:before="80" w:after="240"/>
-        <w:ind w:left="432"/>
-        <w:pBdr>
-          <w:left w:val="single" w:sz="12" w:space="10" w:color="10B981"/>
-        </w:pBdr>
-      </w:pPr>
-      <w:r>
-        <w:rPr>
-          <w:i/>
-          <w:color w:val="1F2937"/>
-          <w:sz w:val="21"/>
-        </w:rPr>
-        <w:t>💡 - This PR modifies a comment in .gitignore, adding 1 line and removing 1 for clarity.</w:t>
-        <w:br/>
-        <w:t>- Author and merger is likiita, quickly closed and merged with no description, reviews, or comments.</w:t>
-        <w:br/>
-        <w:t>- It is a minor tweak to project configuration files.</w:t>
-      </w:r>
-    </w:p>
-    <w:tbl>
-      <w:tblPr>
-        <w:tblStyle w:val="TableGrid"/>
-        <w:tblW w:type="auto" w:w="0"/>
-        <w:tblLook w:firstColumn="1" w:firstRow="1" w:lastColumn="0" w:lastRow="0" w:noHBand="0" w:noVBand="1" w:val="04A0"/>
-      </w:tblPr>
-      <w:tblGrid>
-        <w:gridCol w:w="4680"/>
-        <w:gridCol w:w="4680"/>
-      </w:tblGrid>
-      <w:tr>
-        <w:tc>
-          <w:tcPr>
-            <w:tcW w:type="dxa" w:w="2592"/>
-            <w:shd w:val="clear" w:color="auto" w:fill="F9FAFB"/>
-            <w:tcBorders>
-              <w:top w:val="single" w:sz="4" w:space="0" w:color="CCCCCC"/>
-              <w:left w:val="single" w:sz="4" w:space="0" w:color="CCCCCC"/>
-              <w:bottom w:val="single" w:sz="4" w:space="0" w:color="CCCCCC"/>
-              <w:right w:val="single" w:sz="4" w:space="0" w:color="CCCCCC"/>
-            </w:tcBorders>
-          </w:tcPr>
-          <w:p>
-            <w:r>
-              <w:rPr>
-                <w:b/>
-                <w:color w:val="1F2937"/>
-                <w:sz w:val="20"/>
-              </w:rPr>
-              <w:t>Author</w:t>
-            </w:r>
-          </w:p>
-        </w:tc>
-        <w:tc>
-          <w:tcPr>
-            <w:tcW w:type="dxa" w:w="8208"/>
-            <w:tcBorders>
-              <w:top w:val="single" w:sz="4" w:space="0" w:color="CCCCCC"/>
-              <w:left w:val="single" w:sz="4" w:space="0" w:color="CCCCCC"/>
-              <w:bottom w:val="single" w:sz="4" w:space="0" w:color="CCCCCC"/>
-              <w:right w:val="single" w:sz="4" w:space="0" w:color="CCCCCC"/>
-            </w:tcBorders>
-          </w:tcPr>
-          <w:p>
-            <w:r>
-              <w:rPr>
-                <w:sz w:val="20"/>
-              </w:rPr>
-              <w:t>likiita</w:t>
-            </w:r>
-          </w:p>
-        </w:tc>
-      </w:tr>
-      <w:tr>
-        <w:tc>
-          <w:tcPr>
-            <w:tcW w:type="dxa" w:w="2592"/>
-            <w:shd w:val="clear" w:color="auto" w:fill="F9FAFB"/>
-            <w:tcBorders>
-              <w:top w:val="single" w:sz="4" w:space="0" w:color="CCCCCC"/>
-              <w:left w:val="single" w:sz="4" w:space="0" w:color="CCCCCC"/>
-              <w:bottom w:val="single" w:sz="4" w:space="0" w:color="CCCCCC"/>
-              <w:right w:val="single" w:sz="4" w:space="0" w:color="CCCCCC"/>
-            </w:tcBorders>
-          </w:tcPr>
-          <w:p>
-            <w:r>
-              <w:rPr>
-                <w:b/>
-                <w:color w:val="1F2937"/>
-                <w:sz w:val="20"/>
-              </w:rPr>
-              <w:t>Labels</w:t>
-            </w:r>
-          </w:p>
-        </w:tc>
-        <w:tc>
-          <w:tcPr>
-            <w:tcW w:type="dxa" w:w="8208"/>
-            <w:tcBorders>
-              <w:top w:val="single" w:sz="4" w:space="0" w:color="CCCCCC"/>
-              <w:left w:val="single" w:sz="4" w:space="0" w:color="CCCCCC"/>
-              <w:bottom w:val="single" w:sz="4" w:space="0" w:color="CCCCCC"/>
-              <w:right w:val="single" w:sz="4" w:space="0" w:color="CCCCCC"/>
-            </w:tcBorders>
-          </w:tcPr>
-          <w:p>
-            <w:r>
-              <w:rPr>
-                <w:sz w:val="20"/>
-              </w:rPr>
-              <w:t>None</w:t>
-            </w:r>
-          </w:p>
-        </w:tc>
-      </w:tr>
-      <w:tr>
-        <w:tc>
-          <w:tcPr>
-            <w:tcW w:type="dxa" w:w="2592"/>
-            <w:shd w:val="clear" w:color="auto" w:fill="F9FAFB"/>
-            <w:tcBorders>
-              <w:top w:val="single" w:sz="4" w:space="0" w:color="CCCCCC"/>
-              <w:left w:val="single" w:sz="4" w:space="0" w:color="CCCCCC"/>
-              <w:bottom w:val="single" w:sz="4" w:space="0" w:color="CCCCCC"/>
-              <w:right w:val="single" w:sz="4" w:space="0" w:color="CCCCCC"/>
-            </w:tcBorders>
-          </w:tcPr>
-          <w:p>
-            <w:r>
-              <w:rPr>
-                <w:b/>
-                <w:color w:val="1F2937"/>
-                <w:sz w:val="20"/>
-              </w:rPr>
-              <w:t>Branch</w:t>
-            </w:r>
-          </w:p>
-        </w:tc>
-        <w:tc>
-          <w:tcPr>
-            <w:tcW w:type="dxa" w:w="8208"/>
-            <w:tcBorders>
-              <w:top w:val="single" w:sz="4" w:space="0" w:color="CCCCCC"/>
-              <w:left w:val="single" w:sz="4" w:space="0" w:color="CCCCCC"/>
-              <w:bottom w:val="single" w:sz="4" w:space="0" w:color="CCCCCC"/>
-              <w:right w:val="single" w:sz="4" w:space="0" w:color="CCCCCC"/>
-            </w:tcBorders>
-          </w:tcPr>
-          <w:p>
-            <w:r>
-              <w:rPr>
-                <w:sz w:val="20"/>
-              </w:rPr>
-              <w:t>bot_test  →  master</w:t>
-            </w:r>
-          </w:p>
-        </w:tc>
-      </w:tr>
-      <w:tr>
-        <w:tc>
-          <w:tcPr>
-            <w:tcW w:type="dxa" w:w="2592"/>
-            <w:shd w:val="clear" w:color="auto" w:fill="F9FAFB"/>
-            <w:tcBorders>
-              <w:top w:val="single" w:sz="4" w:space="0" w:color="CCCCCC"/>
-              <w:left w:val="single" w:sz="4" w:space="0" w:color="CCCCCC"/>
-              <w:bottom w:val="single" w:sz="4" w:space="0" w:color="CCCCCC"/>
-              <w:right w:val="single" w:sz="4" w:space="0" w:color="CCCCCC"/>
-            </w:tcBorders>
-          </w:tcPr>
-          <w:p>
-            <w:r>
-              <w:rPr>
-                <w:b/>
-                <w:color w:val="1F2937"/>
-                <w:sz w:val="20"/>
-              </w:rPr>
-              <w:t>Status</w:t>
-            </w:r>
-          </w:p>
-        </w:tc>
-        <w:tc>
-          <w:tcPr>
-            <w:tcW w:type="dxa" w:w="8208"/>
-            <w:tcBorders>
-              <w:top w:val="single" w:sz="4" w:space="0" w:color="CCCCCC"/>
-              <w:left w:val="single" w:sz="4" w:space="0" w:color="CCCCCC"/>
-              <w:bottom w:val="single" w:sz="4" w:space="0" w:color="CCCCCC"/>
-              <w:right w:val="single" w:sz="4" w:space="0" w:color="CCCCCC"/>
-            </w:tcBorders>
-          </w:tcPr>
-          <w:p>
-            <w:r>
-              <w:rPr>
-                <w:sz w:val="20"/>
-              </w:rPr>
-              <w:t>Merged on 2026-03-04</w:t>
-            </w:r>
-          </w:p>
-        </w:tc>
-      </w:tr>
-      <w:tr>
-        <w:tc>
-          <w:tcPr>
-            <w:tcW w:type="dxa" w:w="2592"/>
-            <w:shd w:val="clear" w:color="auto" w:fill="F9FAFB"/>
-            <w:tcBorders>
-              <w:top w:val="single" w:sz="4" w:space="0" w:color="CCCCCC"/>
-              <w:left w:val="single" w:sz="4" w:space="0" w:color="CCCCCC"/>
-              <w:bottom w:val="single" w:sz="4" w:space="0" w:color="CCCCCC"/>
-              <w:right w:val="single" w:sz="4" w:space="0" w:color="CCCCCC"/>
-            </w:tcBorders>
-          </w:tcPr>
-          <w:p>
-            <w:r>
-              <w:rPr>
-                <w:b/>
-                <w:color w:val="1F2937"/>
-                <w:sz w:val="20"/>
-              </w:rPr>
-              <w:t>Merged By</w:t>
-            </w:r>
-          </w:p>
-        </w:tc>
-        <w:tc>
-          <w:tcPr>
-            <w:tcW w:type="dxa" w:w="8208"/>
-            <w:tcBorders>
-              <w:top w:val="single" w:sz="4" w:space="0" w:color="CCCCCC"/>
-              <w:left w:val="single" w:sz="4" w:space="0" w:color="CCCCCC"/>
-              <w:bottom w:val="single" w:sz="4" w:space="0" w:color="CCCCCC"/>
-              <w:right w:val="single" w:sz="4" w:space="0" w:color="CCCCCC"/>
-            </w:tcBorders>
-          </w:tcPr>
-          <w:p>
-            <w:r>
-              <w:rPr>
-                <w:sz w:val="20"/>
-              </w:rPr>
-              <w:t>likiita</w:t>
-            </w:r>
-          </w:p>
-        </w:tc>
-      </w:tr>
-      <w:tr>
-        <w:tc>
-          <w:tcPr>
-            <w:tcW w:type="dxa" w:w="2592"/>
-            <w:shd w:val="clear" w:color="auto" w:fill="F9FAFB"/>
-            <w:tcBorders>
-              <w:top w:val="single" w:sz="4" w:space="0" w:color="CCCCCC"/>
-              <w:left w:val="single" w:sz="4" w:space="0" w:color="CCCCCC"/>
-              <w:bottom w:val="single" w:sz="4" w:space="0" w:color="CCCCCC"/>
-              <w:right w:val="single" w:sz="4" w:space="0" w:color="CCCCCC"/>
-            </w:tcBorders>
-          </w:tcPr>
-          <w:p>
-            <w:r>
-              <w:rPr>
-                <w:b/>
-                <w:color w:val="1F2937"/>
-                <w:sz w:val="20"/>
-              </w:rPr>
-              <w:t>Created</w:t>
-            </w:r>
-          </w:p>
-        </w:tc>
-        <w:tc>
-          <w:tcPr>
-            <w:tcW w:type="dxa" w:w="8208"/>
-            <w:tcBorders>
-              <w:top w:val="single" w:sz="4" w:space="0" w:color="CCCCCC"/>
-              <w:left w:val="single" w:sz="4" w:space="0" w:color="CCCCCC"/>
-              <w:bottom w:val="single" w:sz="4" w:space="0" w:color="CCCCCC"/>
-              <w:right w:val="single" w:sz="4" w:space="0" w:color="CCCCCC"/>
-            </w:tcBorders>
-          </w:tcPr>
-          <w:p>
-            <w:r>
-              <w:rPr>
-                <w:sz w:val="20"/>
-              </w:rPr>
-              <w:t>2026-03-04</w:t>
-            </w:r>
-          </w:p>
-        </w:tc>
-      </w:tr>
-      <w:tr>
-        <w:tc>
-          <w:tcPr>
-            <w:tcW w:type="dxa" w:w="2592"/>
-            <w:shd w:val="clear" w:color="auto" w:fill="F9FAFB"/>
-            <w:tcBorders>
-              <w:top w:val="single" w:sz="4" w:space="0" w:color="CCCCCC"/>
-              <w:left w:val="single" w:sz="4" w:space="0" w:color="CCCCCC"/>
-              <w:bottom w:val="single" w:sz="4" w:space="0" w:color="CCCCCC"/>
-              <w:right w:val="single" w:sz="4" w:space="0" w:color="CCCCCC"/>
-            </w:tcBorders>
-          </w:tcPr>
-          <w:p>
-            <w:r>
-              <w:rPr>
-                <w:b/>
-                <w:color w:val="1F2937"/>
-                <w:sz w:val="20"/>
-              </w:rPr>
-              <w:t>Code Changes</w:t>
-            </w:r>
-          </w:p>
-        </w:tc>
-        <w:tc>
-          <w:tcPr>
-            <w:tcW w:type="dxa" w:w="8208"/>
-            <w:tcBorders>
-              <w:top w:val="single" w:sz="4" w:space="0" w:color="CCCCCC"/>
-              <w:left w:val="single" w:sz="4" w:space="0" w:color="CCCCCC"/>
-              <w:bottom w:val="single" w:sz="4" w:space="0" w:color="CCCCCC"/>
-              <w:right w:val="single" w:sz="4" w:space="0" w:color="CCCCCC"/>
-            </w:tcBorders>
-          </w:tcPr>
-          <w:p>
-            <w:r>
-              <w:rPr>
-                <w:sz w:val="20"/>
-              </w:rPr>
-              <w:t>+1 additions, -1 deletions</w:t>
-            </w:r>
-          </w:p>
-        </w:tc>
-      </w:tr>
-      <w:tr>
-        <w:tc>
-          <w:tcPr>
-            <w:tcW w:type="dxa" w:w="2592"/>
-            <w:shd w:val="clear" w:color="auto" w:fill="F9FAFB"/>
-            <w:tcBorders>
-              <w:top w:val="single" w:sz="4" w:space="0" w:color="CCCCCC"/>
-              <w:left w:val="single" w:sz="4" w:space="0" w:color="CCCCCC"/>
-              <w:bottom w:val="single" w:sz="4" w:space="0" w:color="CCCCCC"/>
-              <w:right w:val="single" w:sz="4" w:space="0" w:color="CCCCCC"/>
-            </w:tcBorders>
-          </w:tcPr>
-          <w:p>
-            <w:r>
-              <w:rPr>
-                <w:b/>
-                <w:color w:val="1F2937"/>
-                <w:sz w:val="20"/>
-              </w:rPr>
-              <w:t>Commits</w:t>
-            </w:r>
-          </w:p>
-        </w:tc>
-        <w:tc>
-          <w:tcPr>
-            <w:tcW w:type="dxa" w:w="8208"/>
-            <w:tcBorders>
-              <w:top w:val="single" w:sz="4" w:space="0" w:color="CCCCCC"/>
-              <w:left w:val="single" w:sz="4" w:space="0" w:color="CCCCCC"/>
-              <w:bottom w:val="single" w:sz="4" w:space="0" w:color="CCCCCC"/>
-              <w:right w:val="single" w:sz="4" w:space="0" w:color="CCCCCC"/>
-            </w:tcBorders>
-          </w:tcPr>
-          <w:p>
-            <w:r>
-              <w:rPr>
-                <w:sz w:val="20"/>
-              </w:rPr>
-              <w:t>1</w:t>
-            </w:r>
-          </w:p>
-        </w:tc>
-      </w:tr>
-      <w:tr>
-        <w:tc>
-          <w:tcPr>
-            <w:tcW w:type="dxa" w:w="2592"/>
-            <w:shd w:val="clear" w:color="auto" w:fill="F9FAFB"/>
-            <w:tcBorders>
-              <w:top w:val="single" w:sz="4" w:space="0" w:color="CCCCCC"/>
-              <w:left w:val="single" w:sz="4" w:space="0" w:color="CCCCCC"/>
-              <w:bottom w:val="single" w:sz="4" w:space="0" w:color="CCCCCC"/>
-              <w:right w:val="single" w:sz="4" w:space="0" w:color="CCCCCC"/>
-            </w:tcBorders>
-          </w:tcPr>
-          <w:p>
-            <w:r>
-              <w:rPr>
-                <w:b/>
-                <w:color w:val="1F2937"/>
-                <w:sz w:val="20"/>
-              </w:rPr>
-              <w:t>Approvals</w:t>
-            </w:r>
-          </w:p>
-        </w:tc>
-        <w:tc>
-          <w:tcPr>
-            <w:tcW w:type="dxa" w:w="8208"/>
-            <w:tcBorders>
-              <w:top w:val="single" w:sz="4" w:space="0" w:color="CCCCCC"/>
-              <w:left w:val="single" w:sz="4" w:space="0" w:color="CCCCCC"/>
-              <w:bottom w:val="single" w:sz="4" w:space="0" w:color="CCCCCC"/>
-              <w:right w:val="single" w:sz="4" w:space="0" w:color="CCCCCC"/>
-            </w:tcBorders>
-          </w:tcPr>
-          <w:p>
-            <w:r>
-              <w:rPr>
-                <w:sz w:val="20"/>
-              </w:rPr>
-              <w:t>None</w:t>
-            </w:r>
-          </w:p>
-        </w:tc>
-      </w:tr>
-      <w:tr>
-        <w:tc>
-          <w:tcPr>
-            <w:tcW w:type="dxa" w:w="2592"/>
-            <w:shd w:val="clear" w:color="auto" w:fill="F9FAFB"/>
-            <w:tcBorders>
-              <w:top w:val="single" w:sz="4" w:space="0" w:color="CCCCCC"/>
-              <w:left w:val="single" w:sz="4" w:space="0" w:color="CCCCCC"/>
-              <w:bottom w:val="single" w:sz="4" w:space="0" w:color="CCCCCC"/>
-              <w:right w:val="single" w:sz="4" w:space="0" w:color="CCCCCC"/>
-            </w:tcBorders>
-          </w:tcPr>
-          <w:p>
-            <w:r>
-              <w:rPr>
-                <w:b/>
-                <w:color w:val="1F2937"/>
-                <w:sz w:val="20"/>
-              </w:rPr>
-              <w:t>Changes Requested</w:t>
-            </w:r>
-          </w:p>
-        </w:tc>
-        <w:tc>
-          <w:tcPr>
-            <w:tcW w:type="dxa" w:w="8208"/>
-            <w:tcBorders>
-              <w:top w:val="single" w:sz="4" w:space="0" w:color="CCCCCC"/>
-              <w:left w:val="single" w:sz="4" w:space="0" w:color="CCCCCC"/>
-              <w:bottom w:val="single" w:sz="4" w:space="0" w:color="CCCCCC"/>
-              <w:right w:val="single" w:sz="4" w:space="0" w:color="CCCCCC"/>
-            </w:tcBorders>
-          </w:tcPr>
-          <w:p>
-            <w:r>
-              <w:rPr>
-                <w:sz w:val="20"/>
-              </w:rPr>
-              <w:t>None</w:t>
-            </w:r>
-          </w:p>
-        </w:tc>
-      </w:tr>
-      <w:tr>
-        <w:tc>
-          <w:tcPr>
-            <w:tcW w:type="dxa" w:w="2592"/>
-            <w:shd w:val="clear" w:color="auto" w:fill="F9FAFB"/>
-            <w:tcBorders>
-              <w:top w:val="single" w:sz="4" w:space="0" w:color="CCCCCC"/>
-              <w:left w:val="single" w:sz="4" w:space="0" w:color="CCCCCC"/>
-              <w:bottom w:val="single" w:sz="4" w:space="0" w:color="CCCCCC"/>
-              <w:right w:val="single" w:sz="4" w:space="0" w:color="CCCCCC"/>
-            </w:tcBorders>
-          </w:tcPr>
-          <w:p>
-            <w:r>
-              <w:rPr>
-                <w:b/>
-                <w:color w:val="1F2937"/>
-                <w:sz w:val="20"/>
-              </w:rPr>
-              <w:t>Comments</w:t>
-            </w:r>
-          </w:p>
-        </w:tc>
-        <w:tc>
-          <w:tcPr>
-            <w:tcW w:type="dxa" w:w="8208"/>
-            <w:tcBorders>
-              <w:top w:val="single" w:sz="4" w:space="0" w:color="CCCCCC"/>
-              <w:left w:val="single" w:sz="4" w:space="0" w:color="CCCCCC"/>
-              <w:bottom w:val="single" w:sz="4" w:space="0" w:color="CCCCCC"/>
-              <w:right w:val="single" w:sz="4" w:space="0" w:color="CCCCCC"/>
-            </w:tcBorders>
-          </w:tcPr>
-          <w:p>
-            <w:r>
-              <w:rPr>
-                <w:sz w:val="20"/>
-              </w:rPr>
-              <w:t>0 general, 0 review</w:t>
-            </w:r>
-          </w:p>
-        </w:tc>
-      </w:tr>
-      <w:tr>
-        <w:tc>
-          <w:tcPr>
-            <w:tcW w:type="dxa" w:w="2592"/>
-            <w:shd w:val="clear" w:color="auto" w:fill="F9FAFB"/>
-            <w:tcBorders>
-              <w:top w:val="single" w:sz="4" w:space="0" w:color="CCCCCC"/>
-              <w:left w:val="single" w:sz="4" w:space="0" w:color="CCCCCC"/>
-              <w:bottom w:val="single" w:sz="4" w:space="0" w:color="CCCCCC"/>
-              <w:right w:val="single" w:sz="4" w:space="0" w:color="CCCCCC"/>
-            </w:tcBorders>
-          </w:tcPr>
-          <w:p>
-            <w:r>
-              <w:rPr>
-                <w:b/>
-                <w:color w:val="1F2937"/>
-                <w:sz w:val="20"/>
-              </w:rPr>
-              <w:t>Files Changed</w:t>
-            </w:r>
-          </w:p>
-        </w:tc>
-        <w:tc>
-          <w:tcPr>
-            <w:tcW w:type="dxa" w:w="8208"/>
-            <w:tcBorders>
-              <w:top w:val="single" w:sz="4" w:space="0" w:color="CCCCCC"/>
-              <w:left w:val="single" w:sz="4" w:space="0" w:color="CCCCCC"/>
-              <w:bottom w:val="single" w:sz="4" w:space="0" w:color="CCCCCC"/>
-              <w:right w:val="single" w:sz="4" w:space="0" w:color="CCCCCC"/>
-            </w:tcBorders>
-          </w:tcPr>
-          <w:p>
-            <w:r>
-              <w:rPr>
-                <w:sz w:val="20"/>
-              </w:rPr>
-              <w:t>.gitignore</w:t>
-            </w:r>
-          </w:p>
-        </w:tc>
-      </w:tr>
-    </w:tbl>
-    <w:p>
-      <w:pPr>
-        <w:spacing w:before="160" w:after="80"/>
-      </w:pPr>
-      <w:r>
-        <w:rPr>
-          <w:b/>
-          <w:i w:val="0"/>
-          <w:color w:val="1F2937"/>
-          <w:sz w:val="20"/>
-        </w:rPr>
-        <w:t>Linked Issues:</w:t>
-      </w:r>
-    </w:p>
-    <w:p>
-      <w:pPr>
-        <w:spacing w:before="0" w:after="120"/>
-      </w:pPr>
-      <w:r>
-        <w:rPr>
-          <w:b w:val="0"/>
-          <w:i/>
-          <w:color w:val="9CA3AF"/>
-          <w:sz w:val="18"/>
-        </w:rPr>
-        <w:t>No linked issues found — PR description did not reference any issues with Fixes/Closes #number</w:t>
-      </w:r>
-    </w:p>
-    <w:p>
-      <w:pPr>
-        <w:spacing w:before="160" w:after="80"/>
-      </w:pPr>
-      <w:r>
-        <w:rPr>
-          <w:b/>
-          <w:i w:val="0"/>
-          <w:color w:val="1F2937"/>
-          <w:sz w:val="20"/>
-        </w:rPr>
-        <w:t>Code Changes:</w:t>
-      </w:r>
-    </w:p>
-    <w:p>
-      <w:pPr>
-        <w:spacing w:before="120" w:after="40"/>
-      </w:pPr>
-      <w:r>
-        <w:rPr>
-          <w:b/>
-          <w:i w:val="0"/>
-          <w:color w:val="1E3A5F"/>
-          <w:sz w:val="18"/>
-        </w:rPr>
-        <w:t>MODIFIED: .gitignore  (+1 / -1)</w:t>
-      </w:r>
-    </w:p>
-    <w:p>
-      <w:pPr>
-        <w:spacing w:before="0" w:after="80"/>
-      </w:pPr>
-      <w:r>
-        <w:rPr>
-          <w:b w:val="0"/>
-          <w:i w:val="0"/>
-          <w:color w:val="6B7280"/>
-          <w:sz w:val="16"/>
-        </w:rPr>
-        <w:t>@@ -4,4 +4,4 @@ pr_report.docx</w:t>
-        <w:br/>
-        <w:t xml:space="preserve"> venv/</w:t>
-        <w:br/>
-        <w:t xml:space="preserve"> .venv/</w:t>
-        <w:br/>
-        <w:t xml:space="preserve"> config.py</w:t>
-        <w:br/>
-        <w:t>-# this is the last comment to check the bot with all oci services</w:t>
-        <w:br/>
-        <w:t>+# i hope everything works well with oci services</w:t>
-      </w:r>
-    </w:p>
-    <w:p>
-      <w:pPr>
-        <w:spacing w:before="80" w:after="80"/>
-        <w:pBdr>
-          <w:bottom w:val="single" w:sz="4" w:space="1" w:color="E5E7EB"/>
-        </w:pBdr>
-      </w:pPr>
-    </w:p>
-    <w:p>
-      <w:pPr>
         <w:spacing w:before="120" w:after="120"/>
         <w:jc w:val="center"/>
       </w:pPr>
@@ -8007,7 +8005,7 @@
           <w:color w:val="9CA3AF"/>
           <w:sz w:val="18"/>
         </w:rPr>
-        <w:t>Report generated by PR Documentation Agent  •  March 11, 2026 at 07:30</w:t>
+        <w:t>Report generated by PR Documentation Agent  •  March 11, 2026 at 08:04</w:t>
       </w:r>
     </w:p>
     <w:sectPr>

--- a/pr_report.docx
+++ b/pr_report.docx
@@ -44,7 +44,7 @@
           <w:color w:val="9CA3AF"/>
           <w:sz w:val="20"/>
         </w:rPr>
-        <w:t>Generated: March 11, 2026 at 08:04</w:t>
+        <w:t>Generated: April 28, 2026 at 06:10</w:t>
       </w:r>
     </w:p>
     <w:p>
@@ -179,7 +179,7 @@
                 <w:color w:val="D97706"/>
                 <w:sz w:val="36"/>
               </w:rPr>
-              <w:t>+604/-263</w:t>
+              <w:t>+602/-262</w:t>
             </w:r>
           </w:p>
         </w:tc>
@@ -406,9 +406,9 @@
           <w:color w:val="1F2937"/>
           <w:sz w:val="21"/>
         </w:rPr>
-        <w:t>- **Key Contributors**: Janiyamt is the primary author and merger for most PRs (e.g., #9-15), handling testing, merges, and config updates; likiita contributed one minor PR (#8) on .gitignore and OCI notes; deepdocsai[bot] automated two documentation scan PRs (#16-17) with limited impact.
-- **Types of Changes**: Predominantly testing and development iterations (e.g., Python scripts, workflows in #9,10,14), minor config tweaks to .gitignore (#8,11-13), and automated doc updates (README.md in #17); many PRs lack descriptions and involve no code changes (e.g., merges like #15); one labeled as 'bug' (#9) but unresolved.
-- **Review Culture**: Minimal to none— all PRs have zero approvals, change requests, or review comments, indicating a solo or informal development process without structured peer review; bots handle docs passively, and merges are self-approved by authors.</w:t>
+        <w:t>- **Key Contributors**: Janiyamt is the primary human contributor, authoring and merging most PRs (e.g., #9-15, #19 by likiita as a possible alias or secondary), while deepdocsai[bot] handles automated documentation updates in #16-17, indicating a solo or small-team development with bot assistance.
+- **Types of Changes**: PRs focus on testing and development iterations (e.g., Python scripts like oci_client.py, main.py in #10, #14), minor config tweaks (.gitignore in #11-13), workflow setups (.github/workflows in #10, #14), and documentation maintenance (README.md via bot in #17), with many labeled as tests and one bug fix attempt (#9); overall, emphasis on early-stage project setup rather than major features.
+- **Review Culture**: Minimal to none, with zero approvals, change requests, or review comments across all PRs, and most merged by authors themselves shortly after creation, suggesting an informal, rapid prototyping environment without formal peer review processes.</w:t>
       </w:r>
     </w:p>
     <w:p>
@@ -432,6 +432,609 @@
         </w:rPr>
         <w:t>Pull Request Details</w:t>
       </w:r>
+    </w:p>
+    <w:p>
+      <w:pPr>
+        <w:spacing w:before="280" w:after="80"/>
+      </w:pPr>
+      <w:r>
+        <w:rPr>
+          <w:b/>
+          <w:color w:val="6B7280"/>
+          <w:sz w:val="26"/>
+        </w:rPr>
+        <w:t xml:space="preserve">PR #19 — </w:t>
+      </w:r>
+      <w:r>
+        <w:rPr>
+          <w:b/>
+          <w:color w:val="1F2937"/>
+          <w:sz w:val="26"/>
+        </w:rPr>
+        <w:t>Add initial README with test description</w:t>
+      </w:r>
+    </w:p>
+    <w:p>
+      <w:pPr>
+        <w:spacing w:before="80" w:after="240"/>
+        <w:ind w:left="432"/>
+        <w:pBdr>
+          <w:left w:val="single" w:sz="12" w:space="10" w:color="10B981"/>
+        </w:pBdr>
+      </w:pPr>
+      <w:r>
+        <w:rPr>
+          <w:i/>
+          <w:color w:val="1F2937"/>
+          <w:sz w:val="21"/>
+        </w:rPr>
+        <w:t>💡 - Author likiita created and merged this PR to add an initial README file with test descriptions.</w:t>
+        <w:br/>
+        <w:t>- The PR was closed and merged on the same day, April 28, 2026, by the author with no code changes or reviews involved.</w:t>
+      </w:r>
+    </w:p>
+    <w:tbl>
+      <w:tblPr>
+        <w:tblStyle w:val="TableGrid"/>
+        <w:tblW w:type="auto" w:w="0"/>
+        <w:tblLook w:firstColumn="1" w:firstRow="1" w:lastColumn="0" w:lastRow="0" w:noHBand="0" w:noVBand="1" w:val="04A0"/>
+      </w:tblPr>
+      <w:tblGrid>
+        <w:gridCol w:w="4680"/>
+        <w:gridCol w:w="4680"/>
+      </w:tblGrid>
+      <w:tr>
+        <w:tc>
+          <w:tcPr>
+            <w:tcW w:type="dxa" w:w="2592"/>
+            <w:shd w:val="clear" w:color="auto" w:fill="F9FAFB"/>
+            <w:tcBorders>
+              <w:top w:val="single" w:sz="4" w:space="0" w:color="CCCCCC"/>
+              <w:left w:val="single" w:sz="4" w:space="0" w:color="CCCCCC"/>
+              <w:bottom w:val="single" w:sz="4" w:space="0" w:color="CCCCCC"/>
+              <w:right w:val="single" w:sz="4" w:space="0" w:color="CCCCCC"/>
+            </w:tcBorders>
+          </w:tcPr>
+          <w:p>
+            <w:r>
+              <w:rPr>
+                <w:b/>
+                <w:color w:val="1F2937"/>
+                <w:sz w:val="20"/>
+              </w:rPr>
+              <w:t>Author</w:t>
+            </w:r>
+          </w:p>
+        </w:tc>
+        <w:tc>
+          <w:tcPr>
+            <w:tcW w:type="dxa" w:w="8208"/>
+            <w:tcBorders>
+              <w:top w:val="single" w:sz="4" w:space="0" w:color="CCCCCC"/>
+              <w:left w:val="single" w:sz="4" w:space="0" w:color="CCCCCC"/>
+              <w:bottom w:val="single" w:sz="4" w:space="0" w:color="CCCCCC"/>
+              <w:right w:val="single" w:sz="4" w:space="0" w:color="CCCCCC"/>
+            </w:tcBorders>
+          </w:tcPr>
+          <w:p>
+            <w:r>
+              <w:rPr>
+                <w:sz w:val="20"/>
+              </w:rPr>
+              <w:t>likiita</w:t>
+            </w:r>
+          </w:p>
+        </w:tc>
+      </w:tr>
+      <w:tr>
+        <w:tc>
+          <w:tcPr>
+            <w:tcW w:type="dxa" w:w="2592"/>
+            <w:shd w:val="clear" w:color="auto" w:fill="F9FAFB"/>
+            <w:tcBorders>
+              <w:top w:val="single" w:sz="4" w:space="0" w:color="CCCCCC"/>
+              <w:left w:val="single" w:sz="4" w:space="0" w:color="CCCCCC"/>
+              <w:bottom w:val="single" w:sz="4" w:space="0" w:color="CCCCCC"/>
+              <w:right w:val="single" w:sz="4" w:space="0" w:color="CCCCCC"/>
+            </w:tcBorders>
+          </w:tcPr>
+          <w:p>
+            <w:r>
+              <w:rPr>
+                <w:b/>
+                <w:color w:val="1F2937"/>
+                <w:sz w:val="20"/>
+              </w:rPr>
+              <w:t>Labels</w:t>
+            </w:r>
+          </w:p>
+        </w:tc>
+        <w:tc>
+          <w:tcPr>
+            <w:tcW w:type="dxa" w:w="8208"/>
+            <w:tcBorders>
+              <w:top w:val="single" w:sz="4" w:space="0" w:color="CCCCCC"/>
+              <w:left w:val="single" w:sz="4" w:space="0" w:color="CCCCCC"/>
+              <w:bottom w:val="single" w:sz="4" w:space="0" w:color="CCCCCC"/>
+              <w:right w:val="single" w:sz="4" w:space="0" w:color="CCCCCC"/>
+            </w:tcBorders>
+          </w:tcPr>
+          <w:p>
+            <w:r>
+              <w:rPr>
+                <w:sz w:val="20"/>
+              </w:rPr>
+              <w:t>None</w:t>
+            </w:r>
+          </w:p>
+        </w:tc>
+      </w:tr>
+      <w:tr>
+        <w:tc>
+          <w:tcPr>
+            <w:tcW w:type="dxa" w:w="2592"/>
+            <w:shd w:val="clear" w:color="auto" w:fill="F9FAFB"/>
+            <w:tcBorders>
+              <w:top w:val="single" w:sz="4" w:space="0" w:color="CCCCCC"/>
+              <w:left w:val="single" w:sz="4" w:space="0" w:color="CCCCCC"/>
+              <w:bottom w:val="single" w:sz="4" w:space="0" w:color="CCCCCC"/>
+              <w:right w:val="single" w:sz="4" w:space="0" w:color="CCCCCC"/>
+            </w:tcBorders>
+          </w:tcPr>
+          <w:p>
+            <w:r>
+              <w:rPr>
+                <w:b/>
+                <w:color w:val="1F2937"/>
+                <w:sz w:val="20"/>
+              </w:rPr>
+              <w:t>Branch</w:t>
+            </w:r>
+          </w:p>
+        </w:tc>
+        <w:tc>
+          <w:tcPr>
+            <w:tcW w:type="dxa" w:w="8208"/>
+            <w:tcBorders>
+              <w:top w:val="single" w:sz="4" w:space="0" w:color="CCCCCC"/>
+              <w:left w:val="single" w:sz="4" w:space="0" w:color="CCCCCC"/>
+              <w:bottom w:val="single" w:sz="4" w:space="0" w:color="CCCCCC"/>
+              <w:right w:val="single" w:sz="4" w:space="0" w:color="CCCCCC"/>
+            </w:tcBorders>
+          </w:tcPr>
+          <w:p>
+            <w:r>
+              <w:rPr>
+                <w:sz w:val="20"/>
+              </w:rPr>
+              <w:t>bot_test  →  master</w:t>
+            </w:r>
+          </w:p>
+        </w:tc>
+      </w:tr>
+      <w:tr>
+        <w:tc>
+          <w:tcPr>
+            <w:tcW w:type="dxa" w:w="2592"/>
+            <w:shd w:val="clear" w:color="auto" w:fill="F9FAFB"/>
+            <w:tcBorders>
+              <w:top w:val="single" w:sz="4" w:space="0" w:color="CCCCCC"/>
+              <w:left w:val="single" w:sz="4" w:space="0" w:color="CCCCCC"/>
+              <w:bottom w:val="single" w:sz="4" w:space="0" w:color="CCCCCC"/>
+              <w:right w:val="single" w:sz="4" w:space="0" w:color="CCCCCC"/>
+            </w:tcBorders>
+          </w:tcPr>
+          <w:p>
+            <w:r>
+              <w:rPr>
+                <w:b/>
+                <w:color w:val="1F2937"/>
+                <w:sz w:val="20"/>
+              </w:rPr>
+              <w:t>Status</w:t>
+            </w:r>
+          </w:p>
+        </w:tc>
+        <w:tc>
+          <w:tcPr>
+            <w:tcW w:type="dxa" w:w="8208"/>
+            <w:tcBorders>
+              <w:top w:val="single" w:sz="4" w:space="0" w:color="CCCCCC"/>
+              <w:left w:val="single" w:sz="4" w:space="0" w:color="CCCCCC"/>
+              <w:bottom w:val="single" w:sz="4" w:space="0" w:color="CCCCCC"/>
+              <w:right w:val="single" w:sz="4" w:space="0" w:color="CCCCCC"/>
+            </w:tcBorders>
+          </w:tcPr>
+          <w:p>
+            <w:r>
+              <w:rPr>
+                <w:sz w:val="20"/>
+              </w:rPr>
+              <w:t>Merged on 2026-04-28</w:t>
+            </w:r>
+          </w:p>
+        </w:tc>
+      </w:tr>
+      <w:tr>
+        <w:tc>
+          <w:tcPr>
+            <w:tcW w:type="dxa" w:w="2592"/>
+            <w:shd w:val="clear" w:color="auto" w:fill="F9FAFB"/>
+            <w:tcBorders>
+              <w:top w:val="single" w:sz="4" w:space="0" w:color="CCCCCC"/>
+              <w:left w:val="single" w:sz="4" w:space="0" w:color="CCCCCC"/>
+              <w:bottom w:val="single" w:sz="4" w:space="0" w:color="CCCCCC"/>
+              <w:right w:val="single" w:sz="4" w:space="0" w:color="CCCCCC"/>
+            </w:tcBorders>
+          </w:tcPr>
+          <w:p>
+            <w:r>
+              <w:rPr>
+                <w:b/>
+                <w:color w:val="1F2937"/>
+                <w:sz w:val="20"/>
+              </w:rPr>
+              <w:t>Merged By</w:t>
+            </w:r>
+          </w:p>
+        </w:tc>
+        <w:tc>
+          <w:tcPr>
+            <w:tcW w:type="dxa" w:w="8208"/>
+            <w:tcBorders>
+              <w:top w:val="single" w:sz="4" w:space="0" w:color="CCCCCC"/>
+              <w:left w:val="single" w:sz="4" w:space="0" w:color="CCCCCC"/>
+              <w:bottom w:val="single" w:sz="4" w:space="0" w:color="CCCCCC"/>
+              <w:right w:val="single" w:sz="4" w:space="0" w:color="CCCCCC"/>
+            </w:tcBorders>
+          </w:tcPr>
+          <w:p>
+            <w:r>
+              <w:rPr>
+                <w:sz w:val="20"/>
+              </w:rPr>
+              <w:t>likiita</w:t>
+            </w:r>
+          </w:p>
+        </w:tc>
+      </w:tr>
+      <w:tr>
+        <w:tc>
+          <w:tcPr>
+            <w:tcW w:type="dxa" w:w="2592"/>
+            <w:shd w:val="clear" w:color="auto" w:fill="F9FAFB"/>
+            <w:tcBorders>
+              <w:top w:val="single" w:sz="4" w:space="0" w:color="CCCCCC"/>
+              <w:left w:val="single" w:sz="4" w:space="0" w:color="CCCCCC"/>
+              <w:bottom w:val="single" w:sz="4" w:space="0" w:color="CCCCCC"/>
+              <w:right w:val="single" w:sz="4" w:space="0" w:color="CCCCCC"/>
+            </w:tcBorders>
+          </w:tcPr>
+          <w:p>
+            <w:r>
+              <w:rPr>
+                <w:b/>
+                <w:color w:val="1F2937"/>
+                <w:sz w:val="20"/>
+              </w:rPr>
+              <w:t>Created</w:t>
+            </w:r>
+          </w:p>
+        </w:tc>
+        <w:tc>
+          <w:tcPr>
+            <w:tcW w:type="dxa" w:w="8208"/>
+            <w:tcBorders>
+              <w:top w:val="single" w:sz="4" w:space="0" w:color="CCCCCC"/>
+              <w:left w:val="single" w:sz="4" w:space="0" w:color="CCCCCC"/>
+              <w:bottom w:val="single" w:sz="4" w:space="0" w:color="CCCCCC"/>
+              <w:right w:val="single" w:sz="4" w:space="0" w:color="CCCCCC"/>
+            </w:tcBorders>
+          </w:tcPr>
+          <w:p>
+            <w:r>
+              <w:rPr>
+                <w:sz w:val="20"/>
+              </w:rPr>
+              <w:t>2026-04-28</w:t>
+            </w:r>
+          </w:p>
+        </w:tc>
+      </w:tr>
+      <w:tr>
+        <w:tc>
+          <w:tcPr>
+            <w:tcW w:type="dxa" w:w="2592"/>
+            <w:shd w:val="clear" w:color="auto" w:fill="F9FAFB"/>
+            <w:tcBorders>
+              <w:top w:val="single" w:sz="4" w:space="0" w:color="CCCCCC"/>
+              <w:left w:val="single" w:sz="4" w:space="0" w:color="CCCCCC"/>
+              <w:bottom w:val="single" w:sz="4" w:space="0" w:color="CCCCCC"/>
+              <w:right w:val="single" w:sz="4" w:space="0" w:color="CCCCCC"/>
+            </w:tcBorders>
+          </w:tcPr>
+          <w:p>
+            <w:r>
+              <w:rPr>
+                <w:b/>
+                <w:color w:val="1F2937"/>
+                <w:sz w:val="20"/>
+              </w:rPr>
+              <w:t>Code Changes</w:t>
+            </w:r>
+          </w:p>
+        </w:tc>
+        <w:tc>
+          <w:tcPr>
+            <w:tcW w:type="dxa" w:w="8208"/>
+            <w:tcBorders>
+              <w:top w:val="single" w:sz="4" w:space="0" w:color="CCCCCC"/>
+              <w:left w:val="single" w:sz="4" w:space="0" w:color="CCCCCC"/>
+              <w:bottom w:val="single" w:sz="4" w:space="0" w:color="CCCCCC"/>
+              <w:right w:val="single" w:sz="4" w:space="0" w:color="CCCCCC"/>
+            </w:tcBorders>
+          </w:tcPr>
+          <w:p>
+            <w:r>
+              <w:rPr>
+                <w:sz w:val="20"/>
+              </w:rPr>
+              <w:t>+0 additions, -0 deletions</w:t>
+            </w:r>
+          </w:p>
+        </w:tc>
+      </w:tr>
+      <w:tr>
+        <w:tc>
+          <w:tcPr>
+            <w:tcW w:type="dxa" w:w="2592"/>
+            <w:shd w:val="clear" w:color="auto" w:fill="F9FAFB"/>
+            <w:tcBorders>
+              <w:top w:val="single" w:sz="4" w:space="0" w:color="CCCCCC"/>
+              <w:left w:val="single" w:sz="4" w:space="0" w:color="CCCCCC"/>
+              <w:bottom w:val="single" w:sz="4" w:space="0" w:color="CCCCCC"/>
+              <w:right w:val="single" w:sz="4" w:space="0" w:color="CCCCCC"/>
+            </w:tcBorders>
+          </w:tcPr>
+          <w:p>
+            <w:r>
+              <w:rPr>
+                <w:b/>
+                <w:color w:val="1F2937"/>
+                <w:sz w:val="20"/>
+              </w:rPr>
+              <w:t>Commits</w:t>
+            </w:r>
+          </w:p>
+        </w:tc>
+        <w:tc>
+          <w:tcPr>
+            <w:tcW w:type="dxa" w:w="8208"/>
+            <w:tcBorders>
+              <w:top w:val="single" w:sz="4" w:space="0" w:color="CCCCCC"/>
+              <w:left w:val="single" w:sz="4" w:space="0" w:color="CCCCCC"/>
+              <w:bottom w:val="single" w:sz="4" w:space="0" w:color="CCCCCC"/>
+              <w:right w:val="single" w:sz="4" w:space="0" w:color="CCCCCC"/>
+            </w:tcBorders>
+          </w:tcPr>
+          <w:p>
+            <w:r>
+              <w:rPr>
+                <w:sz w:val="20"/>
+              </w:rPr>
+              <w:t>2</w:t>
+            </w:r>
+          </w:p>
+        </w:tc>
+      </w:tr>
+      <w:tr>
+        <w:tc>
+          <w:tcPr>
+            <w:tcW w:type="dxa" w:w="2592"/>
+            <w:shd w:val="clear" w:color="auto" w:fill="F9FAFB"/>
+            <w:tcBorders>
+              <w:top w:val="single" w:sz="4" w:space="0" w:color="CCCCCC"/>
+              <w:left w:val="single" w:sz="4" w:space="0" w:color="CCCCCC"/>
+              <w:bottom w:val="single" w:sz="4" w:space="0" w:color="CCCCCC"/>
+              <w:right w:val="single" w:sz="4" w:space="0" w:color="CCCCCC"/>
+            </w:tcBorders>
+          </w:tcPr>
+          <w:p>
+            <w:r>
+              <w:rPr>
+                <w:b/>
+                <w:color w:val="1F2937"/>
+                <w:sz w:val="20"/>
+              </w:rPr>
+              <w:t>Approvals</w:t>
+            </w:r>
+          </w:p>
+        </w:tc>
+        <w:tc>
+          <w:tcPr>
+            <w:tcW w:type="dxa" w:w="8208"/>
+            <w:tcBorders>
+              <w:top w:val="single" w:sz="4" w:space="0" w:color="CCCCCC"/>
+              <w:left w:val="single" w:sz="4" w:space="0" w:color="CCCCCC"/>
+              <w:bottom w:val="single" w:sz="4" w:space="0" w:color="CCCCCC"/>
+              <w:right w:val="single" w:sz="4" w:space="0" w:color="CCCCCC"/>
+            </w:tcBorders>
+          </w:tcPr>
+          <w:p>
+            <w:r>
+              <w:rPr>
+                <w:sz w:val="20"/>
+              </w:rPr>
+              <w:t>None</w:t>
+            </w:r>
+          </w:p>
+        </w:tc>
+      </w:tr>
+      <w:tr>
+        <w:tc>
+          <w:tcPr>
+            <w:tcW w:type="dxa" w:w="2592"/>
+            <w:shd w:val="clear" w:color="auto" w:fill="F9FAFB"/>
+            <w:tcBorders>
+              <w:top w:val="single" w:sz="4" w:space="0" w:color="CCCCCC"/>
+              <w:left w:val="single" w:sz="4" w:space="0" w:color="CCCCCC"/>
+              <w:bottom w:val="single" w:sz="4" w:space="0" w:color="CCCCCC"/>
+              <w:right w:val="single" w:sz="4" w:space="0" w:color="CCCCCC"/>
+            </w:tcBorders>
+          </w:tcPr>
+          <w:p>
+            <w:r>
+              <w:rPr>
+                <w:b/>
+                <w:color w:val="1F2937"/>
+                <w:sz w:val="20"/>
+              </w:rPr>
+              <w:t>Changes Requested</w:t>
+            </w:r>
+          </w:p>
+        </w:tc>
+        <w:tc>
+          <w:tcPr>
+            <w:tcW w:type="dxa" w:w="8208"/>
+            <w:tcBorders>
+              <w:top w:val="single" w:sz="4" w:space="0" w:color="CCCCCC"/>
+              <w:left w:val="single" w:sz="4" w:space="0" w:color="CCCCCC"/>
+              <w:bottom w:val="single" w:sz="4" w:space="0" w:color="CCCCCC"/>
+              <w:right w:val="single" w:sz="4" w:space="0" w:color="CCCCCC"/>
+            </w:tcBorders>
+          </w:tcPr>
+          <w:p>
+            <w:r>
+              <w:rPr>
+                <w:sz w:val="20"/>
+              </w:rPr>
+              <w:t>None</w:t>
+            </w:r>
+          </w:p>
+        </w:tc>
+      </w:tr>
+      <w:tr>
+        <w:tc>
+          <w:tcPr>
+            <w:tcW w:type="dxa" w:w="2592"/>
+            <w:shd w:val="clear" w:color="auto" w:fill="F9FAFB"/>
+            <w:tcBorders>
+              <w:top w:val="single" w:sz="4" w:space="0" w:color="CCCCCC"/>
+              <w:left w:val="single" w:sz="4" w:space="0" w:color="CCCCCC"/>
+              <w:bottom w:val="single" w:sz="4" w:space="0" w:color="CCCCCC"/>
+              <w:right w:val="single" w:sz="4" w:space="0" w:color="CCCCCC"/>
+            </w:tcBorders>
+          </w:tcPr>
+          <w:p>
+            <w:r>
+              <w:rPr>
+                <w:b/>
+                <w:color w:val="1F2937"/>
+                <w:sz w:val="20"/>
+              </w:rPr>
+              <w:t>Comments</w:t>
+            </w:r>
+          </w:p>
+        </w:tc>
+        <w:tc>
+          <w:tcPr>
+            <w:tcW w:type="dxa" w:w="8208"/>
+            <w:tcBorders>
+              <w:top w:val="single" w:sz="4" w:space="0" w:color="CCCCCC"/>
+              <w:left w:val="single" w:sz="4" w:space="0" w:color="CCCCCC"/>
+              <w:bottom w:val="single" w:sz="4" w:space="0" w:color="CCCCCC"/>
+              <w:right w:val="single" w:sz="4" w:space="0" w:color="CCCCCC"/>
+            </w:tcBorders>
+          </w:tcPr>
+          <w:p>
+            <w:r>
+              <w:rPr>
+                <w:sz w:val="20"/>
+              </w:rPr>
+              <w:t>0 general, 0 review</w:t>
+            </w:r>
+          </w:p>
+        </w:tc>
+      </w:tr>
+      <w:tr>
+        <w:tc>
+          <w:tcPr>
+            <w:tcW w:type="dxa" w:w="2592"/>
+            <w:shd w:val="clear" w:color="auto" w:fill="F9FAFB"/>
+            <w:tcBorders>
+              <w:top w:val="single" w:sz="4" w:space="0" w:color="CCCCCC"/>
+              <w:left w:val="single" w:sz="4" w:space="0" w:color="CCCCCC"/>
+              <w:bottom w:val="single" w:sz="4" w:space="0" w:color="CCCCCC"/>
+              <w:right w:val="single" w:sz="4" w:space="0" w:color="CCCCCC"/>
+            </w:tcBorders>
+          </w:tcPr>
+          <w:p>
+            <w:r>
+              <w:rPr>
+                <w:b/>
+                <w:color w:val="1F2937"/>
+                <w:sz w:val="20"/>
+              </w:rPr>
+              <w:t>Files Changed</w:t>
+            </w:r>
+          </w:p>
+        </w:tc>
+        <w:tc>
+          <w:tcPr>
+            <w:tcW w:type="dxa" w:w="8208"/>
+            <w:tcBorders>
+              <w:top w:val="single" w:sz="4" w:space="0" w:color="CCCCCC"/>
+              <w:left w:val="single" w:sz="4" w:space="0" w:color="CCCCCC"/>
+              <w:bottom w:val="single" w:sz="4" w:space="0" w:color="CCCCCC"/>
+              <w:right w:val="single" w:sz="4" w:space="0" w:color="CCCCCC"/>
+            </w:tcBorders>
+          </w:tcPr>
+          <w:p>
+            <w:r>
+              <w:rPr>
+                <w:sz w:val="20"/>
+              </w:rPr>
+              <w:t>N/A</w:t>
+            </w:r>
+          </w:p>
+        </w:tc>
+      </w:tr>
+    </w:tbl>
+    <w:p>
+      <w:pPr>
+        <w:spacing w:before="160" w:after="80"/>
+      </w:pPr>
+      <w:r>
+        <w:rPr>
+          <w:b/>
+          <w:i w:val="0"/>
+          <w:color w:val="1F2937"/>
+          <w:sz w:val="20"/>
+        </w:rPr>
+        <w:t>Linked Issues:</w:t>
+      </w:r>
+    </w:p>
+    <w:p>
+      <w:pPr>
+        <w:spacing w:before="0" w:after="120"/>
+      </w:pPr>
+      <w:r>
+        <w:rPr>
+          <w:b w:val="0"/>
+          <w:i/>
+          <w:color w:val="9CA3AF"/>
+          <w:sz w:val="18"/>
+        </w:rPr>
+        <w:t>No linked issues found — PR description did not reference any issues with Fixes/Closes #number</w:t>
+      </w:r>
+    </w:p>
+    <w:p>
+      <w:pPr>
+        <w:spacing w:before="80" w:after="80"/>
+        <w:pBdr>
+          <w:bottom w:val="single" w:sz="4" w:space="1" w:color="E5E7EB"/>
+        </w:pBdr>
+      </w:pPr>
     </w:p>
     <w:p>
       <w:pPr>
@@ -468,11 +1071,11 @@
           <w:color w:val="1F2937"/>
           <w:sz w:val="21"/>
         </w:rPr>
-        <w:t>💡 - This PR, authored by deepdocsai[bot], updates the README.md file with 46 lines added and 2 removed to address outdated documentation detected by a docs scan triggered by a master branch commit.</w:t>
-        <w:br/>
-        <w:t>- It remains open with no approvals, comments, or reviews.</w:t>
-        <w:br/>
-        <w:t>- The update aims to keep project documentation current.</w:t>
+        <w:t>💡 - deepdocsai[bot] authored this open PR to update documentation in README.md, triggered by a commit in the master branch.</w:t>
+        <w:br/>
+        <w:t>- It adds 46 lines and removes 2, addressing one outdated doc as per the scan report, but remains unmerged with no approvals or comments.</w:t>
+        <w:br/>
+        <w:t>- The update was generated automatically via DeepDocs tool.</w:t>
       </w:r>
     </w:p>
     <w:tbl>
@@ -1191,11 +1794,11 @@
           <w:color w:val="1F2937"/>
           <w:sz w:val="21"/>
         </w:rPr>
-        <w:t>💡 - Authored by deepdocsai[bot], this PR reports a docs scan finding one outdated document but involves no file changes or code modifications.</w:t>
-        <w:br/>
-        <w:t>- It is closed but not merged, with no interactions or reviews.</w:t>
-        <w:br/>
-        <w:t>- The bot intended to update docs via a referenced commit, but no actual changes were applied in this PR.</w:t>
+        <w:t>💡 - deepdocsai[bot] created this closed PR for documentation updates triggered by a master branch commit, identifying one outdated doc.</w:t>
+        <w:br/>
+        <w:t>- No files were changed and it shows zero code modifications, with no merge occurring despite being closed.</w:t>
+        <w:br/>
+        <w:t>- The PR includes a scan report linking to a commit but lacks reviews or further activity.</w:t>
       </w:r>
     </w:p>
     <w:tbl>
@@ -1838,11 +2441,11 @@
           <w:color w:val="1F2937"/>
           <w:sz w:val="21"/>
         </w:rPr>
-        <w:t>💡 - Created and merged by Janiyamt, this is a merge PR for #14 with no file changes or code additions.</w:t>
-        <w:br/>
-        <w:t>- It serves as a simple integration of the 'Latest Test' branch into master.</w:t>
-        <w:br/>
-        <w:t>- No reviews or comments were involved.</w:t>
+        <w:t>💡 - Janiyamt authored and merged this PR, which merges pull request #14 from the master branch.</w:t>
+        <w:br/>
+        <w:t>- Created and merged on March 11, 2026, with no files changed or code modifications.</w:t>
+        <w:br/>
+        <w:t>- Description simply states 'Latest Test', indicating a testing merge with no reviews.</w:t>
       </w:r>
     </w:p>
     <w:tbl>
@@ -2471,11 +3074,11 @@
           <w:color w:val="1F2937"/>
           <w:sz w:val="21"/>
         </w:rPr>
-        <w:t>💡 - Authored and merged by Janiyamt, this testing PR modifies workflow files, logs, Python scripts like oci_client.py, and documentation files, adding 127 lines and removing 101.</w:t>
-        <w:br/>
-        <w:t>- It focuses on latest tests without a detailed description.</w:t>
-        <w:br/>
-        <w:t>- Merged without any approvals or review comments.</w:t>
+        <w:t>💡 - Janiyamt created and merged this PR titled 'Latest Test', modifying workflow files, logs, Python scripts, and documents.</w:t>
+        <w:br/>
+        <w:t>- It adds 127 lines and removes 101 across files like pr_report.yml, oci_client.py, and others, on March 11, 2026.</w:t>
+        <w:br/>
+        <w:t>- No approvals, comments, or change requests, suggesting solo development testing.</w:t>
       </w:r>
     </w:p>
     <w:tbl>
@@ -3328,11 +3931,11 @@
           <w:color w:val="1F2937"/>
           <w:sz w:val="21"/>
         </w:rPr>
-        <w:t>💡 - Janiyamt authored and merged this bot test PR, which updates .gitignore by adding 3 lines and removing 1.</w:t>
-        <w:br/>
-        <w:t>- It tests bot functionality with no further details.</w:t>
-        <w:br/>
-        <w:t>- No reviews or interactions occurred.</w:t>
+        <w:t>💡 - Janiyamt authored and merged this PR called 'Bot test' on March 4, 2026, updating the .gitignore file.</w:t>
+        <w:br/>
+        <w:t>- Changes include adding 3 lines and removing 1 for testing purposes.</w:t>
+        <w:br/>
+        <w:t>- No reviews or comments, indicating quick solo integration.</w:t>
       </w:r>
     </w:p>
     <w:tbl>
@@ -3989,11 +4592,11 @@
           <w:color w:val="1F2937"/>
           <w:sz w:val="21"/>
         </w:rPr>
-        <w:t>💡 - Authored by Janiyamt, this PR adds a comment to .gitignore for clarity, with 2 lines added and 1 removed.</w:t>
-        <w:br/>
-        <w:t>- It is closed but not merged, lacking any reviews or comments.</w:t>
-        <w:br/>
-        <w:t>- No description provided.</w:t>
+        <w:t>💡 - Janiyamt created this PR to add a comment to .gitignore for clarity, adding 2 lines and removing 1.</w:t>
+        <w:br/>
+        <w:t>- Created on March 4, 2026, but closed without merging and no further activity.</w:t>
+        <w:br/>
+        <w:t>- Lacks description, approvals, or reviews.</w:t>
       </w:r>
     </w:p>
     <w:tbl>
@@ -4648,11 +5251,11 @@
           <w:color w:val="1F2937"/>
           <w:sz w:val="21"/>
         </w:rPr>
-        <w:t>💡 - Janiyamt created and merged this testing PR, updating GitHub workflows, .gitignore, and Python files like doc_generator.py, github_client.py, and main.py, with 240 lines added and 78 removed.</w:t>
-        <w:br/>
-        <w:t>- It represents 'Testing 2' without additional details.</w:t>
-        <w:br/>
-        <w:t>- No approvals or review comments.</w:t>
+        <w:t>💡 - Janiyamt authored and merged this 'Testing 2' PR on March 4, 2026, updating workflows, .gitignore, and Python files like doc_generator.py and main.py.</w:t>
+        <w:br/>
+        <w:t>- Significant changes: +240 lines added, -78 removed, focused on testing enhancements.</w:t>
+        <w:br/>
+        <w:t>- No reviews or comments involved.</w:t>
       </w:r>
     </w:p>
     <w:tbl>
@@ -5667,11 +6270,11 @@
           <w:color w:val="1F2937"/>
           <w:sz w:val="21"/>
         </w:rPr>
-        <w:t>💡 - Authored and merged by Janiyamt, this PR updates .gitignore with a testing comment, swapping 1 line.</w:t>
-        <w:br/>
-        <w:t>- It is a minor configuration tweak.</w:t>
-        <w:br/>
-        <w:t>- No reviews or interactions.</w:t>
+        <w:t>💡 - Janiyamt created and merged this PR to update .gitignore with a testing comment on March 4, 2026.</w:t>
+        <w:br/>
+        <w:t>- Minor change: +1 line added, -1 removed.</w:t>
+        <w:br/>
+        <w:t>- No description, approvals, or review comments.</w:t>
       </w:r>
     </w:p>
     <w:tbl>
@@ -6324,11 +6927,11 @@
           <w:color w:val="1F2937"/>
           <w:sz w:val="21"/>
         </w:rPr>
-        <w:t>💡 - Janiyamt's testing PR updates workflows, .gitignore, and Python files (doc_generator.py, github_client.py, main.py), adding 183 lines and removing 78; labeled as 'bug'.</w:t>
-        <w:br/>
-        <w:t>- It is closed but not merged.</w:t>
-        <w:br/>
-        <w:t>- No description or reviews provided.</w:t>
+        <w:t>💡 - Janiyamt authored this 'Testing' PR on March 4, 2026, labeled as 'bug', modifying workflows, .gitignore, and Python files.</w:t>
+        <w:br/>
+        <w:t>- Adds 183 lines and removes 78, but closed without merging.</w:t>
+        <w:br/>
+        <w:t>- No description, approvals, or reviews provided.</w:t>
       </w:r>
     </w:p>
     <w:tbl>
@@ -7308,693 +7911,6 @@
     </w:p>
     <w:p>
       <w:pPr>
-        <w:spacing w:before="280" w:after="80"/>
-      </w:pPr>
-      <w:r>
-        <w:rPr>
-          <w:b/>
-          <w:color w:val="6B7280"/>
-          <w:sz w:val="26"/>
-        </w:rPr>
-        <w:t xml:space="preserve">PR #8 — </w:t>
-      </w:r>
-      <w:r>
-        <w:rPr>
-          <w:b/>
-          <w:color w:val="1F2937"/>
-          <w:sz w:val="26"/>
-        </w:rPr>
-        <w:t>Update comment in .gitignore for clarity</w:t>
-      </w:r>
-    </w:p>
-    <w:p>
-      <w:pPr>
-        <w:spacing w:before="80" w:after="240"/>
-        <w:ind w:left="432"/>
-        <w:pBdr>
-          <w:left w:val="single" w:sz="12" w:space="10" w:color="10B981"/>
-        </w:pBdr>
-      </w:pPr>
-      <w:r>
-        <w:rPr>
-          <w:i/>
-          <w:color w:val="1F2937"/>
-          <w:sz w:val="21"/>
-        </w:rPr>
-        <w:t>💡 - Authored and merged by likiita, this PR updates a comment in .gitignore for clarity, adding 2 lines and removing 1.</w:t>
-        <w:br/>
-        <w:t>- The description notes improved OCI service installation and usage.</w:t>
-        <w:br/>
-        <w:t>- No reviews or comments involved.</w:t>
-      </w:r>
-    </w:p>
-    <w:tbl>
-      <w:tblPr>
-        <w:tblStyle w:val="TableGrid"/>
-        <w:tblW w:type="auto" w:w="0"/>
-        <w:tblLook w:firstColumn="1" w:firstRow="1" w:lastColumn="0" w:lastRow="0" w:noHBand="0" w:noVBand="1" w:val="04A0"/>
-      </w:tblPr>
-      <w:tblGrid>
-        <w:gridCol w:w="4680"/>
-        <w:gridCol w:w="4680"/>
-      </w:tblGrid>
-      <w:tr>
-        <w:tc>
-          <w:tcPr>
-            <w:tcW w:type="dxa" w:w="2592"/>
-            <w:shd w:val="clear" w:color="auto" w:fill="F9FAFB"/>
-            <w:tcBorders>
-              <w:top w:val="single" w:sz="4" w:space="0" w:color="CCCCCC"/>
-              <w:left w:val="single" w:sz="4" w:space="0" w:color="CCCCCC"/>
-              <w:bottom w:val="single" w:sz="4" w:space="0" w:color="CCCCCC"/>
-              <w:right w:val="single" w:sz="4" w:space="0" w:color="CCCCCC"/>
-            </w:tcBorders>
-          </w:tcPr>
-          <w:p>
-            <w:r>
-              <w:rPr>
-                <w:b/>
-                <w:color w:val="1F2937"/>
-                <w:sz w:val="20"/>
-              </w:rPr>
-              <w:t>Author</w:t>
-            </w:r>
-          </w:p>
-        </w:tc>
-        <w:tc>
-          <w:tcPr>
-            <w:tcW w:type="dxa" w:w="8208"/>
-            <w:tcBorders>
-              <w:top w:val="single" w:sz="4" w:space="0" w:color="CCCCCC"/>
-              <w:left w:val="single" w:sz="4" w:space="0" w:color="CCCCCC"/>
-              <w:bottom w:val="single" w:sz="4" w:space="0" w:color="CCCCCC"/>
-              <w:right w:val="single" w:sz="4" w:space="0" w:color="CCCCCC"/>
-            </w:tcBorders>
-          </w:tcPr>
-          <w:p>
-            <w:r>
-              <w:rPr>
-                <w:sz w:val="20"/>
-              </w:rPr>
-              <w:t>likiita</w:t>
-            </w:r>
-          </w:p>
-        </w:tc>
-      </w:tr>
-      <w:tr>
-        <w:tc>
-          <w:tcPr>
-            <w:tcW w:type="dxa" w:w="2592"/>
-            <w:shd w:val="clear" w:color="auto" w:fill="F9FAFB"/>
-            <w:tcBorders>
-              <w:top w:val="single" w:sz="4" w:space="0" w:color="CCCCCC"/>
-              <w:left w:val="single" w:sz="4" w:space="0" w:color="CCCCCC"/>
-              <w:bottom w:val="single" w:sz="4" w:space="0" w:color="CCCCCC"/>
-              <w:right w:val="single" w:sz="4" w:space="0" w:color="CCCCCC"/>
-            </w:tcBorders>
-          </w:tcPr>
-          <w:p>
-            <w:r>
-              <w:rPr>
-                <w:b/>
-                <w:color w:val="1F2937"/>
-                <w:sz w:val="20"/>
-              </w:rPr>
-              <w:t>Labels</w:t>
-            </w:r>
-          </w:p>
-        </w:tc>
-        <w:tc>
-          <w:tcPr>
-            <w:tcW w:type="dxa" w:w="8208"/>
-            <w:tcBorders>
-              <w:top w:val="single" w:sz="4" w:space="0" w:color="CCCCCC"/>
-              <w:left w:val="single" w:sz="4" w:space="0" w:color="CCCCCC"/>
-              <w:bottom w:val="single" w:sz="4" w:space="0" w:color="CCCCCC"/>
-              <w:right w:val="single" w:sz="4" w:space="0" w:color="CCCCCC"/>
-            </w:tcBorders>
-          </w:tcPr>
-          <w:p>
-            <w:r>
-              <w:rPr>
-                <w:sz w:val="20"/>
-              </w:rPr>
-              <w:t>None</w:t>
-            </w:r>
-          </w:p>
-        </w:tc>
-      </w:tr>
-      <w:tr>
-        <w:tc>
-          <w:tcPr>
-            <w:tcW w:type="dxa" w:w="2592"/>
-            <w:shd w:val="clear" w:color="auto" w:fill="F9FAFB"/>
-            <w:tcBorders>
-              <w:top w:val="single" w:sz="4" w:space="0" w:color="CCCCCC"/>
-              <w:left w:val="single" w:sz="4" w:space="0" w:color="CCCCCC"/>
-              <w:bottom w:val="single" w:sz="4" w:space="0" w:color="CCCCCC"/>
-              <w:right w:val="single" w:sz="4" w:space="0" w:color="CCCCCC"/>
-            </w:tcBorders>
-          </w:tcPr>
-          <w:p>
-            <w:r>
-              <w:rPr>
-                <w:b/>
-                <w:color w:val="1F2937"/>
-                <w:sz w:val="20"/>
-              </w:rPr>
-              <w:t>Branch</w:t>
-            </w:r>
-          </w:p>
-        </w:tc>
-        <w:tc>
-          <w:tcPr>
-            <w:tcW w:type="dxa" w:w="8208"/>
-            <w:tcBorders>
-              <w:top w:val="single" w:sz="4" w:space="0" w:color="CCCCCC"/>
-              <w:left w:val="single" w:sz="4" w:space="0" w:color="CCCCCC"/>
-              <w:bottom w:val="single" w:sz="4" w:space="0" w:color="CCCCCC"/>
-              <w:right w:val="single" w:sz="4" w:space="0" w:color="CCCCCC"/>
-            </w:tcBorders>
-          </w:tcPr>
-          <w:p>
-            <w:r>
-              <w:rPr>
-                <w:sz w:val="20"/>
-              </w:rPr>
-              <w:t>bot_test  →  master</w:t>
-            </w:r>
-          </w:p>
-        </w:tc>
-      </w:tr>
-      <w:tr>
-        <w:tc>
-          <w:tcPr>
-            <w:tcW w:type="dxa" w:w="2592"/>
-            <w:shd w:val="clear" w:color="auto" w:fill="F9FAFB"/>
-            <w:tcBorders>
-              <w:top w:val="single" w:sz="4" w:space="0" w:color="CCCCCC"/>
-              <w:left w:val="single" w:sz="4" w:space="0" w:color="CCCCCC"/>
-              <w:bottom w:val="single" w:sz="4" w:space="0" w:color="CCCCCC"/>
-              <w:right w:val="single" w:sz="4" w:space="0" w:color="CCCCCC"/>
-            </w:tcBorders>
-          </w:tcPr>
-          <w:p>
-            <w:r>
-              <w:rPr>
-                <w:b/>
-                <w:color w:val="1F2937"/>
-                <w:sz w:val="20"/>
-              </w:rPr>
-              <w:t>Status</w:t>
-            </w:r>
-          </w:p>
-        </w:tc>
-        <w:tc>
-          <w:tcPr>
-            <w:tcW w:type="dxa" w:w="8208"/>
-            <w:tcBorders>
-              <w:top w:val="single" w:sz="4" w:space="0" w:color="CCCCCC"/>
-              <w:left w:val="single" w:sz="4" w:space="0" w:color="CCCCCC"/>
-              <w:bottom w:val="single" w:sz="4" w:space="0" w:color="CCCCCC"/>
-              <w:right w:val="single" w:sz="4" w:space="0" w:color="CCCCCC"/>
-            </w:tcBorders>
-          </w:tcPr>
-          <w:p>
-            <w:r>
-              <w:rPr>
-                <w:sz w:val="20"/>
-              </w:rPr>
-              <w:t>Merged on 2026-03-04</w:t>
-            </w:r>
-          </w:p>
-        </w:tc>
-      </w:tr>
-      <w:tr>
-        <w:tc>
-          <w:tcPr>
-            <w:tcW w:type="dxa" w:w="2592"/>
-            <w:shd w:val="clear" w:color="auto" w:fill="F9FAFB"/>
-            <w:tcBorders>
-              <w:top w:val="single" w:sz="4" w:space="0" w:color="CCCCCC"/>
-              <w:left w:val="single" w:sz="4" w:space="0" w:color="CCCCCC"/>
-              <w:bottom w:val="single" w:sz="4" w:space="0" w:color="CCCCCC"/>
-              <w:right w:val="single" w:sz="4" w:space="0" w:color="CCCCCC"/>
-            </w:tcBorders>
-          </w:tcPr>
-          <w:p>
-            <w:r>
-              <w:rPr>
-                <w:b/>
-                <w:color w:val="1F2937"/>
-                <w:sz w:val="20"/>
-              </w:rPr>
-              <w:t>Merged By</w:t>
-            </w:r>
-          </w:p>
-        </w:tc>
-        <w:tc>
-          <w:tcPr>
-            <w:tcW w:type="dxa" w:w="8208"/>
-            <w:tcBorders>
-              <w:top w:val="single" w:sz="4" w:space="0" w:color="CCCCCC"/>
-              <w:left w:val="single" w:sz="4" w:space="0" w:color="CCCCCC"/>
-              <w:bottom w:val="single" w:sz="4" w:space="0" w:color="CCCCCC"/>
-              <w:right w:val="single" w:sz="4" w:space="0" w:color="CCCCCC"/>
-            </w:tcBorders>
-          </w:tcPr>
-          <w:p>
-            <w:r>
-              <w:rPr>
-                <w:sz w:val="20"/>
-              </w:rPr>
-              <w:t>likiita</w:t>
-            </w:r>
-          </w:p>
-        </w:tc>
-      </w:tr>
-      <w:tr>
-        <w:tc>
-          <w:tcPr>
-            <w:tcW w:type="dxa" w:w="2592"/>
-            <w:shd w:val="clear" w:color="auto" w:fill="F9FAFB"/>
-            <w:tcBorders>
-              <w:top w:val="single" w:sz="4" w:space="0" w:color="CCCCCC"/>
-              <w:left w:val="single" w:sz="4" w:space="0" w:color="CCCCCC"/>
-              <w:bottom w:val="single" w:sz="4" w:space="0" w:color="CCCCCC"/>
-              <w:right w:val="single" w:sz="4" w:space="0" w:color="CCCCCC"/>
-            </w:tcBorders>
-          </w:tcPr>
-          <w:p>
-            <w:r>
-              <w:rPr>
-                <w:b/>
-                <w:color w:val="1F2937"/>
-                <w:sz w:val="20"/>
-              </w:rPr>
-              <w:t>Created</w:t>
-            </w:r>
-          </w:p>
-        </w:tc>
-        <w:tc>
-          <w:tcPr>
-            <w:tcW w:type="dxa" w:w="8208"/>
-            <w:tcBorders>
-              <w:top w:val="single" w:sz="4" w:space="0" w:color="CCCCCC"/>
-              <w:left w:val="single" w:sz="4" w:space="0" w:color="CCCCCC"/>
-              <w:bottom w:val="single" w:sz="4" w:space="0" w:color="CCCCCC"/>
-              <w:right w:val="single" w:sz="4" w:space="0" w:color="CCCCCC"/>
-            </w:tcBorders>
-          </w:tcPr>
-          <w:p>
-            <w:r>
-              <w:rPr>
-                <w:sz w:val="20"/>
-              </w:rPr>
-              <w:t>2026-03-04</w:t>
-            </w:r>
-          </w:p>
-        </w:tc>
-      </w:tr>
-      <w:tr>
-        <w:tc>
-          <w:tcPr>
-            <w:tcW w:type="dxa" w:w="2592"/>
-            <w:shd w:val="clear" w:color="auto" w:fill="F9FAFB"/>
-            <w:tcBorders>
-              <w:top w:val="single" w:sz="4" w:space="0" w:color="CCCCCC"/>
-              <w:left w:val="single" w:sz="4" w:space="0" w:color="CCCCCC"/>
-              <w:bottom w:val="single" w:sz="4" w:space="0" w:color="CCCCCC"/>
-              <w:right w:val="single" w:sz="4" w:space="0" w:color="CCCCCC"/>
-            </w:tcBorders>
-          </w:tcPr>
-          <w:p>
-            <w:r>
-              <w:rPr>
-                <w:b/>
-                <w:color w:val="1F2937"/>
-                <w:sz w:val="20"/>
-              </w:rPr>
-              <w:t>Code Changes</w:t>
-            </w:r>
-          </w:p>
-        </w:tc>
-        <w:tc>
-          <w:tcPr>
-            <w:tcW w:type="dxa" w:w="8208"/>
-            <w:tcBorders>
-              <w:top w:val="single" w:sz="4" w:space="0" w:color="CCCCCC"/>
-              <w:left w:val="single" w:sz="4" w:space="0" w:color="CCCCCC"/>
-              <w:bottom w:val="single" w:sz="4" w:space="0" w:color="CCCCCC"/>
-              <w:right w:val="single" w:sz="4" w:space="0" w:color="CCCCCC"/>
-            </w:tcBorders>
-          </w:tcPr>
-          <w:p>
-            <w:r>
-              <w:rPr>
-                <w:sz w:val="20"/>
-              </w:rPr>
-              <w:t>+2 additions, -1 deletions</w:t>
-            </w:r>
-          </w:p>
-        </w:tc>
-      </w:tr>
-      <w:tr>
-        <w:tc>
-          <w:tcPr>
-            <w:tcW w:type="dxa" w:w="2592"/>
-            <w:shd w:val="clear" w:color="auto" w:fill="F9FAFB"/>
-            <w:tcBorders>
-              <w:top w:val="single" w:sz="4" w:space="0" w:color="CCCCCC"/>
-              <w:left w:val="single" w:sz="4" w:space="0" w:color="CCCCCC"/>
-              <w:bottom w:val="single" w:sz="4" w:space="0" w:color="CCCCCC"/>
-              <w:right w:val="single" w:sz="4" w:space="0" w:color="CCCCCC"/>
-            </w:tcBorders>
-          </w:tcPr>
-          <w:p>
-            <w:r>
-              <w:rPr>
-                <w:b/>
-                <w:color w:val="1F2937"/>
-                <w:sz w:val="20"/>
-              </w:rPr>
-              <w:t>Commits</w:t>
-            </w:r>
-          </w:p>
-        </w:tc>
-        <w:tc>
-          <w:tcPr>
-            <w:tcW w:type="dxa" w:w="8208"/>
-            <w:tcBorders>
-              <w:top w:val="single" w:sz="4" w:space="0" w:color="CCCCCC"/>
-              <w:left w:val="single" w:sz="4" w:space="0" w:color="CCCCCC"/>
-              <w:bottom w:val="single" w:sz="4" w:space="0" w:color="CCCCCC"/>
-              <w:right w:val="single" w:sz="4" w:space="0" w:color="CCCCCC"/>
-            </w:tcBorders>
-          </w:tcPr>
-          <w:p>
-            <w:r>
-              <w:rPr>
-                <w:sz w:val="20"/>
-              </w:rPr>
-              <w:t>2</w:t>
-            </w:r>
-          </w:p>
-        </w:tc>
-      </w:tr>
-      <w:tr>
-        <w:tc>
-          <w:tcPr>
-            <w:tcW w:type="dxa" w:w="2592"/>
-            <w:shd w:val="clear" w:color="auto" w:fill="F9FAFB"/>
-            <w:tcBorders>
-              <w:top w:val="single" w:sz="4" w:space="0" w:color="CCCCCC"/>
-              <w:left w:val="single" w:sz="4" w:space="0" w:color="CCCCCC"/>
-              <w:bottom w:val="single" w:sz="4" w:space="0" w:color="CCCCCC"/>
-              <w:right w:val="single" w:sz="4" w:space="0" w:color="CCCCCC"/>
-            </w:tcBorders>
-          </w:tcPr>
-          <w:p>
-            <w:r>
-              <w:rPr>
-                <w:b/>
-                <w:color w:val="1F2937"/>
-                <w:sz w:val="20"/>
-              </w:rPr>
-              <w:t>Approvals</w:t>
-            </w:r>
-          </w:p>
-        </w:tc>
-        <w:tc>
-          <w:tcPr>
-            <w:tcW w:type="dxa" w:w="8208"/>
-            <w:tcBorders>
-              <w:top w:val="single" w:sz="4" w:space="0" w:color="CCCCCC"/>
-              <w:left w:val="single" w:sz="4" w:space="0" w:color="CCCCCC"/>
-              <w:bottom w:val="single" w:sz="4" w:space="0" w:color="CCCCCC"/>
-              <w:right w:val="single" w:sz="4" w:space="0" w:color="CCCCCC"/>
-            </w:tcBorders>
-          </w:tcPr>
-          <w:p>
-            <w:r>
-              <w:rPr>
-                <w:sz w:val="20"/>
-              </w:rPr>
-              <w:t>None</w:t>
-            </w:r>
-          </w:p>
-        </w:tc>
-      </w:tr>
-      <w:tr>
-        <w:tc>
-          <w:tcPr>
-            <w:tcW w:type="dxa" w:w="2592"/>
-            <w:shd w:val="clear" w:color="auto" w:fill="F9FAFB"/>
-            <w:tcBorders>
-              <w:top w:val="single" w:sz="4" w:space="0" w:color="CCCCCC"/>
-              <w:left w:val="single" w:sz="4" w:space="0" w:color="CCCCCC"/>
-              <w:bottom w:val="single" w:sz="4" w:space="0" w:color="CCCCCC"/>
-              <w:right w:val="single" w:sz="4" w:space="0" w:color="CCCCCC"/>
-            </w:tcBorders>
-          </w:tcPr>
-          <w:p>
-            <w:r>
-              <w:rPr>
-                <w:b/>
-                <w:color w:val="1F2937"/>
-                <w:sz w:val="20"/>
-              </w:rPr>
-              <w:t>Changes Requested</w:t>
-            </w:r>
-          </w:p>
-        </w:tc>
-        <w:tc>
-          <w:tcPr>
-            <w:tcW w:type="dxa" w:w="8208"/>
-            <w:tcBorders>
-              <w:top w:val="single" w:sz="4" w:space="0" w:color="CCCCCC"/>
-              <w:left w:val="single" w:sz="4" w:space="0" w:color="CCCCCC"/>
-              <w:bottom w:val="single" w:sz="4" w:space="0" w:color="CCCCCC"/>
-              <w:right w:val="single" w:sz="4" w:space="0" w:color="CCCCCC"/>
-            </w:tcBorders>
-          </w:tcPr>
-          <w:p>
-            <w:r>
-              <w:rPr>
-                <w:sz w:val="20"/>
-              </w:rPr>
-              <w:t>None</w:t>
-            </w:r>
-          </w:p>
-        </w:tc>
-      </w:tr>
-      <w:tr>
-        <w:tc>
-          <w:tcPr>
-            <w:tcW w:type="dxa" w:w="2592"/>
-            <w:shd w:val="clear" w:color="auto" w:fill="F9FAFB"/>
-            <w:tcBorders>
-              <w:top w:val="single" w:sz="4" w:space="0" w:color="CCCCCC"/>
-              <w:left w:val="single" w:sz="4" w:space="0" w:color="CCCCCC"/>
-              <w:bottom w:val="single" w:sz="4" w:space="0" w:color="CCCCCC"/>
-              <w:right w:val="single" w:sz="4" w:space="0" w:color="CCCCCC"/>
-            </w:tcBorders>
-          </w:tcPr>
-          <w:p>
-            <w:r>
-              <w:rPr>
-                <w:b/>
-                <w:color w:val="1F2937"/>
-                <w:sz w:val="20"/>
-              </w:rPr>
-              <w:t>Comments</w:t>
-            </w:r>
-          </w:p>
-        </w:tc>
-        <w:tc>
-          <w:tcPr>
-            <w:tcW w:type="dxa" w:w="8208"/>
-            <w:tcBorders>
-              <w:top w:val="single" w:sz="4" w:space="0" w:color="CCCCCC"/>
-              <w:left w:val="single" w:sz="4" w:space="0" w:color="CCCCCC"/>
-              <w:bottom w:val="single" w:sz="4" w:space="0" w:color="CCCCCC"/>
-              <w:right w:val="single" w:sz="4" w:space="0" w:color="CCCCCC"/>
-            </w:tcBorders>
-          </w:tcPr>
-          <w:p>
-            <w:r>
-              <w:rPr>
-                <w:sz w:val="20"/>
-              </w:rPr>
-              <w:t>0 general, 0 review</w:t>
-            </w:r>
-          </w:p>
-        </w:tc>
-      </w:tr>
-      <w:tr>
-        <w:tc>
-          <w:tcPr>
-            <w:tcW w:type="dxa" w:w="2592"/>
-            <w:shd w:val="clear" w:color="auto" w:fill="F9FAFB"/>
-            <w:tcBorders>
-              <w:top w:val="single" w:sz="4" w:space="0" w:color="CCCCCC"/>
-              <w:left w:val="single" w:sz="4" w:space="0" w:color="CCCCCC"/>
-              <w:bottom w:val="single" w:sz="4" w:space="0" w:color="CCCCCC"/>
-              <w:right w:val="single" w:sz="4" w:space="0" w:color="CCCCCC"/>
-            </w:tcBorders>
-          </w:tcPr>
-          <w:p>
-            <w:r>
-              <w:rPr>
-                <w:b/>
-                <w:color w:val="1F2937"/>
-                <w:sz w:val="20"/>
-              </w:rPr>
-              <w:t>Files Changed</w:t>
-            </w:r>
-          </w:p>
-        </w:tc>
-        <w:tc>
-          <w:tcPr>
-            <w:tcW w:type="dxa" w:w="8208"/>
-            <w:tcBorders>
-              <w:top w:val="single" w:sz="4" w:space="0" w:color="CCCCCC"/>
-              <w:left w:val="single" w:sz="4" w:space="0" w:color="CCCCCC"/>
-              <w:bottom w:val="single" w:sz="4" w:space="0" w:color="CCCCCC"/>
-              <w:right w:val="single" w:sz="4" w:space="0" w:color="CCCCCC"/>
-            </w:tcBorders>
-          </w:tcPr>
-          <w:p>
-            <w:r>
-              <w:rPr>
-                <w:sz w:val="20"/>
-              </w:rPr>
-              <w:t>.gitignore</w:t>
-            </w:r>
-          </w:p>
-        </w:tc>
-      </w:tr>
-    </w:tbl>
-    <w:p>
-      <w:pPr>
-        <w:spacing w:before="160" w:after="40"/>
-      </w:pPr>
-      <w:r>
-        <w:rPr>
-          <w:b/>
-          <w:i w:val="0"/>
-          <w:color w:val="1F2937"/>
-          <w:sz w:val="20"/>
-        </w:rPr>
-        <w:t>Description:</w:t>
-      </w:r>
-    </w:p>
-    <w:p>
-      <w:pPr>
-        <w:spacing w:before="0" w:after="160"/>
-      </w:pPr>
-      <w:r>
-        <w:rPr>
-          <w:b w:val="0"/>
-          <w:i w:val="0"/>
-          <w:color w:val="6B7280"/>
-          <w:sz w:val="20"/>
-        </w:rPr>
-        <w:t>now it installs the oci and can use oci services</w:t>
-      </w:r>
-    </w:p>
-    <w:p>
-      <w:pPr>
-        <w:spacing w:before="160" w:after="80"/>
-      </w:pPr>
-      <w:r>
-        <w:rPr>
-          <w:b/>
-          <w:i w:val="0"/>
-          <w:color w:val="1F2937"/>
-          <w:sz w:val="20"/>
-        </w:rPr>
-        <w:t>Linked Issues:</w:t>
-      </w:r>
-    </w:p>
-    <w:p>
-      <w:pPr>
-        <w:spacing w:before="0" w:after="120"/>
-      </w:pPr>
-      <w:r>
-        <w:rPr>
-          <w:b w:val="0"/>
-          <w:i/>
-          <w:color w:val="9CA3AF"/>
-          <w:sz w:val="18"/>
-        </w:rPr>
-        <w:t>No linked issues found — PR description did not reference any issues with Fixes/Closes #number</w:t>
-      </w:r>
-    </w:p>
-    <w:p>
-      <w:pPr>
-        <w:spacing w:before="160" w:after="80"/>
-      </w:pPr>
-      <w:r>
-        <w:rPr>
-          <w:b/>
-          <w:i w:val="0"/>
-          <w:color w:val="1F2937"/>
-          <w:sz w:val="20"/>
-        </w:rPr>
-        <w:t>Code Changes:</w:t>
-      </w:r>
-    </w:p>
-    <w:p>
-      <w:pPr>
-        <w:spacing w:before="120" w:after="40"/>
-      </w:pPr>
-      <w:r>
-        <w:rPr>
-          <w:b/>
-          <w:i w:val="0"/>
-          <w:color w:val="1E3A5F"/>
-          <w:sz w:val="18"/>
-        </w:rPr>
-        <w:t>MODIFIED: .gitignore  (+2 / -1)</w:t>
-      </w:r>
-    </w:p>
-    <w:p>
-      <w:pPr>
-        <w:spacing w:before="0" w:after="80"/>
-      </w:pPr>
-      <w:r>
-        <w:rPr>
-          <w:b w:val="0"/>
-          <w:i w:val="0"/>
-          <w:color w:val="6B7280"/>
-          <w:sz w:val="16"/>
-        </w:rPr>
-        <w:t>@@ -4,4 +4,5 @@ pr_report.docx</w:t>
-        <w:br/>
-        <w:t xml:space="preserve"> venv/</w:t>
-        <w:br/>
-        <w:t xml:space="preserve"> .venv/</w:t>
-        <w:br/>
-        <w:t xml:space="preserve"> config.py</w:t>
-        <w:br/>
-        <w:t>-# everything works well with oci services as it will be insatlled now</w:t>
-        <w:br/>
-        <w:t>+#everything works well with oci services as it is installed now</w:t>
-        <w:br/>
-        <w:t xml:space="preserve">+# </w:t>
-      </w:r>
-    </w:p>
-    <w:p>
-      <w:pPr>
-        <w:spacing w:before="80" w:after="80"/>
-        <w:pBdr>
-          <w:bottom w:val="single" w:sz="4" w:space="1" w:color="E5E7EB"/>
-        </w:pBdr>
-      </w:pPr>
-    </w:p>
-    <w:p>
-      <w:pPr>
         <w:spacing w:before="120" w:after="120"/>
         <w:jc w:val="center"/>
       </w:pPr>
@@ -8005,7 +7921,7 @@
           <w:color w:val="9CA3AF"/>
           <w:sz w:val="18"/>
         </w:rPr>
-        <w:t>Report generated by PR Documentation Agent  •  March 11, 2026 at 08:04</w:t>
+        <w:t>Report generated by PR Documentation Agent  •  April 28, 2026 at 06:10</w:t>
       </w:r>
     </w:p>
     <w:sectPr>
